--- a/Stage1_Report.docx
+++ b/Stage1_Report.docx
@@ -2995,19 +2995,22 @@
         <w:t>users</w:t>
       </w:r>
       <w:r>
-        <w:t xml:space="preserve"> were to use an ordinary chatbot for this problem, they would find success albeit for the first couple of writing rounds. Hand the chatbot lore to manage and a long story with an overarching plotline and it soon starts to fall apart, becoming inconsistent or straight up contradicting established points. In this project, the AI Interactive Storyteller serves to offer</w:t>
-      </w:r>
-      <w:r>
-        <w:t xml:space="preserve"> users</w:t>
-      </w:r>
-      <w:r>
-        <w:t xml:space="preserve"> an outlet to generate and/or take part in how </w:t>
-      </w:r>
-      <w:r>
-        <w:t>a story</w:t>
-      </w:r>
-      <w:r>
-        <w:t xml:space="preserve"> unfolds.</w:t>
+        <w:t xml:space="preserve"> were to use an ordinary chatbot for this problem, they would find success</w:t>
+      </w:r>
+      <w:r>
+        <w:t xml:space="preserve"> for only</w:t>
+      </w:r>
+      <w:r>
+        <w:t xml:space="preserve"> the first couple of writing rounds. Hand the chatbot lore to manage and a long story with an overarching plotline and it soon starts to fall apart, becoming inconsistent or </w:t>
+      </w:r>
+      <w:r>
+        <w:t>outright</w:t>
+      </w:r>
+      <w:r>
+        <w:t xml:space="preserve"> contradicting established points. </w:t>
+      </w:r>
+      <w:r>
+        <w:t>In this project, the AI Interactive Storyteller serves to track lore, character descriptions and overall world status, resulting in a consistent, lore-rich story for users to interact with. It also plans pivotal events that are kept hidden from users, so that the story is still able to surprise them.</w:t>
       </w:r>
     </w:p>
     <w:p>
@@ -3026,7 +3029,7 @@
         <w:spacing w:after="120"/>
       </w:pPr>
       <w:r>
-        <w:t>The target users for this application are solo role-players who would like to generate their own longer, cohesive pieces of fiction and would like to immerse themselves in a world where the story cooperates with their actions. The world and story bends and moulds itself to the user’s actions, which is the desired effect.</w:t>
+        <w:t xml:space="preserve">The target users for this application are solo role-players who would like to generate their own longer, cohesive pieces of fiction and would like to immerse themselves in a world where the story cooperates with their actions. </w:t>
       </w:r>
     </w:p>
     <w:p>
@@ -3050,65 +3053,97 @@
           <w:b/>
           <w:bCs/>
         </w:rPr>
-        <w:t>Agent Activities</w:t>
-      </w:r>
-    </w:p>
-    <w:p>
-      <w:pPr>
-        <w:spacing w:after="120"/>
-      </w:pPr>
-      <w:r>
-        <w:t>In this application, the agent will be able to set</w:t>
-      </w:r>
-      <w:r>
-        <w:t xml:space="preserve"> </w:t>
-      </w:r>
-      <w:r>
-        <w:t xml:space="preserve">up and maintain a narrative/story that is then displayed to the user. The agent will be able to manage and maintain specific entries of information like lore and characters with the user’s approval, while also steering the user towards a generated list of hidden, pivotal events. </w:t>
-      </w:r>
-    </w:p>
-    <w:p>
-      <w:pPr>
-        <w:keepNext/>
-        <w:spacing w:before="120" w:after="60"/>
-      </w:pPr>
+        <w:t xml:space="preserve">Agent </w:t>
+      </w:r>
       <w:r>
         <w:rPr>
           <w:b/>
           <w:bCs/>
         </w:rPr>
-        <w:t>Why use an Agent?</w:t>
-      </w:r>
-    </w:p>
-    <w:p>
-      <w:pPr>
-        <w:spacing w:after="120"/>
-      </w:pPr>
-      <w:r>
-        <w:t xml:space="preserve">This requires an agent rather than a single LLM API call because it is doing more than generating text. It needs to preserve large amounts of long-running context, steer the user towards pivotal events and ensure that all its outputs and actions are all consistent with what is happening in the story and what is to happen. </w:t>
-      </w:r>
-    </w:p>
-    <w:p>
-      <w:pPr>
-        <w:pStyle w:val="Heading2"/>
-        <w:keepNext/>
-      </w:pPr>
-      <w:bookmarkStart w:id="4" w:name="_Toc242439978"/>
-      <w:r>
-        <w:t>1.4 AI/LLM Model(s)</w:t>
-      </w:r>
-      <w:bookmarkStart w:id="5" w:name="_Toc242439979"/>
-      <w:bookmarkEnd w:id="4"/>
-    </w:p>
-    <w:p>
-      <w:pPr>
+        <w:t>a</w:t>
+      </w:r>
+      <w:r>
         <w:rPr>
           <w:b/>
           <w:bCs/>
         </w:rPr>
-      </w:pPr>
-      <w:r>
-        <w:t xml:space="preserve">This project will use Claude Sonnet 5.5 by Anthropic. This decision comes from the model’s intelligence, reliable tool-calling and compatibility for proper structured output. This comes with a couple of trade-offs, including restricting content that can be generated in the application (no sexually explicit material or glorifying objectionable material). This model offers a good balance of intelligence and cost. </w:t>
+        <w:t>ctivities</w:t>
+      </w:r>
+    </w:p>
+    <w:p>
+      <w:pPr>
+        <w:spacing w:after="120"/>
+      </w:pPr>
+      <w:r>
+        <w:t>In this application, the agent will be able to set</w:t>
+      </w:r>
+      <w:r>
+        <w:t xml:space="preserve"> </w:t>
+      </w:r>
+      <w:r>
+        <w:t xml:space="preserve">up and maintain a story that is then displayed to the user. The agent will be able to manage specific entries of information like lore and characters with the user’s approval, while </w:t>
+      </w:r>
+      <w:r>
+        <w:t xml:space="preserve">writing a story </w:t>
+      </w:r>
+      <w:r>
+        <w:t>guided by</w:t>
+      </w:r>
+      <w:r>
+        <w:t xml:space="preserve"> the</w:t>
+      </w:r>
+      <w:r>
+        <w:t xml:space="preserve"> generated list of hidden, pivotal events. </w:t>
+      </w:r>
+    </w:p>
+    <w:p>
+      <w:pPr>
+        <w:keepNext/>
+        <w:spacing w:before="120" w:after="60"/>
+        <w:rPr>
+          <w:b/>
+          <w:bCs/>
+        </w:rPr>
+      </w:pPr>
+      <w:r>
+        <w:rPr>
+          <w:b/>
+          <w:bCs/>
+        </w:rPr>
+        <w:t xml:space="preserve">Why use an </w:t>
+      </w:r>
+      <w:r>
+        <w:rPr>
+          <w:b/>
+          <w:bCs/>
+        </w:rPr>
+        <w:t>a</w:t>
+      </w:r>
+      <w:r>
+        <w:rPr>
+          <w:b/>
+          <w:bCs/>
+        </w:rPr>
+        <w:t>gent?</w:t>
+      </w:r>
+      <w:bookmarkStart w:id="4" w:name="_Toc242439978"/>
+    </w:p>
+    <w:p>
+      <w:pPr>
+        <w:keepNext/>
+        <w:spacing w:before="120" w:after="60"/>
+      </w:pPr>
+      <w:r>
+        <w:t xml:space="preserve">This application requires an agent rather than a single LLM API call because the agent is doing more than generating text. Within a single story-writing turn, the agent needs to look up the relevant lore and characters, check the list of pivotal events and the pinned canon facts, and decide whether to continue towards the next pivotal event or revise the list to fit what the user has done. </w:t>
+      </w:r>
+    </w:p>
+    <w:p>
+      <w:pPr>
+        <w:keepNext/>
+        <w:spacing w:before="120" w:after="60"/>
+      </w:pPr>
+      <w:r>
+        <w:t>The agent also needs to keep a long story coherent by summarizing earlier events, propose new lore for the user to approve, and ensure that its outputs and actions are all consistent with what is happening in the story and what is planned to happen.</w:t>
       </w:r>
     </w:p>
     <w:p>
@@ -3117,6 +3152,166 @@
         <w:keepNext/>
       </w:pPr>
       <w:r>
+        <w:t>1.4 AI/LLM Model(s)</w:t>
+      </w:r>
+      <w:bookmarkStart w:id="5" w:name="_Toc242439979"/>
+      <w:bookmarkEnd w:id="4"/>
+    </w:p>
+    <w:p>
+      <w:r>
+        <w:t xml:space="preserve">This project will use </w:t>
+      </w:r>
+      <w:r>
+        <w:rPr>
+          <w:b/>
+          <w:bCs/>
+          <w:u w:val="single"/>
+        </w:rPr>
+        <w:t>Claude Sonnet 5.5</w:t>
+      </w:r>
+      <w:r>
+        <w:t xml:space="preserve"> by </w:t>
+      </w:r>
+      <w:r>
+        <w:rPr>
+          <w:b/>
+          <w:bCs/>
+          <w:u w:val="single"/>
+        </w:rPr>
+        <w:t>Anthropic</w:t>
+      </w:r>
+      <w:r>
+        <w:t xml:space="preserve"> (priced at $2/million input tokens; $10/million output tokens)</w:t>
+      </w:r>
+      <w:r>
+        <w:t xml:space="preserve">. </w:t>
+      </w:r>
+    </w:p>
+    <w:p/>
+    <w:p>
+      <w:r>
+        <w:t xml:space="preserve">This decision comes from the model’s intelligence, reliable tool-calling and </w:t>
+      </w:r>
+      <w:r>
+        <w:t>support</w:t>
+      </w:r>
+      <w:r>
+        <w:t xml:space="preserve"> for structured output. This comes with a trade-off</w:t>
+      </w:r>
+      <w:r>
+        <w:t xml:space="preserve"> as Claude will not </w:t>
+      </w:r>
+      <w:r>
+        <w:t>generat</w:t>
+      </w:r>
+      <w:r>
+        <w:t xml:space="preserve">e certain content </w:t>
+      </w:r>
+      <w:r>
+        <w:t xml:space="preserve">in the application (no sexually explicit material or glorifying </w:t>
+      </w:r>
+      <w:r>
+        <w:t>graphic violence/gore</w:t>
+      </w:r>
+      <w:r>
+        <w:t>).</w:t>
+      </w:r>
+      <w:r>
+        <w:t xml:space="preserve"> It will, however, still portray dark fantasy elements if users desire such themes.</w:t>
+      </w:r>
+      <w:r>
+        <w:t xml:space="preserve"> </w:t>
+      </w:r>
+    </w:p>
+    <w:p/>
+    <w:p>
+      <w:r>
+        <w:rPr>
+          <w:b/>
+          <w:bCs/>
+          <w:u w:val="single"/>
+        </w:rPr>
+        <w:t xml:space="preserve">Claude </w:t>
+      </w:r>
+      <w:r>
+        <w:rPr>
+          <w:b/>
+          <w:bCs/>
+          <w:u w:val="single"/>
+        </w:rPr>
+        <w:t>Fable 5.1</w:t>
+      </w:r>
+      <w:r>
+        <w:t xml:space="preserve"> would be </w:t>
+      </w:r>
+      <w:r>
+        <w:t xml:space="preserve">an </w:t>
+      </w:r>
+      <w:r>
+        <w:t>excellent fit</w:t>
+      </w:r>
+      <w:r>
+        <w:t xml:space="preserve"> </w:t>
+      </w:r>
+      <w:r>
+        <w:t xml:space="preserve">here, as it </w:t>
+      </w:r>
+      <w:r>
+        <w:t>is a model that was built for long-running task</w:t>
+      </w:r>
+      <w:r>
+        <w:t>s</w:t>
+      </w:r>
+      <w:r>
+        <w:t xml:space="preserve"> where continuity </w:t>
+      </w:r>
+      <w:r>
+        <w:t>matters</w:t>
+      </w:r>
+      <w:r>
+        <w:t xml:space="preserve"> (Anthropic)</w:t>
+      </w:r>
+      <w:r>
+        <w:t>, but the cost is too great for something on this scale</w:t>
+      </w:r>
+      <w:r>
+        <w:t xml:space="preserve"> ($10/million input tokens; $50/million output tokens)</w:t>
+      </w:r>
+      <w:r>
+        <w:t xml:space="preserve">. This app </w:t>
+      </w:r>
+      <w:r>
+        <w:t>will use</w:t>
+      </w:r>
+      <w:r>
+        <w:t xml:space="preserve"> </w:t>
+      </w:r>
+      <w:r>
+        <w:t>the</w:t>
+      </w:r>
+      <w:r>
+        <w:t xml:space="preserve"> </w:t>
+      </w:r>
+      <w:r>
+        <w:t>A</w:t>
+      </w:r>
+      <w:r>
+        <w:t>dapter pattern</w:t>
+      </w:r>
+      <w:r>
+        <w:t xml:space="preserve"> so other models can be added easily</w:t>
+      </w:r>
+      <w:r>
+        <w:t>.</w:t>
+      </w:r>
+    </w:p>
+    <w:p>
+      <w:pPr>
+        <w:pStyle w:val="Heading2"/>
+        <w:keepNext/>
+      </w:pPr>
+      <w:r>
+        <w:lastRenderedPageBreak/>
         <w:t>1.5 Overall Architecture</w:t>
       </w:r>
       <w:bookmarkEnd w:id="5"/>
@@ -3154,20 +3349,16 @@
         <w:t xml:space="preserve"> an adapter</w:t>
       </w:r>
       <w:r>
-        <w:t xml:space="preserve">, which allows the model to be swapped out without changing the rest of the application. The agent will not be able to change the story’s state on its own. When it needs to read or change something like a lore entry or a character, it </w:t>
-      </w:r>
-      <w:r>
-        <w:lastRenderedPageBreak/>
-        <w:t>makes a tool call that the application checks and carries out before returning the result. This comes with the benefit of keeping lore and characters under the user’s control, as any new entries are only saved with the user’s approval</w:t>
+        <w:t xml:space="preserve">, which allows the model to be swapped out without changing the rest of the </w:t>
+      </w:r>
+      <w:r>
+        <w:t>app</w:t>
+      </w:r>
+      <w:r>
+        <w:t>. The agent will not be able to change the story’s state on its own. When it needs to read or change something like a lore entry or a character, it makes a tool call that the application checks and carries out before returning the result. This comes with the benefit of keeping lore and characters under the user’s control, as any new entries are only saved with the user’s approval</w:t>
       </w:r>
       <w:r>
         <w:t xml:space="preserve">. </w:t>
-      </w:r>
-      <w:r>
-        <w:t>The list of pivotal events is kept hidden from the user so that the story is still able to surprise them</w:t>
-      </w:r>
-      <w:r>
-        <w:t>. If the user wishes to supply a basis for a story’s setting and/or flow, the agent will be able to discreetly generate pivotal events that fit in the supplied basis, still allowing the user to be surprised by any sudden twists.</w:t>
       </w:r>
     </w:p>
     <w:p>
@@ -3176,7 +3367,40 @@
         <w:spacing w:before="160" w:after="60"/>
       </w:pPr>
       <w:r>
-        <w:t>The code and agent work together, with the app providing solid pieces of information relevant to the world, while the agent utilizes to write a story.</w:t>
+        <w:t>The list of pivotal events is kept hidden from the user so that the story is still able to surprise them</w:t>
+      </w:r>
+      <w:r>
+        <w:t xml:space="preserve">. If the user wishes to supply a basis for a story’s setting </w:t>
+      </w:r>
+      <w:r>
+        <w:t>or</w:t>
+      </w:r>
+      <w:r>
+        <w:t xml:space="preserve"> flow, the agent will be able to discreetly generate pivotal events that fit </w:t>
+      </w:r>
+      <w:r>
+        <w:t>within</w:t>
+      </w:r>
+      <w:r>
+        <w:t xml:space="preserve"> the supplied basis, still allowing the user to be surprised by any sudden twists.</w:t>
+      </w:r>
+    </w:p>
+    <w:p>
+      <w:pPr>
+        <w:keepNext/>
+        <w:spacing w:before="160" w:after="60"/>
+      </w:pPr>
+      <w:r>
+        <w:t>The code and agent work together</w:t>
+      </w:r>
+      <w:r>
+        <w:t xml:space="preserve"> to keep continuity in the story</w:t>
+      </w:r>
+      <w:r>
+        <w:t>.</w:t>
+      </w:r>
+      <w:r>
+        <w:t xml:space="preserve"> The following table highlights the main points:</w:t>
       </w:r>
     </w:p>
     <w:tbl>
@@ -3222,7 +3446,35 @@
                 <w:b/>
                 <w:bCs/>
               </w:rPr>
-              <w:t>Owned and Enforced by the App</w:t>
+              <w:t xml:space="preserve">Owned and </w:t>
+            </w:r>
+            <w:r>
+              <w:rPr>
+                <w:b/>
+                <w:bCs/>
+              </w:rPr>
+              <w:t>enforced</w:t>
+            </w:r>
+            <w:r>
+              <w:rPr>
+                <w:b/>
+                <w:bCs/>
+              </w:rPr>
+              <w:t xml:space="preserve"> by the </w:t>
+            </w:r>
+            <w:r>
+              <w:rPr>
+                <w:b/>
+                <w:bCs/>
+              </w:rPr>
+              <w:t>a</w:t>
+            </w:r>
+            <w:r>
+              <w:rPr>
+                <w:b/>
+                <w:bCs/>
+              </w:rPr>
+              <w:t>pp</w:t>
             </w:r>
           </w:p>
         </w:tc>
@@ -3337,7 +3589,13 @@
               <w:keepNext/>
             </w:pPr>
             <w:r>
-              <w:t>Plot outline and status of pivotal events</w:t>
+              <w:t>P</w:t>
+            </w:r>
+            <w:r>
+              <w:t xml:space="preserve">ivotal events </w:t>
+            </w:r>
+            <w:r>
+              <w:t>and status</w:t>
             </w:r>
           </w:p>
         </w:tc>
@@ -3362,7 +3620,13 @@
               <w:keepNext/>
             </w:pPr>
             <w:r>
-              <w:t>Whether to revise the outline or nudge the story back</w:t>
+              <w:t xml:space="preserve">Whether to revise the </w:t>
+            </w:r>
+            <w:r>
+              <w:t>plot</w:t>
+            </w:r>
+            <w:r>
+              <w:t xml:space="preserve"> or nudge the story back</w:t>
             </w:r>
           </w:p>
         </w:tc>
@@ -3419,9 +3683,6 @@
             <w:r>
               <w:t>What to narrate</w:t>
             </w:r>
-            <w:r>
-              <w:t>. Note: the app’s pinned truths will reign over user’s actions attempting to override within the role-playing chat</w:t>
-            </w:r>
           </w:p>
         </w:tc>
       </w:tr>
@@ -3505,7 +3766,10 @@
               <w:keepNext/>
             </w:pPr>
             <w:r>
-              <w:t>Approval of proposed lore</w:t>
+              <w:t>User a</w:t>
+            </w:r>
+            <w:r>
+              <w:t>pproval of proposed lore</w:t>
             </w:r>
           </w:p>
         </w:tc>
@@ -3540,6 +3804,30 @@
       <w:pPr>
         <w:spacing w:after="120"/>
       </w:pPr>
+      <w:r>
+        <w:t xml:space="preserve">Note: the app’s pinned </w:t>
+      </w:r>
+      <w:r>
+        <w:t>canon facts</w:t>
+      </w:r>
+      <w:r>
+        <w:t xml:space="preserve"> will </w:t>
+      </w:r>
+      <w:r>
+        <w:t>take precedence</w:t>
+      </w:r>
+      <w:r>
+        <w:t xml:space="preserve"> over </w:t>
+      </w:r>
+      <w:r>
+        <w:t xml:space="preserve">the </w:t>
+      </w:r>
+      <w:r>
+        <w:t>user’s actions attempting to override within the role-playing chat</w:t>
+      </w:r>
+      <w:r>
+        <w:t>.</w:t>
+      </w:r>
     </w:p>
     <w:p>
       <w:pPr>
@@ -11221,517 +11509,6 @@
           <w:color w:val="7A7A7A"/>
         </w:rPr>
         <w:t>Triggered by the user, proposed by the agent, or both?</w:t>
-      </w:r>
-    </w:p>
-    <w:p>
-      <w:pPr>
-        <w:pStyle w:val="Heading3"/>
-        <w:keepNext/>
-      </w:pPr>
-      <w:r>
-        <w:t>F14: Export Story (tentative)</w:t>
-      </w:r>
-    </w:p>
-    <w:tbl>
-      <w:tblPr>
-        <w:tblW w:w="9360" w:type="dxa"/>
-        <w:tblBorders>
-          <w:top w:val="single" w:sz="4" w:space="0" w:color="auto"/>
-          <w:left w:val="single" w:sz="4" w:space="0" w:color="auto"/>
-          <w:bottom w:val="single" w:sz="4" w:space="0" w:color="auto"/>
-          <w:right w:val="single" w:sz="4" w:space="0" w:color="auto"/>
-          <w:insideH w:val="single" w:sz="4" w:space="0" w:color="auto"/>
-          <w:insideV w:val="single" w:sz="4" w:space="0" w:color="auto"/>
-        </w:tblBorders>
-        <w:tblCellMar>
-          <w:left w:w="10" w:type="dxa"/>
-          <w:right w:w="10" w:type="dxa"/>
-        </w:tblCellMar>
-        <w:tblLook w:val="0000" w:firstRow="0" w:lastRow="0" w:firstColumn="0" w:lastColumn="0" w:noHBand="0" w:noVBand="0"/>
-      </w:tblPr>
-      <w:tblGrid>
-        <w:gridCol w:w="2500"/>
-        <w:gridCol w:w="6860"/>
-      </w:tblGrid>
-      <w:tr>
-        <w:trPr>
-          <w:cantSplit/>
-        </w:trPr>
-        <w:tc>
-          <w:tcPr>
-            <w:tcW w:w="2500" w:type="dxa"/>
-            <w:tcBorders>
-              <w:top w:val="single" w:sz="4" w:space="0" w:color="BFBFBF"/>
-              <w:left w:val="single" w:sz="4" w:space="0" w:color="BFBFBF"/>
-              <w:bottom w:val="single" w:sz="4" w:space="0" w:color="BFBFBF"/>
-              <w:right w:val="single" w:sz="4" w:space="0" w:color="BFBFBF"/>
-            </w:tcBorders>
-            <w:shd w:val="clear" w:color="auto" w:fill="F2F2F2"/>
-            <w:tcMar>
-              <w:top w:w="70" w:type="dxa"/>
-              <w:left w:w="110" w:type="dxa"/>
-              <w:bottom w:w="70" w:type="dxa"/>
-              <w:right w:w="110" w:type="dxa"/>
-            </w:tcMar>
-          </w:tcPr>
-          <w:p>
-            <w:r>
-              <w:rPr>
-                <w:b/>
-                <w:bCs/>
-              </w:rPr>
-              <w:t>Feature ID and Name</w:t>
-            </w:r>
-          </w:p>
-        </w:tc>
-        <w:tc>
-          <w:tcPr>
-            <w:tcW w:w="6860" w:type="dxa"/>
-            <w:tcBorders>
-              <w:top w:val="single" w:sz="4" w:space="0" w:color="BFBFBF"/>
-              <w:left w:val="single" w:sz="4" w:space="0" w:color="BFBFBF"/>
-              <w:bottom w:val="single" w:sz="4" w:space="0" w:color="BFBFBF"/>
-              <w:right w:val="single" w:sz="4" w:space="0" w:color="BFBFBF"/>
-            </w:tcBorders>
-            <w:tcMar>
-              <w:top w:w="70" w:type="dxa"/>
-              <w:left w:w="110" w:type="dxa"/>
-              <w:bottom w:w="70" w:type="dxa"/>
-              <w:right w:w="110" w:type="dxa"/>
-            </w:tcMar>
-          </w:tcPr>
-          <w:p>
-            <w:r>
-              <w:t>F14: Export Story (tentative)</w:t>
-            </w:r>
-          </w:p>
-        </w:tc>
-      </w:tr>
-      <w:tr>
-        <w:trPr>
-          <w:cantSplit/>
-        </w:trPr>
-        <w:tc>
-          <w:tcPr>
-            <w:tcW w:w="2500" w:type="dxa"/>
-            <w:tcBorders>
-              <w:top w:val="single" w:sz="4" w:space="0" w:color="BFBFBF"/>
-              <w:left w:val="single" w:sz="4" w:space="0" w:color="BFBFBF"/>
-              <w:bottom w:val="single" w:sz="4" w:space="0" w:color="BFBFBF"/>
-              <w:right w:val="single" w:sz="4" w:space="0" w:color="BFBFBF"/>
-            </w:tcBorders>
-            <w:shd w:val="clear" w:color="auto" w:fill="F2F2F2"/>
-            <w:tcMar>
-              <w:top w:w="70" w:type="dxa"/>
-              <w:left w:w="110" w:type="dxa"/>
-              <w:bottom w:w="70" w:type="dxa"/>
-              <w:right w:w="110" w:type="dxa"/>
-            </w:tcMar>
-          </w:tcPr>
-          <w:p>
-            <w:r>
-              <w:rPr>
-                <w:b/>
-                <w:bCs/>
-              </w:rPr>
-              <w:t>Description</w:t>
-            </w:r>
-          </w:p>
-        </w:tc>
-        <w:tc>
-          <w:tcPr>
-            <w:tcW w:w="6860" w:type="dxa"/>
-            <w:tcBorders>
-              <w:top w:val="single" w:sz="4" w:space="0" w:color="BFBFBF"/>
-              <w:left w:val="single" w:sz="4" w:space="0" w:color="BFBFBF"/>
-              <w:bottom w:val="single" w:sz="4" w:space="0" w:color="BFBFBF"/>
-              <w:right w:val="single" w:sz="4" w:space="0" w:color="BFBFBF"/>
-            </w:tcBorders>
-            <w:tcMar>
-              <w:top w:w="70" w:type="dxa"/>
-              <w:left w:w="110" w:type="dxa"/>
-              <w:bottom w:w="70" w:type="dxa"/>
-              <w:right w:w="110" w:type="dxa"/>
-            </w:tcMar>
-          </w:tcPr>
-          <w:p>
-            <w:r>
-              <w:t>The story is exported as a readable document.</w:t>
-            </w:r>
-          </w:p>
-        </w:tc>
-      </w:tr>
-      <w:tr>
-        <w:trPr>
-          <w:cantSplit/>
-        </w:trPr>
-        <w:tc>
-          <w:tcPr>
-            <w:tcW w:w="2500" w:type="dxa"/>
-            <w:tcBorders>
-              <w:top w:val="single" w:sz="4" w:space="0" w:color="BFBFBF"/>
-              <w:left w:val="single" w:sz="4" w:space="0" w:color="BFBFBF"/>
-              <w:bottom w:val="single" w:sz="4" w:space="0" w:color="BFBFBF"/>
-              <w:right w:val="single" w:sz="4" w:space="0" w:color="BFBFBF"/>
-            </w:tcBorders>
-            <w:shd w:val="clear" w:color="auto" w:fill="F2F2F2"/>
-            <w:tcMar>
-              <w:top w:w="70" w:type="dxa"/>
-              <w:left w:w="110" w:type="dxa"/>
-              <w:bottom w:w="70" w:type="dxa"/>
-              <w:right w:w="110" w:type="dxa"/>
-            </w:tcMar>
-          </w:tcPr>
-          <w:p>
-            <w:r>
-              <w:rPr>
-                <w:b/>
-                <w:bCs/>
-              </w:rPr>
-              <w:t>User Interaction (GUI)</w:t>
-            </w:r>
-          </w:p>
-        </w:tc>
-        <w:tc>
-          <w:tcPr>
-            <w:tcW w:w="6860" w:type="dxa"/>
-            <w:tcBorders>
-              <w:top w:val="single" w:sz="4" w:space="0" w:color="BFBFBF"/>
-              <w:left w:val="single" w:sz="4" w:space="0" w:color="BFBFBF"/>
-              <w:bottom w:val="single" w:sz="4" w:space="0" w:color="BFBFBF"/>
-              <w:right w:val="single" w:sz="4" w:space="0" w:color="BFBFBF"/>
-            </w:tcBorders>
-            <w:tcMar>
-              <w:top w:w="70" w:type="dxa"/>
-              <w:left w:w="110" w:type="dxa"/>
-              <w:bottom w:w="70" w:type="dxa"/>
-              <w:right w:w="110" w:type="dxa"/>
-            </w:tcMar>
-          </w:tcPr>
-          <w:p>
-            <w:r>
-              <w:rPr>
-                <w:i/>
-                <w:iCs/>
-                <w:color w:val="7A7A7A"/>
-              </w:rPr>
-              <w:t>[TODO: How does the user access or use this feature through the GUI?]</w:t>
-            </w:r>
-          </w:p>
-        </w:tc>
-      </w:tr>
-      <w:tr>
-        <w:trPr>
-          <w:cantSplit/>
-        </w:trPr>
-        <w:tc>
-          <w:tcPr>
-            <w:tcW w:w="2500" w:type="dxa"/>
-            <w:tcBorders>
-              <w:top w:val="single" w:sz="4" w:space="0" w:color="BFBFBF"/>
-              <w:left w:val="single" w:sz="4" w:space="0" w:color="BFBFBF"/>
-              <w:bottom w:val="single" w:sz="4" w:space="0" w:color="BFBFBF"/>
-              <w:right w:val="single" w:sz="4" w:space="0" w:color="BFBFBF"/>
-            </w:tcBorders>
-            <w:shd w:val="clear" w:color="auto" w:fill="F2F2F2"/>
-            <w:tcMar>
-              <w:top w:w="70" w:type="dxa"/>
-              <w:left w:w="110" w:type="dxa"/>
-              <w:bottom w:w="70" w:type="dxa"/>
-              <w:right w:w="110" w:type="dxa"/>
-            </w:tcMar>
-          </w:tcPr>
-          <w:p>
-            <w:r>
-              <w:rPr>
-                <w:b/>
-                <w:bCs/>
-              </w:rPr>
-              <w:t>Input</w:t>
-            </w:r>
-          </w:p>
-        </w:tc>
-        <w:tc>
-          <w:tcPr>
-            <w:tcW w:w="6860" w:type="dxa"/>
-            <w:tcBorders>
-              <w:top w:val="single" w:sz="4" w:space="0" w:color="BFBFBF"/>
-              <w:left w:val="single" w:sz="4" w:space="0" w:color="BFBFBF"/>
-              <w:bottom w:val="single" w:sz="4" w:space="0" w:color="BFBFBF"/>
-              <w:right w:val="single" w:sz="4" w:space="0" w:color="BFBFBF"/>
-            </w:tcBorders>
-            <w:tcMar>
-              <w:top w:w="70" w:type="dxa"/>
-              <w:left w:w="110" w:type="dxa"/>
-              <w:bottom w:w="70" w:type="dxa"/>
-              <w:right w:w="110" w:type="dxa"/>
-            </w:tcMar>
-          </w:tcPr>
-          <w:p>
-            <w:r>
-              <w:rPr>
-                <w:i/>
-                <w:iCs/>
-                <w:color w:val="7A7A7A"/>
-              </w:rPr>
-              <w:t>[TODO: What information does the feature require?]</w:t>
-            </w:r>
-          </w:p>
-        </w:tc>
-      </w:tr>
-      <w:tr>
-        <w:trPr>
-          <w:cantSplit/>
-        </w:trPr>
-        <w:tc>
-          <w:tcPr>
-            <w:tcW w:w="2500" w:type="dxa"/>
-            <w:tcBorders>
-              <w:top w:val="single" w:sz="4" w:space="0" w:color="BFBFBF"/>
-              <w:left w:val="single" w:sz="4" w:space="0" w:color="BFBFBF"/>
-              <w:bottom w:val="single" w:sz="4" w:space="0" w:color="BFBFBF"/>
-              <w:right w:val="single" w:sz="4" w:space="0" w:color="BFBFBF"/>
-            </w:tcBorders>
-            <w:shd w:val="clear" w:color="auto" w:fill="F2F2F2"/>
-            <w:tcMar>
-              <w:top w:w="70" w:type="dxa"/>
-              <w:left w:w="110" w:type="dxa"/>
-              <w:bottom w:w="70" w:type="dxa"/>
-              <w:right w:w="110" w:type="dxa"/>
-            </w:tcMar>
-          </w:tcPr>
-          <w:p>
-            <w:r>
-              <w:rPr>
-                <w:b/>
-                <w:bCs/>
-              </w:rPr>
-              <w:t>Output</w:t>
-            </w:r>
-          </w:p>
-        </w:tc>
-        <w:tc>
-          <w:tcPr>
-            <w:tcW w:w="6860" w:type="dxa"/>
-            <w:tcBorders>
-              <w:top w:val="single" w:sz="4" w:space="0" w:color="BFBFBF"/>
-              <w:left w:val="single" w:sz="4" w:space="0" w:color="BFBFBF"/>
-              <w:bottom w:val="single" w:sz="4" w:space="0" w:color="BFBFBF"/>
-              <w:right w:val="single" w:sz="4" w:space="0" w:color="BFBFBF"/>
-            </w:tcBorders>
-            <w:tcMar>
-              <w:top w:w="70" w:type="dxa"/>
-              <w:left w:w="110" w:type="dxa"/>
-              <w:bottom w:w="70" w:type="dxa"/>
-              <w:right w:w="110" w:type="dxa"/>
-            </w:tcMar>
-          </w:tcPr>
-          <w:p>
-            <w:r>
-              <w:rPr>
-                <w:i/>
-                <w:iCs/>
-                <w:color w:val="7A7A7A"/>
-              </w:rPr>
-              <w:t>[TODO: What does it produce?]</w:t>
-            </w:r>
-          </w:p>
-        </w:tc>
-      </w:tr>
-      <w:tr>
-        <w:trPr>
-          <w:cantSplit/>
-        </w:trPr>
-        <w:tc>
-          <w:tcPr>
-            <w:tcW w:w="2500" w:type="dxa"/>
-            <w:tcBorders>
-              <w:top w:val="single" w:sz="4" w:space="0" w:color="BFBFBF"/>
-              <w:left w:val="single" w:sz="4" w:space="0" w:color="BFBFBF"/>
-              <w:bottom w:val="single" w:sz="4" w:space="0" w:color="BFBFBF"/>
-              <w:right w:val="single" w:sz="4" w:space="0" w:color="BFBFBF"/>
-            </w:tcBorders>
-            <w:shd w:val="clear" w:color="auto" w:fill="F2F2F2"/>
-            <w:tcMar>
-              <w:top w:w="70" w:type="dxa"/>
-              <w:left w:w="110" w:type="dxa"/>
-              <w:bottom w:w="70" w:type="dxa"/>
-              <w:right w:w="110" w:type="dxa"/>
-            </w:tcMar>
-          </w:tcPr>
-          <w:p>
-            <w:r>
-              <w:rPr>
-                <w:b/>
-                <w:bCs/>
-              </w:rPr>
-              <w:t>AI Involvement</w:t>
-            </w:r>
-          </w:p>
-        </w:tc>
-        <w:tc>
-          <w:tcPr>
-            <w:tcW w:w="6860" w:type="dxa"/>
-            <w:tcBorders>
-              <w:top w:val="single" w:sz="4" w:space="0" w:color="BFBFBF"/>
-              <w:left w:val="single" w:sz="4" w:space="0" w:color="BFBFBF"/>
-              <w:bottom w:val="single" w:sz="4" w:space="0" w:color="BFBFBF"/>
-              <w:right w:val="single" w:sz="4" w:space="0" w:color="BFBFBF"/>
-            </w:tcBorders>
-            <w:tcMar>
-              <w:top w:w="70" w:type="dxa"/>
-              <w:left w:w="110" w:type="dxa"/>
-              <w:bottom w:w="70" w:type="dxa"/>
-              <w:right w:w="110" w:type="dxa"/>
-            </w:tcMar>
-          </w:tcPr>
-          <w:p>
-            <w:r>
-              <w:t>Deterministic</w:t>
-            </w:r>
-          </w:p>
-        </w:tc>
-      </w:tr>
-      <w:tr>
-        <w:trPr>
-          <w:cantSplit/>
-        </w:trPr>
-        <w:tc>
-          <w:tcPr>
-            <w:tcW w:w="2500" w:type="dxa"/>
-            <w:tcBorders>
-              <w:top w:val="single" w:sz="4" w:space="0" w:color="BFBFBF"/>
-              <w:left w:val="single" w:sz="4" w:space="0" w:color="BFBFBF"/>
-              <w:bottom w:val="single" w:sz="4" w:space="0" w:color="BFBFBF"/>
-              <w:right w:val="single" w:sz="4" w:space="0" w:color="BFBFBF"/>
-            </w:tcBorders>
-            <w:shd w:val="clear" w:color="auto" w:fill="F2F2F2"/>
-            <w:tcMar>
-              <w:top w:w="70" w:type="dxa"/>
-              <w:left w:w="110" w:type="dxa"/>
-              <w:bottom w:w="70" w:type="dxa"/>
-              <w:right w:w="110" w:type="dxa"/>
-            </w:tcMar>
-          </w:tcPr>
-          <w:p>
-            <w:r>
-              <w:rPr>
-                <w:b/>
-                <w:bCs/>
-              </w:rPr>
-              <w:t>Expected Workflow</w:t>
-            </w:r>
-          </w:p>
-        </w:tc>
-        <w:tc>
-          <w:tcPr>
-            <w:tcW w:w="6860" w:type="dxa"/>
-            <w:tcBorders>
-              <w:top w:val="single" w:sz="4" w:space="0" w:color="BFBFBF"/>
-              <w:left w:val="single" w:sz="4" w:space="0" w:color="BFBFBF"/>
-              <w:bottom w:val="single" w:sz="4" w:space="0" w:color="BFBFBF"/>
-              <w:right w:val="single" w:sz="4" w:space="0" w:color="BFBFBF"/>
-            </w:tcBorders>
-            <w:tcMar>
-              <w:top w:w="70" w:type="dxa"/>
-              <w:left w:w="110" w:type="dxa"/>
-              <w:bottom w:w="70" w:type="dxa"/>
-              <w:right w:w="110" w:type="dxa"/>
-            </w:tcMar>
-          </w:tcPr>
-          <w:p>
-            <w:r>
-              <w:rPr>
-                <w:i/>
-                <w:iCs/>
-                <w:color w:val="7A7A7A"/>
-              </w:rPr>
-              <w:t>[TODO: What happens, step by step, when the feature is executed?]</w:t>
-            </w:r>
-          </w:p>
-        </w:tc>
-      </w:tr>
-      <w:tr>
-        <w:trPr>
-          <w:cantSplit/>
-        </w:trPr>
-        <w:tc>
-          <w:tcPr>
-            <w:tcW w:w="2500" w:type="dxa"/>
-            <w:tcBorders>
-              <w:top w:val="single" w:sz="4" w:space="0" w:color="BFBFBF"/>
-              <w:left w:val="single" w:sz="4" w:space="0" w:color="BFBFBF"/>
-              <w:bottom w:val="single" w:sz="4" w:space="0" w:color="BFBFBF"/>
-              <w:right w:val="single" w:sz="4" w:space="0" w:color="BFBFBF"/>
-            </w:tcBorders>
-            <w:shd w:val="clear" w:color="auto" w:fill="F2F2F2"/>
-            <w:tcMar>
-              <w:top w:w="70" w:type="dxa"/>
-              <w:left w:w="110" w:type="dxa"/>
-              <w:bottom w:w="70" w:type="dxa"/>
-              <w:right w:w="110" w:type="dxa"/>
-            </w:tcMar>
-          </w:tcPr>
-          <w:p>
-            <w:r>
-              <w:rPr>
-                <w:b/>
-                <w:bCs/>
-              </w:rPr>
-              <w:t>Error / Alternative Cases</w:t>
-            </w:r>
-          </w:p>
-        </w:tc>
-        <w:tc>
-          <w:tcPr>
-            <w:tcW w:w="6860" w:type="dxa"/>
-            <w:tcBorders>
-              <w:top w:val="single" w:sz="4" w:space="0" w:color="BFBFBF"/>
-              <w:left w:val="single" w:sz="4" w:space="0" w:color="BFBFBF"/>
-              <w:bottom w:val="single" w:sz="4" w:space="0" w:color="BFBFBF"/>
-              <w:right w:val="single" w:sz="4" w:space="0" w:color="BFBFBF"/>
-            </w:tcBorders>
-            <w:tcMar>
-              <w:top w:w="70" w:type="dxa"/>
-              <w:left w:w="110" w:type="dxa"/>
-              <w:bottom w:w="70" w:type="dxa"/>
-              <w:right w:w="110" w:type="dxa"/>
-            </w:tcMar>
-          </w:tcPr>
-          <w:p>
-            <w:r>
-              <w:rPr>
-                <w:i/>
-                <w:iCs/>
-                <w:color w:val="7A7A7A"/>
-              </w:rPr>
-              <w:t>[TODO: What could go wrong, and how should the system respond?]</w:t>
-            </w:r>
-          </w:p>
-        </w:tc>
-      </w:tr>
-    </w:tbl>
-    <w:p>
-      <w:pPr>
-        <w:spacing w:before="80" w:after="120"/>
-      </w:pPr>
-      <w:r>
-        <w:rPr>
-          <w:b/>
-          <w:bCs/>
-          <w:i/>
-          <w:iCs/>
-          <w:color w:val="7A7A7A"/>
-        </w:rPr>
-        <w:t xml:space="preserve">Open question: </w:t>
-      </w:r>
-      <w:r>
-        <w:rPr>
-          <w:i/>
-          <w:iCs/>
-          <w:color w:val="7A7A7A"/>
-        </w:rPr>
-        <w:t>In or out? Only worth keeping with more than one output format.</w:t>
       </w:r>
     </w:p>
     <w:p>

--- a/Stage1_Report.docx
+++ b/Stage1_Report.docx
@@ -4360,7 +4360,7 @@
           </w:tcPr>
           <w:p>
             <w:r>
-              <w:t>Plot Outline</w:t>
+              <w:t>Pivotal Events</w:t>
             </w:r>
           </w:p>
         </w:tc>
@@ -7498,7 +7498,10 @@
         <w:keepNext/>
       </w:pPr>
       <w:r>
-        <w:t>F06: Plot Outline</w:t>
+        <w:t xml:space="preserve">F06: </w:t>
+      </w:r>
+      <w:r>
+        <w:t>Pivotal Events</w:t>
       </w:r>
     </w:p>
     <w:tbl>
@@ -7571,7 +7574,10 @@
           </w:tcPr>
           <w:p>
             <w:r>
-              <w:t>F06: Plot Outline</w:t>
+              <w:t xml:space="preserve">F06: </w:t>
+            </w:r>
+            <w:r>
+              <w:t>Pivotal Events</w:t>
             </w:r>
           </w:p>
         </w:tc>
@@ -12266,7 +12272,7 @@
         <w:spacing w:after="120"/>
       </w:pPr>
       <w:r>
-        <w:t>At least five patterns covered in the course, each solving an identifiable design problem. Patterns listed in the handout: Strategy, Observer, Factory Method, Abstract Factory, Singleton, Adapter, Facade, Command, State, Template Method, Decorator, Composite, Iterator, MVC.</w:t>
+        <w:t xml:space="preserve">This project will use: Adapter, </w:t>
       </w:r>
     </w:p>
     <w:p>
@@ -13407,7 +13413,6 @@
                 <w:b/>
                 <w:bCs/>
               </w:rPr>
-              <w:lastRenderedPageBreak/>
               <w:t>Related features</w:t>
             </w:r>
           </w:p>
@@ -20021,224 +20026,6 @@
                 <w:szCs w:val="18"/>
               </w:rPr>
               <w:t>AI</w:t>
-            </w:r>
-          </w:p>
-        </w:tc>
-        <w:tc>
-          <w:tcPr>
-            <w:tcW w:w="1400" w:type="dxa"/>
-            <w:tcBorders>
-              <w:top w:val="single" w:sz="4" w:space="0" w:color="BFBFBF"/>
-              <w:left w:val="single" w:sz="4" w:space="0" w:color="BFBFBF"/>
-              <w:bottom w:val="single" w:sz="4" w:space="0" w:color="BFBFBF"/>
-              <w:right w:val="single" w:sz="4" w:space="0" w:color="BFBFBF"/>
-            </w:tcBorders>
-            <w:tcMar>
-              <w:top w:w="70" w:type="dxa"/>
-              <w:left w:w="110" w:type="dxa"/>
-              <w:bottom w:w="70" w:type="dxa"/>
-              <w:right w:w="110" w:type="dxa"/>
-            </w:tcMar>
-          </w:tcPr>
-          <w:p>
-            <w:r>
-              <w:rPr>
-                <w:i/>
-                <w:iCs/>
-                <w:color w:val="7A7A7A"/>
-              </w:rPr>
-              <w:t>[TODO: UC##]</w:t>
-            </w:r>
-          </w:p>
-        </w:tc>
-        <w:tc>
-          <w:tcPr>
-            <w:tcW w:w="2200" w:type="dxa"/>
-            <w:tcBorders>
-              <w:top w:val="single" w:sz="4" w:space="0" w:color="BFBFBF"/>
-              <w:left w:val="single" w:sz="4" w:space="0" w:color="BFBFBF"/>
-              <w:bottom w:val="single" w:sz="4" w:space="0" w:color="BFBFBF"/>
-              <w:right w:val="single" w:sz="4" w:space="0" w:color="BFBFBF"/>
-            </w:tcBorders>
-            <w:tcMar>
-              <w:top w:w="70" w:type="dxa"/>
-              <w:left w:w="110" w:type="dxa"/>
-              <w:bottom w:w="70" w:type="dxa"/>
-              <w:right w:w="110" w:type="dxa"/>
-            </w:tcMar>
-          </w:tcPr>
-          <w:p>
-            <w:r>
-              <w:rPr>
-                <w:i/>
-                <w:iCs/>
-                <w:color w:val="7A7A7A"/>
-              </w:rPr>
-              <w:t>[TODO: classes]</w:t>
-            </w:r>
-          </w:p>
-        </w:tc>
-        <w:tc>
-          <w:tcPr>
-            <w:tcW w:w="2000" w:type="dxa"/>
-            <w:tcBorders>
-              <w:top w:val="single" w:sz="4" w:space="0" w:color="BFBFBF"/>
-              <w:left w:val="single" w:sz="4" w:space="0" w:color="BFBFBF"/>
-              <w:bottom w:val="single" w:sz="4" w:space="0" w:color="BFBFBF"/>
-              <w:right w:val="single" w:sz="4" w:space="0" w:color="BFBFBF"/>
-            </w:tcBorders>
-            <w:tcMar>
-              <w:top w:w="70" w:type="dxa"/>
-              <w:left w:w="110" w:type="dxa"/>
-              <w:bottom w:w="70" w:type="dxa"/>
-              <w:right w:w="110" w:type="dxa"/>
-            </w:tcMar>
-          </w:tcPr>
-          <w:p>
-            <w:r>
-              <w:rPr>
-                <w:i/>
-                <w:iCs/>
-                <w:color w:val="7A7A7A"/>
-              </w:rPr>
-              <w:t>[TODO: methods]</w:t>
-            </w:r>
-          </w:p>
-        </w:tc>
-        <w:tc>
-          <w:tcPr>
-            <w:tcW w:w="1160" w:type="dxa"/>
-            <w:tcBorders>
-              <w:top w:val="single" w:sz="4" w:space="0" w:color="BFBFBF"/>
-              <w:left w:val="single" w:sz="4" w:space="0" w:color="BFBFBF"/>
-              <w:bottom w:val="single" w:sz="4" w:space="0" w:color="BFBFBF"/>
-              <w:right w:val="single" w:sz="4" w:space="0" w:color="BFBFBF"/>
-            </w:tcBorders>
-            <w:tcMar>
-              <w:top w:w="70" w:type="dxa"/>
-              <w:left w:w="110" w:type="dxa"/>
-              <w:bottom w:w="70" w:type="dxa"/>
-              <w:right w:w="110" w:type="dxa"/>
-            </w:tcMar>
-          </w:tcPr>
-          <w:p>
-            <w:r>
-              <w:rPr>
-                <w:i/>
-                <w:iCs/>
-                <w:color w:val="7A7A7A"/>
-              </w:rPr>
-              <w:t>[TODO: SD##]</w:t>
-            </w:r>
-          </w:p>
-        </w:tc>
-        <w:tc>
-          <w:tcPr>
-            <w:tcW w:w="1300" w:type="dxa"/>
-            <w:tcBorders>
-              <w:top w:val="single" w:sz="4" w:space="0" w:color="BFBFBF"/>
-              <w:left w:val="single" w:sz="4" w:space="0" w:color="BFBFBF"/>
-              <w:bottom w:val="single" w:sz="4" w:space="0" w:color="BFBFBF"/>
-              <w:right w:val="single" w:sz="4" w:space="0" w:color="BFBFBF"/>
-            </w:tcBorders>
-            <w:tcMar>
-              <w:top w:w="70" w:type="dxa"/>
-              <w:left w:w="110" w:type="dxa"/>
-              <w:bottom w:w="70" w:type="dxa"/>
-              <w:right w:w="110" w:type="dxa"/>
-            </w:tcMar>
-          </w:tcPr>
-          <w:p>
-            <w:r>
-              <w:rPr>
-                <w:i/>
-                <w:iCs/>
-                <w:color w:val="7A7A7A"/>
-              </w:rPr>
-              <w:t>[TODO: patterns]</w:t>
-            </w:r>
-          </w:p>
-        </w:tc>
-      </w:tr>
-      <w:tr>
-        <w:trPr>
-          <w:cantSplit/>
-        </w:trPr>
-        <w:tc>
-          <w:tcPr>
-            <w:tcW w:w="900" w:type="dxa"/>
-            <w:tcBorders>
-              <w:top w:val="single" w:sz="4" w:space="0" w:color="BFBFBF"/>
-              <w:left w:val="single" w:sz="4" w:space="0" w:color="BFBFBF"/>
-              <w:bottom w:val="single" w:sz="4" w:space="0" w:color="BFBFBF"/>
-              <w:right w:val="single" w:sz="4" w:space="0" w:color="BFBFBF"/>
-            </w:tcBorders>
-            <w:tcMar>
-              <w:top w:w="70" w:type="dxa"/>
-              <w:left w:w="110" w:type="dxa"/>
-              <w:bottom w:w="70" w:type="dxa"/>
-              <w:right w:w="110" w:type="dxa"/>
-            </w:tcMar>
-          </w:tcPr>
-          <w:p>
-            <w:r>
-              <w:rPr>
-                <w:sz w:val="18"/>
-                <w:szCs w:val="18"/>
-              </w:rPr>
-              <w:t>F14</w:t>
-            </w:r>
-          </w:p>
-        </w:tc>
-        <w:tc>
-          <w:tcPr>
-            <w:tcW w:w="2700" w:type="dxa"/>
-            <w:tcBorders>
-              <w:top w:val="single" w:sz="4" w:space="0" w:color="BFBFBF"/>
-              <w:left w:val="single" w:sz="4" w:space="0" w:color="BFBFBF"/>
-              <w:bottom w:val="single" w:sz="4" w:space="0" w:color="BFBFBF"/>
-              <w:right w:val="single" w:sz="4" w:space="0" w:color="BFBFBF"/>
-            </w:tcBorders>
-            <w:tcMar>
-              <w:top w:w="70" w:type="dxa"/>
-              <w:left w:w="110" w:type="dxa"/>
-              <w:bottom w:w="70" w:type="dxa"/>
-              <w:right w:w="110" w:type="dxa"/>
-            </w:tcMar>
-          </w:tcPr>
-          <w:p>
-            <w:r>
-              <w:rPr>
-                <w:sz w:val="18"/>
-                <w:szCs w:val="18"/>
-              </w:rPr>
-              <w:t>Export Story (tentative)</w:t>
-            </w:r>
-          </w:p>
-        </w:tc>
-        <w:tc>
-          <w:tcPr>
-            <w:tcW w:w="1300" w:type="dxa"/>
-            <w:tcBorders>
-              <w:top w:val="single" w:sz="4" w:space="0" w:color="BFBFBF"/>
-              <w:left w:val="single" w:sz="4" w:space="0" w:color="BFBFBF"/>
-              <w:bottom w:val="single" w:sz="4" w:space="0" w:color="BFBFBF"/>
-              <w:right w:val="single" w:sz="4" w:space="0" w:color="BFBFBF"/>
-            </w:tcBorders>
-            <w:tcMar>
-              <w:top w:w="70" w:type="dxa"/>
-              <w:left w:w="110" w:type="dxa"/>
-              <w:bottom w:w="70" w:type="dxa"/>
-              <w:right w:w="110" w:type="dxa"/>
-            </w:tcMar>
-          </w:tcPr>
-          <w:p>
-            <w:r>
-              <w:rPr>
-                <w:sz w:val="18"/>
-                <w:szCs w:val="18"/>
-              </w:rPr>
-              <w:t>Deterministic</w:t>
             </w:r>
           </w:p>
         </w:tc>

--- a/Stage1_Report.docx
+++ b/Stage1_Report.docx
@@ -3322,19 +3322,7 @@
         <w:spacing w:before="160" w:after="60"/>
       </w:pPr>
       <w:r>
-        <w:t xml:space="preserve">In this application, the user will be able to interact with the agent through either a GUI or a CLI. </w:t>
-      </w:r>
-      <w:r>
-        <w:t>Both</w:t>
-      </w:r>
-      <w:r>
-        <w:t xml:space="preserve"> </w:t>
-      </w:r>
-      <w:r>
-        <w:t xml:space="preserve">will </w:t>
-      </w:r>
-      <w:r>
-        <w:t>send the user’s actions to the same controller, which means that every major feature is available from either one. The controller then works with two things: the story’s state, which is stored and enforced by the application, and the agent, which decides what happens next in the story.</w:t>
+        <w:t>In this application, the user will be able to interact with the agent through either a GUI or a CLI. Both will send the user’s actions to the same controller, which means that every major feature is available from either one. The controller then works with two things: the story’s state, which is stored and enforced by the application, and the agent, which decides what happens next in the story.</w:t>
       </w:r>
     </w:p>
     <w:p>
@@ -3343,22 +3331,13 @@
         <w:spacing w:before="160" w:after="60"/>
       </w:pPr>
       <w:r>
-        <w:t>The agent will communicate with Claude Sonnet 5.5 through</w:t>
-      </w:r>
-      <w:r>
-        <w:t xml:space="preserve"> an adapter</w:t>
-      </w:r>
-      <w:r>
-        <w:t xml:space="preserve">, which allows the model to be swapped out without changing the rest of the </w:t>
+        <w:t xml:space="preserve">The agent will communicate with Claude Sonnet 5.5 through an adapter, which allows the model to be swapped out without changing the rest of the </w:t>
       </w:r>
       <w:r>
         <w:t>app</w:t>
       </w:r>
       <w:r>
-        <w:t>. The agent will not be able to change the story’s state on its own. When it needs to read or change something like a lore entry or a character, it makes a tool call that the application checks and carries out before returning the result. This comes with the benefit of keeping lore and characters under the user’s control, as any new entries are only saved with the user’s approval</w:t>
-      </w:r>
-      <w:r>
-        <w:t xml:space="preserve">. </w:t>
+        <w:t xml:space="preserve">. The agent will not be able to change the story’s state on its own. When it needs to read or change something like a lore entry or a character, it makes a tool call that the application checks and carries out before returning the result. This comes with the benefit of keeping lore and characters under the user’s control, as any new entries are only saved with the user’s approval. </w:t>
       </w:r>
     </w:p>
     <w:p>
@@ -3766,10 +3745,7 @@
               <w:keepNext/>
             </w:pPr>
             <w:r>
-              <w:t>User a</w:t>
-            </w:r>
-            <w:r>
-              <w:t>pproval of proposed lore</w:t>
+              <w:t>User approval of proposed lore</w:t>
             </w:r>
           </w:p>
         </w:tc>
@@ -4963,11 +4939,26 @@
     </w:p>
     <w:p>
       <w:pPr>
+        <w:rPr>
+          <w:b/>
+          <w:bCs/>
+          <w:color w:val="2F5496"/>
+          <w:sz w:val="26"/>
+          <w:szCs w:val="26"/>
+        </w:rPr>
+      </w:pPr>
+      <w:bookmarkStart w:id="8" w:name="_Toc242439982"/>
+      <w:r>
+        <w:br w:type="page"/>
+      </w:r>
+    </w:p>
+    <w:p>
+      <w:pPr>
         <w:pStyle w:val="Heading2"/>
         <w:keepNext/>
       </w:pPr>
-      <w:bookmarkStart w:id="8" w:name="_Toc242439982"/>
-      <w:r>
+      <w:r>
+        <w:lastRenderedPageBreak/>
         <w:t>2.2 Feature Details</w:t>
       </w:r>
       <w:bookmarkEnd w:id="8"/>
@@ -5105,7 +5096,19 @@
           </w:tcPr>
           <w:p>
             <w:r>
-              <w:t>The user creates a scenario (premise, tone, setting, starting situation) by writing it directly or by having the agent generate one from a short prompt.</w:t>
+              <w:t>The user creates a scenario (</w:t>
+            </w:r>
+            <w:r>
+              <w:t xml:space="preserve">title, </w:t>
+            </w:r>
+            <w:r>
+              <w:t xml:space="preserve">premise, tone, setting, </w:t>
+            </w:r>
+            <w:r>
+              <w:t>opening</w:t>
+            </w:r>
+            <w:r>
+              <w:t xml:space="preserve"> situation) by writing it directly or by having the agent generate one from a short prompt.</w:t>
             </w:r>
           </w:p>
         </w:tc>
@@ -5159,12 +5162,30 @@
           </w:tcPr>
           <w:p>
             <w:r>
-              <w:rPr>
-                <w:i/>
-                <w:iCs/>
-                <w:color w:val="7A7A7A"/>
-              </w:rPr>
-              <w:t>[TODO: How does the user access or use this feature through the GUI?]</w:t>
+              <w:t>Accessed after clicking a plus button</w:t>
+            </w:r>
+            <w:r>
+              <w:t xml:space="preserve"> in the </w:t>
+            </w:r>
+            <w:proofErr w:type="spellStart"/>
+            <w:r>
+              <w:t>storylist</w:t>
+            </w:r>
+            <w:proofErr w:type="spellEnd"/>
+            <w:r>
+              <w:t xml:space="preserve">, bringing up a form with </w:t>
+            </w:r>
+            <w:r>
+              <w:t>six</w:t>
+            </w:r>
+            <w:r>
+              <w:t xml:space="preserve"> fields</w:t>
+            </w:r>
+            <w:r>
+              <w:t xml:space="preserve"> (5 for user scenario, 1 for user’s plot basis)</w:t>
+            </w:r>
+            <w:r>
+              <w:t>, prompt text box with a generate button and a start button.</w:t>
             </w:r>
           </w:p>
         </w:tc>
@@ -5218,12 +5239,71 @@
           </w:tcPr>
           <w:p>
             <w:r>
-              <w:rPr>
-                <w:i/>
-                <w:iCs/>
-                <w:color w:val="7A7A7A"/>
-              </w:rPr>
-              <w:t>[TODO: What information does the feature require?]</w:t>
+              <w:t>Requires text input from the user:</w:t>
+            </w:r>
+          </w:p>
+          <w:p>
+            <w:r>
+              <w:t xml:space="preserve">Can be five fields from the user (title, </w:t>
+            </w:r>
+            <w:r>
+              <w:rPr>
+                <w:b/>
+                <w:bCs/>
+              </w:rPr>
+              <w:t>premise</w:t>
+            </w:r>
+            <w:r>
+              <w:t xml:space="preserve">, tone, </w:t>
+            </w:r>
+            <w:r>
+              <w:rPr>
+                <w:b/>
+                <w:bCs/>
+              </w:rPr>
+              <w:t>setting</w:t>
+            </w:r>
+            <w:r>
+              <w:t xml:space="preserve"> and </w:t>
+            </w:r>
+            <w:proofErr w:type="spellStart"/>
+            <w:r>
+              <w:t>openingSituation</w:t>
+            </w:r>
+            <w:proofErr w:type="spellEnd"/>
+            <w:r>
+              <w:t>)</w:t>
+            </w:r>
+            <w:r>
+              <w:t xml:space="preserve"> [premise and setting mandatory</w:t>
+            </w:r>
+            <w:r>
+              <w:t>; title made if left empty</w:t>
+            </w:r>
+            <w:r>
+              <w:t>]</w:t>
+            </w:r>
+          </w:p>
+          <w:p>
+            <w:r>
+              <w:t>OR</w:t>
+            </w:r>
+          </w:p>
+          <w:p>
+            <w:r>
+              <w:t xml:space="preserve">Simple short prompt that </w:t>
+            </w:r>
+            <w:r>
+              <w:t>agent</w:t>
+            </w:r>
+            <w:r>
+              <w:t xml:space="preserve"> uses to generate the fields</w:t>
+            </w:r>
+          </w:p>
+          <w:p/>
+          <w:p>
+            <w:r>
+              <w:t>Can contain a plot basis from the user, but is optional</w:t>
             </w:r>
           </w:p>
         </w:tc>
@@ -5277,12 +5357,42 @@
           </w:tcPr>
           <w:p>
             <w:r>
-              <w:rPr>
-                <w:i/>
-                <w:iCs/>
-                <w:color w:val="7A7A7A"/>
-              </w:rPr>
-              <w:t>[TODO: What does it produce?]</w:t>
+              <w:t xml:space="preserve">Creates a </w:t>
+            </w:r>
+            <w:r>
+              <w:rPr>
+                <w:b/>
+                <w:bCs/>
+                <w:u w:val="single"/>
+              </w:rPr>
+              <w:t>Scenario</w:t>
+            </w:r>
+            <w:r>
+              <w:t xml:space="preserve"> object and a new </w:t>
+            </w:r>
+            <w:proofErr w:type="spellStart"/>
+            <w:r>
+              <w:rPr>
+                <w:b/>
+                <w:bCs/>
+                <w:u w:val="single"/>
+              </w:rPr>
+              <w:t>StorySession</w:t>
+            </w:r>
+            <w:proofErr w:type="spellEnd"/>
+            <w:r>
+              <w:t xml:space="preserve"> that contains the </w:t>
+            </w:r>
+            <w:r>
+              <w:rPr>
+                <w:b/>
+                <w:bCs/>
+                <w:u w:val="single"/>
+              </w:rPr>
+              <w:t>Scenario</w:t>
+            </w:r>
+            <w:r>
+              <w:t xml:space="preserve"> once the story starts.</w:t>
             </w:r>
           </w:p>
         </w:tc>
@@ -5390,12 +5500,33 @@
           </w:tcPr>
           <w:p>
             <w:r>
-              <w:rPr>
-                <w:i/>
-                <w:iCs/>
-                <w:color w:val="7A7A7A"/>
-              </w:rPr>
-              <w:t>[TODO: What happens, step by step, when the feature is executed?]</w:t>
+              <w:t xml:space="preserve">If user inputs fields manually: fields are filled -&gt; </w:t>
+            </w:r>
+            <w:r>
+              <w:t xml:space="preserve">inputs are validated -&gt; scenario created -&gt; </w:t>
+            </w:r>
+            <w:r>
+              <w:t>story starts.</w:t>
+            </w:r>
+          </w:p>
+          <w:p>
+            <w:r>
+              <w:t>If agent generates fields</w:t>
+            </w:r>
+            <w:r>
+              <w:t xml:space="preserve"> from</w:t>
+            </w:r>
+            <w:r>
+              <w:t xml:space="preserve"> prompt: prompt is given -&gt; agent returns a draft scenario -&gt; user approves -&gt; </w:t>
+            </w:r>
+            <w:r>
+              <w:t xml:space="preserve">inputs are validated -&gt; scenario created -&gt; story </w:t>
+            </w:r>
+            <w:r>
+              <w:t>start</w:t>
+            </w:r>
+            <w:r>
+              <w:t>s</w:t>
             </w:r>
           </w:p>
         </w:tc>
@@ -5448,13 +5579,66 @@
             </w:tcMar>
           </w:tcPr>
           <w:p>
-            <w:r>
-              <w:rPr>
-                <w:i/>
-                <w:iCs/>
-                <w:color w:val="7A7A7A"/>
-              </w:rPr>
-              <w:t>[TODO: What could go wrong, and how should the system respond?]</w:t>
+            <w:pPr>
+              <w:pStyle w:val="ListParagraph"/>
+              <w:numPr>
+                <w:ilvl w:val="0"/>
+                <w:numId w:val="4"/>
+              </w:numPr>
+            </w:pPr>
+            <w:r>
+              <w:t>Prompt Refused: show a message and let the user rephrase or write the scenario by hand</w:t>
+            </w:r>
+          </w:p>
+          <w:p>
+            <w:pPr>
+              <w:pStyle w:val="ListParagraph"/>
+              <w:numPr>
+                <w:ilvl w:val="0"/>
+                <w:numId w:val="4"/>
+              </w:numPr>
+            </w:pPr>
+            <w:r>
+              <w:t>Failed Model Call: show a message; allow the user to write by hand</w:t>
+            </w:r>
+          </w:p>
+          <w:p>
+            <w:pPr>
+              <w:pStyle w:val="ListParagraph"/>
+              <w:numPr>
+                <w:ilvl w:val="0"/>
+                <w:numId w:val="4"/>
+              </w:numPr>
+            </w:pPr>
+            <w:r>
+              <w:t xml:space="preserve">Invalid </w:t>
+            </w:r>
+            <w:r>
+              <w:t xml:space="preserve">Fields (manual input; </w:t>
+            </w:r>
+            <w:r>
+              <w:t xml:space="preserve">mandatory </w:t>
+            </w:r>
+            <w:r>
+              <w:t>fields are empty):</w:t>
+            </w:r>
+            <w:r>
+              <w:t xml:space="preserve"> </w:t>
+            </w:r>
+            <w:r>
+              <w:t>show a message to the user</w:t>
+            </w:r>
+          </w:p>
+          <w:p>
+            <w:pPr>
+              <w:pStyle w:val="ListParagraph"/>
+              <w:numPr>
+                <w:ilvl w:val="0"/>
+                <w:numId w:val="4"/>
+              </w:numPr>
+            </w:pPr>
+            <w:r>
+              <w:t>Generated Draft Rejected: user can edit the generated draft or redo it with another prompt (can also be the same).</w:t>
             </w:r>
           </w:p>
         </w:tc>
@@ -5467,10 +5651,25 @@
     </w:p>
     <w:p>
       <w:pPr>
+        <w:rPr>
+          <w:b/>
+          <w:bCs/>
+          <w:color w:val="404040"/>
+          <w:sz w:val="23"/>
+          <w:szCs w:val="23"/>
+        </w:rPr>
+      </w:pPr>
+      <w:r>
+        <w:br w:type="page"/>
+      </w:r>
+    </w:p>
+    <w:p>
+      <w:pPr>
         <w:pStyle w:val="Heading3"/>
         <w:keepNext/>
       </w:pPr>
       <w:r>
+        <w:lastRenderedPageBreak/>
         <w:t>F02: Lore Entry Management</w:t>
       </w:r>
     </w:p>
@@ -6883,7 +7082,6 @@
                 <w:b/>
                 <w:bCs/>
               </w:rPr>
-              <w:lastRenderedPageBreak/>
               <w:t>Expected Workflow</w:t>
             </w:r>
           </w:p>
@@ -8233,7 +8431,6 @@
                 <w:b/>
                 <w:bCs/>
               </w:rPr>
-              <w:lastRenderedPageBreak/>
               <w:t>Input</w:t>
             </w:r>
           </w:p>
@@ -8352,6 +8549,7 @@
                 <w:b/>
                 <w:bCs/>
               </w:rPr>
+              <w:lastRenderedPageBreak/>
               <w:t>AI Involvement</w:t>
             </w:r>
           </w:p>
@@ -9618,7 +9816,6 @@
                 <w:b/>
                 <w:bCs/>
               </w:rPr>
-              <w:lastRenderedPageBreak/>
               <w:t>Description</w:t>
             </w:r>
           </w:p>
@@ -9732,6 +9929,7 @@
                 <w:b/>
                 <w:bCs/>
               </w:rPr>
+              <w:lastRenderedPageBreak/>
               <w:t>Input</w:t>
             </w:r>
           </w:p>
@@ -11011,7 +11209,6 @@
         <w:keepNext/>
       </w:pPr>
       <w:r>
-        <w:lastRenderedPageBreak/>
         <w:t>F13: Ending Generation</w:t>
       </w:r>
     </w:p>
@@ -11171,6 +11368,7 @@
                 <w:b/>
                 <w:bCs/>
               </w:rPr>
+              <w:lastRenderedPageBreak/>
               <w:t>User Interaction (GUI)</w:t>
             </w:r>
           </w:p>
@@ -11519,6 +11717,18 @@
     </w:p>
     <w:p>
       <w:pPr>
+        <w:spacing w:line="20" w:lineRule="exact"/>
+        <w:sectPr>
+          <w:footerReference w:type="default" r:id="rId7"/>
+          <w:pgSz w:w="12240" w:h="15840"/>
+          <w:pgMar w:top="1440" w:right="1440" w:bottom="1440" w:left="1440" w:header="708" w:footer="708" w:gutter="0"/>
+          <w:cols w:space="720"/>
+          <w:docGrid w:linePitch="360"/>
+        </w:sectPr>
+      </w:pPr>
+    </w:p>
+    <w:p>
+      <w:pPr>
         <w:pStyle w:val="Heading1"/>
         <w:pageBreakBefore/>
       </w:pPr>
@@ -11531,74 +11741,62 @@
     </w:p>
     <w:p>
       <w:pPr>
-        <w:spacing w:after="120"/>
+        <w:keepNext/>
+        <w:spacing w:before="60"/>
+        <w:jc w:val="center"/>
       </w:pPr>
       <w:r>
         <w:rPr>
-          <w:i/>
-          <w:iCs/>
-          <w:color w:val="7A7A7A"/>
+          <w:noProof/>
         </w:rPr>
-        <w:t>[TODO: Show major classes and interfaces, important attributes and methods, associations, dependencies, inheritance, aggregation/composition and multiplicities. Include both the traditional components and the AI/agent components, and make the five or more design patterns visible.]</w:t>
-      </w:r>
-    </w:p>
-    <w:tbl>
-      <w:tblPr>
-        <w:tblW w:w="9360" w:type="dxa"/>
-        <w:tblBorders>
-          <w:top w:val="single" w:sz="4" w:space="0" w:color="auto"/>
-          <w:left w:val="single" w:sz="4" w:space="0" w:color="auto"/>
-          <w:bottom w:val="single" w:sz="4" w:space="0" w:color="auto"/>
-          <w:right w:val="single" w:sz="4" w:space="0" w:color="auto"/>
-          <w:insideH w:val="single" w:sz="4" w:space="0" w:color="auto"/>
-          <w:insideV w:val="single" w:sz="4" w:space="0" w:color="auto"/>
-        </w:tblBorders>
-        <w:tblCellMar>
-          <w:left w:w="10" w:type="dxa"/>
-          <w:right w:w="10" w:type="dxa"/>
-        </w:tblCellMar>
-        <w:tblLook w:val="0000" w:firstRow="0" w:lastRow="0" w:firstColumn="0" w:lastColumn="0" w:noHBand="0" w:noVBand="0"/>
-      </w:tblPr>
-      <w:tblGrid>
-        <w:gridCol w:w="9360"/>
-      </w:tblGrid>
-      <w:tr>
-        <w:tc>
-          <w:tcPr>
-            <w:tcW w:w="9360" w:type="dxa"/>
-            <w:tcBorders>
-              <w:top w:val="dashed" w:sz="6" w:space="0" w:color="A6A6A6"/>
-              <w:left w:val="dashed" w:sz="6" w:space="0" w:color="A6A6A6"/>
-              <w:bottom w:val="dashed" w:sz="6" w:space="0" w:color="A6A6A6"/>
-              <w:right w:val="dashed" w:sz="6" w:space="0" w:color="A6A6A6"/>
-            </w:tcBorders>
-            <w:tcMar>
-              <w:top w:w="700" w:type="dxa"/>
-              <w:left w:w="200" w:type="dxa"/>
-              <w:bottom w:w="700" w:type="dxa"/>
-              <w:right w:w="200" w:type="dxa"/>
-            </w:tcMar>
-          </w:tcPr>
-          <w:p>
-            <w:pPr>
-              <w:jc w:val="center"/>
-            </w:pPr>
-            <w:r>
-              <w:rPr>
-                <w:i/>
-                <w:iCs/>
-                <w:color w:val="7A7A7A"/>
-              </w:rPr>
-              <w:t>[TODO: insert UML class diagram here]</w:t>
-            </w:r>
-          </w:p>
-        </w:tc>
-      </w:tr>
-    </w:tbl>
-    <w:p>
-      <w:pPr>
-        <w:spacing w:before="120" w:after="200"/>
+        <w:drawing>
+          <wp:inline distT="0" distB="0" distL="0" distR="0" wp14:anchorId="5AC732C3" wp14:editId="26F3570E">
+            <wp:extent cx="7717536" cy="4982760"/>
+            <wp:effectExtent l="0" t="0" r="0" b="0"/>
+            <wp:docPr id="901" name="Class diagram figure 1" descr="Class diagram overview: all classes by name, with every relationship. Attributes and methods are shown in Figures 2 to 9."/>
+            <wp:cNvGraphicFramePr>
+              <a:graphicFrameLocks xmlns:a="http://schemas.openxmlformats.org/drawingml/2006/main" noChangeAspect="1"/>
+            </wp:cNvGraphicFramePr>
+            <a:graphic xmlns:a="http://schemas.openxmlformats.org/drawingml/2006/main">
+              <a:graphicData uri="http://schemas.openxmlformats.org/drawingml/2006/picture">
+                <pic:pic xmlns:pic="http://schemas.openxmlformats.org/drawingml/2006/picture">
+                  <pic:nvPicPr>
+                    <pic:cNvPr id="901" name="image1.png"/>
+                    <pic:cNvPicPr/>
+                  </pic:nvPicPr>
+                  <pic:blipFill>
+                    <a:blip r:embed="rId8"/>
+                    <a:stretch>
+                      <a:fillRect/>
+                    </a:stretch>
+                  </pic:blipFill>
+                  <pic:spPr>
+                    <a:xfrm>
+                      <a:off x="0" y="0"/>
+                      <a:ext cx="7717536" cy="4982760"/>
+                    </a:xfrm>
+                    <a:prstGeom prst="rect">
+                      <a:avLst/>
+                    </a:prstGeom>
+                  </pic:spPr>
+                </pic:pic>
+              </a:graphicData>
+            </a:graphic>
+          </wp:inline>
+        </w:drawing>
+      </w:r>
+    </w:p>
+    <w:p>
+      <w:pPr>
+        <w:spacing w:before="100" w:after="200"/>
         <w:jc w:val="center"/>
+        <w:sectPr>
+          <w:footerReference w:type="default" r:id="rId9"/>
+          <w:pgSz w:w="15840" w:h="12240" w:orient="landscape"/>
+          <w:pgMar w:top="1440" w:right="1440" w:bottom="1440" w:left="1440" w:header="708" w:footer="708" w:gutter="0"/>
+          <w:cols w:space="720"/>
+          <w:docGrid w:linePitch="360"/>
+        </w:sectPr>
       </w:pPr>
       <w:r>
         <w:rPr>
@@ -11607,7 +11805,557 @@
           <w:sz w:val="20"/>
           <w:szCs w:val="20"/>
         </w:rPr>
-        <w:t>Figure 1. Class diagram</w:t>
+        <w:t>Figure 1. Class diagram overview: all classes by name</w:t>
+      </w:r>
+      <w:r>
+        <w:rPr>
+          <w:i/>
+          <w:iCs/>
+          <w:sz w:val="20"/>
+          <w:szCs w:val="20"/>
+        </w:rPr>
+        <w:t xml:space="preserve"> with relationship arrows</w:t>
+      </w:r>
+      <w:r>
+        <w:rPr>
+          <w:i/>
+          <w:iCs/>
+          <w:sz w:val="20"/>
+          <w:szCs w:val="20"/>
+        </w:rPr>
+        <w:t>. Attributes and methods shown in Figures 2 to 9.</w:t>
+      </w:r>
+    </w:p>
+    <w:p>
+      <w:pPr>
+        <w:keepNext/>
+        <w:spacing w:before="60"/>
+        <w:jc w:val="center"/>
+      </w:pPr>
+      <w:r>
+        <w:rPr>
+          <w:noProof/>
+        </w:rPr>
+        <w:lastRenderedPageBreak/>
+        <w:drawing>
+          <wp:inline distT="0" distB="0" distL="0" distR="0" wp14:anchorId="605F835C" wp14:editId="4B3F4101">
+            <wp:extent cx="5943600" cy="3055749"/>
+            <wp:effectExtent l="0" t="0" r="0" b="0"/>
+            <wp:docPr id="902" name="Class diagram figure 2" descr="Package ui: the two front ends and the observer interface they implement."/>
+            <wp:cNvGraphicFramePr>
+              <a:graphicFrameLocks xmlns:a="http://schemas.openxmlformats.org/drawingml/2006/main" noChangeAspect="1"/>
+            </wp:cNvGraphicFramePr>
+            <a:graphic xmlns:a="http://schemas.openxmlformats.org/drawingml/2006/main">
+              <a:graphicData uri="http://schemas.openxmlformats.org/drawingml/2006/picture">
+                <pic:pic xmlns:pic="http://schemas.openxmlformats.org/drawingml/2006/picture">
+                  <pic:nvPicPr>
+                    <pic:cNvPr id="902" name="image2.png"/>
+                    <pic:cNvPicPr/>
+                  </pic:nvPicPr>
+                  <pic:blipFill>
+                    <a:blip r:embed="rId10"/>
+                    <a:stretch>
+                      <a:fillRect/>
+                    </a:stretch>
+                  </pic:blipFill>
+                  <pic:spPr>
+                    <a:xfrm>
+                      <a:off x="0" y="0"/>
+                      <a:ext cx="5943600" cy="3055749"/>
+                    </a:xfrm>
+                    <a:prstGeom prst="rect">
+                      <a:avLst/>
+                    </a:prstGeom>
+                  </pic:spPr>
+                </pic:pic>
+              </a:graphicData>
+            </a:graphic>
+          </wp:inline>
+        </w:drawing>
+      </w:r>
+    </w:p>
+    <w:p>
+      <w:pPr>
+        <w:spacing w:before="100" w:after="200"/>
+        <w:jc w:val="center"/>
+      </w:pPr>
+      <w:r>
+        <w:rPr>
+          <w:i/>
+          <w:iCs/>
+          <w:sz w:val="20"/>
+          <w:szCs w:val="20"/>
+        </w:rPr>
+        <w:t>Figure 2. Package ui: the two front ends and the observer interface they implement.</w:t>
+      </w:r>
+    </w:p>
+    <w:p>
+      <w:pPr>
+        <w:keepNext/>
+        <w:spacing w:before="60"/>
+        <w:jc w:val="center"/>
+      </w:pPr>
+      <w:r>
+        <w:rPr>
+          <w:noProof/>
+        </w:rPr>
+        <w:lastRenderedPageBreak/>
+        <w:drawing>
+          <wp:inline distT="0" distB="0" distL="0" distR="0" wp14:anchorId="54ADA25F" wp14:editId="243AFCA4">
+            <wp:extent cx="3840480" cy="7319300"/>
+            <wp:effectExtent l="0" t="0" r="0" b="0"/>
+            <wp:docPr id="903" name="Class diagram figure 3" descr="Package controller: the single entry point and the undoable commands."/>
+            <wp:cNvGraphicFramePr>
+              <a:graphicFrameLocks xmlns:a="http://schemas.openxmlformats.org/drawingml/2006/main" noChangeAspect="1"/>
+            </wp:cNvGraphicFramePr>
+            <a:graphic xmlns:a="http://schemas.openxmlformats.org/drawingml/2006/main">
+              <a:graphicData uri="http://schemas.openxmlformats.org/drawingml/2006/picture">
+                <pic:pic xmlns:pic="http://schemas.openxmlformats.org/drawingml/2006/picture">
+                  <pic:nvPicPr>
+                    <pic:cNvPr id="903" name="image3.png"/>
+                    <pic:cNvPicPr/>
+                  </pic:nvPicPr>
+                  <pic:blipFill>
+                    <a:blip r:embed="rId11"/>
+                    <a:stretch>
+                      <a:fillRect/>
+                    </a:stretch>
+                  </pic:blipFill>
+                  <pic:spPr>
+                    <a:xfrm>
+                      <a:off x="0" y="0"/>
+                      <a:ext cx="3840480" cy="7319300"/>
+                    </a:xfrm>
+                    <a:prstGeom prst="rect">
+                      <a:avLst/>
+                    </a:prstGeom>
+                  </pic:spPr>
+                </pic:pic>
+              </a:graphicData>
+            </a:graphic>
+          </wp:inline>
+        </w:drawing>
+      </w:r>
+    </w:p>
+    <w:p>
+      <w:pPr>
+        <w:spacing w:before="100" w:after="200"/>
+        <w:jc w:val="center"/>
+        <w:sectPr>
+          <w:footerReference w:type="default" r:id="rId12"/>
+          <w:pgSz w:w="12240" w:h="15840"/>
+          <w:pgMar w:top="1440" w:right="1440" w:bottom="1440" w:left="1440" w:header="708" w:footer="708" w:gutter="0"/>
+          <w:cols w:space="720"/>
+          <w:docGrid w:linePitch="360"/>
+        </w:sectPr>
+      </w:pPr>
+      <w:r>
+        <w:rPr>
+          <w:i/>
+          <w:iCs/>
+          <w:sz w:val="20"/>
+          <w:szCs w:val="20"/>
+        </w:rPr>
+        <w:t>Figure 3. Package controller: the single entry point and the undoable commands.</w:t>
+      </w:r>
+    </w:p>
+    <w:p>
+      <w:pPr>
+        <w:keepNext/>
+        <w:spacing w:before="60"/>
+        <w:jc w:val="center"/>
+      </w:pPr>
+      <w:r>
+        <w:rPr>
+          <w:noProof/>
+        </w:rPr>
+        <w:lastRenderedPageBreak/>
+        <w:drawing>
+          <wp:inline distT="0" distB="0" distL="0" distR="0" wp14:anchorId="05FAE929" wp14:editId="05CF8B9C">
+            <wp:extent cx="7589520" cy="5151120"/>
+            <wp:effectExtent l="0" t="0" r="0" b="0"/>
+            <wp:docPr id="904" name="Class diagram figure 4" descr="Package model, part 1: the session, its turns, and lore."/>
+            <wp:cNvGraphicFramePr>
+              <a:graphicFrameLocks xmlns:a="http://schemas.openxmlformats.org/drawingml/2006/main" noChangeAspect="1"/>
+            </wp:cNvGraphicFramePr>
+            <a:graphic xmlns:a="http://schemas.openxmlformats.org/drawingml/2006/main">
+              <a:graphicData uri="http://schemas.openxmlformats.org/drawingml/2006/picture">
+                <pic:pic xmlns:pic="http://schemas.openxmlformats.org/drawingml/2006/picture">
+                  <pic:nvPicPr>
+                    <pic:cNvPr id="904" name="image4.png"/>
+                    <pic:cNvPicPr/>
+                  </pic:nvPicPr>
+                  <pic:blipFill>
+                    <a:blip r:embed="rId13"/>
+                    <a:stretch>
+                      <a:fillRect/>
+                    </a:stretch>
+                  </pic:blipFill>
+                  <pic:spPr>
+                    <a:xfrm>
+                      <a:off x="0" y="0"/>
+                      <a:ext cx="7589520" cy="5151120"/>
+                    </a:xfrm>
+                    <a:prstGeom prst="rect">
+                      <a:avLst/>
+                    </a:prstGeom>
+                  </pic:spPr>
+                </pic:pic>
+              </a:graphicData>
+            </a:graphic>
+          </wp:inline>
+        </w:drawing>
+      </w:r>
+    </w:p>
+    <w:p>
+      <w:pPr>
+        <w:spacing w:before="100" w:after="200"/>
+        <w:jc w:val="center"/>
+        <w:sectPr>
+          <w:footerReference w:type="default" r:id="rId14"/>
+          <w:pgSz w:w="15840" w:h="12240" w:orient="landscape"/>
+          <w:pgMar w:top="1440" w:right="1440" w:bottom="1440" w:left="1440" w:header="708" w:footer="708" w:gutter="0"/>
+          <w:cols w:space="720"/>
+          <w:docGrid w:linePitch="360"/>
+        </w:sectPr>
+      </w:pPr>
+      <w:r>
+        <w:rPr>
+          <w:i/>
+          <w:iCs/>
+          <w:sz w:val="20"/>
+          <w:szCs w:val="20"/>
+        </w:rPr>
+        <w:t>Figure 4. Package model, part 1: the session, its turns, and lore.</w:t>
+      </w:r>
+    </w:p>
+    <w:p>
+      <w:pPr>
+        <w:keepNext/>
+        <w:spacing w:before="60"/>
+        <w:jc w:val="center"/>
+      </w:pPr>
+      <w:r>
+        <w:rPr>
+          <w:noProof/>
+        </w:rPr>
+        <w:lastRenderedPageBreak/>
+        <w:drawing>
+          <wp:inline distT="0" distB="0" distL="0" distR="0" wp14:anchorId="062B9E9E" wp14:editId="5270B6B0">
+            <wp:extent cx="5760720" cy="5192761"/>
+            <wp:effectExtent l="0" t="0" r="0" b="0"/>
+            <wp:docPr id="905" name="Class diagram figure 5" descr="Package model, part 2: characters and the hidden pivotal events. StorySession is detailed in Figure 4."/>
+            <wp:cNvGraphicFramePr>
+              <a:graphicFrameLocks xmlns:a="http://schemas.openxmlformats.org/drawingml/2006/main" noChangeAspect="1"/>
+            </wp:cNvGraphicFramePr>
+            <a:graphic xmlns:a="http://schemas.openxmlformats.org/drawingml/2006/main">
+              <a:graphicData uri="http://schemas.openxmlformats.org/drawingml/2006/picture">
+                <pic:pic xmlns:pic="http://schemas.openxmlformats.org/drawingml/2006/picture">
+                  <pic:nvPicPr>
+                    <pic:cNvPr id="905" name="image5.png"/>
+                    <pic:cNvPicPr/>
+                  </pic:nvPicPr>
+                  <pic:blipFill>
+                    <a:blip r:embed="rId15"/>
+                    <a:stretch>
+                      <a:fillRect/>
+                    </a:stretch>
+                  </pic:blipFill>
+                  <pic:spPr>
+                    <a:xfrm>
+                      <a:off x="0" y="0"/>
+                      <a:ext cx="5760720" cy="5192761"/>
+                    </a:xfrm>
+                    <a:prstGeom prst="rect">
+                      <a:avLst/>
+                    </a:prstGeom>
+                  </pic:spPr>
+                </pic:pic>
+              </a:graphicData>
+            </a:graphic>
+          </wp:inline>
+        </w:drawing>
+      </w:r>
+    </w:p>
+    <w:p>
+      <w:pPr>
+        <w:spacing w:before="100" w:after="200"/>
+        <w:jc w:val="center"/>
+        <w:sectPr>
+          <w:footerReference w:type="default" r:id="rId16"/>
+          <w:pgSz w:w="12240" w:h="15840"/>
+          <w:pgMar w:top="1440" w:right="1440" w:bottom="1440" w:left="1440" w:header="708" w:footer="708" w:gutter="0"/>
+          <w:cols w:space="720"/>
+          <w:docGrid w:linePitch="360"/>
+        </w:sectPr>
+      </w:pPr>
+      <w:r>
+        <w:rPr>
+          <w:i/>
+          <w:iCs/>
+          <w:sz w:val="20"/>
+          <w:szCs w:val="20"/>
+        </w:rPr>
+        <w:t>Figure 5. Package model, part 2: characters and the hidden pivotal events. StorySession is detailed in Figure 4.</w:t>
+      </w:r>
+    </w:p>
+    <w:p>
+      <w:pPr>
+        <w:keepNext/>
+        <w:spacing w:before="60"/>
+        <w:jc w:val="center"/>
+      </w:pPr>
+      <w:r>
+        <w:rPr>
+          <w:noProof/>
+        </w:rPr>
+        <w:lastRenderedPageBreak/>
+        <w:drawing>
+          <wp:inline distT="0" distB="0" distL="0" distR="0" wp14:anchorId="491D6CFB" wp14:editId="08EABA5F">
+            <wp:extent cx="8229600" cy="4281334"/>
+            <wp:effectExtent l="0" t="0" r="0" b="0"/>
+            <wp:docPr id="906" name="Class diagram figure 6" descr="Package agent: the facade, its subsystem classes, and the input-mode strategies."/>
+            <wp:cNvGraphicFramePr>
+              <a:graphicFrameLocks xmlns:a="http://schemas.openxmlformats.org/drawingml/2006/main" noChangeAspect="1"/>
+            </wp:cNvGraphicFramePr>
+            <a:graphic xmlns:a="http://schemas.openxmlformats.org/drawingml/2006/main">
+              <a:graphicData uri="http://schemas.openxmlformats.org/drawingml/2006/picture">
+                <pic:pic xmlns:pic="http://schemas.openxmlformats.org/drawingml/2006/picture">
+                  <pic:nvPicPr>
+                    <pic:cNvPr id="906" name="image6.png"/>
+                    <pic:cNvPicPr/>
+                  </pic:nvPicPr>
+                  <pic:blipFill>
+                    <a:blip r:embed="rId17"/>
+                    <a:stretch>
+                      <a:fillRect/>
+                    </a:stretch>
+                  </pic:blipFill>
+                  <pic:spPr>
+                    <a:xfrm>
+                      <a:off x="0" y="0"/>
+                      <a:ext cx="8229600" cy="4281334"/>
+                    </a:xfrm>
+                    <a:prstGeom prst="rect">
+                      <a:avLst/>
+                    </a:prstGeom>
+                  </pic:spPr>
+                </pic:pic>
+              </a:graphicData>
+            </a:graphic>
+          </wp:inline>
+        </w:drawing>
+      </w:r>
+    </w:p>
+    <w:p>
+      <w:pPr>
+        <w:spacing w:before="100" w:after="200"/>
+        <w:jc w:val="center"/>
+      </w:pPr>
+      <w:r>
+        <w:rPr>
+          <w:i/>
+          <w:iCs/>
+          <w:sz w:val="20"/>
+          <w:szCs w:val="20"/>
+        </w:rPr>
+        <w:t>Figure 6. Package agent: the facade, its subsystem classes, and the input-mode strategies.</w:t>
+      </w:r>
+    </w:p>
+    <w:p>
+      <w:pPr>
+        <w:keepNext/>
+        <w:spacing w:before="60"/>
+        <w:jc w:val="center"/>
+      </w:pPr>
+      <w:r>
+        <w:rPr>
+          <w:noProof/>
+        </w:rPr>
+        <w:lastRenderedPageBreak/>
+        <w:drawing>
+          <wp:inline distT="0" distB="0" distL="0" distR="0" wp14:anchorId="2FFC722E" wp14:editId="02B513E0">
+            <wp:extent cx="8229600" cy="3514298"/>
+            <wp:effectExtent l="0" t="0" r="0" b="0"/>
+            <wp:docPr id="907" name="Class diagram figure 7" descr="Package agent.tools: the operations the model may request."/>
+            <wp:cNvGraphicFramePr>
+              <a:graphicFrameLocks xmlns:a="http://schemas.openxmlformats.org/drawingml/2006/main" noChangeAspect="1"/>
+            </wp:cNvGraphicFramePr>
+            <a:graphic xmlns:a="http://schemas.openxmlformats.org/drawingml/2006/main">
+              <a:graphicData uri="http://schemas.openxmlformats.org/drawingml/2006/picture">
+                <pic:pic xmlns:pic="http://schemas.openxmlformats.org/drawingml/2006/picture">
+                  <pic:nvPicPr>
+                    <pic:cNvPr id="907" name="image7.png"/>
+                    <pic:cNvPicPr/>
+                  </pic:nvPicPr>
+                  <pic:blipFill>
+                    <a:blip r:embed="rId18"/>
+                    <a:stretch>
+                      <a:fillRect/>
+                    </a:stretch>
+                  </pic:blipFill>
+                  <pic:spPr>
+                    <a:xfrm>
+                      <a:off x="0" y="0"/>
+                      <a:ext cx="8229600" cy="3514298"/>
+                    </a:xfrm>
+                    <a:prstGeom prst="rect">
+                      <a:avLst/>
+                    </a:prstGeom>
+                  </pic:spPr>
+                </pic:pic>
+              </a:graphicData>
+            </a:graphic>
+          </wp:inline>
+        </w:drawing>
+      </w:r>
+    </w:p>
+    <w:p>
+      <w:pPr>
+        <w:spacing w:before="100" w:after="200"/>
+        <w:jc w:val="center"/>
+      </w:pPr>
+      <w:r>
+        <w:rPr>
+          <w:i/>
+          <w:iCs/>
+          <w:sz w:val="20"/>
+          <w:szCs w:val="20"/>
+        </w:rPr>
+        <w:t>Figure 7. Package agent.tools: the operations the model may request.</w:t>
+      </w:r>
+    </w:p>
+    <w:p>
+      <w:pPr>
+        <w:keepNext/>
+        <w:spacing w:before="60"/>
+        <w:jc w:val="center"/>
+      </w:pPr>
+      <w:r>
+        <w:rPr>
+          <w:noProof/>
+        </w:rPr>
+        <w:lastRenderedPageBreak/>
+        <w:drawing>
+          <wp:inline distT="0" distB="0" distL="0" distR="0" wp14:anchorId="77C81E96" wp14:editId="534A52C2">
+            <wp:extent cx="8229600" cy="4388598"/>
+            <wp:effectExtent l="0" t="0" r="0" b="0"/>
+            <wp:docPr id="908" name="Class diagram figure 8" descr="Package llm: the client interface, the adapter for Claude, and the test double."/>
+            <wp:cNvGraphicFramePr>
+              <a:graphicFrameLocks xmlns:a="http://schemas.openxmlformats.org/drawingml/2006/main" noChangeAspect="1"/>
+            </wp:cNvGraphicFramePr>
+            <a:graphic xmlns:a="http://schemas.openxmlformats.org/drawingml/2006/main">
+              <a:graphicData uri="http://schemas.openxmlformats.org/drawingml/2006/picture">
+                <pic:pic xmlns:pic="http://schemas.openxmlformats.org/drawingml/2006/picture">
+                  <pic:nvPicPr>
+                    <pic:cNvPr id="908" name="image8.png"/>
+                    <pic:cNvPicPr/>
+                  </pic:nvPicPr>
+                  <pic:blipFill>
+                    <a:blip r:embed="rId19"/>
+                    <a:stretch>
+                      <a:fillRect/>
+                    </a:stretch>
+                  </pic:blipFill>
+                  <pic:spPr>
+                    <a:xfrm>
+                      <a:off x="0" y="0"/>
+                      <a:ext cx="8229600" cy="4388598"/>
+                    </a:xfrm>
+                    <a:prstGeom prst="rect">
+                      <a:avLst/>
+                    </a:prstGeom>
+                  </pic:spPr>
+                </pic:pic>
+              </a:graphicData>
+            </a:graphic>
+          </wp:inline>
+        </w:drawing>
+      </w:r>
+    </w:p>
+    <w:p>
+      <w:pPr>
+        <w:spacing w:before="100" w:after="200"/>
+        <w:jc w:val="center"/>
+        <w:sectPr>
+          <w:footerReference w:type="default" r:id="rId20"/>
+          <w:pgSz w:w="15840" w:h="12240" w:orient="landscape"/>
+          <w:pgMar w:top="1440" w:right="1440" w:bottom="1440" w:left="1440" w:header="708" w:footer="708" w:gutter="0"/>
+          <w:cols w:space="720"/>
+          <w:docGrid w:linePitch="360"/>
+        </w:sectPr>
+      </w:pPr>
+      <w:r>
+        <w:rPr>
+          <w:i/>
+          <w:iCs/>
+          <w:sz w:val="20"/>
+          <w:szCs w:val="20"/>
+        </w:rPr>
+        <w:t>Figure 8. Package llm: the client interface, the adapter for Claude, and the test double.</w:t>
+      </w:r>
+    </w:p>
+    <w:p>
+      <w:pPr>
+        <w:keepNext/>
+        <w:spacing w:before="60"/>
+        <w:jc w:val="center"/>
+      </w:pPr>
+      <w:r>
+        <w:rPr>
+          <w:noProof/>
+        </w:rPr>
+        <w:lastRenderedPageBreak/>
+        <w:drawing>
+          <wp:inline distT="0" distB="0" distL="0" distR="0" wp14:anchorId="6555CD64" wp14:editId="27B56B44">
+            <wp:extent cx="5669280" cy="1769271"/>
+            <wp:effectExtent l="0" t="0" r="0" b="0"/>
+            <wp:docPr id="909" name="Class diagram figure 9" descr="Package persistence: saving and loading sessions."/>
+            <wp:cNvGraphicFramePr>
+              <a:graphicFrameLocks xmlns:a="http://schemas.openxmlformats.org/drawingml/2006/main" noChangeAspect="1"/>
+            </wp:cNvGraphicFramePr>
+            <a:graphic xmlns:a="http://schemas.openxmlformats.org/drawingml/2006/main">
+              <a:graphicData uri="http://schemas.openxmlformats.org/drawingml/2006/picture">
+                <pic:pic xmlns:pic="http://schemas.openxmlformats.org/drawingml/2006/picture">
+                  <pic:nvPicPr>
+                    <pic:cNvPr id="909" name="image9.png"/>
+                    <pic:cNvPicPr/>
+                  </pic:nvPicPr>
+                  <pic:blipFill>
+                    <a:blip r:embed="rId21"/>
+                    <a:stretch>
+                      <a:fillRect/>
+                    </a:stretch>
+                  </pic:blipFill>
+                  <pic:spPr>
+                    <a:xfrm>
+                      <a:off x="0" y="0"/>
+                      <a:ext cx="5669280" cy="1769271"/>
+                    </a:xfrm>
+                    <a:prstGeom prst="rect">
+                      <a:avLst/>
+                    </a:prstGeom>
+                  </pic:spPr>
+                </pic:pic>
+              </a:graphicData>
+            </a:graphic>
+          </wp:inline>
+        </w:drawing>
+      </w:r>
+    </w:p>
+    <w:p>
+      <w:pPr>
+        <w:spacing w:before="100" w:after="200"/>
+        <w:jc w:val="center"/>
+      </w:pPr>
+      <w:r>
+        <w:rPr>
+          <w:i/>
+          <w:iCs/>
+          <w:sz w:val="20"/>
+          <w:szCs w:val="20"/>
+        </w:rPr>
+        <w:t>Figure 9. Package persistence: saving and loading sessions.</w:t>
       </w:r>
     </w:p>
     <w:p>
@@ -14325,7 +15073,7 @@
           <w:sz w:val="20"/>
           <w:szCs w:val="20"/>
         </w:rPr>
-        <w:t>Figure 2. Use-case diagram</w:t>
+        <w:t>Figure 10. Use-case diagram</w:t>
       </w:r>
     </w:p>
     <w:p>
@@ -16753,7 +17501,7 @@
           <w:sz w:val="20"/>
           <w:szCs w:val="20"/>
         </w:rPr>
-        <w:t>Figure 3. SD01</w:t>
+        <w:t>Figure 11. SD01</w:t>
       </w:r>
     </w:p>
     <w:p>
@@ -16892,7 +17640,7 @@
           <w:sz w:val="20"/>
           <w:szCs w:val="20"/>
         </w:rPr>
-        <w:t>Figure 4. SD02</w:t>
+        <w:t>Figure 12. SD02</w:t>
       </w:r>
     </w:p>
     <w:p>
@@ -17032,13 +17780,13 @@
           <w:sz w:val="20"/>
           <w:szCs w:val="20"/>
         </w:rPr>
-        <w:t>Figure 5. SD03</w:t>
+        <w:t>Figure 13. SD03</w:t>
       </w:r>
     </w:p>
     <w:p>
       <w:pPr>
         <w:sectPr>
-          <w:footerReference w:type="default" r:id="rId7"/>
+          <w:footerReference w:type="default" r:id="rId22"/>
           <w:pgSz w:w="12240" w:h="15840"/>
           <w:pgMar w:top="1440" w:right="1440" w:bottom="1440" w:left="1440" w:header="708" w:footer="708" w:gutter="0"/>
           <w:cols w:space="720"/>
@@ -20169,7 +20917,7 @@
     <w:p>
       <w:pPr>
         <w:sectPr>
-          <w:footerReference w:type="default" r:id="rId8"/>
+          <w:footerReference w:type="default" r:id="rId23"/>
           <w:pgSz w:w="15840" w:h="12240" w:orient="landscape"/>
           <w:pgMar w:top="1440" w:right="1440" w:bottom="1440" w:left="1440" w:header="708" w:footer="708" w:gutter="0"/>
           <w:cols w:space="720"/>
@@ -22503,183 +23251,11 @@
     </w:p>
     <w:p>
       <w:pPr>
-        <w:pStyle w:val="Heading2"/>
-        <w:keepNext/>
-      </w:pPr>
-      <w:bookmarkStart w:id="42" w:name="_Toc242440016"/>
-      <w:r>
-        <w:t>F14: Export Story (tentative)</w:t>
-      </w:r>
-      <w:bookmarkEnd w:id="42"/>
-    </w:p>
-    <w:p>
-      <w:pPr>
-        <w:keepNext/>
         <w:spacing w:after="120"/>
       </w:pPr>
-      <w:r>
-        <w:rPr>
-          <w:b/>
-          <w:bCs/>
-        </w:rPr>
-        <w:t xml:space="preserve">Related Use Case: </w:t>
-      </w:r>
-      <w:r>
-        <w:rPr>
-          <w:i/>
-          <w:iCs/>
-          <w:color w:val="7A7A7A"/>
-        </w:rPr>
-        <w:t>[TODO: UC## and name]</w:t>
-      </w:r>
-    </w:p>
-    <w:p>
-      <w:pPr>
-        <w:keepNext/>
-        <w:spacing w:after="120"/>
-      </w:pPr>
-      <w:r>
-        <w:rPr>
-          <w:b/>
-          <w:bCs/>
-        </w:rPr>
-        <w:t xml:space="preserve">Related Sequence Diagram: </w:t>
-      </w:r>
-      <w:r>
-        <w:rPr>
-          <w:i/>
-          <w:iCs/>
-          <w:color w:val="7A7A7A"/>
-        </w:rPr>
-        <w:t>[TODO: SD## and name]</w:t>
-      </w:r>
-    </w:p>
-    <w:p>
-      <w:pPr>
-        <w:keepNext/>
-        <w:spacing w:before="120" w:after="60"/>
-      </w:pPr>
-      <w:r>
-        <w:rPr>
-          <w:b/>
-          <w:bCs/>
-        </w:rPr>
-        <w:t>Classes involved</w:t>
-      </w:r>
-    </w:p>
-    <w:p>
-      <w:pPr>
-        <w:pStyle w:val="ListParagraph"/>
-        <w:numPr>
-          <w:ilvl w:val="0"/>
-          <w:numId w:val="2"/>
-        </w:numPr>
-        <w:spacing w:after="60"/>
-      </w:pPr>
-      <w:r>
-        <w:rPr>
-          <w:i/>
-          <w:iCs/>
-          <w:color w:val="7A7A7A"/>
-        </w:rPr>
-        <w:t>[TODO: ClassName: its role in this feature]</w:t>
-      </w:r>
-    </w:p>
-    <w:p>
-      <w:pPr>
-        <w:pStyle w:val="ListParagraph"/>
-        <w:numPr>
-          <w:ilvl w:val="0"/>
-          <w:numId w:val="2"/>
-        </w:numPr>
-        <w:spacing w:after="60"/>
-      </w:pPr>
-      <w:r>
-        <w:rPr>
-          <w:i/>
-          <w:iCs/>
-          <w:color w:val="7A7A7A"/>
-        </w:rPr>
-        <w:t>[TODO: ClassName: its role in this feature]</w:t>
-      </w:r>
-    </w:p>
-    <w:p>
-      <w:pPr>
-        <w:keepNext/>
-        <w:spacing w:before="120" w:after="60"/>
-      </w:pPr>
-      <w:r>
-        <w:rPr>
-          <w:b/>
-          <w:bCs/>
-        </w:rPr>
-        <w:t>Important methods</w:t>
-      </w:r>
-    </w:p>
-    <w:p>
-      <w:pPr>
-        <w:pStyle w:val="ListParagraph"/>
-        <w:numPr>
-          <w:ilvl w:val="0"/>
-          <w:numId w:val="2"/>
-        </w:numPr>
-        <w:spacing w:after="60"/>
-      </w:pPr>
-      <w:r>
-        <w:rPr>
-          <w:i/>
-          <w:iCs/>
-          <w:color w:val="7A7A7A"/>
-        </w:rPr>
-        <w:t>[TODO: ClassName.method()]</w:t>
-      </w:r>
-    </w:p>
-    <w:p>
-      <w:pPr>
-        <w:pStyle w:val="ListParagraph"/>
-        <w:numPr>
-          <w:ilvl w:val="0"/>
-          <w:numId w:val="2"/>
-        </w:numPr>
-        <w:spacing w:after="60"/>
-      </w:pPr>
-      <w:r>
-        <w:rPr>
-          <w:i/>
-          <w:iCs/>
-          <w:color w:val="7A7A7A"/>
-        </w:rPr>
-        <w:t>[TODO: ClassName.method()]</w:t>
-      </w:r>
-    </w:p>
-    <w:p>
-      <w:pPr>
-        <w:keepNext/>
-        <w:spacing w:before="120" w:after="60"/>
-      </w:pPr>
-      <w:r>
-        <w:rPr>
-          <w:b/>
-          <w:bCs/>
-        </w:rPr>
-        <w:t>Execution</w:t>
-      </w:r>
-    </w:p>
-    <w:p>
-      <w:pPr>
-        <w:spacing w:after="120"/>
-      </w:pPr>
-      <w:r>
-        <w:rPr>
-          <w:i/>
-          <w:iCs/>
-          <w:color w:val="7A7A7A"/>
-        </w:rPr>
-        <w:t>[TODO: Short paragraph walking through what happens from the user action to the returned result.]</w:t>
-      </w:r>
     </w:p>
     <w:sectPr>
-      <w:footerReference w:type="default" r:id="rId9"/>
+      <w:footerReference w:type="default" r:id="rId24"/>
       <w:pgSz w:w="12240" w:h="15840"/>
       <w:pgMar w:top="1440" w:right="1440" w:bottom="1440" w:left="1440" w:header="708" w:footer="708" w:gutter="0"/>
       <w:cols w:space="720"/>
@@ -22871,6 +23447,360 @@
         <w:sz w:val="18"/>
         <w:szCs w:val="18"/>
       </w:rPr>
+      <w:t>1</w:t>
+    </w:r>
+    <w:r>
+      <w:rPr>
+        <w:color w:val="7A7A7A"/>
+        <w:sz w:val="18"/>
+        <w:szCs w:val="18"/>
+      </w:rPr>
+      <w:fldChar w:fldCharType="end"/>
+    </w:r>
+  </w:p>
+</w:ftr>
+</file>
+
+<file path=word/footer4.xml><?xml version="1.0" encoding="utf-8"?>
+<w:ftr xmlns:wpc="http://schemas.microsoft.com/office/word/2010/wordprocessingCanvas" xmlns:cx="http://schemas.microsoft.com/office/drawing/2014/chartex" xmlns:cx1="http://schemas.microsoft.com/office/drawing/2015/9/8/chartex" xmlns:cx2="http://schemas.microsoft.com/office/drawing/2015/10/21/chartex" xmlns:cx3="http://schemas.microsoft.com/office/drawing/2016/5/9/chartex" xmlns:cx4="http://schemas.microsoft.com/office/drawing/2016/5/10/chartex" xmlns:cx5="http://schemas.microsoft.com/office/drawing/2016/5/11/chartex" xmlns:cx6="http://schemas.microsoft.com/office/drawing/2016/5/12/chartex" xmlns:cx7="http://schemas.microsoft.com/office/drawing/2016/5/13/chartex" xmlns:cx8="http://schemas.microsoft.com/office/drawing/2016/5/14/chartex" xmlns:mc="http://schemas.openxmlformats.org/markup-compatibility/2006" xmlns:aink="http://schemas.microsoft.com/office/drawing/2016/ink" xmlns:am3d="http://schemas.microsoft.com/office/drawing/2017/model3d" xmlns:o="urn:schemas-microsoft-com:office:office" xmlns:oel="http://schemas.microsoft.com/office/2019/extlst" xmlns:r="http://schemas.openxmlformats.org/officeDocument/2006/relationships" xmlns:m="http://schemas.openxmlformats.org/officeDocument/2006/math" xmlns:v="urn:schemas-microsoft-com:vml" xmlns:wp14="http://schemas.microsoft.com/office/word/2010/wordprocessingDrawing" xmlns:wp="http://schemas.openxmlformats.org/drawingml/2006/wordprocessingDrawing" xmlns:w10="urn:schemas-microsoft-com:office:word" xmlns:w="http://schemas.openxmlformats.org/wordprocessingml/2006/main" xmlns:w14="http://schemas.microsoft.com/office/word/2010/wordml" xmlns:w15="http://schemas.microsoft.com/office/word/2012/wordml" xmlns:w16cex="http://schemas.microsoft.com/office/word/2018/wordml/cex" xmlns:w16cid="http://schemas.microsoft.com/office/word/2016/wordml/cid" xmlns:w16="http://schemas.microsoft.com/office/word/2018/wordml" xmlns:w16du="http://schemas.microsoft.com/office/word/2023/wordml/word16du" xmlns:w16sdtdh="http://schemas.microsoft.com/office/word/2020/wordml/sdtdatahash" xmlns:w16se="http://schemas.microsoft.com/office/word/2015/wordml/symex" xmlns:wpg="http://schemas.microsoft.com/office/word/2010/wordprocessingGroup" xmlns:wpi="http://schemas.microsoft.com/office/word/2010/wordprocessingInk" xmlns:wne="http://schemas.microsoft.com/office/word/2006/wordml" xmlns:wps="http://schemas.microsoft.com/office/word/2010/wordprocessingShape" mc:Ignorable="w14 w15 w16se w16cid w16 w16cex w16sdtdh w16du wp14">
+  <w:p>
+    <w:pPr>
+      <w:jc w:val="center"/>
+    </w:pPr>
+    <w:r>
+      <w:rPr>
+        <w:color w:val="7A7A7A"/>
+        <w:sz w:val="18"/>
+        <w:szCs w:val="18"/>
+      </w:rPr>
+      <w:t xml:space="preserve">Page </w:t>
+    </w:r>
+    <w:r>
+      <w:rPr>
+        <w:color w:val="7A7A7A"/>
+        <w:sz w:val="18"/>
+        <w:szCs w:val="18"/>
+      </w:rPr>
+      <w:fldChar w:fldCharType="begin"/>
+    </w:r>
+    <w:r>
+      <w:rPr>
+        <w:color w:val="7A7A7A"/>
+        <w:sz w:val="18"/>
+        <w:szCs w:val="18"/>
+      </w:rPr>
+      <w:instrText>PAGE</w:instrText>
+    </w:r>
+    <w:r>
+      <w:rPr>
+        <w:color w:val="7A7A7A"/>
+        <w:sz w:val="18"/>
+        <w:szCs w:val="18"/>
+      </w:rPr>
+      <w:fldChar w:fldCharType="separate"/>
+    </w:r>
+    <w:r>
+      <w:rPr>
+        <w:noProof/>
+        <w:color w:val="7A7A7A"/>
+        <w:sz w:val="18"/>
+        <w:szCs w:val="18"/>
+      </w:rPr>
+      <w:t>19</w:t>
+    </w:r>
+    <w:r>
+      <w:rPr>
+        <w:color w:val="7A7A7A"/>
+        <w:sz w:val="18"/>
+        <w:szCs w:val="18"/>
+      </w:rPr>
+      <w:fldChar w:fldCharType="end"/>
+    </w:r>
+  </w:p>
+</w:ftr>
+</file>
+
+<file path=word/footer5.xml><?xml version="1.0" encoding="utf-8"?>
+<w:ftr xmlns:wpc="http://schemas.microsoft.com/office/word/2010/wordprocessingCanvas" xmlns:cx="http://schemas.microsoft.com/office/drawing/2014/chartex" xmlns:cx1="http://schemas.microsoft.com/office/drawing/2015/9/8/chartex" xmlns:cx2="http://schemas.microsoft.com/office/drawing/2015/10/21/chartex" xmlns:cx3="http://schemas.microsoft.com/office/drawing/2016/5/9/chartex" xmlns:cx4="http://schemas.microsoft.com/office/drawing/2016/5/10/chartex" xmlns:cx5="http://schemas.microsoft.com/office/drawing/2016/5/11/chartex" xmlns:cx6="http://schemas.microsoft.com/office/drawing/2016/5/12/chartex" xmlns:cx7="http://schemas.microsoft.com/office/drawing/2016/5/13/chartex" xmlns:cx8="http://schemas.microsoft.com/office/drawing/2016/5/14/chartex" xmlns:mc="http://schemas.openxmlformats.org/markup-compatibility/2006" xmlns:aink="http://schemas.microsoft.com/office/drawing/2016/ink" xmlns:am3d="http://schemas.microsoft.com/office/drawing/2017/model3d" xmlns:o="urn:schemas-microsoft-com:office:office" xmlns:oel="http://schemas.microsoft.com/office/2019/extlst" xmlns:r="http://schemas.openxmlformats.org/officeDocument/2006/relationships" xmlns:m="http://schemas.openxmlformats.org/officeDocument/2006/math" xmlns:v="urn:schemas-microsoft-com:vml" xmlns:wp14="http://schemas.microsoft.com/office/word/2010/wordprocessingDrawing" xmlns:wp="http://schemas.openxmlformats.org/drawingml/2006/wordprocessingDrawing" xmlns:w10="urn:schemas-microsoft-com:office:word" xmlns:w="http://schemas.openxmlformats.org/wordprocessingml/2006/main" xmlns:w14="http://schemas.microsoft.com/office/word/2010/wordml" xmlns:w15="http://schemas.microsoft.com/office/word/2012/wordml" xmlns:w16cex="http://schemas.microsoft.com/office/word/2018/wordml/cex" xmlns:w16cid="http://schemas.microsoft.com/office/word/2016/wordml/cid" xmlns:w16="http://schemas.microsoft.com/office/word/2018/wordml" xmlns:w16du="http://schemas.microsoft.com/office/word/2023/wordml/word16du" xmlns:w16sdtdh="http://schemas.microsoft.com/office/word/2020/wordml/sdtdatahash" xmlns:w16se="http://schemas.microsoft.com/office/word/2015/wordml/symex" xmlns:wpg="http://schemas.microsoft.com/office/word/2010/wordprocessingGroup" xmlns:wpi="http://schemas.microsoft.com/office/word/2010/wordprocessingInk" xmlns:wne="http://schemas.microsoft.com/office/word/2006/wordml" xmlns:wps="http://schemas.microsoft.com/office/word/2010/wordprocessingShape" mc:Ignorable="w14 w15 w16se w16cid w16 w16cex w16sdtdh w16du wp14">
+  <w:p>
+    <w:pPr>
+      <w:jc w:val="center"/>
+    </w:pPr>
+    <w:r>
+      <w:rPr>
+        <w:color w:val="7A7A7A"/>
+        <w:sz w:val="18"/>
+        <w:szCs w:val="18"/>
+      </w:rPr>
+      <w:t xml:space="preserve">Page </w:t>
+    </w:r>
+    <w:r>
+      <w:rPr>
+        <w:color w:val="7A7A7A"/>
+        <w:sz w:val="18"/>
+        <w:szCs w:val="18"/>
+      </w:rPr>
+      <w:fldChar w:fldCharType="begin"/>
+    </w:r>
+    <w:r>
+      <w:rPr>
+        <w:color w:val="7A7A7A"/>
+        <w:sz w:val="18"/>
+        <w:szCs w:val="18"/>
+      </w:rPr>
+      <w:instrText>PAGE</w:instrText>
+    </w:r>
+    <w:r>
+      <w:rPr>
+        <w:color w:val="7A7A7A"/>
+        <w:sz w:val="18"/>
+        <w:szCs w:val="18"/>
+      </w:rPr>
+      <w:fldChar w:fldCharType="separate"/>
+    </w:r>
+    <w:r>
+      <w:rPr>
+        <w:noProof/>
+        <w:color w:val="7A7A7A"/>
+        <w:sz w:val="18"/>
+        <w:szCs w:val="18"/>
+      </w:rPr>
+      <w:t>1</w:t>
+    </w:r>
+    <w:r>
+      <w:rPr>
+        <w:color w:val="7A7A7A"/>
+        <w:sz w:val="18"/>
+        <w:szCs w:val="18"/>
+      </w:rPr>
+      <w:fldChar w:fldCharType="end"/>
+    </w:r>
+  </w:p>
+</w:ftr>
+</file>
+
+<file path=word/footer6.xml><?xml version="1.0" encoding="utf-8"?>
+<w:ftr xmlns:wpc="http://schemas.microsoft.com/office/word/2010/wordprocessingCanvas" xmlns:cx="http://schemas.microsoft.com/office/drawing/2014/chartex" xmlns:cx1="http://schemas.microsoft.com/office/drawing/2015/9/8/chartex" xmlns:cx2="http://schemas.microsoft.com/office/drawing/2015/10/21/chartex" xmlns:cx3="http://schemas.microsoft.com/office/drawing/2016/5/9/chartex" xmlns:cx4="http://schemas.microsoft.com/office/drawing/2016/5/10/chartex" xmlns:cx5="http://schemas.microsoft.com/office/drawing/2016/5/11/chartex" xmlns:cx6="http://schemas.microsoft.com/office/drawing/2016/5/12/chartex" xmlns:cx7="http://schemas.microsoft.com/office/drawing/2016/5/13/chartex" xmlns:cx8="http://schemas.microsoft.com/office/drawing/2016/5/14/chartex" xmlns:mc="http://schemas.openxmlformats.org/markup-compatibility/2006" xmlns:aink="http://schemas.microsoft.com/office/drawing/2016/ink" xmlns:am3d="http://schemas.microsoft.com/office/drawing/2017/model3d" xmlns:o="urn:schemas-microsoft-com:office:office" xmlns:oel="http://schemas.microsoft.com/office/2019/extlst" xmlns:r="http://schemas.openxmlformats.org/officeDocument/2006/relationships" xmlns:m="http://schemas.openxmlformats.org/officeDocument/2006/math" xmlns:v="urn:schemas-microsoft-com:vml" xmlns:wp14="http://schemas.microsoft.com/office/word/2010/wordprocessingDrawing" xmlns:wp="http://schemas.openxmlformats.org/drawingml/2006/wordprocessingDrawing" xmlns:w10="urn:schemas-microsoft-com:office:word" xmlns:w="http://schemas.openxmlformats.org/wordprocessingml/2006/main" xmlns:w14="http://schemas.microsoft.com/office/word/2010/wordml" xmlns:w15="http://schemas.microsoft.com/office/word/2012/wordml" xmlns:w16cex="http://schemas.microsoft.com/office/word/2018/wordml/cex" xmlns:w16cid="http://schemas.microsoft.com/office/word/2016/wordml/cid" xmlns:w16="http://schemas.microsoft.com/office/word/2018/wordml" xmlns:w16du="http://schemas.microsoft.com/office/word/2023/wordml/word16du" xmlns:w16sdtdh="http://schemas.microsoft.com/office/word/2020/wordml/sdtdatahash" xmlns:w16se="http://schemas.microsoft.com/office/word/2015/wordml/symex" xmlns:wpg="http://schemas.microsoft.com/office/word/2010/wordprocessingGroup" xmlns:wpi="http://schemas.microsoft.com/office/word/2010/wordprocessingInk" xmlns:wne="http://schemas.microsoft.com/office/word/2006/wordml" xmlns:wps="http://schemas.microsoft.com/office/word/2010/wordprocessingShape" mc:Ignorable="w14 w15 w16se w16cid w16 w16cex w16sdtdh w16du wp14">
+  <w:p>
+    <w:pPr>
+      <w:jc w:val="center"/>
+    </w:pPr>
+    <w:r>
+      <w:rPr>
+        <w:color w:val="7A7A7A"/>
+        <w:sz w:val="18"/>
+        <w:szCs w:val="18"/>
+      </w:rPr>
+      <w:t xml:space="preserve">Page </w:t>
+    </w:r>
+    <w:r>
+      <w:rPr>
+        <w:color w:val="7A7A7A"/>
+        <w:sz w:val="18"/>
+        <w:szCs w:val="18"/>
+      </w:rPr>
+      <w:fldChar w:fldCharType="begin"/>
+    </w:r>
+    <w:r>
+      <w:rPr>
+        <w:color w:val="7A7A7A"/>
+        <w:sz w:val="18"/>
+        <w:szCs w:val="18"/>
+      </w:rPr>
+      <w:instrText>PAGE</w:instrText>
+    </w:r>
+    <w:r>
+      <w:rPr>
+        <w:color w:val="7A7A7A"/>
+        <w:sz w:val="18"/>
+        <w:szCs w:val="18"/>
+      </w:rPr>
+      <w:fldChar w:fldCharType="separate"/>
+    </w:r>
+    <w:r>
+      <w:rPr>
+        <w:noProof/>
+        <w:color w:val="7A7A7A"/>
+        <w:sz w:val="18"/>
+        <w:szCs w:val="18"/>
+      </w:rPr>
+      <w:t>19</w:t>
+    </w:r>
+    <w:r>
+      <w:rPr>
+        <w:color w:val="7A7A7A"/>
+        <w:sz w:val="18"/>
+        <w:szCs w:val="18"/>
+      </w:rPr>
+      <w:fldChar w:fldCharType="end"/>
+    </w:r>
+  </w:p>
+</w:ftr>
+</file>
+
+<file path=word/footer7.xml><?xml version="1.0" encoding="utf-8"?>
+<w:ftr xmlns:wpc="http://schemas.microsoft.com/office/word/2010/wordprocessingCanvas" xmlns:cx="http://schemas.microsoft.com/office/drawing/2014/chartex" xmlns:cx1="http://schemas.microsoft.com/office/drawing/2015/9/8/chartex" xmlns:cx2="http://schemas.microsoft.com/office/drawing/2015/10/21/chartex" xmlns:cx3="http://schemas.microsoft.com/office/drawing/2016/5/9/chartex" xmlns:cx4="http://schemas.microsoft.com/office/drawing/2016/5/10/chartex" xmlns:cx5="http://schemas.microsoft.com/office/drawing/2016/5/11/chartex" xmlns:cx6="http://schemas.microsoft.com/office/drawing/2016/5/12/chartex" xmlns:cx7="http://schemas.microsoft.com/office/drawing/2016/5/13/chartex" xmlns:cx8="http://schemas.microsoft.com/office/drawing/2016/5/14/chartex" xmlns:mc="http://schemas.openxmlformats.org/markup-compatibility/2006" xmlns:aink="http://schemas.microsoft.com/office/drawing/2016/ink" xmlns:am3d="http://schemas.microsoft.com/office/drawing/2017/model3d" xmlns:o="urn:schemas-microsoft-com:office:office" xmlns:oel="http://schemas.microsoft.com/office/2019/extlst" xmlns:r="http://schemas.openxmlformats.org/officeDocument/2006/relationships" xmlns:m="http://schemas.openxmlformats.org/officeDocument/2006/math" xmlns:v="urn:schemas-microsoft-com:vml" xmlns:wp14="http://schemas.microsoft.com/office/word/2010/wordprocessingDrawing" xmlns:wp="http://schemas.openxmlformats.org/drawingml/2006/wordprocessingDrawing" xmlns:w10="urn:schemas-microsoft-com:office:word" xmlns:w="http://schemas.openxmlformats.org/wordprocessingml/2006/main" xmlns:w14="http://schemas.microsoft.com/office/word/2010/wordml" xmlns:w15="http://schemas.microsoft.com/office/word/2012/wordml" xmlns:w16cex="http://schemas.microsoft.com/office/word/2018/wordml/cex" xmlns:w16cid="http://schemas.microsoft.com/office/word/2016/wordml/cid" xmlns:w16="http://schemas.microsoft.com/office/word/2018/wordml" xmlns:w16du="http://schemas.microsoft.com/office/word/2023/wordml/word16du" xmlns:w16sdtdh="http://schemas.microsoft.com/office/word/2020/wordml/sdtdatahash" xmlns:w16se="http://schemas.microsoft.com/office/word/2015/wordml/symex" xmlns:wpg="http://schemas.microsoft.com/office/word/2010/wordprocessingGroup" xmlns:wpi="http://schemas.microsoft.com/office/word/2010/wordprocessingInk" xmlns:wne="http://schemas.microsoft.com/office/word/2006/wordml" xmlns:wps="http://schemas.microsoft.com/office/word/2010/wordprocessingShape" mc:Ignorable="w14 w15 w16se w16cid w16 w16cex w16sdtdh w16du wp14">
+  <w:p>
+    <w:pPr>
+      <w:jc w:val="center"/>
+    </w:pPr>
+    <w:r>
+      <w:rPr>
+        <w:color w:val="7A7A7A"/>
+        <w:sz w:val="18"/>
+        <w:szCs w:val="18"/>
+      </w:rPr>
+      <w:t xml:space="preserve">Page </w:t>
+    </w:r>
+    <w:r>
+      <w:rPr>
+        <w:color w:val="7A7A7A"/>
+        <w:sz w:val="18"/>
+        <w:szCs w:val="18"/>
+      </w:rPr>
+      <w:fldChar w:fldCharType="begin"/>
+    </w:r>
+    <w:r>
+      <w:rPr>
+        <w:color w:val="7A7A7A"/>
+        <w:sz w:val="18"/>
+        <w:szCs w:val="18"/>
+      </w:rPr>
+      <w:instrText>PAGE</w:instrText>
+    </w:r>
+    <w:r>
+      <w:rPr>
+        <w:color w:val="7A7A7A"/>
+        <w:sz w:val="18"/>
+        <w:szCs w:val="18"/>
+      </w:rPr>
+      <w:fldChar w:fldCharType="separate"/>
+    </w:r>
+    <w:r>
+      <w:rPr>
+        <w:noProof/>
+        <w:color w:val="7A7A7A"/>
+        <w:sz w:val="18"/>
+        <w:szCs w:val="18"/>
+      </w:rPr>
+      <w:t>1</w:t>
+    </w:r>
+    <w:r>
+      <w:rPr>
+        <w:color w:val="7A7A7A"/>
+        <w:sz w:val="18"/>
+        <w:szCs w:val="18"/>
+      </w:rPr>
+      <w:fldChar w:fldCharType="end"/>
+    </w:r>
+  </w:p>
+</w:ftr>
+</file>
+
+<file path=word/footer8.xml><?xml version="1.0" encoding="utf-8"?>
+<w:ftr xmlns:wpc="http://schemas.microsoft.com/office/word/2010/wordprocessingCanvas" xmlns:cx="http://schemas.microsoft.com/office/drawing/2014/chartex" xmlns:cx1="http://schemas.microsoft.com/office/drawing/2015/9/8/chartex" xmlns:cx2="http://schemas.microsoft.com/office/drawing/2015/10/21/chartex" xmlns:cx3="http://schemas.microsoft.com/office/drawing/2016/5/9/chartex" xmlns:cx4="http://schemas.microsoft.com/office/drawing/2016/5/10/chartex" xmlns:cx5="http://schemas.microsoft.com/office/drawing/2016/5/11/chartex" xmlns:cx6="http://schemas.microsoft.com/office/drawing/2016/5/12/chartex" xmlns:cx7="http://schemas.microsoft.com/office/drawing/2016/5/13/chartex" xmlns:cx8="http://schemas.microsoft.com/office/drawing/2016/5/14/chartex" xmlns:mc="http://schemas.openxmlformats.org/markup-compatibility/2006" xmlns:aink="http://schemas.microsoft.com/office/drawing/2016/ink" xmlns:am3d="http://schemas.microsoft.com/office/drawing/2017/model3d" xmlns:o="urn:schemas-microsoft-com:office:office" xmlns:oel="http://schemas.microsoft.com/office/2019/extlst" xmlns:r="http://schemas.openxmlformats.org/officeDocument/2006/relationships" xmlns:m="http://schemas.openxmlformats.org/officeDocument/2006/math" xmlns:v="urn:schemas-microsoft-com:vml" xmlns:wp14="http://schemas.microsoft.com/office/word/2010/wordprocessingDrawing" xmlns:wp="http://schemas.openxmlformats.org/drawingml/2006/wordprocessingDrawing" xmlns:w10="urn:schemas-microsoft-com:office:word" xmlns:w="http://schemas.openxmlformats.org/wordprocessingml/2006/main" xmlns:w14="http://schemas.microsoft.com/office/word/2010/wordml" xmlns:w15="http://schemas.microsoft.com/office/word/2012/wordml" xmlns:w16cex="http://schemas.microsoft.com/office/word/2018/wordml/cex" xmlns:w16cid="http://schemas.microsoft.com/office/word/2016/wordml/cid" xmlns:w16="http://schemas.microsoft.com/office/word/2018/wordml" xmlns:w16du="http://schemas.microsoft.com/office/word/2023/wordml/word16du" xmlns:w16sdtdh="http://schemas.microsoft.com/office/word/2020/wordml/sdtdatahash" xmlns:w16se="http://schemas.microsoft.com/office/word/2015/wordml/symex" xmlns:wpg="http://schemas.microsoft.com/office/word/2010/wordprocessingGroup" xmlns:wpi="http://schemas.microsoft.com/office/word/2010/wordprocessingInk" xmlns:wne="http://schemas.microsoft.com/office/word/2006/wordml" xmlns:wps="http://schemas.microsoft.com/office/word/2010/wordprocessingShape" mc:Ignorable="w14 w15 w16se w16cid w16 w16cex w16sdtdh w16du wp14">
+  <w:p>
+    <w:pPr>
+      <w:jc w:val="center"/>
+    </w:pPr>
+    <w:r>
+      <w:rPr>
+        <w:color w:val="7A7A7A"/>
+        <w:sz w:val="18"/>
+        <w:szCs w:val="18"/>
+      </w:rPr>
+      <w:t xml:space="preserve">Page </w:t>
+    </w:r>
+    <w:r>
+      <w:rPr>
+        <w:color w:val="7A7A7A"/>
+        <w:sz w:val="18"/>
+        <w:szCs w:val="18"/>
+      </w:rPr>
+      <w:fldChar w:fldCharType="begin"/>
+    </w:r>
+    <w:r>
+      <w:rPr>
+        <w:color w:val="7A7A7A"/>
+        <w:sz w:val="18"/>
+        <w:szCs w:val="18"/>
+      </w:rPr>
+      <w:instrText>PAGE</w:instrText>
+    </w:r>
+    <w:r>
+      <w:rPr>
+        <w:color w:val="7A7A7A"/>
+        <w:sz w:val="18"/>
+        <w:szCs w:val="18"/>
+      </w:rPr>
+      <w:fldChar w:fldCharType="separate"/>
+    </w:r>
+    <w:r>
+      <w:rPr>
+        <w:noProof/>
+        <w:color w:val="7A7A7A"/>
+        <w:sz w:val="18"/>
+        <w:szCs w:val="18"/>
+      </w:rPr>
+      <w:t>19</w:t>
+    </w:r>
+    <w:r>
+      <w:rPr>
+        <w:color w:val="7A7A7A"/>
+        <w:sz w:val="18"/>
+        <w:szCs w:val="18"/>
+      </w:rPr>
+      <w:fldChar w:fldCharType="end"/>
+    </w:r>
+  </w:p>
+</w:ftr>
+</file>
+
+<file path=word/footer9.xml><?xml version="1.0" encoding="utf-8"?>
+<w:ftr xmlns:wpc="http://schemas.microsoft.com/office/word/2010/wordprocessingCanvas" xmlns:cx="http://schemas.microsoft.com/office/drawing/2014/chartex" xmlns:cx1="http://schemas.microsoft.com/office/drawing/2015/9/8/chartex" xmlns:cx2="http://schemas.microsoft.com/office/drawing/2015/10/21/chartex" xmlns:cx3="http://schemas.microsoft.com/office/drawing/2016/5/9/chartex" xmlns:cx4="http://schemas.microsoft.com/office/drawing/2016/5/10/chartex" xmlns:cx5="http://schemas.microsoft.com/office/drawing/2016/5/11/chartex" xmlns:cx6="http://schemas.microsoft.com/office/drawing/2016/5/12/chartex" xmlns:cx7="http://schemas.microsoft.com/office/drawing/2016/5/13/chartex" xmlns:cx8="http://schemas.microsoft.com/office/drawing/2016/5/14/chartex" xmlns:mc="http://schemas.openxmlformats.org/markup-compatibility/2006" xmlns:aink="http://schemas.microsoft.com/office/drawing/2016/ink" xmlns:am3d="http://schemas.microsoft.com/office/drawing/2017/model3d" xmlns:o="urn:schemas-microsoft-com:office:office" xmlns:oel="http://schemas.microsoft.com/office/2019/extlst" xmlns:r="http://schemas.openxmlformats.org/officeDocument/2006/relationships" xmlns:m="http://schemas.openxmlformats.org/officeDocument/2006/math" xmlns:v="urn:schemas-microsoft-com:vml" xmlns:wp14="http://schemas.microsoft.com/office/word/2010/wordprocessingDrawing" xmlns:wp="http://schemas.openxmlformats.org/drawingml/2006/wordprocessingDrawing" xmlns:w10="urn:schemas-microsoft-com:office:word" xmlns:w="http://schemas.openxmlformats.org/wordprocessingml/2006/main" xmlns:w14="http://schemas.microsoft.com/office/word/2010/wordml" xmlns:w15="http://schemas.microsoft.com/office/word/2012/wordml" xmlns:w16cex="http://schemas.microsoft.com/office/word/2018/wordml/cex" xmlns:w16cid="http://schemas.microsoft.com/office/word/2016/wordml/cid" xmlns:w16="http://schemas.microsoft.com/office/word/2018/wordml" xmlns:w16du="http://schemas.microsoft.com/office/word/2023/wordml/word16du" xmlns:w16sdtdh="http://schemas.microsoft.com/office/word/2020/wordml/sdtdatahash" xmlns:w16se="http://schemas.microsoft.com/office/word/2015/wordml/symex" xmlns:wpg="http://schemas.microsoft.com/office/word/2010/wordprocessingGroup" xmlns:wpi="http://schemas.microsoft.com/office/word/2010/wordprocessingInk" xmlns:wne="http://schemas.microsoft.com/office/word/2006/wordml" xmlns:wps="http://schemas.microsoft.com/office/word/2010/wordprocessingShape" mc:Ignorable="w14 w15 w16se w16cid w16 w16cex w16sdtdh w16du wp14">
+  <w:p>
+    <w:pPr>
+      <w:jc w:val="center"/>
+    </w:pPr>
+    <w:r>
+      <w:rPr>
+        <w:color w:val="7A7A7A"/>
+        <w:sz w:val="18"/>
+        <w:szCs w:val="18"/>
+      </w:rPr>
+      <w:t xml:space="preserve">Page </w:t>
+    </w:r>
+    <w:r>
+      <w:rPr>
+        <w:color w:val="7A7A7A"/>
+        <w:sz w:val="18"/>
+        <w:szCs w:val="18"/>
+      </w:rPr>
+      <w:fldChar w:fldCharType="begin"/>
+    </w:r>
+    <w:r>
+      <w:rPr>
+        <w:color w:val="7A7A7A"/>
+        <w:sz w:val="18"/>
+        <w:szCs w:val="18"/>
+      </w:rPr>
+      <w:instrText>PAGE</w:instrText>
+    </w:r>
+    <w:r>
+      <w:rPr>
+        <w:color w:val="7A7A7A"/>
+        <w:sz w:val="18"/>
+        <w:szCs w:val="18"/>
+      </w:rPr>
+      <w:fldChar w:fldCharType="separate"/>
+    </w:r>
+    <w:r>
+      <w:rPr>
+        <w:noProof/>
+        <w:color w:val="7A7A7A"/>
+        <w:sz w:val="18"/>
+        <w:szCs w:val="18"/>
+      </w:rPr>
       <w:t>21</w:t>
     </w:r>
     <w:r>
@@ -22907,6 +23837,119 @@
 <file path=word/numbering.xml><?xml version="1.0" encoding="utf-8"?>
 <w:numbering xmlns:wpc="http://schemas.microsoft.com/office/word/2010/wordprocessingCanvas" xmlns:cx="http://schemas.microsoft.com/office/drawing/2014/chartex" xmlns:cx1="http://schemas.microsoft.com/office/drawing/2015/9/8/chartex" xmlns:cx2="http://schemas.microsoft.com/office/drawing/2015/10/21/chartex" xmlns:cx3="http://schemas.microsoft.com/office/drawing/2016/5/9/chartex" xmlns:cx4="http://schemas.microsoft.com/office/drawing/2016/5/10/chartex" xmlns:cx5="http://schemas.microsoft.com/office/drawing/2016/5/11/chartex" xmlns:cx6="http://schemas.microsoft.com/office/drawing/2016/5/12/chartex" xmlns:cx7="http://schemas.microsoft.com/office/drawing/2016/5/13/chartex" xmlns:cx8="http://schemas.microsoft.com/office/drawing/2016/5/14/chartex" xmlns:mc="http://schemas.openxmlformats.org/markup-compatibility/2006" xmlns:aink="http://schemas.microsoft.com/office/drawing/2016/ink" xmlns:am3d="http://schemas.microsoft.com/office/drawing/2017/model3d" xmlns:o="urn:schemas-microsoft-com:office:office" xmlns:oel="http://schemas.microsoft.com/office/2019/extlst" xmlns:r="http://schemas.openxmlformats.org/officeDocument/2006/relationships" xmlns:m="http://schemas.openxmlformats.org/officeDocument/2006/math" xmlns:v="urn:schemas-microsoft-com:vml" xmlns:wp14="http://schemas.microsoft.com/office/word/2010/wordprocessingDrawing" xmlns:wp="http://schemas.openxmlformats.org/drawingml/2006/wordprocessingDrawing" xmlns:w10="urn:schemas-microsoft-com:office:word" xmlns:w="http://schemas.openxmlformats.org/wordprocessingml/2006/main" xmlns:w14="http://schemas.microsoft.com/office/word/2010/wordml" xmlns:w15="http://schemas.microsoft.com/office/word/2012/wordml" xmlns:w16cex="http://schemas.microsoft.com/office/word/2018/wordml/cex" xmlns:w16cid="http://schemas.microsoft.com/office/word/2016/wordml/cid" xmlns:w16="http://schemas.microsoft.com/office/word/2018/wordml" xmlns:w16du="http://schemas.microsoft.com/office/word/2023/wordml/word16du" xmlns:w16sdtdh="http://schemas.microsoft.com/office/word/2020/wordml/sdtdatahash" xmlns:w16se="http://schemas.microsoft.com/office/word/2015/wordml/symex" xmlns:wpg="http://schemas.microsoft.com/office/word/2010/wordprocessingGroup" xmlns:wpi="http://schemas.microsoft.com/office/word/2010/wordprocessingInk" xmlns:wne="http://schemas.microsoft.com/office/word/2006/wordml" xmlns:wps="http://schemas.microsoft.com/office/word/2010/wordprocessingShape" mc:Ignorable="w14 w15 w16se w16cid w16 w16cex w16sdtdh w16du wp14">
   <w:abstractNum w:abstractNumId="0" w15:restartNumberingAfterBreak="0">
+    <w:nsid w:val="690B1D51"/>
+    <w:multiLevelType w:val="hybridMultilevel"/>
+    <w:tmpl w:val="0BF61916"/>
+    <w:lvl w:ilvl="0" w:tplc="49B28A24">
+      <w:start w:val="1"/>
+      <w:numFmt w:val="bullet"/>
+      <w:lvlText w:val="-"/>
+      <w:lvlJc w:val="left"/>
+      <w:pPr>
+        <w:ind w:left="720" w:hanging="360"/>
+      </w:pPr>
+      <w:rPr>
+        <w:rFonts w:ascii="Calibri" w:eastAsia="Calibri" w:hAnsi="Calibri" w:cs="Calibri" w:hint="default"/>
+      </w:rPr>
+    </w:lvl>
+    <w:lvl w:ilvl="1" w:tplc="04090003" w:tentative="1">
+      <w:start w:val="1"/>
+      <w:numFmt w:val="bullet"/>
+      <w:lvlText w:val="o"/>
+      <w:lvlJc w:val="left"/>
+      <w:pPr>
+        <w:ind w:left="1440" w:hanging="360"/>
+      </w:pPr>
+      <w:rPr>
+        <w:rFonts w:ascii="Courier New" w:hAnsi="Courier New" w:hint="default"/>
+      </w:rPr>
+    </w:lvl>
+    <w:lvl w:ilvl="2" w:tplc="04090005" w:tentative="1">
+      <w:start w:val="1"/>
+      <w:numFmt w:val="bullet"/>
+      <w:lvlText w:val=""/>
+      <w:lvlJc w:val="left"/>
+      <w:pPr>
+        <w:ind w:left="2160" w:hanging="360"/>
+      </w:pPr>
+      <w:rPr>
+        <w:rFonts w:ascii="Wingdings" w:hAnsi="Wingdings" w:hint="default"/>
+      </w:rPr>
+    </w:lvl>
+    <w:lvl w:ilvl="3" w:tplc="04090001" w:tentative="1">
+      <w:start w:val="1"/>
+      <w:numFmt w:val="bullet"/>
+      <w:lvlText w:val=""/>
+      <w:lvlJc w:val="left"/>
+      <w:pPr>
+        <w:ind w:left="2880" w:hanging="360"/>
+      </w:pPr>
+      <w:rPr>
+        <w:rFonts w:ascii="Symbol" w:hAnsi="Symbol" w:hint="default"/>
+      </w:rPr>
+    </w:lvl>
+    <w:lvl w:ilvl="4" w:tplc="04090003" w:tentative="1">
+      <w:start w:val="1"/>
+      <w:numFmt w:val="bullet"/>
+      <w:lvlText w:val="o"/>
+      <w:lvlJc w:val="left"/>
+      <w:pPr>
+        <w:ind w:left="3600" w:hanging="360"/>
+      </w:pPr>
+      <w:rPr>
+        <w:rFonts w:ascii="Courier New" w:hAnsi="Courier New" w:hint="default"/>
+      </w:rPr>
+    </w:lvl>
+    <w:lvl w:ilvl="5" w:tplc="04090005" w:tentative="1">
+      <w:start w:val="1"/>
+      <w:numFmt w:val="bullet"/>
+      <w:lvlText w:val=""/>
+      <w:lvlJc w:val="left"/>
+      <w:pPr>
+        <w:ind w:left="4320" w:hanging="360"/>
+      </w:pPr>
+      <w:rPr>
+        <w:rFonts w:ascii="Wingdings" w:hAnsi="Wingdings" w:hint="default"/>
+      </w:rPr>
+    </w:lvl>
+    <w:lvl w:ilvl="6" w:tplc="04090001" w:tentative="1">
+      <w:start w:val="1"/>
+      <w:numFmt w:val="bullet"/>
+      <w:lvlText w:val=""/>
+      <w:lvlJc w:val="left"/>
+      <w:pPr>
+        <w:ind w:left="5040" w:hanging="360"/>
+      </w:pPr>
+      <w:rPr>
+        <w:rFonts w:ascii="Symbol" w:hAnsi="Symbol" w:hint="default"/>
+      </w:rPr>
+    </w:lvl>
+    <w:lvl w:ilvl="7" w:tplc="04090003" w:tentative="1">
+      <w:start w:val="1"/>
+      <w:numFmt w:val="bullet"/>
+      <w:lvlText w:val="o"/>
+      <w:lvlJc w:val="left"/>
+      <w:pPr>
+        <w:ind w:left="5760" w:hanging="360"/>
+      </w:pPr>
+      <w:rPr>
+        <w:rFonts w:ascii="Courier New" w:hAnsi="Courier New" w:hint="default"/>
+      </w:rPr>
+    </w:lvl>
+    <w:lvl w:ilvl="8" w:tplc="04090005" w:tentative="1">
+      <w:start w:val="1"/>
+      <w:numFmt w:val="bullet"/>
+      <w:lvlText w:val=""/>
+      <w:lvlJc w:val="left"/>
+      <w:pPr>
+        <w:ind w:left="6480" w:hanging="360"/>
+      </w:pPr>
+      <w:rPr>
+        <w:rFonts w:ascii="Wingdings" w:hAnsi="Wingdings" w:hint="default"/>
+      </w:rPr>
+    </w:lvl>
+  </w:abstractNum>
+  <w:abstractNum w:abstractNumId="1" w15:restartNumberingAfterBreak="0">
     <w:nsid w:val="6B270401"/>
     <w:multiLevelType w:val="hybridMultilevel"/>
     <w:tmpl w:val="A8381916"/>
@@ -22992,7 +24035,7 @@
       </w:pPr>
     </w:lvl>
   </w:abstractNum>
-  <w:abstractNum w:abstractNumId="1" w15:restartNumberingAfterBreak="0">
+  <w:abstractNum w:abstractNumId="2" w15:restartNumberingAfterBreak="0">
     <w:nsid w:val="725F7C03"/>
     <w:multiLevelType w:val="singleLevel"/>
     <w:tmpl w:val="0409000F"/>
@@ -23006,7 +24049,7 @@
       </w:pPr>
     </w:lvl>
   </w:abstractNum>
-  <w:abstractNum w:abstractNumId="2" w15:restartNumberingAfterBreak="0">
+  <w:abstractNum w:abstractNumId="3" w15:restartNumberingAfterBreak="0">
     <w:nsid w:val="79366CFB"/>
     <w:multiLevelType w:val="hybridMultilevel"/>
     <w:tmpl w:val="55341080"/>
@@ -23061,19 +24104,22 @@
     </w:lvl>
   </w:abstractNum>
   <w:num w:numId="1" w16cid:durableId="1641154694">
-    <w:abstractNumId w:val="0"/>
+    <w:abstractNumId w:val="1"/>
     <w:lvlOverride w:ilvl="0">
       <w:startOverride w:val="1"/>
     </w:lvlOverride>
   </w:num>
   <w:num w:numId="2" w16cid:durableId="806627191">
-    <w:abstractNumId w:val="2"/>
+    <w:abstractNumId w:val="3"/>
     <w:lvlOverride w:ilvl="0">
       <w:startOverride w:val="1"/>
     </w:lvlOverride>
   </w:num>
   <w:num w:numId="3" w16cid:durableId="250089780">
-    <w:abstractNumId w:val="1"/>
+    <w:abstractNumId w:val="2"/>
+  </w:num>
+  <w:num w:numId="4" w16cid:durableId="594943165">
+    <w:abstractNumId w:val="0"/>
   </w:num>
 </w:numbering>
 </file>
@@ -23567,6 +24613,7 @@
   <w:style w:type="character" w:default="1" w:styleId="DefaultParagraphFont">
     <w:name w:val="Default Paragraph Font"/>
     <w:uiPriority w:val="1"/>
+    <w:semiHidden/>
     <w:unhideWhenUsed/>
   </w:style>
   <w:style w:type="table" w:default="1" w:styleId="TableNormal">

--- a/Stage1_Report.docx
+++ b/Stage1_Report.docx
@@ -5854,9 +5854,11 @@
               <w:rPr>
                 <w:i/>
                 <w:iCs/>
-                <w:color w:val="7A7A7A"/>
-              </w:rPr>
-              <w:t>[TODO: How does the user access or use this feature through the GUI?]</w:t>
+              </w:rPr>
+              <w:t>Lore</w:t>
+            </w:r>
+            <w:r>
+              <w:t xml:space="preserve"> Panel beside the story, listing lore entries. A button opens a form to add an entry; clicking an entry opens the form to edit it. Users can filter the list by using a search box at the top of the panel. </w:t>
             </w:r>
           </w:p>
         </w:tc>
@@ -5910,12 +5912,7 @@
           </w:tcPr>
           <w:p>
             <w:r>
-              <w:rPr>
-                <w:i/>
-                <w:iCs/>
-                <w:color w:val="7A7A7A"/>
-              </w:rPr>
-              <w:t>[TODO: What information does the feature require?]</w:t>
+              <w:t xml:space="preserve">Adding an entry: title, content, tags (all strings) and a pinned status (Boolean; displayed via checkbox) </w:t>
             </w:r>
           </w:p>
         </w:tc>
@@ -5969,12 +5966,22 @@
           </w:tcPr>
           <w:p>
             <w:r>
+              <w:t xml:space="preserve">Entries (both new and edited) are saved in the story’s </w:t>
+            </w:r>
+            <w:r>
               <w:rPr>
                 <w:i/>
                 <w:iCs/>
-                <w:color w:val="7A7A7A"/>
-              </w:rPr>
-              <w:t>[TODO: What does it produce?]</w:t>
+              </w:rPr>
+              <w:t>Lore</w:t>
+            </w:r>
+            <w:r>
+              <w:t xml:space="preserve"> panel and shown in the list.</w:t>
+            </w:r>
+          </w:p>
+          <w:p>
+            <w:r>
+              <w:t>If searching, matching entries are shown.</w:t>
             </w:r>
           </w:p>
         </w:tc>
@@ -6081,13 +6088,35 @@
             </w:tcMar>
           </w:tcPr>
           <w:p>
-            <w:r>
-              <w:rPr>
-                <w:i/>
-                <w:iCs/>
-                <w:color w:val="7A7A7A"/>
-              </w:rPr>
-              <w:t>[TODO: What happens, step by step, when the feature is executed?]</w:t>
+            <w:pPr>
+              <w:pStyle w:val="ListParagraph"/>
+              <w:numPr>
+                <w:ilvl w:val="0"/>
+                <w:numId w:val="4"/>
+              </w:numPr>
+            </w:pPr>
+            <w:r>
+              <w:t xml:space="preserve">Add or </w:t>
+            </w:r>
+            <w:proofErr w:type="gramStart"/>
+            <w:r>
+              <w:t>edit:</w:t>
+            </w:r>
+            <w:proofErr w:type="gramEnd"/>
+            <w:r>
+              <w:t xml:space="preserve"> form is filled, inputs are validated, entry is saved to the lore book, list refreshes. </w:t>
+            </w:r>
+          </w:p>
+          <w:p>
+            <w:pPr>
+              <w:pStyle w:val="ListParagraph"/>
+              <w:numPr>
+                <w:ilvl w:val="0"/>
+                <w:numId w:val="4"/>
+              </w:numPr>
+            </w:pPr>
+            <w:r>
+              <w:t>Search: query is entered, matching entries are listed.</w:t>
             </w:r>
           </w:p>
         </w:tc>
@@ -6140,41 +6169,44 @@
             </w:tcMar>
           </w:tcPr>
           <w:p>
-            <w:r>
-              <w:rPr>
-                <w:i/>
-                <w:iCs/>
-                <w:color w:val="7A7A7A"/>
-              </w:rPr>
-              <w:t>[TODO: What could go wrong, and how should the system respond?]</w:t>
+            <w:pPr>
+              <w:pStyle w:val="ListParagraph"/>
+              <w:numPr>
+                <w:ilvl w:val="0"/>
+                <w:numId w:val="4"/>
+              </w:numPr>
+            </w:pPr>
+            <w:r>
+              <w:t>Empty title/content: show message and name field</w:t>
+            </w:r>
+          </w:p>
+          <w:p>
+            <w:pPr>
+              <w:pStyle w:val="ListParagraph"/>
+              <w:numPr>
+                <w:ilvl w:val="0"/>
+                <w:numId w:val="4"/>
+              </w:numPr>
+            </w:pPr>
+            <w:r>
+              <w:t>Search finds nothing: empty list shown with a message</w:t>
+            </w:r>
+          </w:p>
+          <w:p>
+            <w:pPr>
+              <w:pStyle w:val="ListParagraph"/>
+              <w:numPr>
+                <w:ilvl w:val="0"/>
+                <w:numId w:val="4"/>
+              </w:numPr>
+            </w:pPr>
+            <w:r>
+              <w:t>No story open: panel cannot be selected</w:t>
             </w:r>
           </w:p>
         </w:tc>
       </w:tr>
     </w:tbl>
-    <w:p>
-      <w:pPr>
-        <w:spacing w:before="80" w:after="120"/>
-      </w:pPr>
-      <w:r>
-        <w:rPr>
-          <w:b/>
-          <w:bCs/>
-          <w:i/>
-          <w:iCs/>
-          <w:color w:val="7A7A7A"/>
-        </w:rPr>
-        <w:t xml:space="preserve">Open question: </w:t>
-      </w:r>
-      <w:r>
-        <w:rPr>
-          <w:i/>
-          <w:iCs/>
-          <w:color w:val="7A7A7A"/>
-        </w:rPr>
-        <w:t>Must read as clearly different from F03.</w:t>
-      </w:r>
-    </w:p>
     <w:p>
       <w:pPr>
         <w:pStyle w:val="Heading3"/>
@@ -6910,6 +6942,7 @@
                 <w:b/>
                 <w:bCs/>
               </w:rPr>
+              <w:lastRenderedPageBreak/>
               <w:t>Input</w:t>
             </w:r>
           </w:p>
@@ -8318,6 +8351,7 @@
                 <w:b/>
                 <w:bCs/>
               </w:rPr>
+              <w:lastRenderedPageBreak/>
               <w:t>Description</w:t>
             </w:r>
           </w:p>
@@ -8549,7 +8583,6 @@
                 <w:b/>
                 <w:bCs/>
               </w:rPr>
-              <w:lastRenderedPageBreak/>
               <w:t>AI Involvement</w:t>
             </w:r>
           </w:p>
@@ -9711,6 +9744,7 @@
         <w:keepNext/>
       </w:pPr>
       <w:r>
+        <w:lastRenderedPageBreak/>
         <w:t>F10: Story Memory Summarization</w:t>
       </w:r>
     </w:p>
@@ -9929,7 +9963,6 @@
                 <w:b/>
                 <w:bCs/>
               </w:rPr>
-              <w:lastRenderedPageBreak/>
               <w:t>Input</w:t>
             </w:r>
           </w:p>
@@ -11209,6 +11242,7 @@
         <w:keepNext/>
       </w:pPr>
       <w:r>
+        <w:lastRenderedPageBreak/>
         <w:t>F13: Ending Generation</w:t>
       </w:r>
     </w:p>
@@ -11368,7 +11402,6 @@
                 <w:b/>
                 <w:bCs/>
               </w:rPr>
-              <w:lastRenderedPageBreak/>
               <w:t>User Interaction (GUI)</w:t>
             </w:r>
           </w:p>
@@ -24613,7 +24646,6 @@
   <w:style w:type="character" w:default="1" w:styleId="DefaultParagraphFont">
     <w:name w:val="Default Paragraph Font"/>
     <w:uiPriority w:val="1"/>
-    <w:semiHidden/>
     <w:unhideWhenUsed/>
   </w:style>
   <w:style w:type="table" w:default="1" w:styleId="TableNormal">

--- a/Stage1_Report.docx
+++ b/Stage1_Report.docx
@@ -2309,79 +2309,13 @@
               <w14:ligatures w14:val="standardContextual"/>
             </w:rPr>
           </w:pPr>
-          <w:hyperlink w:anchor="_Toc242440007" w:history="1">
+          <w:hyperlink w:anchor="_Toc242440008" w:history="1">
             <w:r>
               <w:rPr>
                 <w:rStyle w:val="Hyperlink"/>
                 <w:noProof/>
               </w:rPr>
-              <w:t>F05: Lore Retrieval</w:t>
-            </w:r>
-            <w:r>
-              <w:rPr>
-                <w:noProof/>
-              </w:rPr>
-              <w:tab/>
-            </w:r>
-            <w:r>
-              <w:rPr>
-                <w:noProof/>
-              </w:rPr>
-              <w:fldChar w:fldCharType="begin"/>
-            </w:r>
-            <w:r>
-              <w:rPr>
-                <w:noProof/>
-              </w:rPr>
-              <w:instrText xml:space="preserve"> PAGEREF _Toc242440007 \h </w:instrText>
-            </w:r>
-            <w:r>
-              <w:rPr>
-                <w:noProof/>
-              </w:rPr>
-            </w:r>
-            <w:r>
-              <w:rPr>
-                <w:noProof/>
-              </w:rPr>
-              <w:fldChar w:fldCharType="separate"/>
-            </w:r>
-            <w:r>
-              <w:rPr>
-                <w:noProof/>
-              </w:rPr>
-              <w:t>22</w:t>
-            </w:r>
-            <w:r>
-              <w:rPr>
-                <w:noProof/>
-              </w:rPr>
-              <w:fldChar w:fldCharType="end"/>
-            </w:r>
-          </w:hyperlink>
-        </w:p>
-        <w:p>
-          <w:pPr>
-            <w:pStyle w:val="TOC2"/>
-            <w:tabs>
-              <w:tab w:val="right" w:leader="dot" w:pos="9350"/>
-            </w:tabs>
-            <w:rPr>
-              <w:rFonts w:asciiTheme="minorHAnsi" w:eastAsiaTheme="minorEastAsia" w:hAnsiTheme="minorHAnsi" w:cstheme="minorBidi"/>
-              <w:noProof/>
-              <w:kern w:val="2"/>
-              <w:sz w:val="24"/>
-              <w:szCs w:val="24"/>
-              <w14:ligatures w14:val="standardContextual"/>
-            </w:rPr>
-          </w:pPr>
-          <w:hyperlink w:anchor="_Toc242440008" w:history="1">
-            <w:r>
-              <w:rPr>
-                <w:rStyle w:val="Hyperlink"/>
-                <w:noProof/>
-              </w:rPr>
-              <w:t>F06: Plot Outline</w:t>
+              <w:t>F05: Pivotal Events</w:t>
             </w:r>
             <w:r>
               <w:rPr>
@@ -2447,7 +2381,7 @@
                 <w:rStyle w:val="Hyperlink"/>
                 <w:noProof/>
               </w:rPr>
-              <w:t>F07: Plot Steering</w:t>
+              <w:t>F06: Plot Steering</w:t>
             </w:r>
             <w:r>
               <w:rPr>
@@ -2513,7 +2447,7 @@
                 <w:rStyle w:val="Hyperlink"/>
                 <w:noProof/>
               </w:rPr>
-              <w:t>F08: Lore Proposals</w:t>
+              <w:t>F07: Lore Proposals</w:t>
             </w:r>
             <w:r>
               <w:rPr>
@@ -2579,7 +2513,7 @@
                 <w:rStyle w:val="Hyperlink"/>
                 <w:noProof/>
               </w:rPr>
-              <w:t>F09: Consistency Check</w:t>
+              <w:t>F08: Consistency Check</w:t>
             </w:r>
             <w:r>
               <w:rPr>
@@ -2645,7 +2579,7 @@
                 <w:rStyle w:val="Hyperlink"/>
                 <w:noProof/>
               </w:rPr>
-              <w:t>F10: Story Memory Summarization</w:t>
+              <w:t>F09: Story Memory Summarization</w:t>
             </w:r>
             <w:r>
               <w:rPr>
@@ -2711,7 +2645,7 @@
                 <w:rStyle w:val="Hyperlink"/>
                 <w:noProof/>
               </w:rPr>
-              <w:t>F11: Undo / Retry / Edit Turn</w:t>
+              <w:t>F10: Undo / Retry / Edit Turn</w:t>
             </w:r>
             <w:r>
               <w:rPr>
@@ -2777,7 +2711,7 @@
                 <w:rStyle w:val="Hyperlink"/>
                 <w:noProof/>
               </w:rPr>
-              <w:t>F12: Save and Load Session</w:t>
+              <w:t>F11: Save and Load Session</w:t>
             </w:r>
             <w:r>
               <w:rPr>
@@ -2843,7 +2777,7 @@
                 <w:rStyle w:val="Hyperlink"/>
                 <w:noProof/>
               </w:rPr>
-              <w:t>F13: Ending Generation</w:t>
+              <w:t>F12: Ending Generation</w:t>
             </w:r>
             <w:r>
               <w:rPr>
@@ -2862,72 +2796,6 @@
                 <w:noProof/>
               </w:rPr>
               <w:instrText xml:space="preserve"> PAGEREF _Toc242440015 \h </w:instrText>
-            </w:r>
-            <w:r>
-              <w:rPr>
-                <w:noProof/>
-              </w:rPr>
-            </w:r>
-            <w:r>
-              <w:rPr>
-                <w:noProof/>
-              </w:rPr>
-              <w:fldChar w:fldCharType="separate"/>
-            </w:r>
-            <w:r>
-              <w:rPr>
-                <w:noProof/>
-              </w:rPr>
-              <w:t>25</w:t>
-            </w:r>
-            <w:r>
-              <w:rPr>
-                <w:noProof/>
-              </w:rPr>
-              <w:fldChar w:fldCharType="end"/>
-            </w:r>
-          </w:hyperlink>
-        </w:p>
-        <w:p>
-          <w:pPr>
-            <w:pStyle w:val="TOC2"/>
-            <w:tabs>
-              <w:tab w:val="right" w:leader="dot" w:pos="9350"/>
-            </w:tabs>
-            <w:rPr>
-              <w:rFonts w:asciiTheme="minorHAnsi" w:eastAsiaTheme="minorEastAsia" w:hAnsiTheme="minorHAnsi" w:cstheme="minorBidi"/>
-              <w:noProof/>
-              <w:kern w:val="2"/>
-              <w:sz w:val="24"/>
-              <w:szCs w:val="24"/>
-              <w14:ligatures w14:val="standardContextual"/>
-            </w:rPr>
-          </w:pPr>
-          <w:hyperlink w:anchor="_Toc242440016" w:history="1">
-            <w:r>
-              <w:rPr>
-                <w:rStyle w:val="Hyperlink"/>
-                <w:noProof/>
-              </w:rPr>
-              <w:t>F14: Export Story (tentative)</w:t>
-            </w:r>
-            <w:r>
-              <w:rPr>
-                <w:noProof/>
-              </w:rPr>
-              <w:tab/>
-            </w:r>
-            <w:r>
-              <w:rPr>
-                <w:noProof/>
-              </w:rPr>
-              <w:fldChar w:fldCharType="begin"/>
-            </w:r>
-            <w:r>
-              <w:rPr>
-                <w:noProof/>
-              </w:rPr>
-              <w:instrText xml:space="preserve"> PAGEREF _Toc242440016 \h </w:instrText>
             </w:r>
             <w:r>
               <w:rPr>
@@ -4265,7 +4133,7 @@
           </w:tcPr>
           <w:p>
             <w:r>
-              <w:t>Lore Retrieval</w:t>
+              <w:t>Pivotal Events</w:t>
             </w:r>
           </w:p>
         </w:tc>
@@ -4336,7 +4204,7 @@
           </w:tcPr>
           <w:p>
             <w:r>
-              <w:t>Pivotal Events</w:t>
+              <w:t>Plot Steering</w:t>
             </w:r>
           </w:p>
         </w:tc>
@@ -4358,7 +4226,7 @@
           </w:tcPr>
           <w:p>
             <w:r>
-              <w:t>Hybrid</w:t>
+              <w:t>AI</w:t>
             </w:r>
           </w:p>
         </w:tc>
@@ -4407,7 +4275,7 @@
           </w:tcPr>
           <w:p>
             <w:r>
-              <w:t>Plot Steering</w:t>
+              <w:t>Lore Proposals</w:t>
             </w:r>
           </w:p>
         </w:tc>
@@ -4429,7 +4297,7 @@
           </w:tcPr>
           <w:p>
             <w:r>
-              <w:t>AI</w:t>
+              <w:t>Hybrid</w:t>
             </w:r>
           </w:p>
         </w:tc>
@@ -4478,7 +4346,7 @@
           </w:tcPr>
           <w:p>
             <w:r>
-              <w:t>Lore Proposals</w:t>
+              <w:t>Consistency Check</w:t>
             </w:r>
           </w:p>
         </w:tc>
@@ -4549,7 +4417,7 @@
           </w:tcPr>
           <w:p>
             <w:r>
-              <w:t>Consistency Check</w:t>
+              <w:t>Story Memory Summarization</w:t>
             </w:r>
           </w:p>
         </w:tc>
@@ -4571,7 +4439,7 @@
           </w:tcPr>
           <w:p>
             <w:r>
-              <w:t>Hybrid</w:t>
+              <w:t>AI</w:t>
             </w:r>
           </w:p>
         </w:tc>
@@ -4620,7 +4488,7 @@
           </w:tcPr>
           <w:p>
             <w:r>
-              <w:t>Story Memory Summarization</w:t>
+              <w:t>Undo / Retry / Edit Turn</w:t>
             </w:r>
           </w:p>
         </w:tc>
@@ -4642,7 +4510,7 @@
           </w:tcPr>
           <w:p>
             <w:r>
-              <w:t>AI</w:t>
+              <w:t>Deterministic</w:t>
             </w:r>
           </w:p>
         </w:tc>
@@ -4691,7 +4559,7 @@
           </w:tcPr>
           <w:p>
             <w:r>
-              <w:t>Undo / Retry / Edit Turn</w:t>
+              <w:t>Save and Load Session</w:t>
             </w:r>
           </w:p>
         </w:tc>
@@ -4762,7 +4630,7 @@
           </w:tcPr>
           <w:p>
             <w:r>
-              <w:t>Save and Load Session</w:t>
+              <w:t>Ending Generation</w:t>
             </w:r>
           </w:p>
         </w:tc>
@@ -4784,149 +4652,7 @@
           </w:tcPr>
           <w:p>
             <w:r>
-              <w:t>Deterministic</w:t>
-            </w:r>
-          </w:p>
-        </w:tc>
-      </w:tr>
-      <w:tr>
-        <w:trPr>
-          <w:cantSplit/>
-        </w:trPr>
-        <w:tc>
-          <w:tcPr>
-            <w:tcW w:w="1000" w:type="dxa"/>
-            <w:tcBorders>
-              <w:top w:val="single" w:sz="4" w:space="0" w:color="BFBFBF"/>
-              <w:left w:val="single" w:sz="4" w:space="0" w:color="BFBFBF"/>
-              <w:bottom w:val="single" w:sz="4" w:space="0" w:color="BFBFBF"/>
-              <w:right w:val="single" w:sz="4" w:space="0" w:color="BFBFBF"/>
-            </w:tcBorders>
-            <w:tcMar>
-              <w:top w:w="70" w:type="dxa"/>
-              <w:left w:w="110" w:type="dxa"/>
-              <w:bottom w:w="70" w:type="dxa"/>
-              <w:right w:w="110" w:type="dxa"/>
-            </w:tcMar>
-          </w:tcPr>
-          <w:p>
-            <w:r>
-              <w:t>F13</w:t>
-            </w:r>
-          </w:p>
-        </w:tc>
-        <w:tc>
-          <w:tcPr>
-            <w:tcW w:w="6360" w:type="dxa"/>
-            <w:tcBorders>
-              <w:top w:val="single" w:sz="4" w:space="0" w:color="BFBFBF"/>
-              <w:left w:val="single" w:sz="4" w:space="0" w:color="BFBFBF"/>
-              <w:bottom w:val="single" w:sz="4" w:space="0" w:color="BFBFBF"/>
-              <w:right w:val="single" w:sz="4" w:space="0" w:color="BFBFBF"/>
-            </w:tcBorders>
-            <w:tcMar>
-              <w:top w:w="70" w:type="dxa"/>
-              <w:left w:w="110" w:type="dxa"/>
-              <w:bottom w:w="70" w:type="dxa"/>
-              <w:right w:w="110" w:type="dxa"/>
-            </w:tcMar>
-          </w:tcPr>
-          <w:p>
-            <w:r>
-              <w:t>Ending Generation</w:t>
-            </w:r>
-          </w:p>
-        </w:tc>
-        <w:tc>
-          <w:tcPr>
-            <w:tcW w:w="2000" w:type="dxa"/>
-            <w:tcBorders>
-              <w:top w:val="single" w:sz="4" w:space="0" w:color="BFBFBF"/>
-              <w:left w:val="single" w:sz="4" w:space="0" w:color="BFBFBF"/>
-              <w:bottom w:val="single" w:sz="4" w:space="0" w:color="BFBFBF"/>
-              <w:right w:val="single" w:sz="4" w:space="0" w:color="BFBFBF"/>
-            </w:tcBorders>
-            <w:tcMar>
-              <w:top w:w="70" w:type="dxa"/>
-              <w:left w:w="110" w:type="dxa"/>
-              <w:bottom w:w="70" w:type="dxa"/>
-              <w:right w:w="110" w:type="dxa"/>
-            </w:tcMar>
-          </w:tcPr>
-          <w:p>
-            <w:r>
               <w:t>AI</w:t>
-            </w:r>
-          </w:p>
-        </w:tc>
-      </w:tr>
-      <w:tr>
-        <w:trPr>
-          <w:cantSplit/>
-        </w:trPr>
-        <w:tc>
-          <w:tcPr>
-            <w:tcW w:w="1000" w:type="dxa"/>
-            <w:tcBorders>
-              <w:top w:val="single" w:sz="4" w:space="0" w:color="BFBFBF"/>
-              <w:left w:val="single" w:sz="4" w:space="0" w:color="BFBFBF"/>
-              <w:bottom w:val="single" w:sz="4" w:space="0" w:color="BFBFBF"/>
-              <w:right w:val="single" w:sz="4" w:space="0" w:color="BFBFBF"/>
-            </w:tcBorders>
-            <w:tcMar>
-              <w:top w:w="70" w:type="dxa"/>
-              <w:left w:w="110" w:type="dxa"/>
-              <w:bottom w:w="70" w:type="dxa"/>
-              <w:right w:w="110" w:type="dxa"/>
-            </w:tcMar>
-          </w:tcPr>
-          <w:p>
-            <w:r>
-              <w:t>F14</w:t>
-            </w:r>
-          </w:p>
-        </w:tc>
-        <w:tc>
-          <w:tcPr>
-            <w:tcW w:w="6360" w:type="dxa"/>
-            <w:tcBorders>
-              <w:top w:val="single" w:sz="4" w:space="0" w:color="BFBFBF"/>
-              <w:left w:val="single" w:sz="4" w:space="0" w:color="BFBFBF"/>
-              <w:bottom w:val="single" w:sz="4" w:space="0" w:color="BFBFBF"/>
-              <w:right w:val="single" w:sz="4" w:space="0" w:color="BFBFBF"/>
-            </w:tcBorders>
-            <w:tcMar>
-              <w:top w:w="70" w:type="dxa"/>
-              <w:left w:w="110" w:type="dxa"/>
-              <w:bottom w:w="70" w:type="dxa"/>
-              <w:right w:w="110" w:type="dxa"/>
-            </w:tcMar>
-          </w:tcPr>
-          <w:p>
-            <w:r>
-              <w:t>Export Story (tentative)</w:t>
-            </w:r>
-          </w:p>
-        </w:tc>
-        <w:tc>
-          <w:tcPr>
-            <w:tcW w:w="2000" w:type="dxa"/>
-            <w:tcBorders>
-              <w:top w:val="single" w:sz="4" w:space="0" w:color="BFBFBF"/>
-              <w:left w:val="single" w:sz="4" w:space="0" w:color="BFBFBF"/>
-              <w:bottom w:val="single" w:sz="4" w:space="0" w:color="BFBFBF"/>
-              <w:right w:val="single" w:sz="4" w:space="0" w:color="BFBFBF"/>
-            </w:tcBorders>
-            <w:tcMar>
-              <w:top w:w="70" w:type="dxa"/>
-              <w:left w:w="110" w:type="dxa"/>
-              <w:bottom w:w="70" w:type="dxa"/>
-              <w:right w:w="110" w:type="dxa"/>
-            </w:tcMar>
-          </w:tcPr>
-          <w:p>
-            <w:r>
-              <w:t>Deterministic</w:t>
             </w:r>
           </w:p>
         </w:tc>
@@ -6212,7 +5938,28 @@
         <w:pStyle w:val="Heading3"/>
         <w:keepNext/>
       </w:pPr>
-      <w:r>
+    </w:p>
+    <w:p>
+      <w:pPr>
+        <w:rPr>
+          <w:b/>
+          <w:bCs/>
+          <w:color w:val="404040"/>
+          <w:sz w:val="23"/>
+          <w:szCs w:val="23"/>
+        </w:rPr>
+      </w:pPr>
+      <w:r>
+        <w:br w:type="page"/>
+      </w:r>
+    </w:p>
+    <w:p>
+      <w:pPr>
+        <w:pStyle w:val="Heading3"/>
+        <w:keepNext/>
+      </w:pPr>
+      <w:r>
+        <w:lastRenderedPageBreak/>
         <w:t>F03: Character Management</w:t>
       </w:r>
     </w:p>
@@ -6394,12 +6141,17 @@
           </w:tcPr>
           <w:p>
             <w:r>
+              <w:t xml:space="preserve">A </w:t>
+            </w:r>
+            <w:r>
               <w:rPr>
                 <w:i/>
                 <w:iCs/>
-                <w:color w:val="7A7A7A"/>
-              </w:rPr>
-              <w:t>[TODO: How does the user access or use this feature through the GUI?]</w:t>
+              </w:rPr>
+              <w:t>Characters</w:t>
+            </w:r>
+            <w:r>
+              <w:t xml:space="preserve"> panel beside the story, listing characters by name. A button opens a form to add a character, and clicking a character opens the same form to edit it. The form has a relationships section where the user picks another character and describes the link.</w:t>
             </w:r>
           </w:p>
         </w:tc>
@@ -6453,12 +6205,12 @@
           </w:tcPr>
           <w:p>
             <w:r>
-              <w:rPr>
-                <w:i/>
-                <w:iCs/>
-                <w:color w:val="7A7A7A"/>
-              </w:rPr>
-              <w:t>[TODO: What information does the feature require?]</w:t>
+              <w:t xml:space="preserve">Name, description, and traits. </w:t>
+            </w:r>
+          </w:p>
+          <w:p>
+            <w:r>
+              <w:t>For each relationship: the target character, a type (such as ally, rival, sibling), and optional notes.</w:t>
             </w:r>
           </w:p>
         </w:tc>
@@ -6512,12 +6264,7 @@
           </w:tcPr>
           <w:p>
             <w:r>
-              <w:rPr>
-                <w:i/>
-                <w:iCs/>
-                <w:color w:val="7A7A7A"/>
-              </w:rPr>
-              <w:t>[TODO: What does it produce?]</w:t>
+              <w:t xml:space="preserve">The character is saved in the story and shown in the list with its relationships. </w:t>
             </w:r>
           </w:p>
         </w:tc>
@@ -6624,13 +6371,46 @@
             </w:tcMar>
           </w:tcPr>
           <w:p>
-            <w:r>
-              <w:rPr>
-                <w:i/>
-                <w:iCs/>
-                <w:color w:val="7A7A7A"/>
-              </w:rPr>
-              <w:t>[TODO: What happens, step by step, when the feature is executed?]</w:t>
+            <w:pPr>
+              <w:pStyle w:val="ListParagraph"/>
+              <w:numPr>
+                <w:ilvl w:val="0"/>
+                <w:numId w:val="4"/>
+              </w:numPr>
+            </w:pPr>
+            <w:r>
+              <w:t>Add</w:t>
+            </w:r>
+            <w:r>
+              <w:t>/e</w:t>
+            </w:r>
+            <w:r>
+              <w:t xml:space="preserve">dit: form is filled, inputs are validated, character is saved to the story, list refreshes. </w:t>
+            </w:r>
+          </w:p>
+          <w:p>
+            <w:pPr>
+              <w:pStyle w:val="ListParagraph"/>
+              <w:numPr>
+                <w:ilvl w:val="0"/>
+                <w:numId w:val="4"/>
+              </w:numPr>
+            </w:pPr>
+            <w:r>
+              <w:t>Add a relationship: a target character is chosen, type and notes are entered, the relationship is attached to the character and saved with it.</w:t>
+            </w:r>
+          </w:p>
+          <w:p>
+            <w:pPr>
+              <w:pStyle w:val="ListParagraph"/>
+              <w:numPr>
+                <w:ilvl w:val="0"/>
+                <w:numId w:val="4"/>
+              </w:numPr>
+            </w:pPr>
+            <w:r>
+              <w:tab/>
+              <w:t>Note: this is intentionally one-directional and doesn’t automatically list the relationship as mutual.</w:t>
             </w:r>
           </w:p>
         </w:tc>
@@ -6683,13 +6463,57 @@
             </w:tcMar>
           </w:tcPr>
           <w:p>
-            <w:r>
-              <w:rPr>
-                <w:i/>
-                <w:iCs/>
-                <w:color w:val="7A7A7A"/>
-              </w:rPr>
-              <w:t>[TODO: What could go wrong, and how should the system respond?]</w:t>
+            <w:pPr>
+              <w:pStyle w:val="ListParagraph"/>
+              <w:numPr>
+                <w:ilvl w:val="0"/>
+                <w:numId w:val="4"/>
+              </w:numPr>
+            </w:pPr>
+            <w:r>
+              <w:t xml:space="preserve">Empty name: show a message. </w:t>
+            </w:r>
+          </w:p>
+          <w:p>
+            <w:pPr>
+              <w:pStyle w:val="ListParagraph"/>
+              <w:numPr>
+                <w:ilvl w:val="0"/>
+                <w:numId w:val="4"/>
+              </w:numPr>
+            </w:pPr>
+            <w:r>
+              <w:t xml:space="preserve">Name already used by another character: show a message. </w:t>
+            </w:r>
+          </w:p>
+          <w:p>
+            <w:pPr>
+              <w:pStyle w:val="ListParagraph"/>
+              <w:numPr>
+                <w:ilvl w:val="0"/>
+                <w:numId w:val="4"/>
+              </w:numPr>
+            </w:pPr>
+            <w:r>
+              <w:t>Relationship with no target</w:t>
+            </w:r>
+            <w:r>
+              <w:t xml:space="preserve"> </w:t>
+            </w:r>
+            <w:r>
+              <w:t xml:space="preserve">or pointing at the character itself: show a message. </w:t>
+            </w:r>
+          </w:p>
+          <w:p>
+            <w:pPr>
+              <w:pStyle w:val="ListParagraph"/>
+              <w:numPr>
+                <w:ilvl w:val="0"/>
+                <w:numId w:val="4"/>
+              </w:numPr>
+            </w:pPr>
+            <w:r>
+              <w:t>No story open: the panel is unavailable.</w:t>
             </w:r>
           </w:p>
         </w:tc>
@@ -6699,23 +6523,19 @@
       <w:pPr>
         <w:spacing w:before="80" w:after="120"/>
       </w:pPr>
-      <w:r>
+    </w:p>
+    <w:p>
+      <w:pPr>
         <w:rPr>
           <w:b/>
           <w:bCs/>
-          <w:i/>
-          <w:iCs/>
-          <w:color w:val="7A7A7A"/>
+          <w:color w:val="404040"/>
+          <w:sz w:val="23"/>
+          <w:szCs w:val="23"/>
         </w:rPr>
-        <w:t xml:space="preserve">Open question: </w:t>
-      </w:r>
-      <w:r>
-        <w:rPr>
-          <w:i/>
-          <w:iCs/>
-          <w:color w:val="7A7A7A"/>
-        </w:rPr>
-        <w:t>Relationships are what set this apart from F02.</w:t>
+      </w:pPr>
+      <w:r>
+        <w:br w:type="page"/>
       </w:r>
     </w:p>
     <w:p>
@@ -6724,6 +6544,7 @@
         <w:keepNext/>
       </w:pPr>
       <w:r>
+        <w:lastRenderedPageBreak/>
         <w:t>F04: Story Turn</w:t>
       </w:r>
     </w:p>
@@ -6905,12 +6726,12 @@
           </w:tcPr>
           <w:p>
             <w:r>
-              <w:rPr>
-                <w:i/>
-                <w:iCs/>
-                <w:color w:val="7A7A7A"/>
-              </w:rPr>
-              <w:t>[TODO: How does the user access or use this feature through the GUI?]</w:t>
+              <w:t xml:space="preserve">Used from the main story screen. A text box under the story takes the user’s input, with a selector for the mode (Do, Say or Story) and a send button. The agent’s narration is added to the story above it.</w:t>
+            </w:r>
+          </w:p>
+          <w:p>
+            <w:r>
+              <w:t xml:space="preserve">After a turn, the lore entries the agent drew on are listed under that turn’s narration, and clicking one opens it in the Lore panel.</w:t>
             </w:r>
           </w:p>
         </w:tc>
@@ -6942,7 +6763,6 @@
                 <w:b/>
                 <w:bCs/>
               </w:rPr>
-              <w:lastRenderedPageBreak/>
               <w:t>Input</w:t>
             </w:r>
           </w:p>
@@ -6965,12 +6785,12 @@
           </w:tcPr>
           <w:p>
             <w:r>
-              <w:rPr>
-                <w:i/>
-                <w:iCs/>
-                <w:color w:val="7A7A7A"/>
-              </w:rPr>
-              <w:t>[TODO: What information does the feature require?]</w:t>
+              <w:t>Text input from the user.</w:t>
+            </w:r>
+          </w:p>
+          <w:p>
+            <w:r>
+              <w:t>A mode: Do (an action the user’s character attempts), Say (a line of dialogue) or Story (narration written by the user for the agent to continue).</w:t>
             </w:r>
           </w:p>
         </w:tc>
@@ -7024,12 +6844,17 @@
           </w:tcPr>
           <w:p>
             <w:r>
-              <w:rPr>
-                <w:i/>
-                <w:iCs/>
-                <w:color w:val="7A7A7A"/>
-              </w:rPr>
-              <w:t>[TODO: What does it produce?]</w:t>
+              <w:t xml:space="preserve">A new turn added to the story, holding the user’s input and the agent’s narration.</w:t>
+            </w:r>
+          </w:p>
+          <w:p>
+            <w:r>
+              <w:t xml:space="preserve">A record on the turn of which lore entries were used.</w:t>
+            </w:r>
+          </w:p>
+          <w:p>
+            <w:r>
+              <w:t xml:space="preserve">Any consistency warnings (F08) and lore proposals (F07) raised during the turn.</w:t>
             </w:r>
           </w:p>
         </w:tc>
@@ -7137,12 +6962,7 @@
           </w:tcPr>
           <w:p>
             <w:r>
-              <w:rPr>
-                <w:i/>
-                <w:iCs/>
-                <w:color w:val="7A7A7A"/>
-              </w:rPr>
-              <w:t>[TODO: What happens, step by step, when the feature is executed?]</w:t>
+              <w:t xml:space="preserve">Input and mode are submitted, the input is framed according to the mode, the agent looks up the relevant lore entries and characters through tool calls that the application validates and runs, the agent draws on the story summary (F09) and checks the pivotal events (F06), the agent writes the narration, the narration is checked for consistency (F08), the turn is saved with the lore entries it used, the story display refreshes.</w:t>
             </w:r>
           </w:p>
         </w:tc>
@@ -7196,12 +7016,32 @@
           </w:tcPr>
           <w:p>
             <w:r>
-              <w:rPr>
-                <w:i/>
-                <w:iCs/>
-                <w:color w:val="7A7A7A"/>
-              </w:rPr>
-              <w:t>[TODO: What could go wrong, and how should the system respond?]</w:t>
+              <w:t xml:space="preserve">Empty input: show a message; nothing is sent.</w:t>
+            </w:r>
+          </w:p>
+          <w:p>
+            <w:r>
+              <w:t xml:space="preserve">Agent declines: show a message; no turn is added and the user can rephrase.</w:t>
+            </w:r>
+          </w:p>
+          <w:p>
+            <w:r>
+              <w:t xml:space="preserve">Failed model call: show a message; no turn is added and the input stays in the text box so it can be resent.</w:t>
+            </w:r>
+          </w:p>
+          <w:p>
+            <w:r>
+              <w:t xml:space="preserve">Nothing relevant found in the lore: the agent continues without it and the used-entries list is empty.</w:t>
+            </w:r>
+          </w:p>
+          <w:p>
+            <w:r>
+              <w:t xml:space="preserve">Invalid tool request: the application rejects it and reports the error back to the agent.</w:t>
+            </w:r>
+          </w:p>
+          <w:p>
+            <w:r>
+              <w:t xml:space="preserve">No story open: the input box is unavailable.</w:t>
             </w:r>
           </w:p>
         </w:tc>
@@ -7218,7 +7058,10 @@
         <w:keepNext/>
       </w:pPr>
       <w:r>
-        <w:t>F05: Lore Retrieval</w:t>
+        <w:t xml:space="preserve">F05: </w:t>
+      </w:r>
+      <w:r>
+        <w:t>Pivotal Events</w:t>
       </w:r>
     </w:p>
     <w:tbl>
@@ -7291,7 +7134,10 @@
           </w:tcPr>
           <w:p>
             <w:r>
-              <w:t>F05: Lore Retrieval</w:t>
+              <w:t xml:space="preserve">F05: </w:t>
+            </w:r>
+            <w:r>
+              <w:t>Pivotal Events</w:t>
             </w:r>
           </w:p>
         </w:tc>
@@ -7345,7 +7191,7 @@
           </w:tcPr>
           <w:p>
             <w:r>
-              <w:t>Each turn, the agent retrieves only the lore entries and characters relevant to the current situation.</w:t>
+              <w:t>An overarching plot is kept as a set of story beats, built from a basis the user supplies or generated entirely by the agent.</w:t>
             </w:r>
           </w:p>
         </w:tc>
@@ -7399,12 +7245,7 @@
           </w:tcPr>
           <w:p>
             <w:r>
-              <w:rPr>
-                <w:i/>
-                <w:iCs/>
-                <w:color w:val="7A7A7A"/>
-              </w:rPr>
-              <w:t>[TODO: How does the user access or use this feature through the GUI?]</w:t>
+              <w:t>No screen of its own, because the pivotal events are never shown to the user. The optional plot basis is entered in the new-story form (F01). While the events are being planned, the story screen shows a short message that the story is being prepared.</w:t>
             </w:r>
           </w:p>
         </w:tc>
@@ -7458,12 +7299,12 @@
           </w:tcPr>
           <w:p>
             <w:r>
-              <w:rPr>
-                <w:i/>
-                <w:iCs/>
-                <w:color w:val="7A7A7A"/>
-              </w:rPr>
-              <w:t>[TODO: What information does the feature require?]</w:t>
+              <w:t>The scenario from F01.</w:t>
+            </w:r>
+          </w:p>
+          <w:p>
+            <w:r>
+              <w:t>An optional plot basis from the user.</w:t>
             </w:r>
           </w:p>
         </w:tc>
@@ -7517,12 +7358,7 @@
           </w:tcPr>
           <w:p>
             <w:r>
-              <w:rPr>
-                <w:i/>
-                <w:iCs/>
-                <w:color w:val="7A7A7A"/>
-              </w:rPr>
-              <w:t>[TODO: What does it produce?]</w:t>
+              <w:t>A hidden, ordered list of pivotal events stored with the story, each marked as pending.</w:t>
             </w:r>
           </w:p>
         </w:tc>
@@ -7630,12 +7466,12 @@
           </w:tcPr>
           <w:p>
             <w:r>
-              <w:rPr>
-                <w:i/>
-                <w:iCs/>
-                <w:color w:val="7A7A7A"/>
-              </w:rPr>
-              <w:t>[TODO: What happens, step by step, when the feature is executed?]</w:t>
+              <w:t>The story is started, the agent generates the pivotal events from the scenario (and the plot basis, if one was given), the events are saved with the story as pending, the story opens for the first turn.</w:t>
+            </w:r>
+          </w:p>
+          <w:p>
+            <w:r>
+              <w:t>As the story goes on, events are marked as reached or revised (F06).</w:t>
             </w:r>
           </w:p>
         </w:tc>
@@ -7689,12 +7525,17 @@
           </w:tcPr>
           <w:p>
             <w:r>
-              <w:rPr>
-                <w:i/>
-                <w:iCs/>
-                <w:color w:val="7A7A7A"/>
-              </w:rPr>
-              <w:t>[TODO: What could go wrong, and how should the system respond?]</w:t>
+              <w:t>No plot basis given: the agent generates the events from the scenario alone.</w:t>
+            </w:r>
+          </w:p>
+          <w:p>
+            <w:r>
+              <w:t>Agent declines or the model call fails: show a message; the story is not started and the user can try again or change the scenario.</w:t>
+            </w:r>
+          </w:p>
+          <w:p>
+            <w:r>
+              <w:t>No events returned: treated as a failed model call.</w:t>
             </w:r>
           </w:p>
         </w:tc>
@@ -7702,26 +7543,8 @@
     </w:tbl>
     <w:p>
       <w:pPr>
-        <w:spacing w:before="80" w:after="120"/>
-      </w:pPr>
-      <w:r>
-        <w:rPr>
-          <w:b/>
-          <w:bCs/>
-          <w:i/>
-          <w:iCs/>
-          <w:color w:val="7A7A7A"/>
-        </w:rPr>
-        <w:t xml:space="preserve">Open question: </w:t>
-      </w:r>
-      <w:r>
-        <w:rPr>
-          <w:i/>
-          <w:iCs/>
-          <w:color w:val="7A7A7A"/>
-        </w:rPr>
-        <w:t>Fold into F04, or keep it and give it visible behaviour (e.g. showing which entries were used)?</w:t>
-      </w:r>
+        <w:spacing w:after="120"/>
+      </w:pPr>
     </w:p>
     <w:p>
       <w:pPr>
@@ -7729,10 +7552,7 @@
         <w:keepNext/>
       </w:pPr>
       <w:r>
-        <w:t xml:space="preserve">F06: </w:t>
-      </w:r>
-      <w:r>
-        <w:t>Pivotal Events</w:t>
+        <w:t>F06: Plot Steering</w:t>
       </w:r>
     </w:p>
     <w:tbl>
@@ -7805,10 +7625,7 @@
           </w:tcPr>
           <w:p>
             <w:r>
-              <w:t xml:space="preserve">F06: </w:t>
-            </w:r>
-            <w:r>
-              <w:t>Pivotal Events</w:t>
+              <w:t>F06: Plot Steering</w:t>
             </w:r>
           </w:p>
         </w:tc>
@@ -7840,6 +7657,7 @@
                 <w:b/>
                 <w:bCs/>
               </w:rPr>
+              <w:lastRenderedPageBreak/>
               <w:t>Description</w:t>
             </w:r>
           </w:p>
@@ -7862,7 +7680,7 @@
           </w:tcPr>
           <w:p>
             <w:r>
-              <w:t>An overarching plot is kept as a set of story beats, built from a basis the user supplies or generated entirely by the agent.</w:t>
+              <w:t>When the user takes the story off-script, the agent revises the outline or nudges the story back toward it.</w:t>
             </w:r>
           </w:p>
         </w:tc>
@@ -7916,12 +7734,7 @@
           </w:tcPr>
           <w:p>
             <w:r>
-              <w:rPr>
-                <w:i/>
-                <w:iCs/>
-                <w:color w:val="7A7A7A"/>
-              </w:rPr>
-              <w:t>[TODO: How does the user access or use this feature through the GUI?]</w:t>
+              <w:t>No control of its own; it runs inside every story turn (F04). The user only sees its effect in the narration.</w:t>
             </w:r>
           </w:p>
         </w:tc>
@@ -7975,12 +7788,7 @@
           </w:tcPr>
           <w:p>
             <w:r>
-              <w:rPr>
-                <w:i/>
-                <w:iCs/>
-                <w:color w:val="7A7A7A"/>
-              </w:rPr>
-              <w:t>[TODO: What information does the feature require?]</w:t>
+              <w:t>Taken automatically: the user’s input for the turn, the recent story, and the pivotal events with their status.</w:t>
             </w:r>
           </w:p>
         </w:tc>
@@ -8034,12 +7842,12 @@
           </w:tcPr>
           <w:p>
             <w:r>
-              <w:rPr>
-                <w:i/>
-                <w:iCs/>
-                <w:color w:val="7A7A7A"/>
-              </w:rPr>
-              <w:t>[TODO: What does it produce?]</w:t>
+              <w:t>A decision for the turn: continue towards the next pivotal event, nudge the story back towards it, or revise the pending events to fit what the user has done.</w:t>
+            </w:r>
+          </w:p>
+          <w:p>
+            <w:r>
+              <w:t>Updated pivotal events, when one is reached or the pending ones are revised.</w:t>
             </w:r>
           </w:p>
         </w:tc>
@@ -8093,7 +7901,7 @@
           </w:tcPr>
           <w:p>
             <w:r>
-              <w:t>Hybrid</w:t>
+              <w:t>AI</w:t>
             </w:r>
           </w:p>
         </w:tc>
@@ -8147,12 +7955,7 @@
           </w:tcPr>
           <w:p>
             <w:r>
-              <w:rPr>
-                <w:i/>
-                <w:iCs/>
-                <w:color w:val="7A7A7A"/>
-              </w:rPr>
-              <w:t>[TODO: What happens, step by step, when the feature is executed?]</w:t>
+              <w:t>The turn begins, the agent compares the user’s input with the next pending pivotal event, the agent decides to continue, nudge or revise, any change to the events is requested through a tool call, the application validates and applies it, the decision shapes the narration for the turn.</w:t>
             </w:r>
           </w:p>
         </w:tc>
@@ -8206,12 +8009,17 @@
           </w:tcPr>
           <w:p>
             <w:r>
-              <w:rPr>
-                <w:i/>
-                <w:iCs/>
-                <w:color w:val="7A7A7A"/>
-              </w:rPr>
-              <w:t>[TODO: What could go wrong, and how should the system respond?]</w:t>
+              <w:t>All pivotal events reached: there is nothing to steer towards, and the agent may suggest ending the story (F12).</w:t>
+            </w:r>
+          </w:p>
+          <w:p>
+            <w:r>
+              <w:t>Invalid update (unknown event): the application rejects it, the events stay as they were and the turn continues.</w:t>
+            </w:r>
+          </w:p>
+          <w:p>
+            <w:r>
+              <w:t>Turn undone: the pivotal events return to how they were before that turn (F10).</w:t>
             </w:r>
           </w:p>
         </w:tc>
@@ -8219,26 +8027,8 @@
     </w:tbl>
     <w:p>
       <w:pPr>
-        <w:spacing w:before="80" w:after="120"/>
-      </w:pPr>
-      <w:r>
-        <w:rPr>
-          <w:b/>
-          <w:bCs/>
-          <w:i/>
-          <w:iCs/>
-          <w:color w:val="7A7A7A"/>
-        </w:rPr>
-        <w:t xml:space="preserve">Open question: </w:t>
-      </w:r>
-      <w:r>
-        <w:rPr>
-          <w:i/>
-          <w:iCs/>
-          <w:color w:val="7A7A7A"/>
-        </w:rPr>
-        <w:t>Where does the outline live, and how are beats marked as resolved?</w:t>
-      </w:r>
+        <w:spacing w:after="120"/>
+      </w:pPr>
     </w:p>
     <w:p>
       <w:pPr>
@@ -8246,7 +8036,7 @@
         <w:keepNext/>
       </w:pPr>
       <w:r>
-        <w:t>F07: Plot Steering</w:t>
+        <w:t>F07: Lore Proposals</w:t>
       </w:r>
     </w:p>
     <w:tbl>
@@ -8319,7 +8109,7 @@
           </w:tcPr>
           <w:p>
             <w:r>
-              <w:t>F07: Plot Steering</w:t>
+              <w:t>F07: Lore Proposals</w:t>
             </w:r>
           </w:p>
         </w:tc>
@@ -8351,7 +8141,6 @@
                 <w:b/>
                 <w:bCs/>
               </w:rPr>
-              <w:lastRenderedPageBreak/>
               <w:t>Description</w:t>
             </w:r>
           </w:p>
@@ -8374,7 +8163,7 @@
           </w:tcPr>
           <w:p>
             <w:r>
-              <w:t>When the user takes the story off-script, the agent revises the outline or nudges the story back toward it.</w:t>
+              <w:t>The agent proposes new lore entries from story events, and the user approves or rejects each one.</w:t>
             </w:r>
           </w:p>
         </w:tc>
@@ -8428,12 +8217,7 @@
           </w:tcPr>
           <w:p>
             <w:r>
-              <w:rPr>
-                <w:i/>
-                <w:iCs/>
-                <w:color w:val="7A7A7A"/>
-              </w:rPr>
-              <w:t>[TODO: How does the user access or use this feature through the GUI?]</w:t>
+              <w:t>A proposals list in the Lore panel shows each suggested entry with Approve and Reject buttons. A count on the panel shows how many are waiting.</w:t>
             </w:r>
           </w:p>
         </w:tc>
@@ -8487,12 +8271,12 @@
           </w:tcPr>
           <w:p>
             <w:r>
-              <w:rPr>
-                <w:i/>
-                <w:iCs/>
-                <w:color w:val="7A7A7A"/>
-              </w:rPr>
-              <w:t>[TODO: What information does the feature require?]</w:t>
+              <w:t>Taken automatically: what happened in the latest turn.</w:t>
+            </w:r>
+          </w:p>
+          <w:p>
+            <w:r>
+              <w:t>From the user: a decision on each proposal (approve or reject).</w:t>
             </w:r>
           </w:p>
         </w:tc>
@@ -8546,12 +8330,17 @@
           </w:tcPr>
           <w:p>
             <w:r>
-              <w:rPr>
-                <w:i/>
-                <w:iCs/>
-                <w:color w:val="7A7A7A"/>
-              </w:rPr>
-              <w:t>[TODO: What does it produce?]</w:t>
+              <w:t>A pending proposal with a title and content.</w:t>
+            </w:r>
+          </w:p>
+          <w:p>
+            <w:r>
+              <w:t>If approved: a new entry in the lore book.</w:t>
+            </w:r>
+          </w:p>
+          <w:p>
+            <w:r>
+              <w:t>If rejected: the proposal is marked as rejected and nothing is added.</w:t>
             </w:r>
           </w:p>
         </w:tc>
@@ -8605,7 +8394,7 @@
           </w:tcPr>
           <w:p>
             <w:r>
-              <w:t>AI</w:t>
+              <w:t>Hybrid</w:t>
             </w:r>
           </w:p>
         </w:tc>
@@ -8637,6 +8426,7 @@
                 <w:b/>
                 <w:bCs/>
               </w:rPr>
+              <w:lastRenderedPageBreak/>
               <w:t>Expected Workflow</w:t>
             </w:r>
           </w:p>
@@ -8659,12 +8449,7 @@
           </w:tcPr>
           <w:p>
             <w:r>
-              <w:rPr>
-                <w:i/>
-                <w:iCs/>
-                <w:color w:val="7A7A7A"/>
-              </w:rPr>
-              <w:t>[TODO: What happens, step by step, when the feature is executed?]</w:t>
+              <w:t>A turn is narrated, the agent notices a new fact worth keeping, the agent proposes an entry through a tool call, the application saves it as pending and shows it in the proposals list, the user approves or rejects it, an approved proposal becomes a lore entry.</w:t>
             </w:r>
           </w:p>
         </w:tc>
@@ -8718,12 +8503,22 @@
           </w:tcPr>
           <w:p>
             <w:r>
-              <w:rPr>
-                <w:i/>
-                <w:iCs/>
-                <w:color w:val="7A7A7A"/>
-              </w:rPr>
-              <w:t>[TODO: What could go wrong, and how should the system respond?]</w:t>
+              <w:t>Proposal left unanswered: it stays pending and the story continues.</w:t>
+            </w:r>
+          </w:p>
+          <w:p>
+            <w:r>
+              <w:t>Invalid proposal (empty title or content): the application rejects the tool call and nothing is shown to the user.</w:t>
+            </w:r>
+          </w:p>
+          <w:p>
+            <w:r>
+              <w:t>User wants to change the wording: approve it, then edit the entry in the Lore panel (F02).</w:t>
+            </w:r>
+          </w:p>
+          <w:p>
+            <w:r>
+              <w:t>Turn undone: proposals raised during that turn stay in the list.</w:t>
             </w:r>
           </w:p>
         </w:tc>
@@ -8731,26 +8526,8 @@
     </w:tbl>
     <w:p>
       <w:pPr>
-        <w:spacing w:before="80" w:after="120"/>
-      </w:pPr>
-      <w:r>
-        <w:rPr>
-          <w:b/>
-          <w:bCs/>
-          <w:i/>
-          <w:iCs/>
-          <w:color w:val="7A7A7A"/>
-        </w:rPr>
-        <w:t xml:space="preserve">Open question: </w:t>
-      </w:r>
-      <w:r>
-        <w:rPr>
-          <w:i/>
-          <w:iCs/>
-          <w:color w:val="7A7A7A"/>
-        </w:rPr>
-        <w:t>How does the agent decide between revising and nudging?</w:t>
-      </w:r>
+        <w:spacing w:after="120"/>
+      </w:pPr>
     </w:p>
     <w:p>
       <w:pPr>
@@ -8758,7 +8535,7 @@
         <w:keepNext/>
       </w:pPr>
       <w:r>
-        <w:t>F08: Lore Proposals</w:t>
+        <w:t>F08: Consistency Check</w:t>
       </w:r>
     </w:p>
     <w:tbl>
@@ -8831,7 +8608,7 @@
           </w:tcPr>
           <w:p>
             <w:r>
-              <w:t>F08: Lore Proposals</w:t>
+              <w:t>F08: Consistency Check</w:t>
             </w:r>
           </w:p>
         </w:tc>
@@ -8885,7 +8662,7 @@
           </w:tcPr>
           <w:p>
             <w:r>
-              <w:t>The agent proposes new lore entries from story events, and the user approves or rejects each one.</w:t>
+              <w:t>New narration is checked against established lore and pinned canon facts, and contradictions are flagged.</w:t>
             </w:r>
           </w:p>
         </w:tc>
@@ -8939,12 +8716,7 @@
           </w:tcPr>
           <w:p>
             <w:r>
-              <w:rPr>
-                <w:i/>
-                <w:iCs/>
-                <w:color w:val="7A7A7A"/>
-              </w:rPr>
-              <w:t>[TODO: How does the user access or use this feature through the GUI?]</w:t>
+              <w:t>When a contradiction is found, a warning appears under that turn’s narration and names the lore entry or pinned fact involved. Facts are pinned with the checkbox in the lore form (F02).</w:t>
             </w:r>
           </w:p>
         </w:tc>
@@ -8998,12 +8770,7 @@
           </w:tcPr>
           <w:p>
             <w:r>
-              <w:rPr>
-                <w:i/>
-                <w:iCs/>
-                <w:color w:val="7A7A7A"/>
-              </w:rPr>
-              <w:t>[TODO: What information does the feature require?]</w:t>
+              <w:t>Taken automatically: the new narration, and the story’s lore entries including the pinned canon facts.</w:t>
             </w:r>
           </w:p>
         </w:tc>
@@ -9057,12 +8824,12 @@
           </w:tcPr>
           <w:p>
             <w:r>
-              <w:rPr>
-                <w:i/>
-                <w:iCs/>
-                <w:color w:val="7A7A7A"/>
-              </w:rPr>
-              <w:t>[TODO: What does it produce?]</w:t>
+              <w:t>A list of contradictions for the turn, which is empty when none are found.</w:t>
+            </w:r>
+          </w:p>
+          <w:p>
+            <w:r>
+              <w:t>Warnings shown with the turn.</w:t>
             </w:r>
           </w:p>
         </w:tc>
@@ -9170,12 +8937,7 @@
           </w:tcPr>
           <w:p>
             <w:r>
-              <w:rPr>
-                <w:i/>
-                <w:iCs/>
-                <w:color w:val="7A7A7A"/>
-              </w:rPr>
-              <w:t>[TODO: What happens, step by step, when the feature is executed?]</w:t>
+              <w:t>The narration is written, the agent compares it with the lore and the pinned canon facts, any contradictions are recorded on the turn, warnings are shown to the user, the user may retry or edit the turn (F10).</w:t>
             </w:r>
           </w:p>
         </w:tc>
@@ -9229,12 +8991,27 @@
           </w:tcPr>
           <w:p>
             <w:r>
-              <w:rPr>
-                <w:i/>
-                <w:iCs/>
-                <w:color w:val="7A7A7A"/>
-              </w:rPr>
-              <w:t>[TODO: What could go wrong, and how should the system respond?]</w:t>
+              <w:t>No contradictions: nothing is shown.</w:t>
+            </w:r>
+          </w:p>
+          <w:p>
+            <w:r>
+              <w:t>No lore entries yet: the check is skipped.</w:t>
+            </w:r>
+          </w:p>
+          <w:p>
+            <w:r>
+              <w:t>Check fails (model call fails): the narration is still shown, with a note that it was not checked.</w:t>
+            </w:r>
+          </w:p>
+          <w:p>
+            <w:r>
+              <w:t>User’s own input contradicts a pinned fact: the pinned fact takes precedence and the narration does not adopt the change.</w:t>
+            </w:r>
+          </w:p>
+          <w:p>
+            <w:r>
+              <w:t>Warning the user disagrees with: it can be ignored; the narration is not blocked.</w:t>
             </w:r>
           </w:p>
         </w:tc>
@@ -9251,7 +9028,7 @@
         <w:keepNext/>
       </w:pPr>
       <w:r>
-        <w:t>F09: Consistency Check</w:t>
+        <w:t>F09: Story Memory Summarization</w:t>
       </w:r>
     </w:p>
     <w:tbl>
@@ -9324,7 +9101,7 @@
           </w:tcPr>
           <w:p>
             <w:r>
-              <w:t>F09: Consistency Check</w:t>
+              <w:t>F09: Story Memory Summarization</w:t>
             </w:r>
           </w:p>
         </w:tc>
@@ -9356,6 +9133,7 @@
                 <w:b/>
                 <w:bCs/>
               </w:rPr>
+              <w:lastRenderedPageBreak/>
               <w:t>Description</w:t>
             </w:r>
           </w:p>
@@ -9378,7 +9156,7 @@
           </w:tcPr>
           <w:p>
             <w:r>
-              <w:t>New narration is checked against established lore and pinned canon facts, and contradictions are flagged.</w:t>
+              <w:t>Older events are summarized so long stories stay within the model’s context, and a recap is shown when a session is loaded.</w:t>
             </w:r>
           </w:p>
         </w:tc>
@@ -9432,12 +9210,7 @@
           </w:tcPr>
           <w:p>
             <w:r>
-              <w:rPr>
-                <w:i/>
-                <w:iCs/>
-                <w:color w:val="7A7A7A"/>
-              </w:rPr>
-              <w:t>[TODO: How does the user access or use this feature through the GUI?]</w:t>
+              <w:t>Runs automatically, with no control needed during play. When a saved story is loaded, a recap of the story so far is shown at the top of the story screen.</w:t>
             </w:r>
           </w:p>
         </w:tc>
@@ -9491,12 +9264,7 @@
           </w:tcPr>
           <w:p>
             <w:r>
-              <w:rPr>
-                <w:i/>
-                <w:iCs/>
-                <w:color w:val="7A7A7A"/>
-              </w:rPr>
-              <w:t>[TODO: What information does the feature require?]</w:t>
+              <w:t>Taken automatically: the story’s turns and its existing summary.</w:t>
             </w:r>
           </w:p>
         </w:tc>
@@ -9550,12 +9318,12 @@
           </w:tcPr>
           <w:p>
             <w:r>
-              <w:rPr>
-                <w:i/>
-                <w:iCs/>
-                <w:color w:val="7A7A7A"/>
-              </w:rPr>
-              <w:t>[TODO: What does it produce?]</w:t>
+              <w:t>An updated summary stored with the story.</w:t>
+            </w:r>
+          </w:p>
+          <w:p>
+            <w:r>
+              <w:t>A recap shown when a story is loaded.</w:t>
             </w:r>
           </w:p>
         </w:tc>
@@ -9609,7 +9377,7 @@
           </w:tcPr>
           <w:p>
             <w:r>
-              <w:t>Hybrid</w:t>
+              <w:t>AI</w:t>
             </w:r>
           </w:p>
         </w:tc>
@@ -9663,12 +9431,12 @@
           </w:tcPr>
           <w:p>
             <w:r>
-              <w:rPr>
-                <w:i/>
-                <w:iCs/>
-                <w:color w:val="7A7A7A"/>
-              </w:rPr>
-              <w:t>[TODO: What happens, step by step, when the feature is executed?]</w:t>
+              <w:t>After a turn: the application checks whether the story has grown past the recent-turn limit, the agent summarizes the older turns, the summary is saved with the story, later turns send the summary and the recent turns to the agent.</w:t>
+            </w:r>
+          </w:p>
+          <w:p>
+            <w:r>
+              <w:t>On load: the story is loaded, the agent writes a recap from the summary and the recent turns, the recap is shown.</w:t>
             </w:r>
           </w:p>
         </w:tc>
@@ -9722,12 +9490,17 @@
           </w:tcPr>
           <w:p>
             <w:r>
-              <w:rPr>
-                <w:i/>
-                <w:iCs/>
-                <w:color w:val="7A7A7A"/>
-              </w:rPr>
-              <w:t>[TODO: What could go wrong, and how should the system respond?]</w:t>
+              <w:t>Story still short: nothing is summarized.</w:t>
+            </w:r>
+          </w:p>
+          <w:p>
+            <w:r>
+              <w:t>Summarization fails: the previous summary is kept and it is tried again after the next turn.</w:t>
+            </w:r>
+          </w:p>
+          <w:p>
+            <w:r>
+              <w:t>Recap fails: the story still loads, without a recap.</w:t>
             </w:r>
           </w:p>
         </w:tc>
@@ -9744,8 +9517,7 @@
         <w:keepNext/>
       </w:pPr>
       <w:r>
-        <w:lastRenderedPageBreak/>
-        <w:t>F10: Story Memory Summarization</w:t>
+        <w:t>F10: Undo / Retry / Edit Turn</w:t>
       </w:r>
     </w:p>
     <w:tbl>
@@ -9818,7 +9590,7 @@
           </w:tcPr>
           <w:p>
             <w:r>
-              <w:t>F10: Story Memory Summarization</w:t>
+              <w:t>F10: Undo / Retry / Edit Turn</w:t>
             </w:r>
           </w:p>
         </w:tc>
@@ -9872,7 +9644,7 @@
           </w:tcPr>
           <w:p>
             <w:r>
-              <w:t>Older events are summarized so long stories stay within the model’s context, and a recap is shown when a session is loaded.</w:t>
+              <w:t>The user undoes, regenerates or edits the most recent turn.</w:t>
             </w:r>
           </w:p>
         </w:tc>
@@ -9926,12 +9698,7 @@
           </w:tcPr>
           <w:p>
             <w:r>
-              <w:rPr>
-                <w:i/>
-                <w:iCs/>
-                <w:color w:val="7A7A7A"/>
-              </w:rPr>
-              <w:t>[TODO: How does the user access or use this feature through the GUI?]</w:t>
+              <w:t>Three buttons under the most recent turn: Undo, Retry and Edit. Edit turns the narration into an editable text box with Save and Cancel.</w:t>
             </w:r>
           </w:p>
         </w:tc>
@@ -9985,12 +9752,12 @@
           </w:tcPr>
           <w:p>
             <w:r>
-              <w:rPr>
-                <w:i/>
-                <w:iCs/>
-                <w:color w:val="7A7A7A"/>
-              </w:rPr>
-              <w:t>[TODO: What information does the feature require?]</w:t>
+              <w:t>Undo and Retry: nothing beyond the button press.</w:t>
+            </w:r>
+          </w:p>
+          <w:p>
+            <w:r>
+              <w:t>Edit: the user’s replacement text for the narration.</w:t>
             </w:r>
           </w:p>
         </w:tc>
@@ -10044,12 +9811,17 @@
           </w:tcPr>
           <w:p>
             <w:r>
-              <w:rPr>
-                <w:i/>
-                <w:iCs/>
-                <w:color w:val="7A7A7A"/>
-              </w:rPr>
-              <w:t>[TODO: What does it produce?]</w:t>
+              <w:t>Undo: the last turn is removed and the pivotal events return to how they were before it.</w:t>
+            </w:r>
+          </w:p>
+          <w:p>
+            <w:r>
+              <w:t>Retry: the last turn is replaced by a newly generated one for the same input.</w:t>
+            </w:r>
+          </w:p>
+          <w:p>
+            <w:r>
+              <w:t>Edit: the last turn’s narration is replaced by the user’s text.</w:t>
             </w:r>
           </w:p>
         </w:tc>
@@ -10103,7 +9875,7 @@
           </w:tcPr>
           <w:p>
             <w:r>
-              <w:t>AI</w:t>
+              <w:t>Hybrid: retry calls model again</w:t>
             </w:r>
           </w:p>
         </w:tc>
@@ -10157,12 +9929,17 @@
           </w:tcPr>
           <w:p>
             <w:r>
-              <w:rPr>
-                <w:i/>
-                <w:iCs/>
-                <w:color w:val="7A7A7A"/>
-              </w:rPr>
-              <w:t>[TODO: What happens, step by step, when the feature is executed?]</w:t>
+              <w:t>Undo: the button is pressed, the last turn is removed, the pivotal events are restored, the story display refreshes.</w:t>
+            </w:r>
+          </w:p>
+          <w:p>
+            <w:r>
+              <w:t>Retry: the button is pressed, the last turn is undone, the same input is sent again as a new turn (F04).</w:t>
+            </w:r>
+          </w:p>
+          <w:p>
+            <w:r>
+              <w:t>Edit: the text is changed and saved, the narration is replaced, the story display refreshes.</w:t>
             </w:r>
           </w:p>
         </w:tc>
@@ -10194,6 +9971,7 @@
                 <w:b/>
                 <w:bCs/>
               </w:rPr>
+              <w:lastRenderedPageBreak/>
               <w:t>Error / Alternative Cases</w:t>
             </w:r>
           </w:p>
@@ -10216,12 +9994,27 @@
           </w:tcPr>
           <w:p>
             <w:r>
-              <w:rPr>
-                <w:i/>
-                <w:iCs/>
-                <w:color w:val="7A7A7A"/>
-              </w:rPr>
-              <w:t>[TODO: What could go wrong, and how should the system respond?]</w:t>
+              <w:t>Nothing to undo: the buttons are unavailable.</w:t>
+            </w:r>
+          </w:p>
+          <w:p>
+            <w:r>
+              <w:t>Retry fails (agent declines or the model call fails): the turn stays undone, a message is shown and the input is put back in the text box.</w:t>
+            </w:r>
+          </w:p>
+          <w:p>
+            <w:r>
+              <w:t>Edit left empty: show a message; the narration is unchanged.</w:t>
+            </w:r>
+          </w:p>
+          <w:p>
+            <w:r>
+              <w:t>Edit cancelled: nothing changes.</w:t>
+            </w:r>
+          </w:p>
+          <w:p>
+            <w:r>
+              <w:t>Undo after an edit: the original narration is restored.</w:t>
             </w:r>
           </w:p>
         </w:tc>
@@ -10229,7 +10022,7 @@
     </w:tbl>
     <w:p>
       <w:pPr>
-        <w:spacing w:after="120"/>
+        <w:spacing w:before="80" w:after="120"/>
       </w:pPr>
     </w:p>
     <w:p>
@@ -10238,7 +10031,7 @@
         <w:keepNext/>
       </w:pPr>
       <w:r>
-        <w:t>F11: Undo / Retry / Edit Turn</w:t>
+        <w:t>F11: Save and Load Session</w:t>
       </w:r>
     </w:p>
     <w:tbl>
@@ -10311,7 +10104,7 @@
           </w:tcPr>
           <w:p>
             <w:r>
-              <w:t>F11: Undo / Retry / Edit Turn</w:t>
+              <w:t>F11: Save and Load Session</w:t>
             </w:r>
           </w:p>
         </w:tc>
@@ -10365,7 +10158,7 @@
           </w:tcPr>
           <w:p>
             <w:r>
-              <w:t>The user undoes, regenerates or edits the most recent turn.</w:t>
+              <w:t>The user saves a story session and loads it again later.</w:t>
             </w:r>
           </w:p>
         </w:tc>
@@ -10419,12 +10212,7 @@
           </w:tcPr>
           <w:p>
             <w:r>
-              <w:rPr>
-                <w:i/>
-                <w:iCs/>
-                <w:color w:val="7A7A7A"/>
-              </w:rPr>
-              <w:t>[TODO: How does the user access or use this feature through the GUI?]</w:t>
+              <w:t>A Save button on the story screen. The story list on the main screen shows saved stories by title, and clicking one loads it.</w:t>
             </w:r>
           </w:p>
         </w:tc>
@@ -10478,12 +10266,12 @@
           </w:tcPr>
           <w:p>
             <w:r>
-              <w:rPr>
-                <w:i/>
-                <w:iCs/>
-                <w:color w:val="7A7A7A"/>
-              </w:rPr>
-              <w:t>[TODO: What information does the feature require?]</w:t>
+              <w:t>Save: nothing beyond the button press.</w:t>
+            </w:r>
+          </w:p>
+          <w:p>
+            <w:r>
+              <w:t>Load: the story chosen from the list.</w:t>
             </w:r>
           </w:p>
         </w:tc>
@@ -10537,12 +10325,12 @@
           </w:tcPr>
           <w:p>
             <w:r>
-              <w:rPr>
-                <w:i/>
-                <w:iCs/>
-                <w:color w:val="7A7A7A"/>
-              </w:rPr>
-              <w:t>[TODO: What does it produce?]</w:t>
+              <w:t>Save: the whole story (scenario, lore, characters, pivotal events, turns, proposals and summary) written to a file.</w:t>
+            </w:r>
+          </w:p>
+          <w:p>
+            <w:r>
+              <w:t>Load: the story restored and shown, with a recap (F09).</w:t>
             </w:r>
           </w:p>
         </w:tc>
@@ -10650,12 +10438,12 @@
           </w:tcPr>
           <w:p>
             <w:r>
-              <w:rPr>
-                <w:i/>
-                <w:iCs/>
-                <w:color w:val="7A7A7A"/>
-              </w:rPr>
-              <w:t>[TODO: What happens, step by step, when the feature is executed?]</w:t>
+              <w:t>Save: the button is pressed, the story is written to a file, a confirmation is shown.</w:t>
+            </w:r>
+          </w:p>
+          <w:p>
+            <w:r>
+              <w:t>Load: a story is chosen, its file is read, the story is restored, the recap is shown, play continues from the last turn.</w:t>
             </w:r>
           </w:p>
         </w:tc>
@@ -10709,12 +10497,27 @@
           </w:tcPr>
           <w:p>
             <w:r>
-              <w:rPr>
-                <w:i/>
-                <w:iCs/>
-                <w:color w:val="7A7A7A"/>
-              </w:rPr>
-              <w:t>[TODO: What could go wrong, and how should the system respond?]</w:t>
+              <w:t>Save fails (file cannot be written): show a message; the story stays open.</w:t>
+            </w:r>
+          </w:p>
+          <w:p>
+            <w:r>
+              <w:t>File missing or damaged: show a message and return to the story list.</w:t>
+            </w:r>
+          </w:p>
+          <w:p>
+            <w:r>
+              <w:t>Another story is open with unsaved changes: ask the user to save it first.</w:t>
+            </w:r>
+          </w:p>
+          <w:p>
+            <w:r>
+              <w:t>No saved stories: the list shows a message.</w:t>
+            </w:r>
+          </w:p>
+          <w:p>
+            <w:r>
+              <w:t>Undo history: not kept across a save and load.</w:t>
             </w:r>
           </w:p>
         </w:tc>
@@ -10722,26 +10525,8 @@
     </w:tbl>
     <w:p>
       <w:pPr>
-        <w:spacing w:before="80" w:after="120"/>
-      </w:pPr>
-      <w:r>
-        <w:rPr>
-          <w:b/>
-          <w:bCs/>
-          <w:i/>
-          <w:iCs/>
-          <w:color w:val="7A7A7A"/>
-        </w:rPr>
-        <w:t xml:space="preserve">Open question: </w:t>
-      </w:r>
-      <w:r>
-        <w:rPr>
-          <w:i/>
-          <w:iCs/>
-          <w:color w:val="7A7A7A"/>
-        </w:rPr>
-        <w:t>Retry calls the model again, so confirm whether this is Deterministic or Hybrid.</w:t>
-      </w:r>
+        <w:spacing w:after="120"/>
+      </w:pPr>
     </w:p>
     <w:p>
       <w:pPr>
@@ -10749,7 +10534,7 @@
         <w:keepNext/>
       </w:pPr>
       <w:r>
-        <w:t>F12: Save and Load Session</w:t>
+        <w:t>F12: Ending Generation</w:t>
       </w:r>
     </w:p>
     <w:tbl>
@@ -10822,7 +10607,7 @@
           </w:tcPr>
           <w:p>
             <w:r>
-              <w:t>F12: Save and Load Session</w:t>
+              <w:t>F12: Ending Generation</w:t>
             </w:r>
           </w:p>
         </w:tc>
@@ -10876,7 +10661,7 @@
           </w:tcPr>
           <w:p>
             <w:r>
-              <w:t>The user saves a story session and loads it again later.</w:t>
+              <w:t>The agent writes an ending that draws on the plot outline, lore and story history.</w:t>
             </w:r>
           </w:p>
         </w:tc>
@@ -10930,12 +10715,7 @@
           </w:tcPr>
           <w:p>
             <w:r>
-              <w:rPr>
-                <w:i/>
-                <w:iCs/>
-                <w:color w:val="7A7A7A"/>
-              </w:rPr>
-              <w:t>[TODO: How does the user access or use this feature through the GUI?]</w:t>
+              <w:t>An End Story button on the story screen. When the agent judges that the story is ready to end, a prompt suggests it, which the user can accept or dismiss.</w:t>
             </w:r>
           </w:p>
         </w:tc>
@@ -10967,6 +10747,7 @@
                 <w:b/>
                 <w:bCs/>
               </w:rPr>
+              <w:lastRenderedPageBreak/>
               <w:t>Input</w:t>
             </w:r>
           </w:p>
@@ -10989,12 +10770,12 @@
           </w:tcPr>
           <w:p>
             <w:r>
-              <w:rPr>
-                <w:i/>
-                <w:iCs/>
-                <w:color w:val="7A7A7A"/>
-              </w:rPr>
-              <w:t>[TODO: What information does the feature require?]</w:t>
+              <w:t>The user’s request to end the story, or their acceptance of the agent’s suggestion.</w:t>
+            </w:r>
+          </w:p>
+          <w:p>
+            <w:r>
+              <w:t>Taken automatically: the pivotal events, the lore and the story so far.</w:t>
             </w:r>
           </w:p>
         </w:tc>
@@ -11048,12 +10829,7 @@
           </w:tcPr>
           <w:p>
             <w:r>
-              <w:rPr>
-                <w:i/>
-                <w:iCs/>
-                <w:color w:val="7A7A7A"/>
-              </w:rPr>
-              <w:t>[TODO: What does it produce?]</w:t>
+              <w:t>A closing passage shown at the end of the story.</w:t>
             </w:r>
           </w:p>
         </w:tc>
@@ -11107,7 +10883,7 @@
           </w:tcPr>
           <w:p>
             <w:r>
-              <w:t>Deterministic</w:t>
+              <w:t>AI</w:t>
             </w:r>
           </w:p>
         </w:tc>
@@ -11161,12 +10937,7 @@
           </w:tcPr>
           <w:p>
             <w:r>
-              <w:rPr>
-                <w:i/>
-                <w:iCs/>
-                <w:color w:val="7A7A7A"/>
-              </w:rPr>
-              <w:t>[TODO: What happens, step by step, when the feature is executed?]</w:t>
+              <w:t>The agent suggests an ending once the pivotal events have been reached, or the user presses End Story; the agent writes an ending from the pivotal events, the lore and the story so far; the ending is shown at the end of the story.</w:t>
             </w:r>
           </w:p>
         </w:tc>
@@ -11220,12 +10991,17 @@
           </w:tcPr>
           <w:p>
             <w:r>
-              <w:rPr>
-                <w:i/>
-                <w:iCs/>
-                <w:color w:val="7A7A7A"/>
-              </w:rPr>
-              <w:t>[TODO: What could go wrong, and how should the system respond?]</w:t>
+              <w:t>Requested early (pivotal events still pending): the user is asked to confirm, and the agent writes an ending from the current point.</w:t>
+            </w:r>
+          </w:p>
+          <w:p>
+            <w:r>
+              <w:t>Suggestion dismissed: the story continues.</w:t>
+            </w:r>
+          </w:p>
+          <w:p>
+            <w:r>
+              <w:t>Agent declines or the model call fails: show a message; the story is unchanged and the user can try again.</w:t>
             </w:r>
           </w:p>
         </w:tc>
@@ -11235,518 +11011,6 @@
       <w:pPr>
         <w:spacing w:after="120"/>
       </w:pPr>
-    </w:p>
-    <w:p>
-      <w:pPr>
-        <w:pStyle w:val="Heading3"/>
-        <w:keepNext/>
-      </w:pPr>
-      <w:r>
-        <w:lastRenderedPageBreak/>
-        <w:t>F13: Ending Generation</w:t>
-      </w:r>
-    </w:p>
-    <w:tbl>
-      <w:tblPr>
-        <w:tblW w:w="9360" w:type="dxa"/>
-        <w:tblBorders>
-          <w:top w:val="single" w:sz="4" w:space="0" w:color="auto"/>
-          <w:left w:val="single" w:sz="4" w:space="0" w:color="auto"/>
-          <w:bottom w:val="single" w:sz="4" w:space="0" w:color="auto"/>
-          <w:right w:val="single" w:sz="4" w:space="0" w:color="auto"/>
-          <w:insideH w:val="single" w:sz="4" w:space="0" w:color="auto"/>
-          <w:insideV w:val="single" w:sz="4" w:space="0" w:color="auto"/>
-        </w:tblBorders>
-        <w:tblCellMar>
-          <w:left w:w="10" w:type="dxa"/>
-          <w:right w:w="10" w:type="dxa"/>
-        </w:tblCellMar>
-        <w:tblLook w:val="0000" w:firstRow="0" w:lastRow="0" w:firstColumn="0" w:lastColumn="0" w:noHBand="0" w:noVBand="0"/>
-      </w:tblPr>
-      <w:tblGrid>
-        <w:gridCol w:w="2500"/>
-        <w:gridCol w:w="6860"/>
-      </w:tblGrid>
-      <w:tr>
-        <w:trPr>
-          <w:cantSplit/>
-        </w:trPr>
-        <w:tc>
-          <w:tcPr>
-            <w:tcW w:w="2500" w:type="dxa"/>
-            <w:tcBorders>
-              <w:top w:val="single" w:sz="4" w:space="0" w:color="BFBFBF"/>
-              <w:left w:val="single" w:sz="4" w:space="0" w:color="BFBFBF"/>
-              <w:bottom w:val="single" w:sz="4" w:space="0" w:color="BFBFBF"/>
-              <w:right w:val="single" w:sz="4" w:space="0" w:color="BFBFBF"/>
-            </w:tcBorders>
-            <w:shd w:val="clear" w:color="auto" w:fill="F2F2F2"/>
-            <w:tcMar>
-              <w:top w:w="70" w:type="dxa"/>
-              <w:left w:w="110" w:type="dxa"/>
-              <w:bottom w:w="70" w:type="dxa"/>
-              <w:right w:w="110" w:type="dxa"/>
-            </w:tcMar>
-          </w:tcPr>
-          <w:p>
-            <w:r>
-              <w:rPr>
-                <w:b/>
-                <w:bCs/>
-              </w:rPr>
-              <w:t>Feature ID and Name</w:t>
-            </w:r>
-          </w:p>
-        </w:tc>
-        <w:tc>
-          <w:tcPr>
-            <w:tcW w:w="6860" w:type="dxa"/>
-            <w:tcBorders>
-              <w:top w:val="single" w:sz="4" w:space="0" w:color="BFBFBF"/>
-              <w:left w:val="single" w:sz="4" w:space="0" w:color="BFBFBF"/>
-              <w:bottom w:val="single" w:sz="4" w:space="0" w:color="BFBFBF"/>
-              <w:right w:val="single" w:sz="4" w:space="0" w:color="BFBFBF"/>
-            </w:tcBorders>
-            <w:tcMar>
-              <w:top w:w="70" w:type="dxa"/>
-              <w:left w:w="110" w:type="dxa"/>
-              <w:bottom w:w="70" w:type="dxa"/>
-              <w:right w:w="110" w:type="dxa"/>
-            </w:tcMar>
-          </w:tcPr>
-          <w:p>
-            <w:r>
-              <w:t>F13: Ending Generation</w:t>
-            </w:r>
-          </w:p>
-        </w:tc>
-      </w:tr>
-      <w:tr>
-        <w:trPr>
-          <w:cantSplit/>
-        </w:trPr>
-        <w:tc>
-          <w:tcPr>
-            <w:tcW w:w="2500" w:type="dxa"/>
-            <w:tcBorders>
-              <w:top w:val="single" w:sz="4" w:space="0" w:color="BFBFBF"/>
-              <w:left w:val="single" w:sz="4" w:space="0" w:color="BFBFBF"/>
-              <w:bottom w:val="single" w:sz="4" w:space="0" w:color="BFBFBF"/>
-              <w:right w:val="single" w:sz="4" w:space="0" w:color="BFBFBF"/>
-            </w:tcBorders>
-            <w:shd w:val="clear" w:color="auto" w:fill="F2F2F2"/>
-            <w:tcMar>
-              <w:top w:w="70" w:type="dxa"/>
-              <w:left w:w="110" w:type="dxa"/>
-              <w:bottom w:w="70" w:type="dxa"/>
-              <w:right w:w="110" w:type="dxa"/>
-            </w:tcMar>
-          </w:tcPr>
-          <w:p>
-            <w:r>
-              <w:rPr>
-                <w:b/>
-                <w:bCs/>
-              </w:rPr>
-              <w:t>Description</w:t>
-            </w:r>
-          </w:p>
-        </w:tc>
-        <w:tc>
-          <w:tcPr>
-            <w:tcW w:w="6860" w:type="dxa"/>
-            <w:tcBorders>
-              <w:top w:val="single" w:sz="4" w:space="0" w:color="BFBFBF"/>
-              <w:left w:val="single" w:sz="4" w:space="0" w:color="BFBFBF"/>
-              <w:bottom w:val="single" w:sz="4" w:space="0" w:color="BFBFBF"/>
-              <w:right w:val="single" w:sz="4" w:space="0" w:color="BFBFBF"/>
-            </w:tcBorders>
-            <w:tcMar>
-              <w:top w:w="70" w:type="dxa"/>
-              <w:left w:w="110" w:type="dxa"/>
-              <w:bottom w:w="70" w:type="dxa"/>
-              <w:right w:w="110" w:type="dxa"/>
-            </w:tcMar>
-          </w:tcPr>
-          <w:p>
-            <w:r>
-              <w:t>The agent writes an ending that draws on the plot outline, lore and story history.</w:t>
-            </w:r>
-          </w:p>
-        </w:tc>
-      </w:tr>
-      <w:tr>
-        <w:trPr>
-          <w:cantSplit/>
-        </w:trPr>
-        <w:tc>
-          <w:tcPr>
-            <w:tcW w:w="2500" w:type="dxa"/>
-            <w:tcBorders>
-              <w:top w:val="single" w:sz="4" w:space="0" w:color="BFBFBF"/>
-              <w:left w:val="single" w:sz="4" w:space="0" w:color="BFBFBF"/>
-              <w:bottom w:val="single" w:sz="4" w:space="0" w:color="BFBFBF"/>
-              <w:right w:val="single" w:sz="4" w:space="0" w:color="BFBFBF"/>
-            </w:tcBorders>
-            <w:shd w:val="clear" w:color="auto" w:fill="F2F2F2"/>
-            <w:tcMar>
-              <w:top w:w="70" w:type="dxa"/>
-              <w:left w:w="110" w:type="dxa"/>
-              <w:bottom w:w="70" w:type="dxa"/>
-              <w:right w:w="110" w:type="dxa"/>
-            </w:tcMar>
-          </w:tcPr>
-          <w:p>
-            <w:r>
-              <w:rPr>
-                <w:b/>
-                <w:bCs/>
-              </w:rPr>
-              <w:t>User Interaction (GUI)</w:t>
-            </w:r>
-          </w:p>
-        </w:tc>
-        <w:tc>
-          <w:tcPr>
-            <w:tcW w:w="6860" w:type="dxa"/>
-            <w:tcBorders>
-              <w:top w:val="single" w:sz="4" w:space="0" w:color="BFBFBF"/>
-              <w:left w:val="single" w:sz="4" w:space="0" w:color="BFBFBF"/>
-              <w:bottom w:val="single" w:sz="4" w:space="0" w:color="BFBFBF"/>
-              <w:right w:val="single" w:sz="4" w:space="0" w:color="BFBFBF"/>
-            </w:tcBorders>
-            <w:tcMar>
-              <w:top w:w="70" w:type="dxa"/>
-              <w:left w:w="110" w:type="dxa"/>
-              <w:bottom w:w="70" w:type="dxa"/>
-              <w:right w:w="110" w:type="dxa"/>
-            </w:tcMar>
-          </w:tcPr>
-          <w:p>
-            <w:r>
-              <w:rPr>
-                <w:i/>
-                <w:iCs/>
-                <w:color w:val="7A7A7A"/>
-              </w:rPr>
-              <w:t>[TODO: How does the user access or use this feature through the GUI?]</w:t>
-            </w:r>
-          </w:p>
-        </w:tc>
-      </w:tr>
-      <w:tr>
-        <w:trPr>
-          <w:cantSplit/>
-        </w:trPr>
-        <w:tc>
-          <w:tcPr>
-            <w:tcW w:w="2500" w:type="dxa"/>
-            <w:tcBorders>
-              <w:top w:val="single" w:sz="4" w:space="0" w:color="BFBFBF"/>
-              <w:left w:val="single" w:sz="4" w:space="0" w:color="BFBFBF"/>
-              <w:bottom w:val="single" w:sz="4" w:space="0" w:color="BFBFBF"/>
-              <w:right w:val="single" w:sz="4" w:space="0" w:color="BFBFBF"/>
-            </w:tcBorders>
-            <w:shd w:val="clear" w:color="auto" w:fill="F2F2F2"/>
-            <w:tcMar>
-              <w:top w:w="70" w:type="dxa"/>
-              <w:left w:w="110" w:type="dxa"/>
-              <w:bottom w:w="70" w:type="dxa"/>
-              <w:right w:w="110" w:type="dxa"/>
-            </w:tcMar>
-          </w:tcPr>
-          <w:p>
-            <w:r>
-              <w:rPr>
-                <w:b/>
-                <w:bCs/>
-              </w:rPr>
-              <w:t>Input</w:t>
-            </w:r>
-          </w:p>
-        </w:tc>
-        <w:tc>
-          <w:tcPr>
-            <w:tcW w:w="6860" w:type="dxa"/>
-            <w:tcBorders>
-              <w:top w:val="single" w:sz="4" w:space="0" w:color="BFBFBF"/>
-              <w:left w:val="single" w:sz="4" w:space="0" w:color="BFBFBF"/>
-              <w:bottom w:val="single" w:sz="4" w:space="0" w:color="BFBFBF"/>
-              <w:right w:val="single" w:sz="4" w:space="0" w:color="BFBFBF"/>
-            </w:tcBorders>
-            <w:tcMar>
-              <w:top w:w="70" w:type="dxa"/>
-              <w:left w:w="110" w:type="dxa"/>
-              <w:bottom w:w="70" w:type="dxa"/>
-              <w:right w:w="110" w:type="dxa"/>
-            </w:tcMar>
-          </w:tcPr>
-          <w:p>
-            <w:r>
-              <w:rPr>
-                <w:i/>
-                <w:iCs/>
-                <w:color w:val="7A7A7A"/>
-              </w:rPr>
-              <w:t>[TODO: What information does the feature require?]</w:t>
-            </w:r>
-          </w:p>
-        </w:tc>
-      </w:tr>
-      <w:tr>
-        <w:trPr>
-          <w:cantSplit/>
-        </w:trPr>
-        <w:tc>
-          <w:tcPr>
-            <w:tcW w:w="2500" w:type="dxa"/>
-            <w:tcBorders>
-              <w:top w:val="single" w:sz="4" w:space="0" w:color="BFBFBF"/>
-              <w:left w:val="single" w:sz="4" w:space="0" w:color="BFBFBF"/>
-              <w:bottom w:val="single" w:sz="4" w:space="0" w:color="BFBFBF"/>
-              <w:right w:val="single" w:sz="4" w:space="0" w:color="BFBFBF"/>
-            </w:tcBorders>
-            <w:shd w:val="clear" w:color="auto" w:fill="F2F2F2"/>
-            <w:tcMar>
-              <w:top w:w="70" w:type="dxa"/>
-              <w:left w:w="110" w:type="dxa"/>
-              <w:bottom w:w="70" w:type="dxa"/>
-              <w:right w:w="110" w:type="dxa"/>
-            </w:tcMar>
-          </w:tcPr>
-          <w:p>
-            <w:r>
-              <w:rPr>
-                <w:b/>
-                <w:bCs/>
-              </w:rPr>
-              <w:t>Output</w:t>
-            </w:r>
-          </w:p>
-        </w:tc>
-        <w:tc>
-          <w:tcPr>
-            <w:tcW w:w="6860" w:type="dxa"/>
-            <w:tcBorders>
-              <w:top w:val="single" w:sz="4" w:space="0" w:color="BFBFBF"/>
-              <w:left w:val="single" w:sz="4" w:space="0" w:color="BFBFBF"/>
-              <w:bottom w:val="single" w:sz="4" w:space="0" w:color="BFBFBF"/>
-              <w:right w:val="single" w:sz="4" w:space="0" w:color="BFBFBF"/>
-            </w:tcBorders>
-            <w:tcMar>
-              <w:top w:w="70" w:type="dxa"/>
-              <w:left w:w="110" w:type="dxa"/>
-              <w:bottom w:w="70" w:type="dxa"/>
-              <w:right w:w="110" w:type="dxa"/>
-            </w:tcMar>
-          </w:tcPr>
-          <w:p>
-            <w:r>
-              <w:rPr>
-                <w:i/>
-                <w:iCs/>
-                <w:color w:val="7A7A7A"/>
-              </w:rPr>
-              <w:t>[TODO: What does it produce?]</w:t>
-            </w:r>
-          </w:p>
-        </w:tc>
-      </w:tr>
-      <w:tr>
-        <w:trPr>
-          <w:cantSplit/>
-        </w:trPr>
-        <w:tc>
-          <w:tcPr>
-            <w:tcW w:w="2500" w:type="dxa"/>
-            <w:tcBorders>
-              <w:top w:val="single" w:sz="4" w:space="0" w:color="BFBFBF"/>
-              <w:left w:val="single" w:sz="4" w:space="0" w:color="BFBFBF"/>
-              <w:bottom w:val="single" w:sz="4" w:space="0" w:color="BFBFBF"/>
-              <w:right w:val="single" w:sz="4" w:space="0" w:color="BFBFBF"/>
-            </w:tcBorders>
-            <w:shd w:val="clear" w:color="auto" w:fill="F2F2F2"/>
-            <w:tcMar>
-              <w:top w:w="70" w:type="dxa"/>
-              <w:left w:w="110" w:type="dxa"/>
-              <w:bottom w:w="70" w:type="dxa"/>
-              <w:right w:w="110" w:type="dxa"/>
-            </w:tcMar>
-          </w:tcPr>
-          <w:p>
-            <w:r>
-              <w:rPr>
-                <w:b/>
-                <w:bCs/>
-              </w:rPr>
-              <w:t>AI Involvement</w:t>
-            </w:r>
-          </w:p>
-        </w:tc>
-        <w:tc>
-          <w:tcPr>
-            <w:tcW w:w="6860" w:type="dxa"/>
-            <w:tcBorders>
-              <w:top w:val="single" w:sz="4" w:space="0" w:color="BFBFBF"/>
-              <w:left w:val="single" w:sz="4" w:space="0" w:color="BFBFBF"/>
-              <w:bottom w:val="single" w:sz="4" w:space="0" w:color="BFBFBF"/>
-              <w:right w:val="single" w:sz="4" w:space="0" w:color="BFBFBF"/>
-            </w:tcBorders>
-            <w:tcMar>
-              <w:top w:w="70" w:type="dxa"/>
-              <w:left w:w="110" w:type="dxa"/>
-              <w:bottom w:w="70" w:type="dxa"/>
-              <w:right w:w="110" w:type="dxa"/>
-            </w:tcMar>
-          </w:tcPr>
-          <w:p>
-            <w:r>
-              <w:t>AI</w:t>
-            </w:r>
-          </w:p>
-        </w:tc>
-      </w:tr>
-      <w:tr>
-        <w:trPr>
-          <w:cantSplit/>
-        </w:trPr>
-        <w:tc>
-          <w:tcPr>
-            <w:tcW w:w="2500" w:type="dxa"/>
-            <w:tcBorders>
-              <w:top w:val="single" w:sz="4" w:space="0" w:color="BFBFBF"/>
-              <w:left w:val="single" w:sz="4" w:space="0" w:color="BFBFBF"/>
-              <w:bottom w:val="single" w:sz="4" w:space="0" w:color="BFBFBF"/>
-              <w:right w:val="single" w:sz="4" w:space="0" w:color="BFBFBF"/>
-            </w:tcBorders>
-            <w:shd w:val="clear" w:color="auto" w:fill="F2F2F2"/>
-            <w:tcMar>
-              <w:top w:w="70" w:type="dxa"/>
-              <w:left w:w="110" w:type="dxa"/>
-              <w:bottom w:w="70" w:type="dxa"/>
-              <w:right w:w="110" w:type="dxa"/>
-            </w:tcMar>
-          </w:tcPr>
-          <w:p>
-            <w:r>
-              <w:rPr>
-                <w:b/>
-                <w:bCs/>
-              </w:rPr>
-              <w:t>Expected Workflow</w:t>
-            </w:r>
-          </w:p>
-        </w:tc>
-        <w:tc>
-          <w:tcPr>
-            <w:tcW w:w="6860" w:type="dxa"/>
-            <w:tcBorders>
-              <w:top w:val="single" w:sz="4" w:space="0" w:color="BFBFBF"/>
-              <w:left w:val="single" w:sz="4" w:space="0" w:color="BFBFBF"/>
-              <w:bottom w:val="single" w:sz="4" w:space="0" w:color="BFBFBF"/>
-              <w:right w:val="single" w:sz="4" w:space="0" w:color="BFBFBF"/>
-            </w:tcBorders>
-            <w:tcMar>
-              <w:top w:w="70" w:type="dxa"/>
-              <w:left w:w="110" w:type="dxa"/>
-              <w:bottom w:w="70" w:type="dxa"/>
-              <w:right w:w="110" w:type="dxa"/>
-            </w:tcMar>
-          </w:tcPr>
-          <w:p>
-            <w:r>
-              <w:rPr>
-                <w:i/>
-                <w:iCs/>
-                <w:color w:val="7A7A7A"/>
-              </w:rPr>
-              <w:t>[TODO: What happens, step by step, when the feature is executed?]</w:t>
-            </w:r>
-          </w:p>
-        </w:tc>
-      </w:tr>
-      <w:tr>
-        <w:trPr>
-          <w:cantSplit/>
-        </w:trPr>
-        <w:tc>
-          <w:tcPr>
-            <w:tcW w:w="2500" w:type="dxa"/>
-            <w:tcBorders>
-              <w:top w:val="single" w:sz="4" w:space="0" w:color="BFBFBF"/>
-              <w:left w:val="single" w:sz="4" w:space="0" w:color="BFBFBF"/>
-              <w:bottom w:val="single" w:sz="4" w:space="0" w:color="BFBFBF"/>
-              <w:right w:val="single" w:sz="4" w:space="0" w:color="BFBFBF"/>
-            </w:tcBorders>
-            <w:shd w:val="clear" w:color="auto" w:fill="F2F2F2"/>
-            <w:tcMar>
-              <w:top w:w="70" w:type="dxa"/>
-              <w:left w:w="110" w:type="dxa"/>
-              <w:bottom w:w="70" w:type="dxa"/>
-              <w:right w:w="110" w:type="dxa"/>
-            </w:tcMar>
-          </w:tcPr>
-          <w:p>
-            <w:r>
-              <w:rPr>
-                <w:b/>
-                <w:bCs/>
-              </w:rPr>
-              <w:t>Error / Alternative Cases</w:t>
-            </w:r>
-          </w:p>
-        </w:tc>
-        <w:tc>
-          <w:tcPr>
-            <w:tcW w:w="6860" w:type="dxa"/>
-            <w:tcBorders>
-              <w:top w:val="single" w:sz="4" w:space="0" w:color="BFBFBF"/>
-              <w:left w:val="single" w:sz="4" w:space="0" w:color="BFBFBF"/>
-              <w:bottom w:val="single" w:sz="4" w:space="0" w:color="BFBFBF"/>
-              <w:right w:val="single" w:sz="4" w:space="0" w:color="BFBFBF"/>
-            </w:tcBorders>
-            <w:tcMar>
-              <w:top w:w="70" w:type="dxa"/>
-              <w:left w:w="110" w:type="dxa"/>
-              <w:bottom w:w="70" w:type="dxa"/>
-              <w:right w:w="110" w:type="dxa"/>
-            </w:tcMar>
-          </w:tcPr>
-          <w:p>
-            <w:r>
-              <w:rPr>
-                <w:i/>
-                <w:iCs/>
-                <w:color w:val="7A7A7A"/>
-              </w:rPr>
-              <w:t>[TODO: What could go wrong, and how should the system respond?]</w:t>
-            </w:r>
-          </w:p>
-        </w:tc>
-      </w:tr>
-    </w:tbl>
-    <w:p>
-      <w:pPr>
-        <w:spacing w:before="80" w:after="120"/>
-      </w:pPr>
-      <w:r>
-        <w:rPr>
-          <w:b/>
-          <w:bCs/>
-          <w:i/>
-          <w:iCs/>
-          <w:color w:val="7A7A7A"/>
-        </w:rPr>
-        <w:t xml:space="preserve">Open question: </w:t>
-      </w:r>
-      <w:r>
-        <w:rPr>
-          <w:i/>
-          <w:iCs/>
-          <w:color w:val="7A7A7A"/>
-        </w:rPr>
-        <w:t>Triggered by the user, proposed by the agent, or both?</w:t>
-      </w:r>
     </w:p>
     <w:p>
       <w:pPr>
@@ -11783,7 +11047,7 @@
           <w:noProof/>
         </w:rPr>
         <w:drawing>
-          <wp:inline distT="0" distB="0" distL="0" distR="0" wp14:anchorId="5AC732C3" wp14:editId="26F3570E">
+          <wp:inline distT="0" distB="0" distL="0" distR="0" wp14:anchorId="4F2BF98D" wp14:editId="651188C9">
             <wp:extent cx="7717536" cy="4982760"/>
             <wp:effectExtent l="0" t="0" r="0" b="0"/>
             <wp:docPr id="901" name="Class diagram figure 1" descr="Class diagram overview: all classes by name, with every relationship. Attributes and methods are shown in Figures 2 to 9."/>
@@ -11871,7 +11135,7 @@
         </w:rPr>
         <w:lastRenderedPageBreak/>
         <w:drawing>
-          <wp:inline distT="0" distB="0" distL="0" distR="0" wp14:anchorId="605F835C" wp14:editId="4B3F4101">
+          <wp:inline distT="0" distB="0" distL="0" distR="0" wp14:anchorId="6CB97CCE" wp14:editId="22F5D95B">
             <wp:extent cx="5943600" cy="3055749"/>
             <wp:effectExtent l="0" t="0" r="0" b="0"/>
             <wp:docPr id="902" name="Class diagram figure 2" descr="Package ui: the two front ends and the observer interface they implement."/>
@@ -11934,7 +11198,7 @@
         </w:rPr>
         <w:lastRenderedPageBreak/>
         <w:drawing>
-          <wp:inline distT="0" distB="0" distL="0" distR="0" wp14:anchorId="54ADA25F" wp14:editId="243AFCA4">
+          <wp:inline distT="0" distB="0" distL="0" distR="0" wp14:anchorId="4CA04EE6" wp14:editId="3CFFBB66">
             <wp:extent cx="3840480" cy="7319300"/>
             <wp:effectExtent l="0" t="0" r="0" b="0"/>
             <wp:docPr id="903" name="Class diagram figure 3" descr="Package controller: the single entry point and the undoable commands."/>
@@ -12004,7 +11268,7 @@
         </w:rPr>
         <w:lastRenderedPageBreak/>
         <w:drawing>
-          <wp:inline distT="0" distB="0" distL="0" distR="0" wp14:anchorId="05FAE929" wp14:editId="05CF8B9C">
+          <wp:inline distT="0" distB="0" distL="0" distR="0" wp14:anchorId="39C51CD5" wp14:editId="59EFFCFB">
             <wp:extent cx="7589520" cy="5151120"/>
             <wp:effectExtent l="0" t="0" r="0" b="0"/>
             <wp:docPr id="904" name="Class diagram figure 4" descr="Package model, part 1: the session, its turns, and lore."/>
@@ -12074,7 +11338,7 @@
         </w:rPr>
         <w:lastRenderedPageBreak/>
         <w:drawing>
-          <wp:inline distT="0" distB="0" distL="0" distR="0" wp14:anchorId="062B9E9E" wp14:editId="5270B6B0">
+          <wp:inline distT="0" distB="0" distL="0" distR="0" wp14:anchorId="66C90EB6" wp14:editId="4A463AAD">
             <wp:extent cx="5760720" cy="5192761"/>
             <wp:effectExtent l="0" t="0" r="0" b="0"/>
             <wp:docPr id="905" name="Class diagram figure 5" descr="Package model, part 2: characters and the hidden pivotal events. StorySession is detailed in Figure 4."/>
@@ -12144,7 +11408,7 @@
         </w:rPr>
         <w:lastRenderedPageBreak/>
         <w:drawing>
-          <wp:inline distT="0" distB="0" distL="0" distR="0" wp14:anchorId="491D6CFB" wp14:editId="08EABA5F">
+          <wp:inline distT="0" distB="0" distL="0" distR="0" wp14:anchorId="0345E188" wp14:editId="2AE9DA5A">
             <wp:extent cx="8229600" cy="4281334"/>
             <wp:effectExtent l="0" t="0" r="0" b="0"/>
             <wp:docPr id="906" name="Class diagram figure 6" descr="Package agent: the facade, its subsystem classes, and the input-mode strategies."/>
@@ -12207,7 +11471,7 @@
         </w:rPr>
         <w:lastRenderedPageBreak/>
         <w:drawing>
-          <wp:inline distT="0" distB="0" distL="0" distR="0" wp14:anchorId="2FFC722E" wp14:editId="02B513E0">
+          <wp:inline distT="0" distB="0" distL="0" distR="0" wp14:anchorId="686A6E29" wp14:editId="561105F7">
             <wp:extent cx="8229600" cy="3514298"/>
             <wp:effectExtent l="0" t="0" r="0" b="0"/>
             <wp:docPr id="907" name="Class diagram figure 7" descr="Package agent.tools: the operations the model may request."/>
@@ -12270,7 +11534,7 @@
         </w:rPr>
         <w:lastRenderedPageBreak/>
         <w:drawing>
-          <wp:inline distT="0" distB="0" distL="0" distR="0" wp14:anchorId="77C81E96" wp14:editId="534A52C2">
+          <wp:inline distT="0" distB="0" distL="0" distR="0" wp14:anchorId="661EC439" wp14:editId="455AA356">
             <wp:extent cx="8229600" cy="4388598"/>
             <wp:effectExtent l="0" t="0" r="0" b="0"/>
             <wp:docPr id="908" name="Class diagram figure 8" descr="Package llm: the client interface, the adapter for Claude, and the test double."/>
@@ -12340,7 +11604,7 @@
         </w:rPr>
         <w:lastRenderedPageBreak/>
         <w:drawing>
-          <wp:inline distT="0" distB="0" distL="0" distR="0" wp14:anchorId="6555CD64" wp14:editId="27B56B44">
+          <wp:inline distT="0" distB="0" distL="0" distR="0" wp14:anchorId="4138F1E9" wp14:editId="40A53F0D">
             <wp:extent cx="5669280" cy="1769271"/>
             <wp:effectExtent l="0" t="0" r="0" b="0"/>
             <wp:docPr id="909" name="Class diagram figure 9" descr="Package persistence: saving and loading sessions."/>
@@ -19035,7 +18299,7 @@
                 <w:sz w:val="18"/>
                 <w:szCs w:val="18"/>
               </w:rPr>
-              <w:t>Lore Retrieval</w:t>
+              <w:t>Pivotal Events</w:t>
             </w:r>
           </w:p>
         </w:tc>
@@ -19253,7 +18517,7 @@
                 <w:sz w:val="18"/>
                 <w:szCs w:val="18"/>
               </w:rPr>
-              <w:t>Plot Outline</w:t>
+              <w:t>Plot Steering</w:t>
             </w:r>
           </w:p>
         </w:tc>
@@ -19279,7 +18543,7 @@
                 <w:sz w:val="18"/>
                 <w:szCs w:val="18"/>
               </w:rPr>
-              <w:t>Hybrid</w:t>
+              <w:t>AI</w:t>
             </w:r>
           </w:p>
         </w:tc>
@@ -19471,7 +18735,7 @@
                 <w:sz w:val="18"/>
                 <w:szCs w:val="18"/>
               </w:rPr>
-              <w:t>Plot Steering</w:t>
+              <w:t>Lore Proposals</w:t>
             </w:r>
           </w:p>
         </w:tc>
@@ -19497,7 +18761,7 @@
                 <w:sz w:val="18"/>
                 <w:szCs w:val="18"/>
               </w:rPr>
-              <w:t>AI</w:t>
+              <w:t>Hybrid</w:t>
             </w:r>
           </w:p>
         </w:tc>
@@ -19689,7 +18953,7 @@
                 <w:sz w:val="18"/>
                 <w:szCs w:val="18"/>
               </w:rPr>
-              <w:t>Lore Proposals</w:t>
+              <w:t>Consistency Check</w:t>
             </w:r>
           </w:p>
         </w:tc>
@@ -19907,7 +19171,7 @@
                 <w:sz w:val="18"/>
                 <w:szCs w:val="18"/>
               </w:rPr>
-              <w:t>Consistency Check</w:t>
+              <w:t>Story Memory Summarization</w:t>
             </w:r>
           </w:p>
         </w:tc>
@@ -19933,7 +19197,7 @@
                 <w:sz w:val="18"/>
                 <w:szCs w:val="18"/>
               </w:rPr>
-              <w:t>Hybrid</w:t>
+              <w:t>AI</w:t>
             </w:r>
           </w:p>
         </w:tc>
@@ -20125,7 +19389,7 @@
                 <w:sz w:val="18"/>
                 <w:szCs w:val="18"/>
               </w:rPr>
-              <w:t>Story Memory Summarization</w:t>
+              <w:t>Undo / Retry / Edit Turn</w:t>
             </w:r>
           </w:p>
         </w:tc>
@@ -20151,7 +19415,7 @@
                 <w:sz w:val="18"/>
                 <w:szCs w:val="18"/>
               </w:rPr>
-              <w:t>AI</w:t>
+              <w:t>Deterministic</w:t>
             </w:r>
           </w:p>
         </w:tc>
@@ -20317,6 +19581,7 @@
                 <w:sz w:val="18"/>
                 <w:szCs w:val="18"/>
               </w:rPr>
+              <w:lastRenderedPageBreak/>
               <w:t>F11</w:t>
             </w:r>
           </w:p>
@@ -20343,7 +19608,7 @@
                 <w:sz w:val="18"/>
                 <w:szCs w:val="18"/>
               </w:rPr>
-              <w:t>Undo / Retry / Edit Turn</w:t>
+              <w:t>Save and Load Session</w:t>
             </w:r>
           </w:p>
         </w:tc>
@@ -20535,226 +19800,7 @@
                 <w:sz w:val="18"/>
                 <w:szCs w:val="18"/>
               </w:rPr>
-              <w:lastRenderedPageBreak/>
               <w:t>F12</w:t>
-            </w:r>
-          </w:p>
-        </w:tc>
-        <w:tc>
-          <w:tcPr>
-            <w:tcW w:w="2700" w:type="dxa"/>
-            <w:tcBorders>
-              <w:top w:val="single" w:sz="4" w:space="0" w:color="BFBFBF"/>
-              <w:left w:val="single" w:sz="4" w:space="0" w:color="BFBFBF"/>
-              <w:bottom w:val="single" w:sz="4" w:space="0" w:color="BFBFBF"/>
-              <w:right w:val="single" w:sz="4" w:space="0" w:color="BFBFBF"/>
-            </w:tcBorders>
-            <w:tcMar>
-              <w:top w:w="70" w:type="dxa"/>
-              <w:left w:w="110" w:type="dxa"/>
-              <w:bottom w:w="70" w:type="dxa"/>
-              <w:right w:w="110" w:type="dxa"/>
-            </w:tcMar>
-          </w:tcPr>
-          <w:p>
-            <w:r>
-              <w:rPr>
-                <w:sz w:val="18"/>
-                <w:szCs w:val="18"/>
-              </w:rPr>
-              <w:t>Save and Load Session</w:t>
-            </w:r>
-          </w:p>
-        </w:tc>
-        <w:tc>
-          <w:tcPr>
-            <w:tcW w:w="1300" w:type="dxa"/>
-            <w:tcBorders>
-              <w:top w:val="single" w:sz="4" w:space="0" w:color="BFBFBF"/>
-              <w:left w:val="single" w:sz="4" w:space="0" w:color="BFBFBF"/>
-              <w:bottom w:val="single" w:sz="4" w:space="0" w:color="BFBFBF"/>
-              <w:right w:val="single" w:sz="4" w:space="0" w:color="BFBFBF"/>
-            </w:tcBorders>
-            <w:tcMar>
-              <w:top w:w="70" w:type="dxa"/>
-              <w:left w:w="110" w:type="dxa"/>
-              <w:bottom w:w="70" w:type="dxa"/>
-              <w:right w:w="110" w:type="dxa"/>
-            </w:tcMar>
-          </w:tcPr>
-          <w:p>
-            <w:r>
-              <w:rPr>
-                <w:sz w:val="18"/>
-                <w:szCs w:val="18"/>
-              </w:rPr>
-              <w:t>Deterministic</w:t>
-            </w:r>
-          </w:p>
-        </w:tc>
-        <w:tc>
-          <w:tcPr>
-            <w:tcW w:w="1400" w:type="dxa"/>
-            <w:tcBorders>
-              <w:top w:val="single" w:sz="4" w:space="0" w:color="BFBFBF"/>
-              <w:left w:val="single" w:sz="4" w:space="0" w:color="BFBFBF"/>
-              <w:bottom w:val="single" w:sz="4" w:space="0" w:color="BFBFBF"/>
-              <w:right w:val="single" w:sz="4" w:space="0" w:color="BFBFBF"/>
-            </w:tcBorders>
-            <w:tcMar>
-              <w:top w:w="70" w:type="dxa"/>
-              <w:left w:w="110" w:type="dxa"/>
-              <w:bottom w:w="70" w:type="dxa"/>
-              <w:right w:w="110" w:type="dxa"/>
-            </w:tcMar>
-          </w:tcPr>
-          <w:p>
-            <w:r>
-              <w:rPr>
-                <w:i/>
-                <w:iCs/>
-                <w:color w:val="7A7A7A"/>
-              </w:rPr>
-              <w:t>[TODO: UC##]</w:t>
-            </w:r>
-          </w:p>
-        </w:tc>
-        <w:tc>
-          <w:tcPr>
-            <w:tcW w:w="2200" w:type="dxa"/>
-            <w:tcBorders>
-              <w:top w:val="single" w:sz="4" w:space="0" w:color="BFBFBF"/>
-              <w:left w:val="single" w:sz="4" w:space="0" w:color="BFBFBF"/>
-              <w:bottom w:val="single" w:sz="4" w:space="0" w:color="BFBFBF"/>
-              <w:right w:val="single" w:sz="4" w:space="0" w:color="BFBFBF"/>
-            </w:tcBorders>
-            <w:tcMar>
-              <w:top w:w="70" w:type="dxa"/>
-              <w:left w:w="110" w:type="dxa"/>
-              <w:bottom w:w="70" w:type="dxa"/>
-              <w:right w:w="110" w:type="dxa"/>
-            </w:tcMar>
-          </w:tcPr>
-          <w:p>
-            <w:r>
-              <w:rPr>
-                <w:i/>
-                <w:iCs/>
-                <w:color w:val="7A7A7A"/>
-              </w:rPr>
-              <w:t>[TODO: classes]</w:t>
-            </w:r>
-          </w:p>
-        </w:tc>
-        <w:tc>
-          <w:tcPr>
-            <w:tcW w:w="2000" w:type="dxa"/>
-            <w:tcBorders>
-              <w:top w:val="single" w:sz="4" w:space="0" w:color="BFBFBF"/>
-              <w:left w:val="single" w:sz="4" w:space="0" w:color="BFBFBF"/>
-              <w:bottom w:val="single" w:sz="4" w:space="0" w:color="BFBFBF"/>
-              <w:right w:val="single" w:sz="4" w:space="0" w:color="BFBFBF"/>
-            </w:tcBorders>
-            <w:tcMar>
-              <w:top w:w="70" w:type="dxa"/>
-              <w:left w:w="110" w:type="dxa"/>
-              <w:bottom w:w="70" w:type="dxa"/>
-              <w:right w:w="110" w:type="dxa"/>
-            </w:tcMar>
-          </w:tcPr>
-          <w:p>
-            <w:r>
-              <w:rPr>
-                <w:i/>
-                <w:iCs/>
-                <w:color w:val="7A7A7A"/>
-              </w:rPr>
-              <w:t>[TODO: methods]</w:t>
-            </w:r>
-          </w:p>
-        </w:tc>
-        <w:tc>
-          <w:tcPr>
-            <w:tcW w:w="1160" w:type="dxa"/>
-            <w:tcBorders>
-              <w:top w:val="single" w:sz="4" w:space="0" w:color="BFBFBF"/>
-              <w:left w:val="single" w:sz="4" w:space="0" w:color="BFBFBF"/>
-              <w:bottom w:val="single" w:sz="4" w:space="0" w:color="BFBFBF"/>
-              <w:right w:val="single" w:sz="4" w:space="0" w:color="BFBFBF"/>
-            </w:tcBorders>
-            <w:tcMar>
-              <w:top w:w="70" w:type="dxa"/>
-              <w:left w:w="110" w:type="dxa"/>
-              <w:bottom w:w="70" w:type="dxa"/>
-              <w:right w:w="110" w:type="dxa"/>
-            </w:tcMar>
-          </w:tcPr>
-          <w:p>
-            <w:r>
-              <w:rPr>
-                <w:i/>
-                <w:iCs/>
-                <w:color w:val="7A7A7A"/>
-              </w:rPr>
-              <w:t>[TODO: SD##]</w:t>
-            </w:r>
-          </w:p>
-        </w:tc>
-        <w:tc>
-          <w:tcPr>
-            <w:tcW w:w="1300" w:type="dxa"/>
-            <w:tcBorders>
-              <w:top w:val="single" w:sz="4" w:space="0" w:color="BFBFBF"/>
-              <w:left w:val="single" w:sz="4" w:space="0" w:color="BFBFBF"/>
-              <w:bottom w:val="single" w:sz="4" w:space="0" w:color="BFBFBF"/>
-              <w:right w:val="single" w:sz="4" w:space="0" w:color="BFBFBF"/>
-            </w:tcBorders>
-            <w:tcMar>
-              <w:top w:w="70" w:type="dxa"/>
-              <w:left w:w="110" w:type="dxa"/>
-              <w:bottom w:w="70" w:type="dxa"/>
-              <w:right w:w="110" w:type="dxa"/>
-            </w:tcMar>
-          </w:tcPr>
-          <w:p>
-            <w:r>
-              <w:rPr>
-                <w:i/>
-                <w:iCs/>
-                <w:color w:val="7A7A7A"/>
-              </w:rPr>
-              <w:t>[TODO: patterns]</w:t>
-            </w:r>
-          </w:p>
-        </w:tc>
-      </w:tr>
-      <w:tr>
-        <w:trPr>
-          <w:cantSplit/>
-        </w:trPr>
-        <w:tc>
-          <w:tcPr>
-            <w:tcW w:w="900" w:type="dxa"/>
-            <w:tcBorders>
-              <w:top w:val="single" w:sz="4" w:space="0" w:color="BFBFBF"/>
-              <w:left w:val="single" w:sz="4" w:space="0" w:color="BFBFBF"/>
-              <w:bottom w:val="single" w:sz="4" w:space="0" w:color="BFBFBF"/>
-              <w:right w:val="single" w:sz="4" w:space="0" w:color="BFBFBF"/>
-            </w:tcBorders>
-            <w:tcMar>
-              <w:top w:w="70" w:type="dxa"/>
-              <w:left w:w="110" w:type="dxa"/>
-              <w:bottom w:w="70" w:type="dxa"/>
-              <w:right w:w="110" w:type="dxa"/>
-            </w:tcMar>
-          </w:tcPr>
-          <w:p>
-            <w:r>
-              <w:rPr>
-                <w:sz w:val="18"/>
-                <w:szCs w:val="18"/>
-              </w:rPr>
-              <w:t>F13</w:t>
             </w:r>
           </w:p>
         </w:tc>
@@ -21691,11 +20737,11 @@
         <w:pStyle w:val="Heading2"/>
         <w:keepNext/>
       </w:pPr>
-      <w:bookmarkStart w:id="33" w:name="_Toc242440007"/>
-      <w:r>
-        <w:t>F05: Lore Retrieval</w:t>
-      </w:r>
-      <w:bookmarkEnd w:id="33"/>
+      <w:bookmarkStart w:id="34" w:name="_Toc242440008"/>
+      <w:r>
+        <w:t>F05: Pivotal Events</w:t>
+      </w:r>
+      <w:bookmarkEnd w:id="34"/>
     </w:p>
     <w:p>
       <w:pPr>
@@ -21847,6 +20893,7 @@
           <w:b/>
           <w:bCs/>
         </w:rPr>
+        <w:lastRenderedPageBreak/>
         <w:t>Execution</w:t>
       </w:r>
     </w:p>
@@ -21868,11 +20915,11 @@
         <w:pStyle w:val="Heading2"/>
         <w:keepNext/>
       </w:pPr>
-      <w:bookmarkStart w:id="34" w:name="_Toc242440008"/>
-      <w:r>
-        <w:t>F06: Plot Outline</w:t>
-      </w:r>
-      <w:bookmarkEnd w:id="34"/>
+      <w:bookmarkStart w:id="35" w:name="_Toc242440009"/>
+      <w:r>
+        <w:t>F06: Plot Steering</w:t>
+      </w:r>
+      <w:bookmarkEnd w:id="35"/>
     </w:p>
     <w:p>
       <w:pPr>
@@ -22024,7 +21071,6 @@
           <w:b/>
           <w:bCs/>
         </w:rPr>
-        <w:lastRenderedPageBreak/>
         <w:t>Execution</w:t>
       </w:r>
     </w:p>
@@ -22046,11 +21092,11 @@
         <w:pStyle w:val="Heading2"/>
         <w:keepNext/>
       </w:pPr>
-      <w:bookmarkStart w:id="35" w:name="_Toc242440009"/>
-      <w:r>
-        <w:t>F07: Plot Steering</w:t>
-      </w:r>
-      <w:bookmarkEnd w:id="35"/>
+      <w:bookmarkStart w:id="36" w:name="_Toc242440010"/>
+      <w:r>
+        <w:t>F07: Lore Proposals</w:t>
+      </w:r>
+      <w:bookmarkEnd w:id="36"/>
     </w:p>
     <w:p>
       <w:pPr>
@@ -22223,11 +21269,11 @@
         <w:pStyle w:val="Heading2"/>
         <w:keepNext/>
       </w:pPr>
-      <w:bookmarkStart w:id="36" w:name="_Toc242440010"/>
-      <w:r>
-        <w:t>F08: Lore Proposals</w:t>
-      </w:r>
-      <w:bookmarkEnd w:id="36"/>
+      <w:bookmarkStart w:id="37" w:name="_Toc242440011"/>
+      <w:r>
+        <w:t>F08: Consistency Check</w:t>
+      </w:r>
+      <w:bookmarkEnd w:id="37"/>
     </w:p>
     <w:p>
       <w:pPr>
@@ -22379,6 +21425,7 @@
           <w:b/>
           <w:bCs/>
         </w:rPr>
+        <w:lastRenderedPageBreak/>
         <w:t>Execution</w:t>
       </w:r>
     </w:p>
@@ -22400,11 +21447,11 @@
         <w:pStyle w:val="Heading2"/>
         <w:keepNext/>
       </w:pPr>
-      <w:bookmarkStart w:id="37" w:name="_Toc242440011"/>
-      <w:r>
-        <w:t>F09: Consistency Check</w:t>
-      </w:r>
-      <w:bookmarkEnd w:id="37"/>
+      <w:bookmarkStart w:id="38" w:name="_Toc242440012"/>
+      <w:r>
+        <w:t>F09: Story Memory Summarization</w:t>
+      </w:r>
+      <w:bookmarkEnd w:id="38"/>
     </w:p>
     <w:p>
       <w:pPr>
@@ -22556,7 +21603,6 @@
           <w:b/>
           <w:bCs/>
         </w:rPr>
-        <w:lastRenderedPageBreak/>
         <w:t>Execution</w:t>
       </w:r>
     </w:p>
@@ -22578,11 +21624,11 @@
         <w:pStyle w:val="Heading2"/>
         <w:keepNext/>
       </w:pPr>
-      <w:bookmarkStart w:id="38" w:name="_Toc242440012"/>
-      <w:r>
-        <w:t>F10: Story Memory Summarization</w:t>
-      </w:r>
-      <w:bookmarkEnd w:id="38"/>
+      <w:bookmarkStart w:id="39" w:name="_Toc242440013"/>
+      <w:r>
+        <w:t>F10: Undo / Retry / Edit Turn</w:t>
+      </w:r>
+      <w:bookmarkEnd w:id="39"/>
     </w:p>
     <w:p>
       <w:pPr>
@@ -22755,11 +21801,11 @@
         <w:pStyle w:val="Heading2"/>
         <w:keepNext/>
       </w:pPr>
-      <w:bookmarkStart w:id="39" w:name="_Toc242440013"/>
-      <w:r>
-        <w:t>F11: Undo / Retry / Edit Turn</w:t>
-      </w:r>
-      <w:bookmarkEnd w:id="39"/>
+      <w:bookmarkStart w:id="40" w:name="_Toc242440014"/>
+      <w:r>
+        <w:t>F11: Save and Load Session</w:t>
+      </w:r>
+      <w:bookmarkEnd w:id="40"/>
     </w:p>
     <w:p>
       <w:pPr>
@@ -22911,6 +21957,7 @@
           <w:b/>
           <w:bCs/>
         </w:rPr>
+        <w:lastRenderedPageBreak/>
         <w:t>Execution</w:t>
       </w:r>
     </w:p>
@@ -22932,187 +21979,9 @@
         <w:pStyle w:val="Heading2"/>
         <w:keepNext/>
       </w:pPr>
-      <w:bookmarkStart w:id="40" w:name="_Toc242440014"/>
-      <w:r>
-        <w:t>F12: Save and Load Session</w:t>
-      </w:r>
-      <w:bookmarkEnd w:id="40"/>
-    </w:p>
-    <w:p>
-      <w:pPr>
-        <w:keepNext/>
-        <w:spacing w:after="120"/>
-      </w:pPr>
-      <w:r>
-        <w:rPr>
-          <w:b/>
-          <w:bCs/>
-        </w:rPr>
-        <w:t xml:space="preserve">Related Use Case: </w:t>
-      </w:r>
-      <w:r>
-        <w:rPr>
-          <w:i/>
-          <w:iCs/>
-          <w:color w:val="7A7A7A"/>
-        </w:rPr>
-        <w:t>[TODO: UC## and name]</w:t>
-      </w:r>
-    </w:p>
-    <w:p>
-      <w:pPr>
-        <w:keepNext/>
-        <w:spacing w:after="120"/>
-      </w:pPr>
-      <w:r>
-        <w:rPr>
-          <w:b/>
-          <w:bCs/>
-        </w:rPr>
-        <w:t xml:space="preserve">Related Sequence Diagram: </w:t>
-      </w:r>
-      <w:r>
-        <w:rPr>
-          <w:i/>
-          <w:iCs/>
-          <w:color w:val="7A7A7A"/>
-        </w:rPr>
-        <w:t>[TODO: SD## and name]</w:t>
-      </w:r>
-    </w:p>
-    <w:p>
-      <w:pPr>
-        <w:keepNext/>
-        <w:spacing w:before="120" w:after="60"/>
-      </w:pPr>
-      <w:r>
-        <w:rPr>
-          <w:b/>
-          <w:bCs/>
-        </w:rPr>
-        <w:t>Classes involved</w:t>
-      </w:r>
-    </w:p>
-    <w:p>
-      <w:pPr>
-        <w:pStyle w:val="ListParagraph"/>
-        <w:numPr>
-          <w:ilvl w:val="0"/>
-          <w:numId w:val="2"/>
-        </w:numPr>
-        <w:spacing w:after="60"/>
-      </w:pPr>
-      <w:r>
-        <w:rPr>
-          <w:i/>
-          <w:iCs/>
-          <w:color w:val="7A7A7A"/>
-        </w:rPr>
-        <w:t>[TODO: ClassName: its role in this feature]</w:t>
-      </w:r>
-    </w:p>
-    <w:p>
-      <w:pPr>
-        <w:pStyle w:val="ListParagraph"/>
-        <w:numPr>
-          <w:ilvl w:val="0"/>
-          <w:numId w:val="2"/>
-        </w:numPr>
-        <w:spacing w:after="60"/>
-      </w:pPr>
-      <w:r>
-        <w:rPr>
-          <w:i/>
-          <w:iCs/>
-          <w:color w:val="7A7A7A"/>
-        </w:rPr>
-        <w:t>[TODO: ClassName: its role in this feature]</w:t>
-      </w:r>
-    </w:p>
-    <w:p>
-      <w:pPr>
-        <w:keepNext/>
-        <w:spacing w:before="120" w:after="60"/>
-      </w:pPr>
-      <w:r>
-        <w:rPr>
-          <w:b/>
-          <w:bCs/>
-        </w:rPr>
-        <w:t>Important methods</w:t>
-      </w:r>
-    </w:p>
-    <w:p>
-      <w:pPr>
-        <w:pStyle w:val="ListParagraph"/>
-        <w:numPr>
-          <w:ilvl w:val="0"/>
-          <w:numId w:val="2"/>
-        </w:numPr>
-        <w:spacing w:after="60"/>
-      </w:pPr>
-      <w:r>
-        <w:rPr>
-          <w:i/>
-          <w:iCs/>
-          <w:color w:val="7A7A7A"/>
-        </w:rPr>
-        <w:t>[TODO: ClassName.method()]</w:t>
-      </w:r>
-    </w:p>
-    <w:p>
-      <w:pPr>
-        <w:pStyle w:val="ListParagraph"/>
-        <w:numPr>
-          <w:ilvl w:val="0"/>
-          <w:numId w:val="2"/>
-        </w:numPr>
-        <w:spacing w:after="60"/>
-      </w:pPr>
-      <w:r>
-        <w:rPr>
-          <w:i/>
-          <w:iCs/>
-          <w:color w:val="7A7A7A"/>
-        </w:rPr>
-        <w:t>[TODO: ClassName.method()]</w:t>
-      </w:r>
-    </w:p>
-    <w:p>
-      <w:pPr>
-        <w:keepNext/>
-        <w:spacing w:before="120" w:after="60"/>
-      </w:pPr>
-      <w:r>
-        <w:rPr>
-          <w:b/>
-          <w:bCs/>
-        </w:rPr>
-        <w:lastRenderedPageBreak/>
-        <w:t>Execution</w:t>
-      </w:r>
-    </w:p>
-    <w:p>
-      <w:pPr>
-        <w:spacing w:after="120"/>
-      </w:pPr>
-      <w:r>
-        <w:rPr>
-          <w:i/>
-          <w:iCs/>
-          <w:color w:val="7A7A7A"/>
-        </w:rPr>
-        <w:t>[TODO: Short paragraph walking through what happens from the user action to the returned result.]</w:t>
-      </w:r>
-    </w:p>
-    <w:p>
-      <w:pPr>
-        <w:pStyle w:val="Heading2"/>
-        <w:keepNext/>
-      </w:pPr>
       <w:bookmarkStart w:id="41" w:name="_Toc242440015"/>
       <w:r>
-        <w:t>F13: Ending Generation</w:t>
+        <w:t>F12: Ending Generation</w:t>
       </w:r>
       <w:bookmarkEnd w:id="41"/>
     </w:p>
@@ -24646,6 +23515,7 @@
   <w:style w:type="character" w:default="1" w:styleId="DefaultParagraphFont">
     <w:name w:val="Default Paragraph Font"/>
     <w:uiPriority w:val="1"/>
+    <w:semiHidden/>
     <w:unhideWhenUsed/>
   </w:style>
   <w:style w:type="table" w:default="1" w:styleId="TableNormal">

--- a/Stage1_Report.docx
+++ b/Stage1_Report.docx
@@ -131,7 +131,7 @@
           <w:r>
             <w:fldChar w:fldCharType="separate"/>
           </w:r>
-          <w:hyperlink w:anchor="_Toc242439974" w:history="1">
+          <w:hyperlink w:anchor="_Toc242459787" w:history="1">
             <w:r>
               <w:rPr>
                 <w:rStyle w:val="Hyperlink"/>
@@ -155,7 +155,7 @@
               <w:rPr>
                 <w:noProof/>
               </w:rPr>
-              <w:instrText xml:space="preserve"> PAGEREF _Toc242439974 \h </w:instrText>
+              <w:instrText xml:space="preserve"> PAGEREF _Toc242459787 \h </w:instrText>
             </w:r>
             <w:r>
               <w:rPr>
@@ -197,7 +197,7 @@
               <w14:ligatures w14:val="standardContextual"/>
             </w:rPr>
           </w:pPr>
-          <w:hyperlink w:anchor="_Toc242439975" w:history="1">
+          <w:hyperlink w:anchor="_Toc242459788" w:history="1">
             <w:r>
               <w:rPr>
                 <w:rStyle w:val="Hyperlink"/>
@@ -221,7 +221,7 @@
               <w:rPr>
                 <w:noProof/>
               </w:rPr>
-              <w:instrText xml:space="preserve"> PAGEREF _Toc242439975 \h </w:instrText>
+              <w:instrText xml:space="preserve"> PAGEREF _Toc242459788 \h </w:instrText>
             </w:r>
             <w:r>
               <w:rPr>
@@ -263,7 +263,7 @@
               <w14:ligatures w14:val="standardContextual"/>
             </w:rPr>
           </w:pPr>
-          <w:hyperlink w:anchor="_Toc242439976" w:history="1">
+          <w:hyperlink w:anchor="_Toc242459789" w:history="1">
             <w:r>
               <w:rPr>
                 <w:rStyle w:val="Hyperlink"/>
@@ -287,7 +287,7 @@
               <w:rPr>
                 <w:noProof/>
               </w:rPr>
-              <w:instrText xml:space="preserve"> PAGEREF _Toc242439976 \h </w:instrText>
+              <w:instrText xml:space="preserve"> PAGEREF _Toc242459789 \h </w:instrText>
             </w:r>
             <w:r>
               <w:rPr>
@@ -329,7 +329,7 @@
               <w14:ligatures w14:val="standardContextual"/>
             </w:rPr>
           </w:pPr>
-          <w:hyperlink w:anchor="_Toc242439977" w:history="1">
+          <w:hyperlink w:anchor="_Toc242459790" w:history="1">
             <w:r>
               <w:rPr>
                 <w:rStyle w:val="Hyperlink"/>
@@ -353,7 +353,7 @@
               <w:rPr>
                 <w:noProof/>
               </w:rPr>
-              <w:instrText xml:space="preserve"> PAGEREF _Toc242439977 \h </w:instrText>
+              <w:instrText xml:space="preserve"> PAGEREF _Toc242459790 \h </w:instrText>
             </w:r>
             <w:r>
               <w:rPr>
@@ -395,7 +395,7 @@
               <w14:ligatures w14:val="standardContextual"/>
             </w:rPr>
           </w:pPr>
-          <w:hyperlink w:anchor="_Toc242439978" w:history="1">
+          <w:hyperlink w:anchor="_Toc242459791" w:history="1">
             <w:r>
               <w:rPr>
                 <w:rStyle w:val="Hyperlink"/>
@@ -419,7 +419,7 @@
               <w:rPr>
                 <w:noProof/>
               </w:rPr>
-              <w:instrText xml:space="preserve"> PAGEREF _Toc242439978 \h </w:instrText>
+              <w:instrText xml:space="preserve"> PAGEREF _Toc242459791 \h </w:instrText>
             </w:r>
             <w:r>
               <w:rPr>
@@ -461,7 +461,7 @@
               <w14:ligatures w14:val="standardContextual"/>
             </w:rPr>
           </w:pPr>
-          <w:hyperlink w:anchor="_Toc242439979" w:history="1">
+          <w:hyperlink w:anchor="_Toc242459792" w:history="1">
             <w:r>
               <w:rPr>
                 <w:rStyle w:val="Hyperlink"/>
@@ -485,7 +485,7 @@
               <w:rPr>
                 <w:noProof/>
               </w:rPr>
-              <w:instrText xml:space="preserve"> PAGEREF _Toc242439979 \h </w:instrText>
+              <w:instrText xml:space="preserve"> PAGEREF _Toc242459792 \h </w:instrText>
             </w:r>
             <w:r>
               <w:rPr>
@@ -502,7 +502,7 @@
               <w:rPr>
                 <w:noProof/>
               </w:rPr>
-              <w:t>4</w:t>
+              <w:t>5</w:t>
             </w:r>
             <w:r>
               <w:rPr>
@@ -527,7 +527,7 @@
               <w14:ligatures w14:val="standardContextual"/>
             </w:rPr>
           </w:pPr>
-          <w:hyperlink w:anchor="_Toc242439980" w:history="1">
+          <w:hyperlink w:anchor="_Toc242459793" w:history="1">
             <w:r>
               <w:rPr>
                 <w:rStyle w:val="Hyperlink"/>
@@ -551,7 +551,7 @@
               <w:rPr>
                 <w:noProof/>
               </w:rPr>
-              <w:instrText xml:space="preserve"> PAGEREF _Toc242439980 \h </w:instrText>
+              <w:instrText xml:space="preserve"> PAGEREF _Toc242459793 \h </w:instrText>
             </w:r>
             <w:r>
               <w:rPr>
@@ -568,7 +568,7 @@
               <w:rPr>
                 <w:noProof/>
               </w:rPr>
-              <w:t>5</w:t>
+              <w:t>6</w:t>
             </w:r>
             <w:r>
               <w:rPr>
@@ -593,7 +593,7 @@
               <w14:ligatures w14:val="standardContextual"/>
             </w:rPr>
           </w:pPr>
-          <w:hyperlink w:anchor="_Toc242439981" w:history="1">
+          <w:hyperlink w:anchor="_Toc242459794" w:history="1">
             <w:r>
               <w:rPr>
                 <w:rStyle w:val="Hyperlink"/>
@@ -617,7 +617,7 @@
               <w:rPr>
                 <w:noProof/>
               </w:rPr>
-              <w:instrText xml:space="preserve"> PAGEREF _Toc242439981 \h </w:instrText>
+              <w:instrText xml:space="preserve"> PAGEREF _Toc242459794 \h </w:instrText>
             </w:r>
             <w:r>
               <w:rPr>
@@ -634,7 +634,7 @@
               <w:rPr>
                 <w:noProof/>
               </w:rPr>
-              <w:t>5</w:t>
+              <w:t>6</w:t>
             </w:r>
             <w:r>
               <w:rPr>
@@ -659,7 +659,7 @@
               <w14:ligatures w14:val="standardContextual"/>
             </w:rPr>
           </w:pPr>
-          <w:hyperlink w:anchor="_Toc242439982" w:history="1">
+          <w:hyperlink w:anchor="_Toc242459795" w:history="1">
             <w:r>
               <w:rPr>
                 <w:rStyle w:val="Hyperlink"/>
@@ -683,7 +683,7 @@
               <w:rPr>
                 <w:noProof/>
               </w:rPr>
-              <w:instrText xml:space="preserve"> PAGEREF _Toc242439982 \h </w:instrText>
+              <w:instrText xml:space="preserve"> PAGEREF _Toc242459795 \h </w:instrText>
             </w:r>
             <w:r>
               <w:rPr>
@@ -700,7 +700,7 @@
               <w:rPr>
                 <w:noProof/>
               </w:rPr>
-              <w:t>5</w:t>
+              <w:t>7</w:t>
             </w:r>
             <w:r>
               <w:rPr>
@@ -725,7 +725,7 @@
               <w14:ligatures w14:val="standardContextual"/>
             </w:rPr>
           </w:pPr>
-          <w:hyperlink w:anchor="_Toc242439983" w:history="1">
+          <w:hyperlink w:anchor="_Toc242459796" w:history="1">
             <w:r>
               <w:rPr>
                 <w:rStyle w:val="Hyperlink"/>
@@ -749,7 +749,7 @@
               <w:rPr>
                 <w:noProof/>
               </w:rPr>
-              <w:instrText xml:space="preserve"> PAGEREF _Toc242439983 \h </w:instrText>
+              <w:instrText xml:space="preserve"> PAGEREF _Toc242459796 \h </w:instrText>
             </w:r>
             <w:r>
               <w:rPr>
@@ -766,7 +766,73 @@
               <w:rPr>
                 <w:noProof/>
               </w:rPr>
-              <w:t>11</w:t>
+              <w:t>16</w:t>
+            </w:r>
+            <w:r>
+              <w:rPr>
+                <w:noProof/>
+              </w:rPr>
+              <w:fldChar w:fldCharType="end"/>
+            </w:r>
+          </w:hyperlink>
+        </w:p>
+        <w:p>
+          <w:pPr>
+            <w:pStyle w:val="TOC1"/>
+            <w:tabs>
+              <w:tab w:val="right" w:leader="dot" w:pos="9350"/>
+            </w:tabs>
+            <w:rPr>
+              <w:rFonts w:asciiTheme="minorHAnsi" w:eastAsiaTheme="minorEastAsia" w:hAnsiTheme="minorHAnsi" w:cstheme="minorBidi"/>
+              <w:noProof/>
+              <w:kern w:val="2"/>
+              <w:sz w:val="24"/>
+              <w:szCs w:val="24"/>
+              <w14:ligatures w14:val="standardContextual"/>
+            </w:rPr>
+          </w:pPr>
+          <w:hyperlink w:anchor="_Toc242459797" w:history="1">
+            <w:r>
+              <w:rPr>
+                <w:rStyle w:val="Hyperlink"/>
+                <w:noProof/>
+              </w:rPr>
+              <w:t>4. Design Pattern Explanations</w:t>
+            </w:r>
+            <w:r>
+              <w:rPr>
+                <w:noProof/>
+              </w:rPr>
+              <w:tab/>
+            </w:r>
+            <w:r>
+              <w:rPr>
+                <w:noProof/>
+              </w:rPr>
+              <w:fldChar w:fldCharType="begin"/>
+            </w:r>
+            <w:r>
+              <w:rPr>
+                <w:noProof/>
+              </w:rPr>
+              <w:instrText xml:space="preserve"> PAGEREF _Toc242459797 \h </w:instrText>
+            </w:r>
+            <w:r>
+              <w:rPr>
+                <w:noProof/>
+              </w:rPr>
+            </w:r>
+            <w:r>
+              <w:rPr>
+                <w:noProof/>
+              </w:rPr>
+              <w:fldChar w:fldCharType="separate"/>
+            </w:r>
+            <w:r>
+              <w:rPr>
+                <w:noProof/>
+              </w:rPr>
+              <w:t>25</w:t>
             </w:r>
             <w:r>
               <w:rPr>
@@ -791,13 +857,13 @@
               <w14:ligatures w14:val="standardContextual"/>
             </w:rPr>
           </w:pPr>
-          <w:hyperlink w:anchor="_Toc242439984" w:history="1">
+          <w:hyperlink w:anchor="_Toc242459798" w:history="1">
             <w:r>
               <w:rPr>
                 <w:rStyle w:val="Hyperlink"/>
                 <w:noProof/>
               </w:rPr>
-              <w:t>3.1 Class Summary</w:t>
+              <w:t>4.1 Adapter</w:t>
             </w:r>
             <w:r>
               <w:rPr>
@@ -815,7 +881,7 @@
               <w:rPr>
                 <w:noProof/>
               </w:rPr>
-              <w:instrText xml:space="preserve"> PAGEREF _Toc242439984 \h </w:instrText>
+              <w:instrText xml:space="preserve"> PAGEREF _Toc242459798 \h </w:instrText>
             </w:r>
             <w:r>
               <w:rPr>
@@ -832,7 +898,337 @@
               <w:rPr>
                 <w:noProof/>
               </w:rPr>
-              <w:t>11</w:t>
+              <w:t>25</w:t>
+            </w:r>
+            <w:r>
+              <w:rPr>
+                <w:noProof/>
+              </w:rPr>
+              <w:fldChar w:fldCharType="end"/>
+            </w:r>
+          </w:hyperlink>
+        </w:p>
+        <w:p>
+          <w:pPr>
+            <w:pStyle w:val="TOC2"/>
+            <w:tabs>
+              <w:tab w:val="right" w:leader="dot" w:pos="9350"/>
+            </w:tabs>
+            <w:rPr>
+              <w:rFonts w:asciiTheme="minorHAnsi" w:eastAsiaTheme="minorEastAsia" w:hAnsiTheme="minorHAnsi" w:cstheme="minorBidi"/>
+              <w:noProof/>
+              <w:kern w:val="2"/>
+              <w:sz w:val="24"/>
+              <w:szCs w:val="24"/>
+              <w14:ligatures w14:val="standardContextual"/>
+            </w:rPr>
+          </w:pPr>
+          <w:hyperlink w:anchor="_Toc242459799" w:history="1">
+            <w:r>
+              <w:rPr>
+                <w:rStyle w:val="Hyperlink"/>
+                <w:noProof/>
+              </w:rPr>
+              <w:t>4.2 Command</w:t>
+            </w:r>
+            <w:r>
+              <w:rPr>
+                <w:noProof/>
+              </w:rPr>
+              <w:tab/>
+            </w:r>
+            <w:r>
+              <w:rPr>
+                <w:noProof/>
+              </w:rPr>
+              <w:fldChar w:fldCharType="begin"/>
+            </w:r>
+            <w:r>
+              <w:rPr>
+                <w:noProof/>
+              </w:rPr>
+              <w:instrText xml:space="preserve"> PAGEREF _Toc242459799 \h </w:instrText>
+            </w:r>
+            <w:r>
+              <w:rPr>
+                <w:noProof/>
+              </w:rPr>
+            </w:r>
+            <w:r>
+              <w:rPr>
+                <w:noProof/>
+              </w:rPr>
+              <w:fldChar w:fldCharType="separate"/>
+            </w:r>
+            <w:r>
+              <w:rPr>
+                <w:noProof/>
+              </w:rPr>
+              <w:t>25</w:t>
+            </w:r>
+            <w:r>
+              <w:rPr>
+                <w:noProof/>
+              </w:rPr>
+              <w:fldChar w:fldCharType="end"/>
+            </w:r>
+          </w:hyperlink>
+        </w:p>
+        <w:p>
+          <w:pPr>
+            <w:pStyle w:val="TOC2"/>
+            <w:tabs>
+              <w:tab w:val="right" w:leader="dot" w:pos="9350"/>
+            </w:tabs>
+            <w:rPr>
+              <w:rFonts w:asciiTheme="minorHAnsi" w:eastAsiaTheme="minorEastAsia" w:hAnsiTheme="minorHAnsi" w:cstheme="minorBidi"/>
+              <w:noProof/>
+              <w:kern w:val="2"/>
+              <w:sz w:val="24"/>
+              <w:szCs w:val="24"/>
+              <w14:ligatures w14:val="standardContextual"/>
+            </w:rPr>
+          </w:pPr>
+          <w:hyperlink w:anchor="_Toc242459800" w:history="1">
+            <w:r>
+              <w:rPr>
+                <w:rStyle w:val="Hyperlink"/>
+                <w:noProof/>
+              </w:rPr>
+              <w:t>4.3 Facade</w:t>
+            </w:r>
+            <w:r>
+              <w:rPr>
+                <w:noProof/>
+              </w:rPr>
+              <w:tab/>
+            </w:r>
+            <w:r>
+              <w:rPr>
+                <w:noProof/>
+              </w:rPr>
+              <w:fldChar w:fldCharType="begin"/>
+            </w:r>
+            <w:r>
+              <w:rPr>
+                <w:noProof/>
+              </w:rPr>
+              <w:instrText xml:space="preserve"> PAGEREF _Toc242459800 \h </w:instrText>
+            </w:r>
+            <w:r>
+              <w:rPr>
+                <w:noProof/>
+              </w:rPr>
+            </w:r>
+            <w:r>
+              <w:rPr>
+                <w:noProof/>
+              </w:rPr>
+              <w:fldChar w:fldCharType="separate"/>
+            </w:r>
+            <w:r>
+              <w:rPr>
+                <w:noProof/>
+              </w:rPr>
+              <w:t>26</w:t>
+            </w:r>
+            <w:r>
+              <w:rPr>
+                <w:noProof/>
+              </w:rPr>
+              <w:fldChar w:fldCharType="end"/>
+            </w:r>
+          </w:hyperlink>
+        </w:p>
+        <w:p>
+          <w:pPr>
+            <w:pStyle w:val="TOC2"/>
+            <w:tabs>
+              <w:tab w:val="right" w:leader="dot" w:pos="9350"/>
+            </w:tabs>
+            <w:rPr>
+              <w:rFonts w:asciiTheme="minorHAnsi" w:eastAsiaTheme="minorEastAsia" w:hAnsiTheme="minorHAnsi" w:cstheme="minorBidi"/>
+              <w:noProof/>
+              <w:kern w:val="2"/>
+              <w:sz w:val="24"/>
+              <w:szCs w:val="24"/>
+              <w14:ligatures w14:val="standardContextual"/>
+            </w:rPr>
+          </w:pPr>
+          <w:hyperlink w:anchor="_Toc242459801" w:history="1">
+            <w:r>
+              <w:rPr>
+                <w:rStyle w:val="Hyperlink"/>
+                <w:noProof/>
+              </w:rPr>
+              <w:t>4.4 MVC</w:t>
+            </w:r>
+            <w:r>
+              <w:rPr>
+                <w:noProof/>
+              </w:rPr>
+              <w:tab/>
+            </w:r>
+            <w:r>
+              <w:rPr>
+                <w:noProof/>
+              </w:rPr>
+              <w:fldChar w:fldCharType="begin"/>
+            </w:r>
+            <w:r>
+              <w:rPr>
+                <w:noProof/>
+              </w:rPr>
+              <w:instrText xml:space="preserve"> PAGEREF _Toc242459801 \h </w:instrText>
+            </w:r>
+            <w:r>
+              <w:rPr>
+                <w:noProof/>
+              </w:rPr>
+            </w:r>
+            <w:r>
+              <w:rPr>
+                <w:noProof/>
+              </w:rPr>
+              <w:fldChar w:fldCharType="separate"/>
+            </w:r>
+            <w:r>
+              <w:rPr>
+                <w:noProof/>
+              </w:rPr>
+              <w:t>26</w:t>
+            </w:r>
+            <w:r>
+              <w:rPr>
+                <w:noProof/>
+              </w:rPr>
+              <w:fldChar w:fldCharType="end"/>
+            </w:r>
+          </w:hyperlink>
+        </w:p>
+        <w:p>
+          <w:pPr>
+            <w:pStyle w:val="TOC2"/>
+            <w:tabs>
+              <w:tab w:val="right" w:leader="dot" w:pos="9350"/>
+            </w:tabs>
+            <w:rPr>
+              <w:rFonts w:asciiTheme="minorHAnsi" w:eastAsiaTheme="minorEastAsia" w:hAnsiTheme="minorHAnsi" w:cstheme="minorBidi"/>
+              <w:noProof/>
+              <w:kern w:val="2"/>
+              <w:sz w:val="24"/>
+              <w:szCs w:val="24"/>
+              <w14:ligatures w14:val="standardContextual"/>
+            </w:rPr>
+          </w:pPr>
+          <w:hyperlink w:anchor="_Toc242459802" w:history="1">
+            <w:r>
+              <w:rPr>
+                <w:rStyle w:val="Hyperlink"/>
+                <w:noProof/>
+              </w:rPr>
+              <w:t>4.5 Observer</w:t>
+            </w:r>
+            <w:r>
+              <w:rPr>
+                <w:noProof/>
+              </w:rPr>
+              <w:tab/>
+            </w:r>
+            <w:r>
+              <w:rPr>
+                <w:noProof/>
+              </w:rPr>
+              <w:fldChar w:fldCharType="begin"/>
+            </w:r>
+            <w:r>
+              <w:rPr>
+                <w:noProof/>
+              </w:rPr>
+              <w:instrText xml:space="preserve"> PAGEREF _Toc242459802 \h </w:instrText>
+            </w:r>
+            <w:r>
+              <w:rPr>
+                <w:noProof/>
+              </w:rPr>
+            </w:r>
+            <w:r>
+              <w:rPr>
+                <w:noProof/>
+              </w:rPr>
+              <w:fldChar w:fldCharType="separate"/>
+            </w:r>
+            <w:r>
+              <w:rPr>
+                <w:noProof/>
+              </w:rPr>
+              <w:t>27</w:t>
+            </w:r>
+            <w:r>
+              <w:rPr>
+                <w:noProof/>
+              </w:rPr>
+              <w:fldChar w:fldCharType="end"/>
+            </w:r>
+          </w:hyperlink>
+        </w:p>
+        <w:p>
+          <w:pPr>
+            <w:pStyle w:val="TOC2"/>
+            <w:tabs>
+              <w:tab w:val="right" w:leader="dot" w:pos="9350"/>
+            </w:tabs>
+            <w:rPr>
+              <w:rFonts w:asciiTheme="minorHAnsi" w:eastAsiaTheme="minorEastAsia" w:hAnsiTheme="minorHAnsi" w:cstheme="minorBidi"/>
+              <w:noProof/>
+              <w:kern w:val="2"/>
+              <w:sz w:val="24"/>
+              <w:szCs w:val="24"/>
+              <w14:ligatures w14:val="standardContextual"/>
+            </w:rPr>
+          </w:pPr>
+          <w:hyperlink w:anchor="_Toc242459803" w:history="1">
+            <w:r>
+              <w:rPr>
+                <w:rStyle w:val="Hyperlink"/>
+                <w:noProof/>
+              </w:rPr>
+              <w:t>4.6 Strategy</w:t>
+            </w:r>
+            <w:r>
+              <w:rPr>
+                <w:noProof/>
+              </w:rPr>
+              <w:tab/>
+            </w:r>
+            <w:r>
+              <w:rPr>
+                <w:noProof/>
+              </w:rPr>
+              <w:fldChar w:fldCharType="begin"/>
+            </w:r>
+            <w:r>
+              <w:rPr>
+                <w:noProof/>
+              </w:rPr>
+              <w:instrText xml:space="preserve"> PAGEREF _Toc242459803 \h </w:instrText>
+            </w:r>
+            <w:r>
+              <w:rPr>
+                <w:noProof/>
+              </w:rPr>
+            </w:r>
+            <w:r>
+              <w:rPr>
+                <w:noProof/>
+              </w:rPr>
+              <w:fldChar w:fldCharType="separate"/>
+            </w:r>
+            <w:r>
+              <w:rPr>
+                <w:noProof/>
+              </w:rPr>
+              <w:t>27</w:t>
             </w:r>
             <w:r>
               <w:rPr>
@@ -857,13 +1253,13 @@
               <w14:ligatures w14:val="standardContextual"/>
             </w:rPr>
           </w:pPr>
-          <w:hyperlink w:anchor="_Toc242439985" w:history="1">
+          <w:hyperlink w:anchor="_Toc242459804" w:history="1">
             <w:r>
               <w:rPr>
                 <w:rStyle w:val="Hyperlink"/>
                 <w:noProof/>
               </w:rPr>
-              <w:t>4. Design Pattern Explanations</w:t>
+              <w:t>5. Use-Case Diagram</w:t>
             </w:r>
             <w:r>
               <w:rPr>
@@ -881,7 +1277,7 @@
               <w:rPr>
                 <w:noProof/>
               </w:rPr>
-              <w:instrText xml:space="preserve"> PAGEREF _Toc242439985 \h </w:instrText>
+              <w:instrText xml:space="preserve"> PAGEREF _Toc242459804 \h </w:instrText>
             </w:r>
             <w:r>
               <w:rPr>
@@ -898,7 +1294,7 @@
               <w:rPr>
                 <w:noProof/>
               </w:rPr>
-              <w:t>12</w:t>
+              <w:t>28</w:t>
             </w:r>
             <w:r>
               <w:rPr>
@@ -923,13 +1319,13 @@
               <w14:ligatures w14:val="standardContextual"/>
             </w:rPr>
           </w:pPr>
-          <w:hyperlink w:anchor="_Toc242439986" w:history="1">
+          <w:hyperlink w:anchor="_Toc242459805" w:history="1">
             <w:r>
               <w:rPr>
                 <w:rStyle w:val="Hyperlink"/>
                 <w:noProof/>
               </w:rPr>
-              <w:t>4.1 Pattern 1</w:t>
+              <w:t>5.1 Actors</w:t>
             </w:r>
             <w:r>
               <w:rPr>
@@ -947,7 +1343,7 @@
               <w:rPr>
                 <w:noProof/>
               </w:rPr>
-              <w:instrText xml:space="preserve"> PAGEREF _Toc242439986 \h </w:instrText>
+              <w:instrText xml:space="preserve"> PAGEREF _Toc242459805 \h </w:instrText>
             </w:r>
             <w:r>
               <w:rPr>
@@ -964,7 +1360,73 @@
               <w:rPr>
                 <w:noProof/>
               </w:rPr>
-              <w:t>12</w:t>
+              <w:t>28</w:t>
+            </w:r>
+            <w:r>
+              <w:rPr>
+                <w:noProof/>
+              </w:rPr>
+              <w:fldChar w:fldCharType="end"/>
+            </w:r>
+          </w:hyperlink>
+        </w:p>
+        <w:p>
+          <w:pPr>
+            <w:pStyle w:val="TOC1"/>
+            <w:tabs>
+              <w:tab w:val="right" w:leader="dot" w:pos="9350"/>
+            </w:tabs>
+            <w:rPr>
+              <w:rFonts w:asciiTheme="minorHAnsi" w:eastAsiaTheme="minorEastAsia" w:hAnsiTheme="minorHAnsi" w:cstheme="minorBidi"/>
+              <w:noProof/>
+              <w:kern w:val="2"/>
+              <w:sz w:val="24"/>
+              <w:szCs w:val="24"/>
+              <w14:ligatures w14:val="standardContextual"/>
+            </w:rPr>
+          </w:pPr>
+          <w:hyperlink w:anchor="_Toc242459806" w:history="1">
+            <w:r>
+              <w:rPr>
+                <w:rStyle w:val="Hyperlink"/>
+                <w:noProof/>
+              </w:rPr>
+              <w:t>6. Detailed Use-Case Descriptions</w:t>
+            </w:r>
+            <w:r>
+              <w:rPr>
+                <w:noProof/>
+              </w:rPr>
+              <w:tab/>
+            </w:r>
+            <w:r>
+              <w:rPr>
+                <w:noProof/>
+              </w:rPr>
+              <w:fldChar w:fldCharType="begin"/>
+            </w:r>
+            <w:r>
+              <w:rPr>
+                <w:noProof/>
+              </w:rPr>
+              <w:instrText xml:space="preserve"> PAGEREF _Toc242459806 \h </w:instrText>
+            </w:r>
+            <w:r>
+              <w:rPr>
+                <w:noProof/>
+              </w:rPr>
+            </w:r>
+            <w:r>
+              <w:rPr>
+                <w:noProof/>
+              </w:rPr>
+              <w:fldChar w:fldCharType="separate"/>
+            </w:r>
+            <w:r>
+              <w:rPr>
+                <w:noProof/>
+              </w:rPr>
+              <w:t>29</w:t>
             </w:r>
             <w:r>
               <w:rPr>
@@ -989,13 +1451,13 @@
               <w14:ligatures w14:val="standardContextual"/>
             </w:rPr>
           </w:pPr>
-          <w:hyperlink w:anchor="_Toc242439987" w:history="1">
+          <w:hyperlink w:anchor="_Toc242459807" w:history="1">
             <w:r>
               <w:rPr>
                 <w:rStyle w:val="Hyperlink"/>
                 <w:noProof/>
               </w:rPr>
-              <w:t>4.2 Pattern 2</w:t>
+              <w:t>6.1 UC01</w:t>
             </w:r>
             <w:r>
               <w:rPr>
@@ -1013,7 +1475,7 @@
               <w:rPr>
                 <w:noProof/>
               </w:rPr>
-              <w:instrText xml:space="preserve"> PAGEREF _Toc242439987 \h </w:instrText>
+              <w:instrText xml:space="preserve"> PAGEREF _Toc242459807 \h </w:instrText>
             </w:r>
             <w:r>
               <w:rPr>
@@ -1030,7 +1492,7 @@
               <w:rPr>
                 <w:noProof/>
               </w:rPr>
-              <w:t>12</w:t>
+              <w:t>29</w:t>
             </w:r>
             <w:r>
               <w:rPr>
@@ -1055,13 +1517,13 @@
               <w14:ligatures w14:val="standardContextual"/>
             </w:rPr>
           </w:pPr>
-          <w:hyperlink w:anchor="_Toc242439988" w:history="1">
+          <w:hyperlink w:anchor="_Toc242459808" w:history="1">
             <w:r>
               <w:rPr>
                 <w:rStyle w:val="Hyperlink"/>
                 <w:noProof/>
               </w:rPr>
-              <w:t>4.3 Pattern 3</w:t>
+              <w:t>6.2 UC02</w:t>
             </w:r>
             <w:r>
               <w:rPr>
@@ -1079,7 +1541,7 @@
               <w:rPr>
                 <w:noProof/>
               </w:rPr>
-              <w:instrText xml:space="preserve"> PAGEREF _Toc242439988 \h </w:instrText>
+              <w:instrText xml:space="preserve"> PAGEREF _Toc242459808 \h </w:instrText>
             </w:r>
             <w:r>
               <w:rPr>
@@ -1096,7 +1558,7 @@
               <w:rPr>
                 <w:noProof/>
               </w:rPr>
-              <w:t>12</w:t>
+              <w:t>29</w:t>
             </w:r>
             <w:r>
               <w:rPr>
@@ -1121,13 +1583,13 @@
               <w14:ligatures w14:val="standardContextual"/>
             </w:rPr>
           </w:pPr>
-          <w:hyperlink w:anchor="_Toc242439989" w:history="1">
+          <w:hyperlink w:anchor="_Toc242459809" w:history="1">
             <w:r>
               <w:rPr>
                 <w:rStyle w:val="Hyperlink"/>
                 <w:noProof/>
               </w:rPr>
-              <w:t>4.4 Pattern 4</w:t>
+              <w:t>6.3 UC03</w:t>
             </w:r>
             <w:r>
               <w:rPr>
@@ -1145,7 +1607,7 @@
               <w:rPr>
                 <w:noProof/>
               </w:rPr>
-              <w:instrText xml:space="preserve"> PAGEREF _Toc242439989 \h </w:instrText>
+              <w:instrText xml:space="preserve"> PAGEREF _Toc242459809 \h </w:instrText>
             </w:r>
             <w:r>
               <w:rPr>
@@ -1162,7 +1624,73 @@
               <w:rPr>
                 <w:noProof/>
               </w:rPr>
-              <w:t>13</w:t>
+              <w:t>29</w:t>
+            </w:r>
+            <w:r>
+              <w:rPr>
+                <w:noProof/>
+              </w:rPr>
+              <w:fldChar w:fldCharType="end"/>
+            </w:r>
+          </w:hyperlink>
+        </w:p>
+        <w:p>
+          <w:pPr>
+            <w:pStyle w:val="TOC1"/>
+            <w:tabs>
+              <w:tab w:val="right" w:leader="dot" w:pos="9350"/>
+            </w:tabs>
+            <w:rPr>
+              <w:rFonts w:asciiTheme="minorHAnsi" w:eastAsiaTheme="minorEastAsia" w:hAnsiTheme="minorHAnsi" w:cstheme="minorBidi"/>
+              <w:noProof/>
+              <w:kern w:val="2"/>
+              <w:sz w:val="24"/>
+              <w:szCs w:val="24"/>
+              <w14:ligatures w14:val="standardContextual"/>
+            </w:rPr>
+          </w:pPr>
+          <w:hyperlink w:anchor="_Toc242459810" w:history="1">
+            <w:r>
+              <w:rPr>
+                <w:rStyle w:val="Hyperlink"/>
+                <w:noProof/>
+              </w:rPr>
+              <w:t>7. Sequence Diagrams</w:t>
+            </w:r>
+            <w:r>
+              <w:rPr>
+                <w:noProof/>
+              </w:rPr>
+              <w:tab/>
+            </w:r>
+            <w:r>
+              <w:rPr>
+                <w:noProof/>
+              </w:rPr>
+              <w:fldChar w:fldCharType="begin"/>
+            </w:r>
+            <w:r>
+              <w:rPr>
+                <w:noProof/>
+              </w:rPr>
+              <w:instrText xml:space="preserve"> PAGEREF _Toc242459810 \h </w:instrText>
+            </w:r>
+            <w:r>
+              <w:rPr>
+                <w:noProof/>
+              </w:rPr>
+            </w:r>
+            <w:r>
+              <w:rPr>
+                <w:noProof/>
+              </w:rPr>
+              <w:fldChar w:fldCharType="separate"/>
+            </w:r>
+            <w:r>
+              <w:rPr>
+                <w:noProof/>
+              </w:rPr>
+              <w:t>31</w:t>
             </w:r>
             <w:r>
               <w:rPr>
@@ -1187,13 +1715,13 @@
               <w14:ligatures w14:val="standardContextual"/>
             </w:rPr>
           </w:pPr>
-          <w:hyperlink w:anchor="_Toc242439990" w:history="1">
+          <w:hyperlink w:anchor="_Toc242459811" w:history="1">
             <w:r>
               <w:rPr>
                 <w:rStyle w:val="Hyperlink"/>
                 <w:noProof/>
               </w:rPr>
-              <w:t>4.5 Pattern 5</w:t>
+              <w:t>7.1 SD01</w:t>
             </w:r>
             <w:r>
               <w:rPr>
@@ -1211,7 +1739,7 @@
               <w:rPr>
                 <w:noProof/>
               </w:rPr>
-              <w:instrText xml:space="preserve"> PAGEREF _Toc242439990 \h </w:instrText>
+              <w:instrText xml:space="preserve"> PAGEREF _Toc242459811 \h </w:instrText>
             </w:r>
             <w:r>
               <w:rPr>
@@ -1228,7 +1756,139 @@
               <w:rPr>
                 <w:noProof/>
               </w:rPr>
-              <w:t>13</w:t>
+              <w:t>31</w:t>
+            </w:r>
+            <w:r>
+              <w:rPr>
+                <w:noProof/>
+              </w:rPr>
+              <w:fldChar w:fldCharType="end"/>
+            </w:r>
+          </w:hyperlink>
+        </w:p>
+        <w:p>
+          <w:pPr>
+            <w:pStyle w:val="TOC2"/>
+            <w:tabs>
+              <w:tab w:val="right" w:leader="dot" w:pos="9350"/>
+            </w:tabs>
+            <w:rPr>
+              <w:rFonts w:asciiTheme="minorHAnsi" w:eastAsiaTheme="minorEastAsia" w:hAnsiTheme="minorHAnsi" w:cstheme="minorBidi"/>
+              <w:noProof/>
+              <w:kern w:val="2"/>
+              <w:sz w:val="24"/>
+              <w:szCs w:val="24"/>
+              <w14:ligatures w14:val="standardContextual"/>
+            </w:rPr>
+          </w:pPr>
+          <w:hyperlink w:anchor="_Toc242459812" w:history="1">
+            <w:r>
+              <w:rPr>
+                <w:rStyle w:val="Hyperlink"/>
+                <w:noProof/>
+              </w:rPr>
+              <w:t>7.2 SD02</w:t>
+            </w:r>
+            <w:r>
+              <w:rPr>
+                <w:noProof/>
+              </w:rPr>
+              <w:tab/>
+            </w:r>
+            <w:r>
+              <w:rPr>
+                <w:noProof/>
+              </w:rPr>
+              <w:fldChar w:fldCharType="begin"/>
+            </w:r>
+            <w:r>
+              <w:rPr>
+                <w:noProof/>
+              </w:rPr>
+              <w:instrText xml:space="preserve"> PAGEREF _Toc242459812 \h </w:instrText>
+            </w:r>
+            <w:r>
+              <w:rPr>
+                <w:noProof/>
+              </w:rPr>
+            </w:r>
+            <w:r>
+              <w:rPr>
+                <w:noProof/>
+              </w:rPr>
+              <w:fldChar w:fldCharType="separate"/>
+            </w:r>
+            <w:r>
+              <w:rPr>
+                <w:noProof/>
+              </w:rPr>
+              <w:t>31</w:t>
+            </w:r>
+            <w:r>
+              <w:rPr>
+                <w:noProof/>
+              </w:rPr>
+              <w:fldChar w:fldCharType="end"/>
+            </w:r>
+          </w:hyperlink>
+        </w:p>
+        <w:p>
+          <w:pPr>
+            <w:pStyle w:val="TOC2"/>
+            <w:tabs>
+              <w:tab w:val="right" w:leader="dot" w:pos="9350"/>
+            </w:tabs>
+            <w:rPr>
+              <w:rFonts w:asciiTheme="minorHAnsi" w:eastAsiaTheme="minorEastAsia" w:hAnsiTheme="minorHAnsi" w:cstheme="minorBidi"/>
+              <w:noProof/>
+              <w:kern w:val="2"/>
+              <w:sz w:val="24"/>
+              <w:szCs w:val="24"/>
+              <w14:ligatures w14:val="standardContextual"/>
+            </w:rPr>
+          </w:pPr>
+          <w:hyperlink w:anchor="_Toc242459813" w:history="1">
+            <w:r>
+              <w:rPr>
+                <w:rStyle w:val="Hyperlink"/>
+                <w:noProof/>
+              </w:rPr>
+              <w:t>7.3 SD03</w:t>
+            </w:r>
+            <w:r>
+              <w:rPr>
+                <w:noProof/>
+              </w:rPr>
+              <w:tab/>
+            </w:r>
+            <w:r>
+              <w:rPr>
+                <w:noProof/>
+              </w:rPr>
+              <w:fldChar w:fldCharType="begin"/>
+            </w:r>
+            <w:r>
+              <w:rPr>
+                <w:noProof/>
+              </w:rPr>
+              <w:instrText xml:space="preserve"> PAGEREF _Toc242459813 \h </w:instrText>
+            </w:r>
+            <w:r>
+              <w:rPr>
+                <w:noProof/>
+              </w:rPr>
+            </w:r>
+            <w:r>
+              <w:rPr>
+                <w:noProof/>
+              </w:rPr>
+              <w:fldChar w:fldCharType="separate"/>
+            </w:r>
+            <w:r>
+              <w:rPr>
+                <w:noProof/>
+              </w:rPr>
+              <w:t>31</w:t>
             </w:r>
             <w:r>
               <w:rPr>
@@ -1253,13 +1913,13 @@
               <w14:ligatures w14:val="standardContextual"/>
             </w:rPr>
           </w:pPr>
-          <w:hyperlink w:anchor="_Toc242439991" w:history="1">
+          <w:hyperlink w:anchor="_Toc242459814" w:history="1">
             <w:r>
               <w:rPr>
                 <w:rStyle w:val="Hyperlink"/>
                 <w:noProof/>
               </w:rPr>
-              <w:t>5. Use-Case Diagram</w:t>
+              <w:t>8. Feature-to-Design Traceability Table</w:t>
             </w:r>
             <w:r>
               <w:rPr>
@@ -1277,7 +1937,7 @@
               <w:rPr>
                 <w:noProof/>
               </w:rPr>
-              <w:instrText xml:space="preserve"> PAGEREF _Toc242439991 \h </w:instrText>
+              <w:instrText xml:space="preserve"> PAGEREF _Toc242459814 \h </w:instrText>
             </w:r>
             <w:r>
               <w:rPr>
@@ -1294,7 +1954,73 @@
               <w:rPr>
                 <w:noProof/>
               </w:rPr>
-              <w:t>14</w:t>
+              <w:t>33</w:t>
+            </w:r>
+            <w:r>
+              <w:rPr>
+                <w:noProof/>
+              </w:rPr>
+              <w:fldChar w:fldCharType="end"/>
+            </w:r>
+          </w:hyperlink>
+        </w:p>
+        <w:p>
+          <w:pPr>
+            <w:pStyle w:val="TOC1"/>
+            <w:tabs>
+              <w:tab w:val="right" w:leader="dot" w:pos="9350"/>
+            </w:tabs>
+            <w:rPr>
+              <w:rFonts w:asciiTheme="minorHAnsi" w:eastAsiaTheme="minorEastAsia" w:hAnsiTheme="minorHAnsi" w:cstheme="minorBidi"/>
+              <w:noProof/>
+              <w:kern w:val="2"/>
+              <w:sz w:val="24"/>
+              <w:szCs w:val="24"/>
+              <w14:ligatures w14:val="standardContextual"/>
+            </w:rPr>
+          </w:pPr>
+          <w:hyperlink w:anchor="_Toc242459815" w:history="1">
+            <w:r>
+              <w:rPr>
+                <w:rStyle w:val="Hyperlink"/>
+                <w:noProof/>
+              </w:rPr>
+              <w:t>9. Feature Implementation Explanations</w:t>
+            </w:r>
+            <w:r>
+              <w:rPr>
+                <w:noProof/>
+              </w:rPr>
+              <w:tab/>
+            </w:r>
+            <w:r>
+              <w:rPr>
+                <w:noProof/>
+              </w:rPr>
+              <w:fldChar w:fldCharType="begin"/>
+            </w:r>
+            <w:r>
+              <w:rPr>
+                <w:noProof/>
+              </w:rPr>
+              <w:instrText xml:space="preserve"> PAGEREF _Toc242459815 \h </w:instrText>
+            </w:r>
+            <w:r>
+              <w:rPr>
+                <w:noProof/>
+              </w:rPr>
+            </w:r>
+            <w:r>
+              <w:rPr>
+                <w:noProof/>
+              </w:rPr>
+              <w:fldChar w:fldCharType="separate"/>
+            </w:r>
+            <w:r>
+              <w:rPr>
+                <w:noProof/>
+              </w:rPr>
+              <w:t>35</w:t>
             </w:r>
             <w:r>
               <w:rPr>
@@ -1319,13 +2045,13 @@
               <w14:ligatures w14:val="standardContextual"/>
             </w:rPr>
           </w:pPr>
-          <w:hyperlink w:anchor="_Toc242439992" w:history="1">
+          <w:hyperlink w:anchor="_Toc242459816" w:history="1">
             <w:r>
               <w:rPr>
                 <w:rStyle w:val="Hyperlink"/>
                 <w:noProof/>
               </w:rPr>
-              <w:t>5.1 Actors</w:t>
+              <w:t>F01: Scenario Setup</w:t>
             </w:r>
             <w:r>
               <w:rPr>
@@ -1343,7 +2069,7 @@
               <w:rPr>
                 <w:noProof/>
               </w:rPr>
-              <w:instrText xml:space="preserve"> PAGEREF _Toc242439992 \h </w:instrText>
+              <w:instrText xml:space="preserve"> PAGEREF _Toc242459816 \h </w:instrText>
             </w:r>
             <w:r>
               <w:rPr>
@@ -1360,73 +2086,7 @@
               <w:rPr>
                 <w:noProof/>
               </w:rPr>
-              <w:t>14</w:t>
-            </w:r>
-            <w:r>
-              <w:rPr>
-                <w:noProof/>
-              </w:rPr>
-              <w:fldChar w:fldCharType="end"/>
-            </w:r>
-          </w:hyperlink>
-        </w:p>
-        <w:p>
-          <w:pPr>
-            <w:pStyle w:val="TOC1"/>
-            <w:tabs>
-              <w:tab w:val="right" w:leader="dot" w:pos="9350"/>
-            </w:tabs>
-            <w:rPr>
-              <w:rFonts w:asciiTheme="minorHAnsi" w:eastAsiaTheme="minorEastAsia" w:hAnsiTheme="minorHAnsi" w:cstheme="minorBidi"/>
-              <w:noProof/>
-              <w:kern w:val="2"/>
-              <w:sz w:val="24"/>
-              <w:szCs w:val="24"/>
-              <w14:ligatures w14:val="standardContextual"/>
-            </w:rPr>
-          </w:pPr>
-          <w:hyperlink w:anchor="_Toc242439993" w:history="1">
-            <w:r>
-              <w:rPr>
-                <w:rStyle w:val="Hyperlink"/>
-                <w:noProof/>
-              </w:rPr>
-              <w:t>6. Detailed Use-Case Descriptions</w:t>
-            </w:r>
-            <w:r>
-              <w:rPr>
-                <w:noProof/>
-              </w:rPr>
-              <w:tab/>
-            </w:r>
-            <w:r>
-              <w:rPr>
-                <w:noProof/>
-              </w:rPr>
-              <w:fldChar w:fldCharType="begin"/>
-            </w:r>
-            <w:r>
-              <w:rPr>
-                <w:noProof/>
-              </w:rPr>
-              <w:instrText xml:space="preserve"> PAGEREF _Toc242439993 \h </w:instrText>
-            </w:r>
-            <w:r>
-              <w:rPr>
-                <w:noProof/>
-              </w:rPr>
-            </w:r>
-            <w:r>
-              <w:rPr>
-                <w:noProof/>
-              </w:rPr>
-              <w:fldChar w:fldCharType="separate"/>
-            </w:r>
-            <w:r>
-              <w:rPr>
-                <w:noProof/>
-              </w:rPr>
-              <w:t>15</w:t>
+              <w:t>35</w:t>
             </w:r>
             <w:r>
               <w:rPr>
@@ -1451,13 +2111,13 @@
               <w14:ligatures w14:val="standardContextual"/>
             </w:rPr>
           </w:pPr>
-          <w:hyperlink w:anchor="_Toc242439994" w:history="1">
+          <w:hyperlink w:anchor="_Toc242459817" w:history="1">
             <w:r>
               <w:rPr>
                 <w:rStyle w:val="Hyperlink"/>
                 <w:noProof/>
               </w:rPr>
-              <w:t>6.1 UC01</w:t>
+              <w:t>F02: Lore Entry Management</w:t>
             </w:r>
             <w:r>
               <w:rPr>
@@ -1475,7 +2135,7 @@
               <w:rPr>
                 <w:noProof/>
               </w:rPr>
-              <w:instrText xml:space="preserve"> PAGEREF _Toc242439994 \h </w:instrText>
+              <w:instrText xml:space="preserve"> PAGEREF _Toc242459817 \h </w:instrText>
             </w:r>
             <w:r>
               <w:rPr>
@@ -1492,7 +2152,7 @@
               <w:rPr>
                 <w:noProof/>
               </w:rPr>
-              <w:t>15</w:t>
+              <w:t>35</w:t>
             </w:r>
             <w:r>
               <w:rPr>
@@ -1517,13 +2177,13 @@
               <w14:ligatures w14:val="standardContextual"/>
             </w:rPr>
           </w:pPr>
-          <w:hyperlink w:anchor="_Toc242439995" w:history="1">
+          <w:hyperlink w:anchor="_Toc242459818" w:history="1">
             <w:r>
               <w:rPr>
                 <w:rStyle w:val="Hyperlink"/>
                 <w:noProof/>
               </w:rPr>
-              <w:t>6.2 UC02</w:t>
+              <w:t>F03: Character Management</w:t>
             </w:r>
             <w:r>
               <w:rPr>
@@ -1541,7 +2201,7 @@
               <w:rPr>
                 <w:noProof/>
               </w:rPr>
-              <w:instrText xml:space="preserve"> PAGEREF _Toc242439995 \h </w:instrText>
+              <w:instrText xml:space="preserve"> PAGEREF _Toc242459818 \h </w:instrText>
             </w:r>
             <w:r>
               <w:rPr>
@@ -1558,7 +2218,7 @@
               <w:rPr>
                 <w:noProof/>
               </w:rPr>
-              <w:t>15</w:t>
+              <w:t>35</w:t>
             </w:r>
             <w:r>
               <w:rPr>
@@ -1583,13 +2243,13 @@
               <w14:ligatures w14:val="standardContextual"/>
             </w:rPr>
           </w:pPr>
-          <w:hyperlink w:anchor="_Toc242439996" w:history="1">
+          <w:hyperlink w:anchor="_Toc242459819" w:history="1">
             <w:r>
               <w:rPr>
                 <w:rStyle w:val="Hyperlink"/>
                 <w:noProof/>
               </w:rPr>
-              <w:t>6.3 UC03</w:t>
+              <w:t>F04: Story Turn</w:t>
             </w:r>
             <w:r>
               <w:rPr>
@@ -1607,7 +2267,7 @@
               <w:rPr>
                 <w:noProof/>
               </w:rPr>
-              <w:instrText xml:space="preserve"> PAGEREF _Toc242439996 \h </w:instrText>
+              <w:instrText xml:space="preserve"> PAGEREF _Toc242459819 \h </w:instrText>
             </w:r>
             <w:r>
               <w:rPr>
@@ -1624,73 +2284,7 @@
               <w:rPr>
                 <w:noProof/>
               </w:rPr>
-              <w:t>15</w:t>
-            </w:r>
-            <w:r>
-              <w:rPr>
-                <w:noProof/>
-              </w:rPr>
-              <w:fldChar w:fldCharType="end"/>
-            </w:r>
-          </w:hyperlink>
-        </w:p>
-        <w:p>
-          <w:pPr>
-            <w:pStyle w:val="TOC1"/>
-            <w:tabs>
-              <w:tab w:val="right" w:leader="dot" w:pos="9350"/>
-            </w:tabs>
-            <w:rPr>
-              <w:rFonts w:asciiTheme="minorHAnsi" w:eastAsiaTheme="minorEastAsia" w:hAnsiTheme="minorHAnsi" w:cstheme="minorBidi"/>
-              <w:noProof/>
-              <w:kern w:val="2"/>
-              <w:sz w:val="24"/>
-              <w:szCs w:val="24"/>
-              <w14:ligatures w14:val="standardContextual"/>
-            </w:rPr>
-          </w:pPr>
-          <w:hyperlink w:anchor="_Toc242439997" w:history="1">
-            <w:r>
-              <w:rPr>
-                <w:rStyle w:val="Hyperlink"/>
-                <w:noProof/>
-              </w:rPr>
-              <w:t>7. Sequence Diagrams</w:t>
-            </w:r>
-            <w:r>
-              <w:rPr>
-                <w:noProof/>
-              </w:rPr>
-              <w:tab/>
-            </w:r>
-            <w:r>
-              <w:rPr>
-                <w:noProof/>
-              </w:rPr>
-              <w:fldChar w:fldCharType="begin"/>
-            </w:r>
-            <w:r>
-              <w:rPr>
-                <w:noProof/>
-              </w:rPr>
-              <w:instrText xml:space="preserve"> PAGEREF _Toc242439997 \h </w:instrText>
-            </w:r>
-            <w:r>
-              <w:rPr>
-                <w:noProof/>
-              </w:rPr>
-            </w:r>
-            <w:r>
-              <w:rPr>
-                <w:noProof/>
-              </w:rPr>
-              <w:fldChar w:fldCharType="separate"/>
-            </w:r>
-            <w:r>
-              <w:rPr>
-                <w:noProof/>
-              </w:rPr>
-              <w:t>17</w:t>
+              <w:t>36</w:t>
             </w:r>
             <w:r>
               <w:rPr>
@@ -1715,13 +2309,13 @@
               <w14:ligatures w14:val="standardContextual"/>
             </w:rPr>
           </w:pPr>
-          <w:hyperlink w:anchor="_Toc242439998" w:history="1">
+          <w:hyperlink w:anchor="_Toc242459820" w:history="1">
             <w:r>
               <w:rPr>
                 <w:rStyle w:val="Hyperlink"/>
                 <w:noProof/>
               </w:rPr>
-              <w:t>7.1 SD01</w:t>
+              <w:t>F05: Pivotal Events</w:t>
             </w:r>
             <w:r>
               <w:rPr>
@@ -1739,7 +2333,7 @@
               <w:rPr>
                 <w:noProof/>
               </w:rPr>
-              <w:instrText xml:space="preserve"> PAGEREF _Toc242439998 \h </w:instrText>
+              <w:instrText xml:space="preserve"> PAGEREF _Toc242459820 \h </w:instrText>
             </w:r>
             <w:r>
               <w:rPr>
@@ -1756,7 +2350,7 @@
               <w:rPr>
                 <w:noProof/>
               </w:rPr>
-              <w:t>17</w:t>
+              <w:t>36</w:t>
             </w:r>
             <w:r>
               <w:rPr>
@@ -1781,13 +2375,13 @@
               <w14:ligatures w14:val="standardContextual"/>
             </w:rPr>
           </w:pPr>
-          <w:hyperlink w:anchor="_Toc242439999" w:history="1">
+          <w:hyperlink w:anchor="_Toc242459821" w:history="1">
             <w:r>
               <w:rPr>
                 <w:rStyle w:val="Hyperlink"/>
                 <w:noProof/>
               </w:rPr>
-              <w:t>7.2 SD02</w:t>
+              <w:t>F06: Plot Steering</w:t>
             </w:r>
             <w:r>
               <w:rPr>
@@ -1805,7 +2399,7 @@
               <w:rPr>
                 <w:noProof/>
               </w:rPr>
-              <w:instrText xml:space="preserve"> PAGEREF _Toc242439999 \h </w:instrText>
+              <w:instrText xml:space="preserve"> PAGEREF _Toc242459821 \h </w:instrText>
             </w:r>
             <w:r>
               <w:rPr>
@@ -1822,7 +2416,7 @@
               <w:rPr>
                 <w:noProof/>
               </w:rPr>
-              <w:t>17</w:t>
+              <w:t>36</w:t>
             </w:r>
             <w:r>
               <w:rPr>
@@ -1847,13 +2441,13 @@
               <w14:ligatures w14:val="standardContextual"/>
             </w:rPr>
           </w:pPr>
-          <w:hyperlink w:anchor="_Toc242440000" w:history="1">
+          <w:hyperlink w:anchor="_Toc242459822" w:history="1">
             <w:r>
               <w:rPr>
                 <w:rStyle w:val="Hyperlink"/>
                 <w:noProof/>
               </w:rPr>
-              <w:t>7.3 SD03</w:t>
+              <w:t>F07: Lore Proposals</w:t>
             </w:r>
             <w:r>
               <w:rPr>
@@ -1871,7 +2465,7 @@
               <w:rPr>
                 <w:noProof/>
               </w:rPr>
-              <w:instrText xml:space="preserve"> PAGEREF _Toc242440000 \h </w:instrText>
+              <w:instrText xml:space="preserve"> PAGEREF _Toc242459822 \h </w:instrText>
             </w:r>
             <w:r>
               <w:rPr>
@@ -1888,139 +2482,7 @@
               <w:rPr>
                 <w:noProof/>
               </w:rPr>
-              <w:t>17</w:t>
-            </w:r>
-            <w:r>
-              <w:rPr>
-                <w:noProof/>
-              </w:rPr>
-              <w:fldChar w:fldCharType="end"/>
-            </w:r>
-          </w:hyperlink>
-        </w:p>
-        <w:p>
-          <w:pPr>
-            <w:pStyle w:val="TOC1"/>
-            <w:tabs>
-              <w:tab w:val="right" w:leader="dot" w:pos="9350"/>
-            </w:tabs>
-            <w:rPr>
-              <w:rFonts w:asciiTheme="minorHAnsi" w:eastAsiaTheme="minorEastAsia" w:hAnsiTheme="minorHAnsi" w:cstheme="minorBidi"/>
-              <w:noProof/>
-              <w:kern w:val="2"/>
-              <w:sz w:val="24"/>
-              <w:szCs w:val="24"/>
-              <w14:ligatures w14:val="standardContextual"/>
-            </w:rPr>
-          </w:pPr>
-          <w:hyperlink w:anchor="_Toc242440001" w:history="1">
-            <w:r>
-              <w:rPr>
-                <w:rStyle w:val="Hyperlink"/>
-                <w:noProof/>
-              </w:rPr>
-              <w:t>8. Feature-to-Design Traceability Table</w:t>
-            </w:r>
-            <w:r>
-              <w:rPr>
-                <w:noProof/>
-              </w:rPr>
-              <w:tab/>
-            </w:r>
-            <w:r>
-              <w:rPr>
-                <w:noProof/>
-              </w:rPr>
-              <w:fldChar w:fldCharType="begin"/>
-            </w:r>
-            <w:r>
-              <w:rPr>
-                <w:noProof/>
-              </w:rPr>
-              <w:instrText xml:space="preserve"> PAGEREF _Toc242440001 \h </w:instrText>
-            </w:r>
-            <w:r>
-              <w:rPr>
-                <w:noProof/>
-              </w:rPr>
-            </w:r>
-            <w:r>
-              <w:rPr>
-                <w:noProof/>
-              </w:rPr>
-              <w:fldChar w:fldCharType="separate"/>
-            </w:r>
-            <w:r>
-              <w:rPr>
-                <w:noProof/>
-              </w:rPr>
-              <w:t>19</w:t>
-            </w:r>
-            <w:r>
-              <w:rPr>
-                <w:noProof/>
-              </w:rPr>
-              <w:fldChar w:fldCharType="end"/>
-            </w:r>
-          </w:hyperlink>
-        </w:p>
-        <w:p>
-          <w:pPr>
-            <w:pStyle w:val="TOC1"/>
-            <w:tabs>
-              <w:tab w:val="right" w:leader="dot" w:pos="9350"/>
-            </w:tabs>
-            <w:rPr>
-              <w:rFonts w:asciiTheme="minorHAnsi" w:eastAsiaTheme="minorEastAsia" w:hAnsiTheme="minorHAnsi" w:cstheme="minorBidi"/>
-              <w:noProof/>
-              <w:kern w:val="2"/>
-              <w:sz w:val="24"/>
-              <w:szCs w:val="24"/>
-              <w14:ligatures w14:val="standardContextual"/>
-            </w:rPr>
-          </w:pPr>
-          <w:hyperlink w:anchor="_Toc242440002" w:history="1">
-            <w:r>
-              <w:rPr>
-                <w:rStyle w:val="Hyperlink"/>
-                <w:noProof/>
-              </w:rPr>
-              <w:t>9. Feature Implementation Explanations</w:t>
-            </w:r>
-            <w:r>
-              <w:rPr>
-                <w:noProof/>
-              </w:rPr>
-              <w:tab/>
-            </w:r>
-            <w:r>
-              <w:rPr>
-                <w:noProof/>
-              </w:rPr>
-              <w:fldChar w:fldCharType="begin"/>
-            </w:r>
-            <w:r>
-              <w:rPr>
-                <w:noProof/>
-              </w:rPr>
-              <w:instrText xml:space="preserve"> PAGEREF _Toc242440002 \h </w:instrText>
-            </w:r>
-            <w:r>
-              <w:rPr>
-                <w:noProof/>
-              </w:rPr>
-            </w:r>
-            <w:r>
-              <w:rPr>
-                <w:noProof/>
-              </w:rPr>
-              <w:fldChar w:fldCharType="separate"/>
-            </w:r>
-            <w:r>
-              <w:rPr>
-                <w:noProof/>
-              </w:rPr>
-              <w:t>21</w:t>
+              <w:t>37</w:t>
             </w:r>
             <w:r>
               <w:rPr>
@@ -2045,13 +2507,13 @@
               <w14:ligatures w14:val="standardContextual"/>
             </w:rPr>
           </w:pPr>
-          <w:hyperlink w:anchor="_Toc242440003" w:history="1">
+          <w:hyperlink w:anchor="_Toc242459823" w:history="1">
             <w:r>
               <w:rPr>
                 <w:rStyle w:val="Hyperlink"/>
                 <w:noProof/>
               </w:rPr>
-              <w:t>F01: Scenario Setup</w:t>
+              <w:t>F08: Consistency Check</w:t>
             </w:r>
             <w:r>
               <w:rPr>
@@ -2069,7 +2531,7 @@
               <w:rPr>
                 <w:noProof/>
               </w:rPr>
-              <w:instrText xml:space="preserve"> PAGEREF _Toc242440003 \h </w:instrText>
+              <w:instrText xml:space="preserve"> PAGEREF _Toc242459823 \h </w:instrText>
             </w:r>
             <w:r>
               <w:rPr>
@@ -2086,7 +2548,7 @@
               <w:rPr>
                 <w:noProof/>
               </w:rPr>
-              <w:t>21</w:t>
+              <w:t>37</w:t>
             </w:r>
             <w:r>
               <w:rPr>
@@ -2111,13 +2573,13 @@
               <w14:ligatures w14:val="standardContextual"/>
             </w:rPr>
           </w:pPr>
-          <w:hyperlink w:anchor="_Toc242440004" w:history="1">
+          <w:hyperlink w:anchor="_Toc242459824" w:history="1">
             <w:r>
               <w:rPr>
                 <w:rStyle w:val="Hyperlink"/>
                 <w:noProof/>
               </w:rPr>
-              <w:t>F02: Lore Entry Management</w:t>
+              <w:t>F09: Story Memory Summarization</w:t>
             </w:r>
             <w:r>
               <w:rPr>
@@ -2135,7 +2597,7 @@
               <w:rPr>
                 <w:noProof/>
               </w:rPr>
-              <w:instrText xml:space="preserve"> PAGEREF _Toc242440004 \h </w:instrText>
+              <w:instrText xml:space="preserve"> PAGEREF _Toc242459824 \h </w:instrText>
             </w:r>
             <w:r>
               <w:rPr>
@@ -2152,7 +2614,7 @@
               <w:rPr>
                 <w:noProof/>
               </w:rPr>
-              <w:t>21</w:t>
+              <w:t>37</w:t>
             </w:r>
             <w:r>
               <w:rPr>
@@ -2177,13 +2639,13 @@
               <w14:ligatures w14:val="standardContextual"/>
             </w:rPr>
           </w:pPr>
-          <w:hyperlink w:anchor="_Toc242440005" w:history="1">
+          <w:hyperlink w:anchor="_Toc242459825" w:history="1">
             <w:r>
               <w:rPr>
                 <w:rStyle w:val="Hyperlink"/>
                 <w:noProof/>
               </w:rPr>
-              <w:t>F03: Character Management</w:t>
+              <w:t>F10: Undo / Retry / Edit Turn</w:t>
             </w:r>
             <w:r>
               <w:rPr>
@@ -2201,7 +2663,7 @@
               <w:rPr>
                 <w:noProof/>
               </w:rPr>
-              <w:instrText xml:space="preserve"> PAGEREF _Toc242440005 \h </w:instrText>
+              <w:instrText xml:space="preserve"> PAGEREF _Toc242459825 \h </w:instrText>
             </w:r>
             <w:r>
               <w:rPr>
@@ -2218,7 +2680,7 @@
               <w:rPr>
                 <w:noProof/>
               </w:rPr>
-              <w:t>21</w:t>
+              <w:t>38</w:t>
             </w:r>
             <w:r>
               <w:rPr>
@@ -2243,13 +2705,13 @@
               <w14:ligatures w14:val="standardContextual"/>
             </w:rPr>
           </w:pPr>
-          <w:hyperlink w:anchor="_Toc242440006" w:history="1">
+          <w:hyperlink w:anchor="_Toc242459826" w:history="1">
             <w:r>
               <w:rPr>
                 <w:rStyle w:val="Hyperlink"/>
                 <w:noProof/>
               </w:rPr>
-              <w:t>F04: Story Turn</w:t>
+              <w:t>F11: Save and Load Session</w:t>
             </w:r>
             <w:r>
               <w:rPr>
@@ -2267,7 +2729,7 @@
               <w:rPr>
                 <w:noProof/>
               </w:rPr>
-              <w:instrText xml:space="preserve"> PAGEREF _Toc242440006 \h </w:instrText>
+              <w:instrText xml:space="preserve"> PAGEREF _Toc242459826 \h </w:instrText>
             </w:r>
             <w:r>
               <w:rPr>
@@ -2284,7 +2746,7 @@
               <w:rPr>
                 <w:noProof/>
               </w:rPr>
-              <w:t>22</w:t>
+              <w:t>38</w:t>
             </w:r>
             <w:r>
               <w:rPr>
@@ -2309,13 +2771,13 @@
               <w14:ligatures w14:val="standardContextual"/>
             </w:rPr>
           </w:pPr>
-          <w:hyperlink w:anchor="_Toc242440008" w:history="1">
+          <w:hyperlink w:anchor="_Toc242459827" w:history="1">
             <w:r>
               <w:rPr>
                 <w:rStyle w:val="Hyperlink"/>
                 <w:noProof/>
               </w:rPr>
-              <w:t>F05: Pivotal Events</w:t>
+              <w:t>F12: Ending Generation</w:t>
             </w:r>
             <w:r>
               <w:rPr>
@@ -2333,7 +2795,7 @@
               <w:rPr>
                 <w:noProof/>
               </w:rPr>
-              <w:instrText xml:space="preserve"> PAGEREF _Toc242440008 \h </w:instrText>
+              <w:instrText xml:space="preserve"> PAGEREF _Toc242459827 \h </w:instrText>
             </w:r>
             <w:r>
               <w:rPr>
@@ -2350,469 +2812,7 @@
               <w:rPr>
                 <w:noProof/>
               </w:rPr>
-              <w:t>22</w:t>
-            </w:r>
-            <w:r>
-              <w:rPr>
-                <w:noProof/>
-              </w:rPr>
-              <w:fldChar w:fldCharType="end"/>
-            </w:r>
-          </w:hyperlink>
-        </w:p>
-        <w:p>
-          <w:pPr>
-            <w:pStyle w:val="TOC2"/>
-            <w:tabs>
-              <w:tab w:val="right" w:leader="dot" w:pos="9350"/>
-            </w:tabs>
-            <w:rPr>
-              <w:rFonts w:asciiTheme="minorHAnsi" w:eastAsiaTheme="minorEastAsia" w:hAnsiTheme="minorHAnsi" w:cstheme="minorBidi"/>
-              <w:noProof/>
-              <w:kern w:val="2"/>
-              <w:sz w:val="24"/>
-              <w:szCs w:val="24"/>
-              <w14:ligatures w14:val="standardContextual"/>
-            </w:rPr>
-          </w:pPr>
-          <w:hyperlink w:anchor="_Toc242440009" w:history="1">
-            <w:r>
-              <w:rPr>
-                <w:rStyle w:val="Hyperlink"/>
-                <w:noProof/>
-              </w:rPr>
-              <w:t>F06: Plot Steering</w:t>
-            </w:r>
-            <w:r>
-              <w:rPr>
-                <w:noProof/>
-              </w:rPr>
-              <w:tab/>
-            </w:r>
-            <w:r>
-              <w:rPr>
-                <w:noProof/>
-              </w:rPr>
-              <w:fldChar w:fldCharType="begin"/>
-            </w:r>
-            <w:r>
-              <w:rPr>
-                <w:noProof/>
-              </w:rPr>
-              <w:instrText xml:space="preserve"> PAGEREF _Toc242440009 \h </w:instrText>
-            </w:r>
-            <w:r>
-              <w:rPr>
-                <w:noProof/>
-              </w:rPr>
-            </w:r>
-            <w:r>
-              <w:rPr>
-                <w:noProof/>
-              </w:rPr>
-              <w:fldChar w:fldCharType="separate"/>
-            </w:r>
-            <w:r>
-              <w:rPr>
-                <w:noProof/>
-              </w:rPr>
-              <w:t>23</w:t>
-            </w:r>
-            <w:r>
-              <w:rPr>
-                <w:noProof/>
-              </w:rPr>
-              <w:fldChar w:fldCharType="end"/>
-            </w:r>
-          </w:hyperlink>
-        </w:p>
-        <w:p>
-          <w:pPr>
-            <w:pStyle w:val="TOC2"/>
-            <w:tabs>
-              <w:tab w:val="right" w:leader="dot" w:pos="9350"/>
-            </w:tabs>
-            <w:rPr>
-              <w:rFonts w:asciiTheme="minorHAnsi" w:eastAsiaTheme="minorEastAsia" w:hAnsiTheme="minorHAnsi" w:cstheme="minorBidi"/>
-              <w:noProof/>
-              <w:kern w:val="2"/>
-              <w:sz w:val="24"/>
-              <w:szCs w:val="24"/>
-              <w14:ligatures w14:val="standardContextual"/>
-            </w:rPr>
-          </w:pPr>
-          <w:hyperlink w:anchor="_Toc242440010" w:history="1">
-            <w:r>
-              <w:rPr>
-                <w:rStyle w:val="Hyperlink"/>
-                <w:noProof/>
-              </w:rPr>
-              <w:t>F07: Lore Proposals</w:t>
-            </w:r>
-            <w:r>
-              <w:rPr>
-                <w:noProof/>
-              </w:rPr>
-              <w:tab/>
-            </w:r>
-            <w:r>
-              <w:rPr>
-                <w:noProof/>
-              </w:rPr>
-              <w:fldChar w:fldCharType="begin"/>
-            </w:r>
-            <w:r>
-              <w:rPr>
-                <w:noProof/>
-              </w:rPr>
-              <w:instrText xml:space="preserve"> PAGEREF _Toc242440010 \h </w:instrText>
-            </w:r>
-            <w:r>
-              <w:rPr>
-                <w:noProof/>
-              </w:rPr>
-            </w:r>
-            <w:r>
-              <w:rPr>
-                <w:noProof/>
-              </w:rPr>
-              <w:fldChar w:fldCharType="separate"/>
-            </w:r>
-            <w:r>
-              <w:rPr>
-                <w:noProof/>
-              </w:rPr>
-              <w:t>23</w:t>
-            </w:r>
-            <w:r>
-              <w:rPr>
-                <w:noProof/>
-              </w:rPr>
-              <w:fldChar w:fldCharType="end"/>
-            </w:r>
-          </w:hyperlink>
-        </w:p>
-        <w:p>
-          <w:pPr>
-            <w:pStyle w:val="TOC2"/>
-            <w:tabs>
-              <w:tab w:val="right" w:leader="dot" w:pos="9350"/>
-            </w:tabs>
-            <w:rPr>
-              <w:rFonts w:asciiTheme="minorHAnsi" w:eastAsiaTheme="minorEastAsia" w:hAnsiTheme="minorHAnsi" w:cstheme="minorBidi"/>
-              <w:noProof/>
-              <w:kern w:val="2"/>
-              <w:sz w:val="24"/>
-              <w:szCs w:val="24"/>
-              <w14:ligatures w14:val="standardContextual"/>
-            </w:rPr>
-          </w:pPr>
-          <w:hyperlink w:anchor="_Toc242440011" w:history="1">
-            <w:r>
-              <w:rPr>
-                <w:rStyle w:val="Hyperlink"/>
-                <w:noProof/>
-              </w:rPr>
-              <w:t>F08: Consistency Check</w:t>
-            </w:r>
-            <w:r>
-              <w:rPr>
-                <w:noProof/>
-              </w:rPr>
-              <w:tab/>
-            </w:r>
-            <w:r>
-              <w:rPr>
-                <w:noProof/>
-              </w:rPr>
-              <w:fldChar w:fldCharType="begin"/>
-            </w:r>
-            <w:r>
-              <w:rPr>
-                <w:noProof/>
-              </w:rPr>
-              <w:instrText xml:space="preserve"> PAGEREF _Toc242440011 \h </w:instrText>
-            </w:r>
-            <w:r>
-              <w:rPr>
-                <w:noProof/>
-              </w:rPr>
-            </w:r>
-            <w:r>
-              <w:rPr>
-                <w:noProof/>
-              </w:rPr>
-              <w:fldChar w:fldCharType="separate"/>
-            </w:r>
-            <w:r>
-              <w:rPr>
-                <w:noProof/>
-              </w:rPr>
-              <w:t>23</w:t>
-            </w:r>
-            <w:r>
-              <w:rPr>
-                <w:noProof/>
-              </w:rPr>
-              <w:fldChar w:fldCharType="end"/>
-            </w:r>
-          </w:hyperlink>
-        </w:p>
-        <w:p>
-          <w:pPr>
-            <w:pStyle w:val="TOC2"/>
-            <w:tabs>
-              <w:tab w:val="right" w:leader="dot" w:pos="9350"/>
-            </w:tabs>
-            <w:rPr>
-              <w:rFonts w:asciiTheme="minorHAnsi" w:eastAsiaTheme="minorEastAsia" w:hAnsiTheme="minorHAnsi" w:cstheme="minorBidi"/>
-              <w:noProof/>
-              <w:kern w:val="2"/>
-              <w:sz w:val="24"/>
-              <w:szCs w:val="24"/>
-              <w14:ligatures w14:val="standardContextual"/>
-            </w:rPr>
-          </w:pPr>
-          <w:hyperlink w:anchor="_Toc242440012" w:history="1">
-            <w:r>
-              <w:rPr>
-                <w:rStyle w:val="Hyperlink"/>
-                <w:noProof/>
-              </w:rPr>
-              <w:t>F09: Story Memory Summarization</w:t>
-            </w:r>
-            <w:r>
-              <w:rPr>
-                <w:noProof/>
-              </w:rPr>
-              <w:tab/>
-            </w:r>
-            <w:r>
-              <w:rPr>
-                <w:noProof/>
-              </w:rPr>
-              <w:fldChar w:fldCharType="begin"/>
-            </w:r>
-            <w:r>
-              <w:rPr>
-                <w:noProof/>
-              </w:rPr>
-              <w:instrText xml:space="preserve"> PAGEREF _Toc242440012 \h </w:instrText>
-            </w:r>
-            <w:r>
-              <w:rPr>
-                <w:noProof/>
-              </w:rPr>
-            </w:r>
-            <w:r>
-              <w:rPr>
-                <w:noProof/>
-              </w:rPr>
-              <w:fldChar w:fldCharType="separate"/>
-            </w:r>
-            <w:r>
-              <w:rPr>
-                <w:noProof/>
-              </w:rPr>
-              <w:t>24</w:t>
-            </w:r>
-            <w:r>
-              <w:rPr>
-                <w:noProof/>
-              </w:rPr>
-              <w:fldChar w:fldCharType="end"/>
-            </w:r>
-          </w:hyperlink>
-        </w:p>
-        <w:p>
-          <w:pPr>
-            <w:pStyle w:val="TOC2"/>
-            <w:tabs>
-              <w:tab w:val="right" w:leader="dot" w:pos="9350"/>
-            </w:tabs>
-            <w:rPr>
-              <w:rFonts w:asciiTheme="minorHAnsi" w:eastAsiaTheme="minorEastAsia" w:hAnsiTheme="minorHAnsi" w:cstheme="minorBidi"/>
-              <w:noProof/>
-              <w:kern w:val="2"/>
-              <w:sz w:val="24"/>
-              <w:szCs w:val="24"/>
-              <w14:ligatures w14:val="standardContextual"/>
-            </w:rPr>
-          </w:pPr>
-          <w:hyperlink w:anchor="_Toc242440013" w:history="1">
-            <w:r>
-              <w:rPr>
-                <w:rStyle w:val="Hyperlink"/>
-                <w:noProof/>
-              </w:rPr>
-              <w:t>F10: Undo / Retry / Edit Turn</w:t>
-            </w:r>
-            <w:r>
-              <w:rPr>
-                <w:noProof/>
-              </w:rPr>
-              <w:tab/>
-            </w:r>
-            <w:r>
-              <w:rPr>
-                <w:noProof/>
-              </w:rPr>
-              <w:fldChar w:fldCharType="begin"/>
-            </w:r>
-            <w:r>
-              <w:rPr>
-                <w:noProof/>
-              </w:rPr>
-              <w:instrText xml:space="preserve"> PAGEREF _Toc242440013 \h </w:instrText>
-            </w:r>
-            <w:r>
-              <w:rPr>
-                <w:noProof/>
-              </w:rPr>
-            </w:r>
-            <w:r>
-              <w:rPr>
-                <w:noProof/>
-              </w:rPr>
-              <w:fldChar w:fldCharType="separate"/>
-            </w:r>
-            <w:r>
-              <w:rPr>
-                <w:noProof/>
-              </w:rPr>
-              <w:t>24</w:t>
-            </w:r>
-            <w:r>
-              <w:rPr>
-                <w:noProof/>
-              </w:rPr>
-              <w:fldChar w:fldCharType="end"/>
-            </w:r>
-          </w:hyperlink>
-        </w:p>
-        <w:p>
-          <w:pPr>
-            <w:pStyle w:val="TOC2"/>
-            <w:tabs>
-              <w:tab w:val="right" w:leader="dot" w:pos="9350"/>
-            </w:tabs>
-            <w:rPr>
-              <w:rFonts w:asciiTheme="minorHAnsi" w:eastAsiaTheme="minorEastAsia" w:hAnsiTheme="minorHAnsi" w:cstheme="minorBidi"/>
-              <w:noProof/>
-              <w:kern w:val="2"/>
-              <w:sz w:val="24"/>
-              <w:szCs w:val="24"/>
-              <w14:ligatures w14:val="standardContextual"/>
-            </w:rPr>
-          </w:pPr>
-          <w:hyperlink w:anchor="_Toc242440014" w:history="1">
-            <w:r>
-              <w:rPr>
-                <w:rStyle w:val="Hyperlink"/>
-                <w:noProof/>
-              </w:rPr>
-              <w:t>F11: Save and Load Session</w:t>
-            </w:r>
-            <w:r>
-              <w:rPr>
-                <w:noProof/>
-              </w:rPr>
-              <w:tab/>
-            </w:r>
-            <w:r>
-              <w:rPr>
-                <w:noProof/>
-              </w:rPr>
-              <w:fldChar w:fldCharType="begin"/>
-            </w:r>
-            <w:r>
-              <w:rPr>
-                <w:noProof/>
-              </w:rPr>
-              <w:instrText xml:space="preserve"> PAGEREF _Toc242440014 \h </w:instrText>
-            </w:r>
-            <w:r>
-              <w:rPr>
-                <w:noProof/>
-              </w:rPr>
-            </w:r>
-            <w:r>
-              <w:rPr>
-                <w:noProof/>
-              </w:rPr>
-              <w:fldChar w:fldCharType="separate"/>
-            </w:r>
-            <w:r>
-              <w:rPr>
-                <w:noProof/>
-              </w:rPr>
-              <w:t>24</w:t>
-            </w:r>
-            <w:r>
-              <w:rPr>
-                <w:noProof/>
-              </w:rPr>
-              <w:fldChar w:fldCharType="end"/>
-            </w:r>
-          </w:hyperlink>
-        </w:p>
-        <w:p>
-          <w:pPr>
-            <w:pStyle w:val="TOC2"/>
-            <w:tabs>
-              <w:tab w:val="right" w:leader="dot" w:pos="9350"/>
-            </w:tabs>
-            <w:rPr>
-              <w:rFonts w:asciiTheme="minorHAnsi" w:eastAsiaTheme="minorEastAsia" w:hAnsiTheme="minorHAnsi" w:cstheme="minorBidi"/>
-              <w:noProof/>
-              <w:kern w:val="2"/>
-              <w:sz w:val="24"/>
-              <w:szCs w:val="24"/>
-              <w14:ligatures w14:val="standardContextual"/>
-            </w:rPr>
-          </w:pPr>
-          <w:hyperlink w:anchor="_Toc242440015" w:history="1">
-            <w:r>
-              <w:rPr>
-                <w:rStyle w:val="Hyperlink"/>
-                <w:noProof/>
-              </w:rPr>
-              <w:t>F12: Ending Generation</w:t>
-            </w:r>
-            <w:r>
-              <w:rPr>
-                <w:noProof/>
-              </w:rPr>
-              <w:tab/>
-            </w:r>
-            <w:r>
-              <w:rPr>
-                <w:noProof/>
-              </w:rPr>
-              <w:fldChar w:fldCharType="begin"/>
-            </w:r>
-            <w:r>
-              <w:rPr>
-                <w:noProof/>
-              </w:rPr>
-              <w:instrText xml:space="preserve"> PAGEREF _Toc242440015 \h </w:instrText>
-            </w:r>
-            <w:r>
-              <w:rPr>
-                <w:noProof/>
-              </w:rPr>
-            </w:r>
-            <w:r>
-              <w:rPr>
-                <w:noProof/>
-              </w:rPr>
-              <w:fldChar w:fldCharType="separate"/>
-            </w:r>
-            <w:r>
-              <w:rPr>
-                <w:noProof/>
-              </w:rPr>
-              <w:t>25</w:t>
+              <w:t>38</w:t>
             </w:r>
             <w:r>
               <w:rPr>
@@ -2834,7 +2834,7 @@
         <w:pStyle w:val="Heading1"/>
         <w:pageBreakBefore/>
       </w:pPr>
-      <w:bookmarkStart w:id="0" w:name="_Toc242439974"/>
+      <w:bookmarkStart w:id="0" w:name="_Toc242459787"/>
       <w:r>
         <w:lastRenderedPageBreak/>
         <w:t>1. Project Overview</w:t>
@@ -2846,7 +2846,7 @@
         <w:pStyle w:val="Heading2"/>
         <w:keepNext/>
       </w:pPr>
-      <w:bookmarkStart w:id="1" w:name="_Toc242439975"/>
+      <w:bookmarkStart w:id="1" w:name="_Toc242459788"/>
       <w:r>
         <w:t>1.1 Problem and Motivation</w:t>
       </w:r>
@@ -2886,7 +2886,7 @@
         <w:pStyle w:val="Heading2"/>
         <w:keepNext/>
       </w:pPr>
-      <w:bookmarkStart w:id="2" w:name="_Toc242439976"/>
+      <w:bookmarkStart w:id="2" w:name="_Toc242459789"/>
       <w:r>
         <w:t>1.2 Target Users</w:t>
       </w:r>
@@ -2905,7 +2905,7 @@
         <w:pStyle w:val="Heading2"/>
         <w:keepNext/>
       </w:pPr>
-      <w:bookmarkStart w:id="3" w:name="_Toc242439977"/>
+      <w:bookmarkStart w:id="3" w:name="_Toc242459790"/>
       <w:r>
         <w:t>1.3 Agent Description</w:t>
       </w:r>
@@ -2994,7 +2994,6 @@
         </w:rPr>
         <w:t>gent?</w:t>
       </w:r>
-      <w:bookmarkStart w:id="4" w:name="_Toc242439978"/>
     </w:p>
     <w:p>
       <w:pPr>
@@ -3019,10 +3018,10 @@
         <w:pStyle w:val="Heading2"/>
         <w:keepNext/>
       </w:pPr>
+      <w:bookmarkStart w:id="4" w:name="_Toc242459791"/>
       <w:r>
         <w:t>1.4 AI/LLM Model(s)</w:t>
       </w:r>
-      <w:bookmarkStart w:id="5" w:name="_Toc242439979"/>
       <w:bookmarkEnd w:id="4"/>
     </w:p>
     <w:p>
@@ -3178,6 +3177,7 @@
         <w:pStyle w:val="Heading2"/>
         <w:keepNext/>
       </w:pPr>
+      <w:bookmarkStart w:id="5" w:name="_Toc242459792"/>
       <w:r>
         <w:lastRenderedPageBreak/>
         <w:t>1.5 Overall Architecture</w:t>
@@ -3678,7 +3678,7 @@
         <w:pStyle w:val="Heading1"/>
         <w:pageBreakBefore/>
       </w:pPr>
-      <w:bookmarkStart w:id="6" w:name="_Toc242439980"/>
+      <w:bookmarkStart w:id="6" w:name="_Toc242459793"/>
       <w:r>
         <w:lastRenderedPageBreak/>
         <w:t>2. Detailed Feature Specifications</w:t>
@@ -3690,7 +3690,7 @@
         <w:pStyle w:val="Heading2"/>
         <w:keepNext/>
       </w:pPr>
-      <w:bookmarkStart w:id="7" w:name="_Toc242439981"/>
+      <w:bookmarkStart w:id="7" w:name="_Toc242459794"/>
       <w:r>
         <w:t>2.1 Feature Summary</w:t>
       </w:r>
@@ -4673,7 +4673,6 @@
           <w:szCs w:val="26"/>
         </w:rPr>
       </w:pPr>
-      <w:bookmarkStart w:id="8" w:name="_Toc242439982"/>
       <w:r>
         <w:br w:type="page"/>
       </w:r>
@@ -4683,6 +4682,7 @@
         <w:pStyle w:val="Heading2"/>
         <w:keepNext/>
       </w:pPr>
+      <w:bookmarkStart w:id="8" w:name="_Toc242459795"/>
       <w:r>
         <w:lastRenderedPageBreak/>
         <w:t>2.2 Feature Details</w:t>
@@ -6726,12 +6726,12 @@
           </w:tcPr>
           <w:p>
             <w:r>
-              <w:t xml:space="preserve">Used from the main story screen. A text box under the story takes the user’s input, with a selector for the mode (Do, Say or Story) and a send button. The agent’s narration is added to the story above it.</w:t>
-            </w:r>
-          </w:p>
-          <w:p>
-            <w:r>
-              <w:t xml:space="preserve">After a turn, the lore entries the agent drew on are listed under that turn’s narration, and clicking one opens it in the Lore panel.</w:t>
+              <w:t>Used from the main story screen. A text box under the story takes the user’s input, with a selector for the mode (Do, Say or Story) and a send button. The agent’s narration is added to the story above it.</w:t>
+            </w:r>
+          </w:p>
+          <w:p>
+            <w:r>
+              <w:t>After a turn, the lore entries the agent drew on are listed under that turn’s narration, and clicking one opens it in the Lore panel.</w:t>
             </w:r>
           </w:p>
         </w:tc>
@@ -6844,17 +6844,17 @@
           </w:tcPr>
           <w:p>
             <w:r>
-              <w:t xml:space="preserve">A new turn added to the story, holding the user’s input and the agent’s narration.</w:t>
-            </w:r>
-          </w:p>
-          <w:p>
-            <w:r>
-              <w:t xml:space="preserve">A record on the turn of which lore entries were used.</w:t>
-            </w:r>
-          </w:p>
-          <w:p>
-            <w:r>
-              <w:t xml:space="preserve">Any consistency warnings (F08) and lore proposals (F07) raised during the turn.</w:t>
+              <w:t>A new turn added to the story, holding the user’s input and the agent’s narration.</w:t>
+            </w:r>
+          </w:p>
+          <w:p>
+            <w:r>
+              <w:t>A record on the turn of which lore entries were used.</w:t>
+            </w:r>
+          </w:p>
+          <w:p>
+            <w:r>
+              <w:t>Any consistency warnings (F08) and lore proposals (F07) raised during the turn.</w:t>
             </w:r>
           </w:p>
         </w:tc>
@@ -6962,7 +6962,7 @@
           </w:tcPr>
           <w:p>
             <w:r>
-              <w:t xml:space="preserve">Input and mode are submitted, the input is framed according to the mode, the agent looks up the relevant lore entries and characters through tool calls that the application validates and runs, the agent draws on the story summary (F09) and checks the pivotal events (F06), the agent writes the narration, the narration is checked for consistency (F08), the turn is saved with the lore entries it used, the story display refreshes.</w:t>
+              <w:t>Input and mode are submitted, the input is framed according to the mode, the agent looks up the relevant lore entries and characters through tool calls that the application validates and runs, the agent draws on the story summary (F09) and checks the pivotal events (F06), the agent writes the narration, the narration is checked for consistency (F08), the turn is saved with the lore entries it used, the story display refreshes.</w:t>
             </w:r>
           </w:p>
         </w:tc>
@@ -7016,32 +7016,32 @@
           </w:tcPr>
           <w:p>
             <w:r>
-              <w:t xml:space="preserve">Empty input: show a message; nothing is sent.</w:t>
-            </w:r>
-          </w:p>
-          <w:p>
-            <w:r>
-              <w:t xml:space="preserve">Agent declines: show a message; no turn is added and the user can rephrase.</w:t>
-            </w:r>
-          </w:p>
-          <w:p>
-            <w:r>
-              <w:t xml:space="preserve">Failed model call: show a message; no turn is added and the input stays in the text box so it can be resent.</w:t>
-            </w:r>
-          </w:p>
-          <w:p>
-            <w:r>
-              <w:t xml:space="preserve">Nothing relevant found in the lore: the agent continues without it and the used-entries list is empty.</w:t>
-            </w:r>
-          </w:p>
-          <w:p>
-            <w:r>
-              <w:t xml:space="preserve">Invalid tool request: the application rejects it and reports the error back to the agent.</w:t>
-            </w:r>
-          </w:p>
-          <w:p>
-            <w:r>
-              <w:t xml:space="preserve">No story open: the input box is unavailable.</w:t>
+              <w:t>Empty input: show a message; nothing is sent.</w:t>
+            </w:r>
+          </w:p>
+          <w:p>
+            <w:r>
+              <w:t>Agent declines: show a message; no turn is added and the user can rephrase.</w:t>
+            </w:r>
+          </w:p>
+          <w:p>
+            <w:r>
+              <w:t>Failed model call: show a message; no turn is added and the input stays in the text box so it can be resent.</w:t>
+            </w:r>
+          </w:p>
+          <w:p>
+            <w:r>
+              <w:t>Nothing relevant found in the lore: the agent continues without it and the used-entries list is empty.</w:t>
+            </w:r>
+          </w:p>
+          <w:p>
+            <w:r>
+              <w:t>Invalid tool request: the application rejects it and reports the error back to the agent.</w:t>
+            </w:r>
+          </w:p>
+          <w:p>
+            <w:r>
+              <w:t>No story open: the input box is unavailable.</w:t>
             </w:r>
           </w:p>
         </w:tc>
@@ -7223,6 +7223,7 @@
                 <w:b/>
                 <w:bCs/>
               </w:rPr>
+              <w:lastRenderedPageBreak/>
               <w:t>User Interaction (GUI)</w:t>
             </w:r>
           </w:p>
@@ -7657,7 +7658,6 @@
                 <w:b/>
                 <w:bCs/>
               </w:rPr>
-              <w:lastRenderedPageBreak/>
               <w:t>Description</w:t>
             </w:r>
           </w:p>
@@ -7987,6 +7987,7 @@
                 <w:b/>
                 <w:bCs/>
               </w:rPr>
+              <w:lastRenderedPageBreak/>
               <w:t>Error / Alternative Cases</w:t>
             </w:r>
           </w:p>
@@ -8426,7 +8427,6 @@
                 <w:b/>
                 <w:bCs/>
               </w:rPr>
-              <w:lastRenderedPageBreak/>
               <w:t>Expected Workflow</w:t>
             </w:r>
           </w:p>
@@ -8748,6 +8748,7 @@
                 <w:b/>
                 <w:bCs/>
               </w:rPr>
+              <w:lastRenderedPageBreak/>
               <w:t>Input</w:t>
             </w:r>
           </w:p>
@@ -9133,7 +9134,6 @@
                 <w:b/>
                 <w:bCs/>
               </w:rPr>
-              <w:lastRenderedPageBreak/>
               <w:t>Description</w:t>
             </w:r>
           </w:p>
@@ -9517,6 +9517,7 @@
         <w:keepNext/>
       </w:pPr>
       <w:r>
+        <w:lastRenderedPageBreak/>
         <w:t>F10: Undo / Retry / Edit Turn</w:t>
       </w:r>
     </w:p>
@@ -9971,7 +9972,6 @@
                 <w:b/>
                 <w:bCs/>
               </w:rPr>
-              <w:lastRenderedPageBreak/>
               <w:t>Error / Alternative Cases</w:t>
             </w:r>
           </w:p>
@@ -10416,6 +10416,7 @@
                 <w:b/>
                 <w:bCs/>
               </w:rPr>
+              <w:lastRenderedPageBreak/>
               <w:t>Expected Workflow</w:t>
             </w:r>
           </w:p>
@@ -10747,7 +10748,6 @@
                 <w:b/>
                 <w:bCs/>
               </w:rPr>
-              <w:lastRenderedPageBreak/>
               <w:t>Input</w:t>
             </w:r>
           </w:p>
@@ -11029,7 +11029,7 @@
         <w:pStyle w:val="Heading1"/>
         <w:pageBreakBefore/>
       </w:pPr>
-      <w:bookmarkStart w:id="9" w:name="_Toc242439983"/>
+      <w:bookmarkStart w:id="9" w:name="_Toc242459796"/>
       <w:r>
         <w:lastRenderedPageBreak/>
         <w:t>3. UML Class Diagram</w:t>
@@ -11047,7 +11047,7 @@
           <w:noProof/>
         </w:rPr>
         <w:drawing>
-          <wp:inline distT="0" distB="0" distL="0" distR="0" wp14:anchorId="4F2BF98D" wp14:editId="651188C9">
+          <wp:inline distT="0" distB="0" distL="0" distR="0" wp14:anchorId="67B61007" wp14:editId="4E91C272">
             <wp:extent cx="7717536" cy="4982760"/>
             <wp:effectExtent l="0" t="0" r="0" b="0"/>
             <wp:docPr id="901" name="Class diagram figure 1" descr="Class diagram overview: all classes by name, with every relationship. Attributes and methods are shown in Figures 2 to 9."/>
@@ -11135,7 +11135,7 @@
         </w:rPr>
         <w:lastRenderedPageBreak/>
         <w:drawing>
-          <wp:inline distT="0" distB="0" distL="0" distR="0" wp14:anchorId="6CB97CCE" wp14:editId="22F5D95B">
+          <wp:inline distT="0" distB="0" distL="0" distR="0" wp14:anchorId="48DD6A74" wp14:editId="7149B237">
             <wp:extent cx="5943600" cy="3055749"/>
             <wp:effectExtent l="0" t="0" r="0" b="0"/>
             <wp:docPr id="902" name="Class diagram figure 2" descr="Package ui: the two front ends and the observer interface they implement."/>
@@ -11198,7 +11198,7 @@
         </w:rPr>
         <w:lastRenderedPageBreak/>
         <w:drawing>
-          <wp:inline distT="0" distB="0" distL="0" distR="0" wp14:anchorId="4CA04EE6" wp14:editId="3CFFBB66">
+          <wp:inline distT="0" distB="0" distL="0" distR="0" wp14:anchorId="3346CC29" wp14:editId="3E131530">
             <wp:extent cx="3840480" cy="7319300"/>
             <wp:effectExtent l="0" t="0" r="0" b="0"/>
             <wp:docPr id="903" name="Class diagram figure 3" descr="Package controller: the single entry point and the undoable commands."/>
@@ -11268,7 +11268,7 @@
         </w:rPr>
         <w:lastRenderedPageBreak/>
         <w:drawing>
-          <wp:inline distT="0" distB="0" distL="0" distR="0" wp14:anchorId="39C51CD5" wp14:editId="59EFFCFB">
+          <wp:inline distT="0" distB="0" distL="0" distR="0" wp14:anchorId="7D20B989" wp14:editId="6B7ABA92">
             <wp:extent cx="7589520" cy="5151120"/>
             <wp:effectExtent l="0" t="0" r="0" b="0"/>
             <wp:docPr id="904" name="Class diagram figure 4" descr="Package model, part 1: the session, its turns, and lore."/>
@@ -11338,7 +11338,7 @@
         </w:rPr>
         <w:lastRenderedPageBreak/>
         <w:drawing>
-          <wp:inline distT="0" distB="0" distL="0" distR="0" wp14:anchorId="66C90EB6" wp14:editId="4A463AAD">
+          <wp:inline distT="0" distB="0" distL="0" distR="0" wp14:anchorId="5E547257" wp14:editId="68B364D2">
             <wp:extent cx="5760720" cy="5192761"/>
             <wp:effectExtent l="0" t="0" r="0" b="0"/>
             <wp:docPr id="905" name="Class diagram figure 5" descr="Package model, part 2: characters and the hidden pivotal events. StorySession is detailed in Figure 4."/>
@@ -11408,7 +11408,7 @@
         </w:rPr>
         <w:lastRenderedPageBreak/>
         <w:drawing>
-          <wp:inline distT="0" distB="0" distL="0" distR="0" wp14:anchorId="0345E188" wp14:editId="2AE9DA5A">
+          <wp:inline distT="0" distB="0" distL="0" distR="0" wp14:anchorId="452FB7BC" wp14:editId="52A89345">
             <wp:extent cx="8229600" cy="4281334"/>
             <wp:effectExtent l="0" t="0" r="0" b="0"/>
             <wp:docPr id="906" name="Class diagram figure 6" descr="Package agent: the facade, its subsystem classes, and the input-mode strategies."/>
@@ -11471,7 +11471,7 @@
         </w:rPr>
         <w:lastRenderedPageBreak/>
         <w:drawing>
-          <wp:inline distT="0" distB="0" distL="0" distR="0" wp14:anchorId="686A6E29" wp14:editId="561105F7">
+          <wp:inline distT="0" distB="0" distL="0" distR="0" wp14:anchorId="28268E17" wp14:editId="6A25E1E4">
             <wp:extent cx="8229600" cy="3514298"/>
             <wp:effectExtent l="0" t="0" r="0" b="0"/>
             <wp:docPr id="907" name="Class diagram figure 7" descr="Package agent.tools: the operations the model may request."/>
@@ -11534,7 +11534,7 @@
         </w:rPr>
         <w:lastRenderedPageBreak/>
         <w:drawing>
-          <wp:inline distT="0" distB="0" distL="0" distR="0" wp14:anchorId="661EC439" wp14:editId="455AA356">
+          <wp:inline distT="0" distB="0" distL="0" distR="0" wp14:anchorId="4A57EA5A" wp14:editId="29C66892">
             <wp:extent cx="8229600" cy="4388598"/>
             <wp:effectExtent l="0" t="0" r="0" b="0"/>
             <wp:docPr id="908" name="Class diagram figure 8" descr="Package llm: the client interface, the adapter for Claude, and the test double."/>
@@ -11604,7 +11604,7 @@
         </w:rPr>
         <w:lastRenderedPageBreak/>
         <w:drawing>
-          <wp:inline distT="0" distB="0" distL="0" distR="0" wp14:anchorId="4138F1E9" wp14:editId="40A53F0D">
+          <wp:inline distT="0" distB="0" distL="0" distR="0" wp14:anchorId="3BA675C4" wp14:editId="7C00BA0A">
             <wp:extent cx="5669280" cy="1769271"/>
             <wp:effectExtent l="0" t="0" r="0" b="0"/>
             <wp:docPr id="909" name="Class diagram figure 9" descr="Package persistence: saving and loading sessions."/>
@@ -11657,679 +11657,34 @@
     </w:p>
     <w:p>
       <w:pPr>
+        <w:pStyle w:val="Heading1"/>
+        <w:pageBreakBefore/>
+      </w:pPr>
+      <w:bookmarkStart w:id="10" w:name="_Toc242459797"/>
+      <w:r>
+        <w:lastRenderedPageBreak/>
+        <w:t>4. Design Pattern Explanations</w:t>
+      </w:r>
+      <w:bookmarkEnd w:id="10"/>
+    </w:p>
+    <w:p>
+      <w:pPr>
+        <w:spacing w:after="120"/>
+      </w:pPr>
+      <w:r>
+        <w:t>This project will use six design patterns: Adapter, Command, Facade, MVC, Observer and Strategy. The role each class plays in a pattern is marked under its name in Figures 2 to 9.</w:t>
+      </w:r>
+    </w:p>
+    <w:p>
+      <w:pPr>
         <w:pStyle w:val="Heading2"/>
         <w:keepNext/>
       </w:pPr>
-      <w:bookmarkStart w:id="10" w:name="_Toc242439984"/>
-      <w:r>
-        <w:t>3.1 Class Summary</w:t>
-      </w:r>
-      <w:bookmarkEnd w:id="10"/>
-    </w:p>
-    <w:p>
-      <w:pPr>
-        <w:spacing w:after="120"/>
-      </w:pPr>
-      <w:r>
-        <w:t>Name each class once here and reuse the exact names in the sequence diagrams, traceability table and feature explanations.</w:t>
-      </w:r>
-    </w:p>
-    <w:tbl>
-      <w:tblPr>
-        <w:tblW w:w="9360" w:type="dxa"/>
-        <w:tblBorders>
-          <w:top w:val="single" w:sz="4" w:space="0" w:color="auto"/>
-          <w:left w:val="single" w:sz="4" w:space="0" w:color="auto"/>
-          <w:bottom w:val="single" w:sz="4" w:space="0" w:color="auto"/>
-          <w:right w:val="single" w:sz="4" w:space="0" w:color="auto"/>
-          <w:insideH w:val="single" w:sz="4" w:space="0" w:color="auto"/>
-          <w:insideV w:val="single" w:sz="4" w:space="0" w:color="auto"/>
-        </w:tblBorders>
-        <w:tblCellMar>
-          <w:left w:w="10" w:type="dxa"/>
-          <w:right w:w="10" w:type="dxa"/>
-        </w:tblCellMar>
-        <w:tblLook w:val="0000" w:firstRow="0" w:lastRow="0" w:firstColumn="0" w:lastColumn="0" w:noHBand="0" w:noVBand="0"/>
-      </w:tblPr>
-      <w:tblGrid>
-        <w:gridCol w:w="2800"/>
-        <w:gridCol w:w="1800"/>
-        <w:gridCol w:w="4760"/>
-      </w:tblGrid>
-      <w:tr>
-        <w:trPr>
-          <w:cantSplit/>
-          <w:tblHeader/>
-        </w:trPr>
-        <w:tc>
-          <w:tcPr>
-            <w:tcW w:w="2800" w:type="dxa"/>
-            <w:tcBorders>
-              <w:top w:val="single" w:sz="4" w:space="0" w:color="BFBFBF"/>
-              <w:left w:val="single" w:sz="4" w:space="0" w:color="BFBFBF"/>
-              <w:bottom w:val="single" w:sz="4" w:space="0" w:color="BFBFBF"/>
-              <w:right w:val="single" w:sz="4" w:space="0" w:color="BFBFBF"/>
-            </w:tcBorders>
-            <w:shd w:val="clear" w:color="auto" w:fill="E7E6E6"/>
-            <w:tcMar>
-              <w:top w:w="70" w:type="dxa"/>
-              <w:left w:w="110" w:type="dxa"/>
-              <w:bottom w:w="70" w:type="dxa"/>
-              <w:right w:w="110" w:type="dxa"/>
-            </w:tcMar>
-          </w:tcPr>
-          <w:p>
-            <w:r>
-              <w:rPr>
-                <w:b/>
-                <w:bCs/>
-              </w:rPr>
-              <w:t>Class / Interface</w:t>
-            </w:r>
-          </w:p>
-        </w:tc>
-        <w:tc>
-          <w:tcPr>
-            <w:tcW w:w="1800" w:type="dxa"/>
-            <w:tcBorders>
-              <w:top w:val="single" w:sz="4" w:space="0" w:color="BFBFBF"/>
-              <w:left w:val="single" w:sz="4" w:space="0" w:color="BFBFBF"/>
-              <w:bottom w:val="single" w:sz="4" w:space="0" w:color="BFBFBF"/>
-              <w:right w:val="single" w:sz="4" w:space="0" w:color="BFBFBF"/>
-            </w:tcBorders>
-            <w:shd w:val="clear" w:color="auto" w:fill="E7E6E6"/>
-            <w:tcMar>
-              <w:top w:w="70" w:type="dxa"/>
-              <w:left w:w="110" w:type="dxa"/>
-              <w:bottom w:w="70" w:type="dxa"/>
-              <w:right w:w="110" w:type="dxa"/>
-            </w:tcMar>
-          </w:tcPr>
-          <w:p>
-            <w:r>
-              <w:rPr>
-                <w:b/>
-                <w:bCs/>
-              </w:rPr>
-              <w:t>Layer</w:t>
-            </w:r>
-          </w:p>
-        </w:tc>
-        <w:tc>
-          <w:tcPr>
-            <w:tcW w:w="4760" w:type="dxa"/>
-            <w:tcBorders>
-              <w:top w:val="single" w:sz="4" w:space="0" w:color="BFBFBF"/>
-              <w:left w:val="single" w:sz="4" w:space="0" w:color="BFBFBF"/>
-              <w:bottom w:val="single" w:sz="4" w:space="0" w:color="BFBFBF"/>
-              <w:right w:val="single" w:sz="4" w:space="0" w:color="BFBFBF"/>
-            </w:tcBorders>
-            <w:shd w:val="clear" w:color="auto" w:fill="E7E6E6"/>
-            <w:tcMar>
-              <w:top w:w="70" w:type="dxa"/>
-              <w:left w:w="110" w:type="dxa"/>
-              <w:bottom w:w="70" w:type="dxa"/>
-              <w:right w:w="110" w:type="dxa"/>
-            </w:tcMar>
-          </w:tcPr>
-          <w:p>
-            <w:r>
-              <w:rPr>
-                <w:b/>
-                <w:bCs/>
-              </w:rPr>
-              <w:t>Responsibility</w:t>
-            </w:r>
-          </w:p>
-        </w:tc>
-      </w:tr>
-      <w:tr>
-        <w:trPr>
-          <w:cantSplit/>
-        </w:trPr>
-        <w:tc>
-          <w:tcPr>
-            <w:tcW w:w="2800" w:type="dxa"/>
-            <w:tcBorders>
-              <w:top w:val="single" w:sz="4" w:space="0" w:color="BFBFBF"/>
-              <w:left w:val="single" w:sz="4" w:space="0" w:color="BFBFBF"/>
-              <w:bottom w:val="single" w:sz="4" w:space="0" w:color="BFBFBF"/>
-              <w:right w:val="single" w:sz="4" w:space="0" w:color="BFBFBF"/>
-            </w:tcBorders>
-            <w:tcMar>
-              <w:top w:w="70" w:type="dxa"/>
-              <w:left w:w="110" w:type="dxa"/>
-              <w:bottom w:w="70" w:type="dxa"/>
-              <w:right w:w="110" w:type="dxa"/>
-            </w:tcMar>
-          </w:tcPr>
-          <w:p>
-            <w:r>
-              <w:rPr>
-                <w:i/>
-                <w:iCs/>
-                <w:color w:val="7A7A7A"/>
-              </w:rPr>
-              <w:t>[TODO: name]</w:t>
-            </w:r>
-          </w:p>
-        </w:tc>
-        <w:tc>
-          <w:tcPr>
-            <w:tcW w:w="1800" w:type="dxa"/>
-            <w:tcBorders>
-              <w:top w:val="single" w:sz="4" w:space="0" w:color="BFBFBF"/>
-              <w:left w:val="single" w:sz="4" w:space="0" w:color="BFBFBF"/>
-              <w:bottom w:val="single" w:sz="4" w:space="0" w:color="BFBFBF"/>
-              <w:right w:val="single" w:sz="4" w:space="0" w:color="BFBFBF"/>
-            </w:tcBorders>
-            <w:tcMar>
-              <w:top w:w="70" w:type="dxa"/>
-              <w:left w:w="110" w:type="dxa"/>
-              <w:bottom w:w="70" w:type="dxa"/>
-              <w:right w:w="110" w:type="dxa"/>
-            </w:tcMar>
-          </w:tcPr>
-          <w:p>
-            <w:r>
-              <w:rPr>
-                <w:i/>
-                <w:iCs/>
-                <w:color w:val="7A7A7A"/>
-              </w:rPr>
-              <w:t>[TODO: GUI / CLI / controller / domain / agent / persistence]</w:t>
-            </w:r>
-          </w:p>
-        </w:tc>
-        <w:tc>
-          <w:tcPr>
-            <w:tcW w:w="4760" w:type="dxa"/>
-            <w:tcBorders>
-              <w:top w:val="single" w:sz="4" w:space="0" w:color="BFBFBF"/>
-              <w:left w:val="single" w:sz="4" w:space="0" w:color="BFBFBF"/>
-              <w:bottom w:val="single" w:sz="4" w:space="0" w:color="BFBFBF"/>
-              <w:right w:val="single" w:sz="4" w:space="0" w:color="BFBFBF"/>
-            </w:tcBorders>
-            <w:tcMar>
-              <w:top w:w="70" w:type="dxa"/>
-              <w:left w:w="110" w:type="dxa"/>
-              <w:bottom w:w="70" w:type="dxa"/>
-              <w:right w:w="110" w:type="dxa"/>
-            </w:tcMar>
-          </w:tcPr>
-          <w:p>
-            <w:r>
-              <w:rPr>
-                <w:i/>
-                <w:iCs/>
-                <w:color w:val="7A7A7A"/>
-              </w:rPr>
-              <w:t>[TODO: one-line responsibility]</w:t>
-            </w:r>
-          </w:p>
-        </w:tc>
-      </w:tr>
-      <w:tr>
-        <w:trPr>
-          <w:cantSplit/>
-        </w:trPr>
-        <w:tc>
-          <w:tcPr>
-            <w:tcW w:w="2800" w:type="dxa"/>
-            <w:tcBorders>
-              <w:top w:val="single" w:sz="4" w:space="0" w:color="BFBFBF"/>
-              <w:left w:val="single" w:sz="4" w:space="0" w:color="BFBFBF"/>
-              <w:bottom w:val="single" w:sz="4" w:space="0" w:color="BFBFBF"/>
-              <w:right w:val="single" w:sz="4" w:space="0" w:color="BFBFBF"/>
-            </w:tcBorders>
-            <w:tcMar>
-              <w:top w:w="70" w:type="dxa"/>
-              <w:left w:w="110" w:type="dxa"/>
-              <w:bottom w:w="70" w:type="dxa"/>
-              <w:right w:w="110" w:type="dxa"/>
-            </w:tcMar>
-          </w:tcPr>
-          <w:p>
-            <w:r>
-              <w:rPr>
-                <w:i/>
-                <w:iCs/>
-                <w:color w:val="7A7A7A"/>
-              </w:rPr>
-              <w:t>[TODO: name]</w:t>
-            </w:r>
-          </w:p>
-        </w:tc>
-        <w:tc>
-          <w:tcPr>
-            <w:tcW w:w="1800" w:type="dxa"/>
-            <w:tcBorders>
-              <w:top w:val="single" w:sz="4" w:space="0" w:color="BFBFBF"/>
-              <w:left w:val="single" w:sz="4" w:space="0" w:color="BFBFBF"/>
-              <w:bottom w:val="single" w:sz="4" w:space="0" w:color="BFBFBF"/>
-              <w:right w:val="single" w:sz="4" w:space="0" w:color="BFBFBF"/>
-            </w:tcBorders>
-            <w:tcMar>
-              <w:top w:w="70" w:type="dxa"/>
-              <w:left w:w="110" w:type="dxa"/>
-              <w:bottom w:w="70" w:type="dxa"/>
-              <w:right w:w="110" w:type="dxa"/>
-            </w:tcMar>
-          </w:tcPr>
-          <w:p>
-            <w:r>
-              <w:rPr>
-                <w:i/>
-                <w:iCs/>
-                <w:color w:val="7A7A7A"/>
-              </w:rPr>
-              <w:t>[TODO: GUI / CLI / controller / domain / agent / persistence]</w:t>
-            </w:r>
-          </w:p>
-        </w:tc>
-        <w:tc>
-          <w:tcPr>
-            <w:tcW w:w="4760" w:type="dxa"/>
-            <w:tcBorders>
-              <w:top w:val="single" w:sz="4" w:space="0" w:color="BFBFBF"/>
-              <w:left w:val="single" w:sz="4" w:space="0" w:color="BFBFBF"/>
-              <w:bottom w:val="single" w:sz="4" w:space="0" w:color="BFBFBF"/>
-              <w:right w:val="single" w:sz="4" w:space="0" w:color="BFBFBF"/>
-            </w:tcBorders>
-            <w:tcMar>
-              <w:top w:w="70" w:type="dxa"/>
-              <w:left w:w="110" w:type="dxa"/>
-              <w:bottom w:w="70" w:type="dxa"/>
-              <w:right w:w="110" w:type="dxa"/>
-            </w:tcMar>
-          </w:tcPr>
-          <w:p>
-            <w:r>
-              <w:rPr>
-                <w:i/>
-                <w:iCs/>
-                <w:color w:val="7A7A7A"/>
-              </w:rPr>
-              <w:t>[TODO: one-line responsibility]</w:t>
-            </w:r>
-          </w:p>
-        </w:tc>
-      </w:tr>
-      <w:tr>
-        <w:trPr>
-          <w:cantSplit/>
-        </w:trPr>
-        <w:tc>
-          <w:tcPr>
-            <w:tcW w:w="2800" w:type="dxa"/>
-            <w:tcBorders>
-              <w:top w:val="single" w:sz="4" w:space="0" w:color="BFBFBF"/>
-              <w:left w:val="single" w:sz="4" w:space="0" w:color="BFBFBF"/>
-              <w:bottom w:val="single" w:sz="4" w:space="0" w:color="BFBFBF"/>
-              <w:right w:val="single" w:sz="4" w:space="0" w:color="BFBFBF"/>
-            </w:tcBorders>
-            <w:tcMar>
-              <w:top w:w="70" w:type="dxa"/>
-              <w:left w:w="110" w:type="dxa"/>
-              <w:bottom w:w="70" w:type="dxa"/>
-              <w:right w:w="110" w:type="dxa"/>
-            </w:tcMar>
-          </w:tcPr>
-          <w:p>
-            <w:r>
-              <w:rPr>
-                <w:i/>
-                <w:iCs/>
-                <w:color w:val="7A7A7A"/>
-              </w:rPr>
-              <w:t>[TODO: name]</w:t>
-            </w:r>
-          </w:p>
-        </w:tc>
-        <w:tc>
-          <w:tcPr>
-            <w:tcW w:w="1800" w:type="dxa"/>
-            <w:tcBorders>
-              <w:top w:val="single" w:sz="4" w:space="0" w:color="BFBFBF"/>
-              <w:left w:val="single" w:sz="4" w:space="0" w:color="BFBFBF"/>
-              <w:bottom w:val="single" w:sz="4" w:space="0" w:color="BFBFBF"/>
-              <w:right w:val="single" w:sz="4" w:space="0" w:color="BFBFBF"/>
-            </w:tcBorders>
-            <w:tcMar>
-              <w:top w:w="70" w:type="dxa"/>
-              <w:left w:w="110" w:type="dxa"/>
-              <w:bottom w:w="70" w:type="dxa"/>
-              <w:right w:w="110" w:type="dxa"/>
-            </w:tcMar>
-          </w:tcPr>
-          <w:p>
-            <w:r>
-              <w:rPr>
-                <w:i/>
-                <w:iCs/>
-                <w:color w:val="7A7A7A"/>
-              </w:rPr>
-              <w:t>[TODO: GUI / CLI / controller / domain / agent / persistence]</w:t>
-            </w:r>
-          </w:p>
-        </w:tc>
-        <w:tc>
-          <w:tcPr>
-            <w:tcW w:w="4760" w:type="dxa"/>
-            <w:tcBorders>
-              <w:top w:val="single" w:sz="4" w:space="0" w:color="BFBFBF"/>
-              <w:left w:val="single" w:sz="4" w:space="0" w:color="BFBFBF"/>
-              <w:bottom w:val="single" w:sz="4" w:space="0" w:color="BFBFBF"/>
-              <w:right w:val="single" w:sz="4" w:space="0" w:color="BFBFBF"/>
-            </w:tcBorders>
-            <w:tcMar>
-              <w:top w:w="70" w:type="dxa"/>
-              <w:left w:w="110" w:type="dxa"/>
-              <w:bottom w:w="70" w:type="dxa"/>
-              <w:right w:w="110" w:type="dxa"/>
-            </w:tcMar>
-          </w:tcPr>
-          <w:p>
-            <w:r>
-              <w:rPr>
-                <w:i/>
-                <w:iCs/>
-                <w:color w:val="7A7A7A"/>
-              </w:rPr>
-              <w:t>[TODO: one-line responsibility]</w:t>
-            </w:r>
-          </w:p>
-        </w:tc>
-      </w:tr>
-      <w:tr>
-        <w:trPr>
-          <w:cantSplit/>
-        </w:trPr>
-        <w:tc>
-          <w:tcPr>
-            <w:tcW w:w="2800" w:type="dxa"/>
-            <w:tcBorders>
-              <w:top w:val="single" w:sz="4" w:space="0" w:color="BFBFBF"/>
-              <w:left w:val="single" w:sz="4" w:space="0" w:color="BFBFBF"/>
-              <w:bottom w:val="single" w:sz="4" w:space="0" w:color="BFBFBF"/>
-              <w:right w:val="single" w:sz="4" w:space="0" w:color="BFBFBF"/>
-            </w:tcBorders>
-            <w:tcMar>
-              <w:top w:w="70" w:type="dxa"/>
-              <w:left w:w="110" w:type="dxa"/>
-              <w:bottom w:w="70" w:type="dxa"/>
-              <w:right w:w="110" w:type="dxa"/>
-            </w:tcMar>
-          </w:tcPr>
-          <w:p>
-            <w:r>
-              <w:rPr>
-                <w:i/>
-                <w:iCs/>
-                <w:color w:val="7A7A7A"/>
-              </w:rPr>
-              <w:t>[TODO: name]</w:t>
-            </w:r>
-          </w:p>
-        </w:tc>
-        <w:tc>
-          <w:tcPr>
-            <w:tcW w:w="1800" w:type="dxa"/>
-            <w:tcBorders>
-              <w:top w:val="single" w:sz="4" w:space="0" w:color="BFBFBF"/>
-              <w:left w:val="single" w:sz="4" w:space="0" w:color="BFBFBF"/>
-              <w:bottom w:val="single" w:sz="4" w:space="0" w:color="BFBFBF"/>
-              <w:right w:val="single" w:sz="4" w:space="0" w:color="BFBFBF"/>
-            </w:tcBorders>
-            <w:tcMar>
-              <w:top w:w="70" w:type="dxa"/>
-              <w:left w:w="110" w:type="dxa"/>
-              <w:bottom w:w="70" w:type="dxa"/>
-              <w:right w:w="110" w:type="dxa"/>
-            </w:tcMar>
-          </w:tcPr>
-          <w:p>
-            <w:r>
-              <w:rPr>
-                <w:i/>
-                <w:iCs/>
-                <w:color w:val="7A7A7A"/>
-              </w:rPr>
-              <w:t>[TODO: GUI / CLI / controller / domain / agent / persistence]</w:t>
-            </w:r>
-          </w:p>
-        </w:tc>
-        <w:tc>
-          <w:tcPr>
-            <w:tcW w:w="4760" w:type="dxa"/>
-            <w:tcBorders>
-              <w:top w:val="single" w:sz="4" w:space="0" w:color="BFBFBF"/>
-              <w:left w:val="single" w:sz="4" w:space="0" w:color="BFBFBF"/>
-              <w:bottom w:val="single" w:sz="4" w:space="0" w:color="BFBFBF"/>
-              <w:right w:val="single" w:sz="4" w:space="0" w:color="BFBFBF"/>
-            </w:tcBorders>
-            <w:tcMar>
-              <w:top w:w="70" w:type="dxa"/>
-              <w:left w:w="110" w:type="dxa"/>
-              <w:bottom w:w="70" w:type="dxa"/>
-              <w:right w:w="110" w:type="dxa"/>
-            </w:tcMar>
-          </w:tcPr>
-          <w:p>
-            <w:r>
-              <w:rPr>
-                <w:i/>
-                <w:iCs/>
-                <w:color w:val="7A7A7A"/>
-              </w:rPr>
-              <w:t>[TODO: one-line responsibility]</w:t>
-            </w:r>
-          </w:p>
-        </w:tc>
-      </w:tr>
-      <w:tr>
-        <w:trPr>
-          <w:cantSplit/>
-        </w:trPr>
-        <w:tc>
-          <w:tcPr>
-            <w:tcW w:w="2800" w:type="dxa"/>
-            <w:tcBorders>
-              <w:top w:val="single" w:sz="4" w:space="0" w:color="BFBFBF"/>
-              <w:left w:val="single" w:sz="4" w:space="0" w:color="BFBFBF"/>
-              <w:bottom w:val="single" w:sz="4" w:space="0" w:color="BFBFBF"/>
-              <w:right w:val="single" w:sz="4" w:space="0" w:color="BFBFBF"/>
-            </w:tcBorders>
-            <w:tcMar>
-              <w:top w:w="70" w:type="dxa"/>
-              <w:left w:w="110" w:type="dxa"/>
-              <w:bottom w:w="70" w:type="dxa"/>
-              <w:right w:w="110" w:type="dxa"/>
-            </w:tcMar>
-          </w:tcPr>
-          <w:p>
-            <w:r>
-              <w:rPr>
-                <w:i/>
-                <w:iCs/>
-                <w:color w:val="7A7A7A"/>
-              </w:rPr>
-              <w:t>[TODO: name]</w:t>
-            </w:r>
-          </w:p>
-        </w:tc>
-        <w:tc>
-          <w:tcPr>
-            <w:tcW w:w="1800" w:type="dxa"/>
-            <w:tcBorders>
-              <w:top w:val="single" w:sz="4" w:space="0" w:color="BFBFBF"/>
-              <w:left w:val="single" w:sz="4" w:space="0" w:color="BFBFBF"/>
-              <w:bottom w:val="single" w:sz="4" w:space="0" w:color="BFBFBF"/>
-              <w:right w:val="single" w:sz="4" w:space="0" w:color="BFBFBF"/>
-            </w:tcBorders>
-            <w:tcMar>
-              <w:top w:w="70" w:type="dxa"/>
-              <w:left w:w="110" w:type="dxa"/>
-              <w:bottom w:w="70" w:type="dxa"/>
-              <w:right w:w="110" w:type="dxa"/>
-            </w:tcMar>
-          </w:tcPr>
-          <w:p>
-            <w:r>
-              <w:rPr>
-                <w:i/>
-                <w:iCs/>
-                <w:color w:val="7A7A7A"/>
-              </w:rPr>
-              <w:t>[TODO: GUI / CLI / controller / domain / agent / persistence]</w:t>
-            </w:r>
-          </w:p>
-        </w:tc>
-        <w:tc>
-          <w:tcPr>
-            <w:tcW w:w="4760" w:type="dxa"/>
-            <w:tcBorders>
-              <w:top w:val="single" w:sz="4" w:space="0" w:color="BFBFBF"/>
-              <w:left w:val="single" w:sz="4" w:space="0" w:color="BFBFBF"/>
-              <w:bottom w:val="single" w:sz="4" w:space="0" w:color="BFBFBF"/>
-              <w:right w:val="single" w:sz="4" w:space="0" w:color="BFBFBF"/>
-            </w:tcBorders>
-            <w:tcMar>
-              <w:top w:w="70" w:type="dxa"/>
-              <w:left w:w="110" w:type="dxa"/>
-              <w:bottom w:w="70" w:type="dxa"/>
-              <w:right w:w="110" w:type="dxa"/>
-            </w:tcMar>
-          </w:tcPr>
-          <w:p>
-            <w:r>
-              <w:rPr>
-                <w:i/>
-                <w:iCs/>
-                <w:color w:val="7A7A7A"/>
-              </w:rPr>
-              <w:t>[TODO: one-line responsibility]</w:t>
-            </w:r>
-          </w:p>
-        </w:tc>
-      </w:tr>
-      <w:tr>
-        <w:trPr>
-          <w:cantSplit/>
-        </w:trPr>
-        <w:tc>
-          <w:tcPr>
-            <w:tcW w:w="2800" w:type="dxa"/>
-            <w:tcBorders>
-              <w:top w:val="single" w:sz="4" w:space="0" w:color="BFBFBF"/>
-              <w:left w:val="single" w:sz="4" w:space="0" w:color="BFBFBF"/>
-              <w:bottom w:val="single" w:sz="4" w:space="0" w:color="BFBFBF"/>
-              <w:right w:val="single" w:sz="4" w:space="0" w:color="BFBFBF"/>
-            </w:tcBorders>
-            <w:tcMar>
-              <w:top w:w="70" w:type="dxa"/>
-              <w:left w:w="110" w:type="dxa"/>
-              <w:bottom w:w="70" w:type="dxa"/>
-              <w:right w:w="110" w:type="dxa"/>
-            </w:tcMar>
-          </w:tcPr>
-          <w:p>
-            <w:r>
-              <w:rPr>
-                <w:i/>
-                <w:iCs/>
-                <w:color w:val="7A7A7A"/>
-              </w:rPr>
-              <w:t>[TODO: name]</w:t>
-            </w:r>
-          </w:p>
-        </w:tc>
-        <w:tc>
-          <w:tcPr>
-            <w:tcW w:w="1800" w:type="dxa"/>
-            <w:tcBorders>
-              <w:top w:val="single" w:sz="4" w:space="0" w:color="BFBFBF"/>
-              <w:left w:val="single" w:sz="4" w:space="0" w:color="BFBFBF"/>
-              <w:bottom w:val="single" w:sz="4" w:space="0" w:color="BFBFBF"/>
-              <w:right w:val="single" w:sz="4" w:space="0" w:color="BFBFBF"/>
-            </w:tcBorders>
-            <w:tcMar>
-              <w:top w:w="70" w:type="dxa"/>
-              <w:left w:w="110" w:type="dxa"/>
-              <w:bottom w:w="70" w:type="dxa"/>
-              <w:right w:w="110" w:type="dxa"/>
-            </w:tcMar>
-          </w:tcPr>
-          <w:p>
-            <w:r>
-              <w:rPr>
-                <w:i/>
-                <w:iCs/>
-                <w:color w:val="7A7A7A"/>
-              </w:rPr>
-              <w:t>[TODO: GUI / CLI / controller / domain / agent / persistence]</w:t>
-            </w:r>
-          </w:p>
-        </w:tc>
-        <w:tc>
-          <w:tcPr>
-            <w:tcW w:w="4760" w:type="dxa"/>
-            <w:tcBorders>
-              <w:top w:val="single" w:sz="4" w:space="0" w:color="BFBFBF"/>
-              <w:left w:val="single" w:sz="4" w:space="0" w:color="BFBFBF"/>
-              <w:bottom w:val="single" w:sz="4" w:space="0" w:color="BFBFBF"/>
-              <w:right w:val="single" w:sz="4" w:space="0" w:color="BFBFBF"/>
-            </w:tcBorders>
-            <w:tcMar>
-              <w:top w:w="70" w:type="dxa"/>
-              <w:left w:w="110" w:type="dxa"/>
-              <w:bottom w:w="70" w:type="dxa"/>
-              <w:right w:w="110" w:type="dxa"/>
-            </w:tcMar>
-          </w:tcPr>
-          <w:p>
-            <w:r>
-              <w:rPr>
-                <w:i/>
-                <w:iCs/>
-                <w:color w:val="7A7A7A"/>
-              </w:rPr>
-              <w:t>[TODO: one-line responsibility]</w:t>
-            </w:r>
-          </w:p>
-        </w:tc>
-      </w:tr>
-    </w:tbl>
-    <w:p>
-      <w:pPr>
-        <w:pStyle w:val="Heading1"/>
-        <w:pageBreakBefore/>
-      </w:pPr>
-      <w:bookmarkStart w:id="11" w:name="_Toc242439985"/>
-      <w:r>
-        <w:lastRenderedPageBreak/>
-        <w:t>4. Design Pattern Explanations</w:t>
+      <w:bookmarkStart w:id="11" w:name="_Toc242459798"/>
+      <w:r>
+        <w:t>4.1 Adapter</w:t>
       </w:r>
       <w:bookmarkEnd w:id="11"/>
-    </w:p>
-    <w:p>
-      <w:pPr>
-        <w:spacing w:after="120"/>
-      </w:pPr>
-      <w:r>
-        <w:t xml:space="preserve">This project will use: Adapter, </w:t>
-      </w:r>
-    </w:p>
-    <w:p>
-      <w:pPr>
-        <w:pStyle w:val="Heading2"/>
-        <w:keepNext/>
-      </w:pPr>
-      <w:bookmarkStart w:id="12" w:name="_Toc242439986"/>
-      <w:r>
-        <w:t>4.1 Pattern 1</w:t>
-      </w:r>
-      <w:bookmarkEnd w:id="12"/>
     </w:p>
     <w:tbl>
       <w:tblPr>
@@ -12401,12 +11756,7 @@
           </w:tcPr>
           <w:p>
             <w:r>
-              <w:rPr>
-                <w:i/>
-                <w:iCs/>
-                <w:color w:val="7A7A7A"/>
-              </w:rPr>
-              <w:t>[TODO: pattern name]</w:t>
+              <w:t>Adapter</w:t>
             </w:r>
           </w:p>
         </w:tc>
@@ -12460,12 +11810,7 @@
           </w:tcPr>
           <w:p>
             <w:r>
-              <w:rPr>
-                <w:i/>
-                <w:iCs/>
-                <w:color w:val="7A7A7A"/>
-              </w:rPr>
-              <w:t>[TODO: What design problem does the pattern address?]</w:t>
+              <w:t>Anthropic’s API has its own request and response format, which the agent should not depend on.</w:t>
             </w:r>
           </w:p>
         </w:tc>
@@ -12519,12 +11864,27 @@
           </w:tcPr>
           <w:p>
             <w:r>
-              <w:rPr>
-                <w:i/>
-                <w:iCs/>
-                <w:color w:val="7A7A7A"/>
-              </w:rPr>
-              <w:t>[TODO: Which classes participate, and what role does each play?]</w:t>
+              <w:t>Target: LLMClient</w:t>
+            </w:r>
+          </w:p>
+          <w:p>
+            <w:r>
+              <w:t>Adapter: ClaudeAdapter</w:t>
+            </w:r>
+          </w:p>
+          <w:p>
+            <w:r>
+              <w:t>Adaptee: AnthropicApi (Anthropic’s Messages API, which is external to this project)</w:t>
+            </w:r>
+          </w:p>
+          <w:p>
+            <w:r>
+              <w:t>Clients: StoryAgent, PlotPlanner, MemoryManager and ConsistencyChecker</w:t>
+            </w:r>
+          </w:p>
+          <w:p>
+            <w:r>
+              <w:t>FakeLLMClient is a second implementation of the target, used for testing.</w:t>
             </w:r>
           </w:p>
         </w:tc>
@@ -12578,12 +11938,7 @@
           </w:tcPr>
           <w:p>
             <w:r>
-              <w:rPr>
-                <w:i/>
-                <w:iCs/>
-                <w:color w:val="7A7A7A"/>
-              </w:rPr>
-              <w:t>[TODO: Why is this pattern appropriate here?]</w:t>
+              <w:t>The API is a third-party interface that this project cannot change, and the agent needs only one operation from it: generate a response to a request. An adapter does the translation between the two in a single class, so the rest of the application is written against LLMClient alone.</w:t>
             </w:r>
           </w:p>
         </w:tc>
@@ -12637,12 +11992,13 @@
           </w:tcPr>
           <w:p>
             <w:r>
-              <w:rPr>
-                <w:i/>
-                <w:iCs/>
-                <w:color w:val="7A7A7A"/>
-              </w:rPr>
-              <w:t>[TODO: What would be more difficult if the pattern were not used?]</w:t>
+              <w:t>Provider-specific request and response handling would spread through the agent classes</w:t>
+            </w:r>
+            <w:r>
+              <w:t xml:space="preserve">; </w:t>
+            </w:r>
+            <w:r>
+              <w:t>switching models would mean editing each of them, and the agent could not be tested without live, paid calls.</w:t>
             </w:r>
           </w:p>
         </w:tc>
@@ -12696,12 +12052,7 @@
           </w:tcPr>
           <w:p>
             <w:r>
-              <w:rPr>
-                <w:i/>
-                <w:iCs/>
-                <w:color w:val="7A7A7A"/>
-              </w:rPr>
-              <w:t>[TODO: F## list]</w:t>
+              <w:t>Every feature that calls the model: F01, F04, F05, F06, F07, F08, F09, F12</w:t>
             </w:r>
           </w:p>
         </w:tc>
@@ -12714,14 +12065,29 @@
     </w:p>
     <w:p>
       <w:pPr>
+        <w:rPr>
+          <w:b/>
+          <w:bCs/>
+          <w:color w:val="2F5496"/>
+          <w:sz w:val="26"/>
+          <w:szCs w:val="26"/>
+        </w:rPr>
+      </w:pPr>
+      <w:bookmarkStart w:id="12" w:name="_Toc242459799"/>
+      <w:r>
+        <w:br w:type="page"/>
+      </w:r>
+    </w:p>
+    <w:p>
+      <w:pPr>
         <w:pStyle w:val="Heading2"/>
         <w:keepNext/>
       </w:pPr>
-      <w:bookmarkStart w:id="13" w:name="_Toc242439987"/>
-      <w:r>
-        <w:t>4.2 Pattern 2</w:t>
-      </w:r>
-      <w:bookmarkEnd w:id="13"/>
+      <w:r>
+        <w:lastRenderedPageBreak/>
+        <w:t>4.2 Command</w:t>
+      </w:r>
+      <w:bookmarkEnd w:id="12"/>
     </w:p>
     <w:tbl>
       <w:tblPr>
@@ -12793,12 +12159,7 @@
           </w:tcPr>
           <w:p>
             <w:r>
-              <w:rPr>
-                <w:i/>
-                <w:iCs/>
-                <w:color w:val="7A7A7A"/>
-              </w:rPr>
-              <w:t>[TODO: pattern name]</w:t>
+              <w:t>Command</w:t>
             </w:r>
           </w:p>
         </w:tc>
@@ -12852,12 +12213,7 @@
           </w:tcPr>
           <w:p>
             <w:r>
-              <w:rPr>
-                <w:i/>
-                <w:iCs/>
-                <w:color w:val="7A7A7A"/>
-              </w:rPr>
-              <w:t>[TODO: What design problem does the pattern address?]</w:t>
+              <w:t>The most recent turn has to be undoable, retryable and editable, including the changes it made to the pivotal events.</w:t>
             </w:r>
           </w:p>
         </w:tc>
@@ -12911,12 +12267,27 @@
           </w:tcPr>
           <w:p>
             <w:r>
-              <w:rPr>
-                <w:i/>
-                <w:iCs/>
-                <w:color w:val="7A7A7A"/>
-              </w:rPr>
-              <w:t>[TODO: Which classes participate, and what role does each play?]</w:t>
+              <w:t>Command: StoryCommand</w:t>
+            </w:r>
+          </w:p>
+          <w:p>
+            <w:r>
+              <w:t>Concrete commands: SubmitTurnCommand, EditTurnCommand</w:t>
+            </w:r>
+          </w:p>
+          <w:p>
+            <w:r>
+              <w:t>Invoker: CommandHistory</w:t>
+            </w:r>
+          </w:p>
+          <w:p>
+            <w:r>
+              <w:t>Client: StoryController, which creates the commands</w:t>
+            </w:r>
+          </w:p>
+          <w:p>
+            <w:r>
+              <w:t>Receivers: StorySession, StoryAgent</w:t>
             </w:r>
           </w:p>
         </w:tc>
@@ -12970,12 +12341,7 @@
           </w:tcPr>
           <w:p>
             <w:r>
-              <w:rPr>
-                <w:i/>
-                <w:iCs/>
-                <w:color w:val="7A7A7A"/>
-              </w:rPr>
-              <w:t>[TODO: Why is this pattern appropriate here?]</w:t>
+              <w:t>Each turn is a self-contained action with a clear inverse. Wrapping it in an object lets the command remember what it changed (the turn it added, and the pivotal events as they were before), which is what undo needs. Retry reuses the same mechanism: undo, then run a new command with the same input.</w:t>
             </w:r>
           </w:p>
         </w:tc>
@@ -13029,12 +12395,7 @@
           </w:tcPr>
           <w:p>
             <w:r>
-              <w:rPr>
-                <w:i/>
-                <w:iCs/>
-                <w:color w:val="7A7A7A"/>
-              </w:rPr>
-              <w:t>[TODO: What would be more difficult if the pattern were not used?]</w:t>
+              <w:t>Undo logic would be scattered through the controller with no record of what each turn changed, and restoring the pivotal events after an undo would have to be handled separately.</w:t>
             </w:r>
           </w:p>
         </w:tc>
@@ -13088,12 +12449,7 @@
           </w:tcPr>
           <w:p>
             <w:r>
-              <w:rPr>
-                <w:i/>
-                <w:iCs/>
-                <w:color w:val="7A7A7A"/>
-              </w:rPr>
-              <w:t>[TODO: F## list]</w:t>
+              <w:t>F04, F10</w:t>
             </w:r>
           </w:p>
         </w:tc>
@@ -13109,11 +12465,11 @@
         <w:pStyle w:val="Heading2"/>
         <w:keepNext/>
       </w:pPr>
-      <w:bookmarkStart w:id="14" w:name="_Toc242439988"/>
-      <w:r>
-        <w:t>4.3 Pattern 3</w:t>
-      </w:r>
-      <w:bookmarkEnd w:id="14"/>
+      <w:bookmarkStart w:id="13" w:name="_Toc242459800"/>
+      <w:r>
+        <w:t>4.3 Facade</w:t>
+      </w:r>
+      <w:bookmarkEnd w:id="13"/>
     </w:p>
     <w:tbl>
       <w:tblPr>
@@ -13185,12 +12541,7 @@
           </w:tcPr>
           <w:p>
             <w:r>
-              <w:rPr>
-                <w:i/>
-                <w:iCs/>
-                <w:color w:val="7A7A7A"/>
-              </w:rPr>
-              <w:t>[TODO: pattern name]</w:t>
+              <w:t>Facade</w:t>
             </w:r>
           </w:p>
         </w:tc>
@@ -13244,12 +12595,7 @@
           </w:tcPr>
           <w:p>
             <w:r>
-              <w:rPr>
-                <w:i/>
-                <w:iCs/>
-                <w:color w:val="7A7A7A"/>
-              </w:rPr>
-              <w:t>[TODO: What design problem does the pattern address?]</w:t>
+              <w:t>A single turn involves planning, memory, tools, a consistency check and the model. The controller should not have to orchestrate that.</w:t>
             </w:r>
           </w:p>
         </w:tc>
@@ -13303,12 +12649,17 @@
           </w:tcPr>
           <w:p>
             <w:r>
-              <w:rPr>
-                <w:i/>
-                <w:iCs/>
-                <w:color w:val="7A7A7A"/>
-              </w:rPr>
-              <w:t>[TODO: Which classes participate, and what role does each play?]</w:t>
+              <w:t>Facade: StoryAgent</w:t>
+            </w:r>
+          </w:p>
+          <w:p>
+            <w:r>
+              <w:t>Subsystem classes: PlotPlanner, MemoryManager, ConsistencyChecker, ToolRegistry, LLMClient</w:t>
+            </w:r>
+          </w:p>
+          <w:p>
+            <w:r>
+              <w:t>Clients: StoryController, SubmitTurnCommand</w:t>
             </w:r>
           </w:p>
         </w:tc>
@@ -13362,12 +12713,7 @@
           </w:tcPr>
           <w:p>
             <w:r>
-              <w:rPr>
-                <w:i/>
-                <w:iCs/>
-                <w:color w:val="7A7A7A"/>
-              </w:rPr>
-              <w:t>[TODO: Why is this pattern appropriate here?]</w:t>
+              <w:t>The controller needs only a few operations from the agent (generate a scenario, plan the pivotal events, take a turn, write an ending, write a recap) and has no reason to know how they are carried out. A facade offers those operations and keeps the order of the steps in one place.</w:t>
             </w:r>
           </w:p>
         </w:tc>
@@ -13421,12 +12767,7 @@
           </w:tcPr>
           <w:p>
             <w:r>
-              <w:rPr>
-                <w:i/>
-                <w:iCs/>
-                <w:color w:val="7A7A7A"/>
-              </w:rPr>
-              <w:t>[TODO: What would be more difficult if the pattern were not used?]</w:t>
+              <w:t>The controller would depend on five agent classes and on the order they have to be called in, so any change to how a turn is produced would also change the controller.</w:t>
             </w:r>
           </w:p>
         </w:tc>
@@ -13480,12 +12821,7 @@
           </w:tcPr>
           <w:p>
             <w:r>
-              <w:rPr>
-                <w:i/>
-                <w:iCs/>
-                <w:color w:val="7A7A7A"/>
-              </w:rPr>
-              <w:t>[TODO: F## list]</w:t>
+              <w:t>F01, F04, F05, F06, F07, F08, F09, F11, F12</w:t>
             </w:r>
           </w:p>
         </w:tc>
@@ -13501,11 +12837,12 @@
         <w:pStyle w:val="Heading2"/>
         <w:keepNext/>
       </w:pPr>
-      <w:bookmarkStart w:id="15" w:name="_Toc242439989"/>
-      <w:r>
-        <w:t>4.4 Pattern 4</w:t>
-      </w:r>
-      <w:bookmarkEnd w:id="15"/>
+      <w:bookmarkStart w:id="14" w:name="_Toc242459801"/>
+      <w:r>
+        <w:lastRenderedPageBreak/>
+        <w:t>4.4 MVC</w:t>
+      </w:r>
+      <w:bookmarkEnd w:id="14"/>
     </w:p>
     <w:tbl>
       <w:tblPr>
@@ -13577,12 +12914,7 @@
           </w:tcPr>
           <w:p>
             <w:r>
-              <w:rPr>
-                <w:i/>
-                <w:iCs/>
-                <w:color w:val="7A7A7A"/>
-              </w:rPr>
-              <w:t>[TODO: pattern name]</w:t>
+              <w:t>MVC</w:t>
             </w:r>
           </w:p>
         </w:tc>
@@ -13636,12 +12968,7 @@
           </w:tcPr>
           <w:p>
             <w:r>
-              <w:rPr>
-                <w:i/>
-                <w:iCs/>
-                <w:color w:val="7A7A7A"/>
-              </w:rPr>
-              <w:t>[TODO: What design problem does the pattern address?]</w:t>
+              <w:t>Two front ends, a GUI and a CLI, must reach the same functionality without duplicating logic.</w:t>
             </w:r>
           </w:p>
         </w:tc>
@@ -13695,12 +13022,17 @@
           </w:tcPr>
           <w:p>
             <w:r>
-              <w:rPr>
-                <w:i/>
-                <w:iCs/>
-                <w:color w:val="7A7A7A"/>
-              </w:rPr>
-              <w:t>[TODO: Which classes participate, and what role does each play?]</w:t>
+              <w:t>Model: StorySession and the classes it owns (Scenario, LoreBook, LoreEntry, Character, Relationship, Plot, PivotalEvent, Turn, LoreProposal)</w:t>
+            </w:r>
+          </w:p>
+          <w:p>
+            <w:r>
+              <w:t>View: StoryGUI, StoryCLI</w:t>
+            </w:r>
+          </w:p>
+          <w:p>
+            <w:r>
+              <w:t>Controller: StoryController</w:t>
             </w:r>
           </w:p>
         </w:tc>
@@ -13754,12 +13086,7 @@
           </w:tcPr>
           <w:p>
             <w:r>
-              <w:rPr>
-                <w:i/>
-                <w:iCs/>
-                <w:color w:val="7A7A7A"/>
-              </w:rPr>
-              <w:t>[TODO: Why is this pattern appropriate here?]</w:t>
+              <w:t>The project has to offer both a GUI and a CLI over the same features. Keeping the story state and the logic separate from the two front ends means each front end only displays state and forwards the user’s actions.</w:t>
             </w:r>
           </w:p>
         </w:tc>
@@ -13813,12 +13140,7 @@
           </w:tcPr>
           <w:p>
             <w:r>
-              <w:rPr>
-                <w:i/>
-                <w:iCs/>
-                <w:color w:val="7A7A7A"/>
-              </w:rPr>
-              <w:t>[TODO: What would be more difficult if the pattern were not used?]</w:t>
+              <w:t>Each front end would carry its own copy of the story logic, and the two would drift apart as features were added.</w:t>
             </w:r>
           </w:p>
         </w:tc>
@@ -13872,12 +13194,7 @@
           </w:tcPr>
           <w:p>
             <w:r>
-              <w:rPr>
-                <w:i/>
-                <w:iCs/>
-                <w:color w:val="7A7A7A"/>
-              </w:rPr>
-              <w:t>[TODO: F## list]</w:t>
+              <w:t>All features (F01 to F12)</w:t>
             </w:r>
           </w:p>
         </w:tc>
@@ -13893,11 +13210,11 @@
         <w:pStyle w:val="Heading2"/>
         <w:keepNext/>
       </w:pPr>
-      <w:bookmarkStart w:id="16" w:name="_Toc242439990"/>
-      <w:r>
-        <w:t>4.5 Pattern 5</w:t>
-      </w:r>
-      <w:bookmarkEnd w:id="16"/>
+      <w:bookmarkStart w:id="15" w:name="_Toc242459802"/>
+      <w:r>
+        <w:t>4.5 Observer</w:t>
+      </w:r>
+      <w:bookmarkEnd w:id="15"/>
     </w:p>
     <w:tbl>
       <w:tblPr>
@@ -13969,12 +13286,7 @@
           </w:tcPr>
           <w:p>
             <w:r>
-              <w:rPr>
-                <w:i/>
-                <w:iCs/>
-                <w:color w:val="7A7A7A"/>
-              </w:rPr>
-              <w:t>[TODO: pattern name]</w:t>
+              <w:t>Observer</w:t>
             </w:r>
           </w:p>
         </w:tc>
@@ -14028,12 +13340,7 @@
           </w:tcPr>
           <w:p>
             <w:r>
-              <w:rPr>
-                <w:i/>
-                <w:iCs/>
-                <w:color w:val="7A7A7A"/>
-              </w:rPr>
-              <w:t>[TODO: What design problem does the pattern address?]</w:t>
+              <w:t>The story state changes from several places (a turn, an approved proposal, an undo, a load), and every open front end has to refresh.</w:t>
             </w:r>
           </w:p>
         </w:tc>
@@ -14087,12 +13394,17 @@
           </w:tcPr>
           <w:p>
             <w:r>
-              <w:rPr>
-                <w:i/>
-                <w:iCs/>
-                <w:color w:val="7A7A7A"/>
-              </w:rPr>
-              <w:t>[TODO: Which classes participate, and what role does each play?]</w:t>
+              <w:t>Subject: StorySession</w:t>
+            </w:r>
+          </w:p>
+          <w:p>
+            <w:r>
+              <w:t>Observer: StoryObserver</w:t>
+            </w:r>
+          </w:p>
+          <w:p>
+            <w:r>
+              <w:t>Concrete observers: StoryGUI, StoryCLI</w:t>
             </w:r>
           </w:p>
         </w:tc>
@@ -14146,12 +13458,7 @@
           </w:tcPr>
           <w:p>
             <w:r>
-              <w:rPr>
-                <w:i/>
-                <w:iCs/>
-                <w:color w:val="7A7A7A"/>
-              </w:rPr>
-              <w:t>[TODO: Why is this pattern appropriate here?]</w:t>
+              <w:t>The state changes as a result of the agent’s actions as well as the user’s, since the agent raises proposals and warnings during a turn. A front end therefore cannot tell when to refresh from what the user did. The session notifies whichever observers are registered, without knowing which front end they are.</w:t>
             </w:r>
           </w:p>
         </w:tc>
@@ -14205,12 +13512,7 @@
           </w:tcPr>
           <w:p>
             <w:r>
-              <w:rPr>
-                <w:i/>
-                <w:iCs/>
-                <w:color w:val="7A7A7A"/>
-              </w:rPr>
-              <w:t>[TODO: What would be more difficult if the pattern were not used?]</w:t>
+              <w:t>Every method that changes state would need to know about, and call, each front end, which would tie the model to the views that MVC keeps apart.</w:t>
             </w:r>
           </w:p>
         </w:tc>
@@ -14264,12 +13566,7 @@
           </w:tcPr>
           <w:p>
             <w:r>
-              <w:rPr>
-                <w:i/>
-                <w:iCs/>
-                <w:color w:val="7A7A7A"/>
-              </w:rPr>
-              <w:t>[TODO: F## list]</w:t>
+              <w:t>F02, F03, F04, F07, F08, F10, F11</w:t>
             </w:r>
           </w:p>
         </w:tc>
@@ -14282,10 +13579,402 @@
     </w:p>
     <w:p>
       <w:pPr>
+        <w:rPr>
+          <w:b/>
+          <w:bCs/>
+          <w:color w:val="2F5496"/>
+          <w:sz w:val="26"/>
+          <w:szCs w:val="26"/>
+        </w:rPr>
+      </w:pPr>
+      <w:bookmarkStart w:id="16" w:name="_Toc242459803"/>
+      <w:r>
+        <w:br w:type="page"/>
+      </w:r>
+    </w:p>
+    <w:p>
+      <w:pPr>
+        <w:pStyle w:val="Heading2"/>
+        <w:keepNext/>
+      </w:pPr>
+      <w:r>
+        <w:lastRenderedPageBreak/>
+        <w:t>4.6 Strategy</w:t>
+      </w:r>
+      <w:bookmarkEnd w:id="16"/>
+    </w:p>
+    <w:tbl>
+      <w:tblPr>
+        <w:tblW w:w="9360" w:type="dxa"/>
+        <w:tblBorders>
+          <w:top w:val="single" w:sz="4" w:space="0" w:color="auto"/>
+          <w:left w:val="single" w:sz="4" w:space="0" w:color="auto"/>
+          <w:bottom w:val="single" w:sz="4" w:space="0" w:color="auto"/>
+          <w:right w:val="single" w:sz="4" w:space="0" w:color="auto"/>
+          <w:insideH w:val="single" w:sz="4" w:space="0" w:color="auto"/>
+          <w:insideV w:val="single" w:sz="4" w:space="0" w:color="auto"/>
+        </w:tblBorders>
+        <w:tblCellMar>
+          <w:left w:w="10" w:type="dxa"/>
+          <w:right w:w="10" w:type="dxa"/>
+        </w:tblCellMar>
+        <w:tblLook w:val="0000" w:firstRow="0" w:lastRow="0" w:firstColumn="0" w:lastColumn="0" w:noHBand="0" w:noVBand="0"/>
+      </w:tblPr>
+      <w:tblGrid>
+        <w:gridCol w:w="2500"/>
+        <w:gridCol w:w="6860"/>
+      </w:tblGrid>
+      <w:tr>
+        <w:trPr>
+          <w:cantSplit/>
+        </w:trPr>
+        <w:tc>
+          <w:tcPr>
+            <w:tcW w:w="2500" w:type="dxa"/>
+            <w:tcBorders>
+              <w:top w:val="single" w:sz="4" w:space="0" w:color="BFBFBF"/>
+              <w:left w:val="single" w:sz="4" w:space="0" w:color="BFBFBF"/>
+              <w:bottom w:val="single" w:sz="4" w:space="0" w:color="BFBFBF"/>
+              <w:right w:val="single" w:sz="4" w:space="0" w:color="BFBFBF"/>
+            </w:tcBorders>
+            <w:shd w:val="clear" w:color="auto" w:fill="F2F2F2"/>
+            <w:tcMar>
+              <w:top w:w="70" w:type="dxa"/>
+              <w:left w:w="110" w:type="dxa"/>
+              <w:bottom w:w="70" w:type="dxa"/>
+              <w:right w:w="110" w:type="dxa"/>
+            </w:tcMar>
+          </w:tcPr>
+          <w:p>
+            <w:r>
+              <w:rPr>
+                <w:b/>
+                <w:bCs/>
+              </w:rPr>
+              <w:t>Pattern</w:t>
+            </w:r>
+          </w:p>
+        </w:tc>
+        <w:tc>
+          <w:tcPr>
+            <w:tcW w:w="6860" w:type="dxa"/>
+            <w:tcBorders>
+              <w:top w:val="single" w:sz="4" w:space="0" w:color="BFBFBF"/>
+              <w:left w:val="single" w:sz="4" w:space="0" w:color="BFBFBF"/>
+              <w:bottom w:val="single" w:sz="4" w:space="0" w:color="BFBFBF"/>
+              <w:right w:val="single" w:sz="4" w:space="0" w:color="BFBFBF"/>
+            </w:tcBorders>
+            <w:tcMar>
+              <w:top w:w="70" w:type="dxa"/>
+              <w:left w:w="110" w:type="dxa"/>
+              <w:bottom w:w="70" w:type="dxa"/>
+              <w:right w:w="110" w:type="dxa"/>
+            </w:tcMar>
+          </w:tcPr>
+          <w:p>
+            <w:r>
+              <w:t>Strategy</w:t>
+            </w:r>
+          </w:p>
+        </w:tc>
+      </w:tr>
+      <w:tr>
+        <w:trPr>
+          <w:cantSplit/>
+        </w:trPr>
+        <w:tc>
+          <w:tcPr>
+            <w:tcW w:w="2500" w:type="dxa"/>
+            <w:tcBorders>
+              <w:top w:val="single" w:sz="4" w:space="0" w:color="BFBFBF"/>
+              <w:left w:val="single" w:sz="4" w:space="0" w:color="BFBFBF"/>
+              <w:bottom w:val="single" w:sz="4" w:space="0" w:color="BFBFBF"/>
+              <w:right w:val="single" w:sz="4" w:space="0" w:color="BFBFBF"/>
+            </w:tcBorders>
+            <w:shd w:val="clear" w:color="auto" w:fill="F2F2F2"/>
+            <w:tcMar>
+              <w:top w:w="70" w:type="dxa"/>
+              <w:left w:w="110" w:type="dxa"/>
+              <w:bottom w:w="70" w:type="dxa"/>
+              <w:right w:w="110" w:type="dxa"/>
+            </w:tcMar>
+          </w:tcPr>
+          <w:p>
+            <w:r>
+              <w:rPr>
+                <w:b/>
+                <w:bCs/>
+              </w:rPr>
+              <w:t>Design problem addressed</w:t>
+            </w:r>
+          </w:p>
+        </w:tc>
+        <w:tc>
+          <w:tcPr>
+            <w:tcW w:w="6860" w:type="dxa"/>
+            <w:tcBorders>
+              <w:top w:val="single" w:sz="4" w:space="0" w:color="BFBFBF"/>
+              <w:left w:val="single" w:sz="4" w:space="0" w:color="BFBFBF"/>
+              <w:bottom w:val="single" w:sz="4" w:space="0" w:color="BFBFBF"/>
+              <w:right w:val="single" w:sz="4" w:space="0" w:color="BFBFBF"/>
+            </w:tcBorders>
+            <w:tcMar>
+              <w:top w:w="70" w:type="dxa"/>
+              <w:left w:w="110" w:type="dxa"/>
+              <w:bottom w:w="70" w:type="dxa"/>
+              <w:right w:w="110" w:type="dxa"/>
+            </w:tcMar>
+          </w:tcPr>
+          <w:p>
+            <w:r>
+              <w:t>Do, Say and Story input are handled the same way, except for how the input is framed for the model.</w:t>
+            </w:r>
+          </w:p>
+        </w:tc>
+      </w:tr>
+      <w:tr>
+        <w:trPr>
+          <w:cantSplit/>
+        </w:trPr>
+        <w:tc>
+          <w:tcPr>
+            <w:tcW w:w="2500" w:type="dxa"/>
+            <w:tcBorders>
+              <w:top w:val="single" w:sz="4" w:space="0" w:color="BFBFBF"/>
+              <w:left w:val="single" w:sz="4" w:space="0" w:color="BFBFBF"/>
+              <w:bottom w:val="single" w:sz="4" w:space="0" w:color="BFBFBF"/>
+              <w:right w:val="single" w:sz="4" w:space="0" w:color="BFBFBF"/>
+            </w:tcBorders>
+            <w:shd w:val="clear" w:color="auto" w:fill="F2F2F2"/>
+            <w:tcMar>
+              <w:top w:w="70" w:type="dxa"/>
+              <w:left w:w="110" w:type="dxa"/>
+              <w:bottom w:w="70" w:type="dxa"/>
+              <w:right w:w="110" w:type="dxa"/>
+            </w:tcMar>
+          </w:tcPr>
+          <w:p>
+            <w:r>
+              <w:rPr>
+                <w:b/>
+                <w:bCs/>
+              </w:rPr>
+              <w:t>Participating classes and roles</w:t>
+            </w:r>
+          </w:p>
+        </w:tc>
+        <w:tc>
+          <w:tcPr>
+            <w:tcW w:w="6860" w:type="dxa"/>
+            <w:tcBorders>
+              <w:top w:val="single" w:sz="4" w:space="0" w:color="BFBFBF"/>
+              <w:left w:val="single" w:sz="4" w:space="0" w:color="BFBFBF"/>
+              <w:bottom w:val="single" w:sz="4" w:space="0" w:color="BFBFBF"/>
+              <w:right w:val="single" w:sz="4" w:space="0" w:color="BFBFBF"/>
+            </w:tcBorders>
+            <w:tcMar>
+              <w:top w:w="70" w:type="dxa"/>
+              <w:left w:w="110" w:type="dxa"/>
+              <w:bottom w:w="70" w:type="dxa"/>
+              <w:right w:w="110" w:type="dxa"/>
+            </w:tcMar>
+          </w:tcPr>
+          <w:p>
+            <w:r>
+              <w:t>Strategy: InputModeStrategy</w:t>
+            </w:r>
+          </w:p>
+          <w:p>
+            <w:r>
+              <w:t>Concrete strategies: DoModeStrategy, SayModeStrategy, StoryModeStrategy</w:t>
+            </w:r>
+          </w:p>
+          <w:p>
+            <w:r>
+              <w:t>Context: StoryAgent</w:t>
+            </w:r>
+          </w:p>
+          <w:p>
+            <w:r>
+              <w:t>StoryController holds the three strategies and selects one by the mode the user chose.</w:t>
+            </w:r>
+          </w:p>
+        </w:tc>
+      </w:tr>
+      <w:tr>
+        <w:trPr>
+          <w:cantSplit/>
+        </w:trPr>
+        <w:tc>
+          <w:tcPr>
+            <w:tcW w:w="2500" w:type="dxa"/>
+            <w:tcBorders>
+              <w:top w:val="single" w:sz="4" w:space="0" w:color="BFBFBF"/>
+              <w:left w:val="single" w:sz="4" w:space="0" w:color="BFBFBF"/>
+              <w:bottom w:val="single" w:sz="4" w:space="0" w:color="BFBFBF"/>
+              <w:right w:val="single" w:sz="4" w:space="0" w:color="BFBFBF"/>
+            </w:tcBorders>
+            <w:shd w:val="clear" w:color="auto" w:fill="F2F2F2"/>
+            <w:tcMar>
+              <w:top w:w="70" w:type="dxa"/>
+              <w:left w:w="110" w:type="dxa"/>
+              <w:bottom w:w="70" w:type="dxa"/>
+              <w:right w:w="110" w:type="dxa"/>
+            </w:tcMar>
+          </w:tcPr>
+          <w:p>
+            <w:r>
+              <w:rPr>
+                <w:b/>
+                <w:bCs/>
+              </w:rPr>
+              <w:t>Why it is appropriate</w:t>
+            </w:r>
+          </w:p>
+        </w:tc>
+        <w:tc>
+          <w:tcPr>
+            <w:tcW w:w="6860" w:type="dxa"/>
+            <w:tcBorders>
+              <w:top w:val="single" w:sz="4" w:space="0" w:color="BFBFBF"/>
+              <w:left w:val="single" w:sz="4" w:space="0" w:color="BFBFBF"/>
+              <w:bottom w:val="single" w:sz="4" w:space="0" w:color="BFBFBF"/>
+              <w:right w:val="single" w:sz="4" w:space="0" w:color="BFBFBF"/>
+            </w:tcBorders>
+            <w:tcMar>
+              <w:top w:w="70" w:type="dxa"/>
+              <w:left w:w="110" w:type="dxa"/>
+              <w:bottom w:w="70" w:type="dxa"/>
+              <w:right w:w="110" w:type="dxa"/>
+            </w:tcMar>
+          </w:tcPr>
+          <w:p>
+            <w:r>
+              <w:t>The three modes differ in one step only, and the user chooses between them at run time for every turn. Making each mode a small interchangeable object means the rest of the turn does not depend on which one is in use.</w:t>
+            </w:r>
+          </w:p>
+        </w:tc>
+      </w:tr>
+      <w:tr>
+        <w:trPr>
+          <w:cantSplit/>
+        </w:trPr>
+        <w:tc>
+          <w:tcPr>
+            <w:tcW w:w="2500" w:type="dxa"/>
+            <w:tcBorders>
+              <w:top w:val="single" w:sz="4" w:space="0" w:color="BFBFBF"/>
+              <w:left w:val="single" w:sz="4" w:space="0" w:color="BFBFBF"/>
+              <w:bottom w:val="single" w:sz="4" w:space="0" w:color="BFBFBF"/>
+              <w:right w:val="single" w:sz="4" w:space="0" w:color="BFBFBF"/>
+            </w:tcBorders>
+            <w:shd w:val="clear" w:color="auto" w:fill="F2F2F2"/>
+            <w:tcMar>
+              <w:top w:w="70" w:type="dxa"/>
+              <w:left w:w="110" w:type="dxa"/>
+              <w:bottom w:w="70" w:type="dxa"/>
+              <w:right w:w="110" w:type="dxa"/>
+            </w:tcMar>
+          </w:tcPr>
+          <w:p>
+            <w:r>
+              <w:rPr>
+                <w:b/>
+                <w:bCs/>
+              </w:rPr>
+              <w:t>Without the pattern</w:t>
+            </w:r>
+          </w:p>
+        </w:tc>
+        <w:tc>
+          <w:tcPr>
+            <w:tcW w:w="6860" w:type="dxa"/>
+            <w:tcBorders>
+              <w:top w:val="single" w:sz="4" w:space="0" w:color="BFBFBF"/>
+              <w:left w:val="single" w:sz="4" w:space="0" w:color="BFBFBF"/>
+              <w:bottom w:val="single" w:sz="4" w:space="0" w:color="BFBFBF"/>
+              <w:right w:val="single" w:sz="4" w:space="0" w:color="BFBFBF"/>
+            </w:tcBorders>
+            <w:tcMar>
+              <w:top w:w="70" w:type="dxa"/>
+              <w:left w:w="110" w:type="dxa"/>
+              <w:bottom w:w="70" w:type="dxa"/>
+              <w:right w:w="110" w:type="dxa"/>
+            </w:tcMar>
+          </w:tcPr>
+          <w:p>
+            <w:r>
+              <w:t>The agent would branch on the mode name wherever input is framed, and adding a mode would mean editing the agent.</w:t>
+            </w:r>
+          </w:p>
+        </w:tc>
+      </w:tr>
+      <w:tr>
+        <w:trPr>
+          <w:cantSplit/>
+        </w:trPr>
+        <w:tc>
+          <w:tcPr>
+            <w:tcW w:w="2500" w:type="dxa"/>
+            <w:tcBorders>
+              <w:top w:val="single" w:sz="4" w:space="0" w:color="BFBFBF"/>
+              <w:left w:val="single" w:sz="4" w:space="0" w:color="BFBFBF"/>
+              <w:bottom w:val="single" w:sz="4" w:space="0" w:color="BFBFBF"/>
+              <w:right w:val="single" w:sz="4" w:space="0" w:color="BFBFBF"/>
+            </w:tcBorders>
+            <w:shd w:val="clear" w:color="auto" w:fill="F2F2F2"/>
+            <w:tcMar>
+              <w:top w:w="70" w:type="dxa"/>
+              <w:left w:w="110" w:type="dxa"/>
+              <w:bottom w:w="70" w:type="dxa"/>
+              <w:right w:w="110" w:type="dxa"/>
+            </w:tcMar>
+          </w:tcPr>
+          <w:p>
+            <w:r>
+              <w:rPr>
+                <w:b/>
+                <w:bCs/>
+              </w:rPr>
+              <w:t>Related features</w:t>
+            </w:r>
+          </w:p>
+        </w:tc>
+        <w:tc>
+          <w:tcPr>
+            <w:tcW w:w="6860" w:type="dxa"/>
+            <w:tcBorders>
+              <w:top w:val="single" w:sz="4" w:space="0" w:color="BFBFBF"/>
+              <w:left w:val="single" w:sz="4" w:space="0" w:color="BFBFBF"/>
+              <w:bottom w:val="single" w:sz="4" w:space="0" w:color="BFBFBF"/>
+              <w:right w:val="single" w:sz="4" w:space="0" w:color="BFBFBF"/>
+            </w:tcBorders>
+            <w:tcMar>
+              <w:top w:w="70" w:type="dxa"/>
+              <w:left w:w="110" w:type="dxa"/>
+              <w:bottom w:w="70" w:type="dxa"/>
+              <w:right w:w="110" w:type="dxa"/>
+            </w:tcMar>
+          </w:tcPr>
+          <w:p>
+            <w:r>
+              <w:t>F04, F10</w:t>
+            </w:r>
+          </w:p>
+        </w:tc>
+      </w:tr>
+    </w:tbl>
+    <w:p>
+      <w:pPr>
+        <w:spacing w:after="120"/>
+      </w:pPr>
+    </w:p>
+    <w:p>
+      <w:pPr>
         <w:pStyle w:val="Heading1"/>
         <w:pageBreakBefore/>
       </w:pPr>
-      <w:bookmarkStart w:id="17" w:name="_Toc242439991"/>
+      <w:bookmarkStart w:id="17" w:name="_Toc242459804"/>
       <w:r>
         <w:lastRenderedPageBreak/>
         <w:t>5. Use-Case Diagram</w:t>
@@ -14378,7 +14067,7 @@
         <w:pStyle w:val="Heading2"/>
         <w:keepNext/>
       </w:pPr>
-      <w:bookmarkStart w:id="18" w:name="_Toc242439992"/>
+      <w:bookmarkStart w:id="18" w:name="_Toc242459805"/>
       <w:r>
         <w:t>5.1 Actors</w:t>
       </w:r>
@@ -14757,7 +14446,7 @@
         <w:pStyle w:val="Heading1"/>
         <w:pageBreakBefore/>
       </w:pPr>
-      <w:bookmarkStart w:id="19" w:name="_Toc242439993"/>
+      <w:bookmarkStart w:id="19" w:name="_Toc242459806"/>
       <w:r>
         <w:lastRenderedPageBreak/>
         <w:t>6. Detailed Use-Case Descriptions</w:t>
@@ -14777,7 +14466,7 @@
         <w:pStyle w:val="Heading2"/>
         <w:keepNext/>
       </w:pPr>
-      <w:bookmarkStart w:id="20" w:name="_Toc242439994"/>
+      <w:bookmarkStart w:id="20" w:name="_Toc242459807"/>
       <w:r>
         <w:t>6.1 UC01</w:t>
       </w:r>
@@ -15400,7 +15089,7 @@
         <w:pStyle w:val="Heading2"/>
         <w:keepNext/>
       </w:pPr>
-      <w:bookmarkStart w:id="21" w:name="_Toc242439995"/>
+      <w:bookmarkStart w:id="21" w:name="_Toc242459808"/>
       <w:r>
         <w:t>6.2 UC02</w:t>
       </w:r>
@@ -16023,7 +15712,7 @@
         <w:pStyle w:val="Heading2"/>
         <w:keepNext/>
       </w:pPr>
-      <w:bookmarkStart w:id="22" w:name="_Toc242439996"/>
+      <w:bookmarkStart w:id="22" w:name="_Toc242459809"/>
       <w:r>
         <w:t>6.3 UC03</w:t>
       </w:r>
@@ -16647,7 +16336,7 @@
         <w:pStyle w:val="Heading1"/>
         <w:pageBreakBefore/>
       </w:pPr>
-      <w:bookmarkStart w:id="23" w:name="_Toc242439997"/>
+      <w:bookmarkStart w:id="23" w:name="_Toc242459810"/>
       <w:r>
         <w:lastRenderedPageBreak/>
         <w:t>7. Sequence Diagrams</w:t>
@@ -16667,7 +16356,7 @@
         <w:pStyle w:val="Heading2"/>
         <w:keepNext/>
       </w:pPr>
-      <w:bookmarkStart w:id="24" w:name="_Toc242439998"/>
+      <w:bookmarkStart w:id="24" w:name="_Toc242459811"/>
       <w:r>
         <w:t>7.1 SD01</w:t>
       </w:r>
@@ -16806,7 +16495,7 @@
         <w:pStyle w:val="Heading2"/>
         <w:keepNext/>
       </w:pPr>
-      <w:bookmarkStart w:id="25" w:name="_Toc242439999"/>
+      <w:bookmarkStart w:id="25" w:name="_Toc242459812"/>
       <w:r>
         <w:t>7.2 SD02</w:t>
       </w:r>
@@ -16945,7 +16634,7 @@
         <w:pStyle w:val="Heading2"/>
         <w:keepNext/>
       </w:pPr>
-      <w:bookmarkStart w:id="26" w:name="_Toc242440000"/>
+      <w:bookmarkStart w:id="26" w:name="_Toc242459813"/>
       <w:r>
         <w:t>7.3 SD03</w:t>
       </w:r>
@@ -17095,7 +16784,7 @@
       <w:pPr>
         <w:pStyle w:val="Heading1"/>
       </w:pPr>
-      <w:bookmarkStart w:id="27" w:name="_Toc242440001"/>
+      <w:bookmarkStart w:id="27" w:name="_Toc242459814"/>
       <w:r>
         <w:lastRenderedPageBreak/>
         <w:t>8. Feature-to-Design Traceability Table</w:t>
@@ -19581,7 +19270,6 @@
                 <w:sz w:val="18"/>
                 <w:szCs w:val="18"/>
               </w:rPr>
-              <w:lastRenderedPageBreak/>
               <w:t>F11</w:t>
             </w:r>
           </w:p>
@@ -19800,6 +19488,7 @@
                 <w:sz w:val="18"/>
                 <w:szCs w:val="18"/>
               </w:rPr>
+              <w:lastRenderedPageBreak/>
               <w:t>F12</w:t>
             </w:r>
           </w:p>
@@ -20008,7 +19697,7 @@
       <w:pPr>
         <w:pStyle w:val="Heading1"/>
       </w:pPr>
-      <w:bookmarkStart w:id="28" w:name="_Toc242440002"/>
+      <w:bookmarkStart w:id="28" w:name="_Toc242459815"/>
       <w:r>
         <w:lastRenderedPageBreak/>
         <w:t>9. Feature Implementation Explanations</w:t>
@@ -20028,7 +19717,7 @@
         <w:pStyle w:val="Heading2"/>
         <w:keepNext/>
       </w:pPr>
-      <w:bookmarkStart w:id="29" w:name="_Toc242440003"/>
+      <w:bookmarkStart w:id="29" w:name="_Toc242459816"/>
       <w:r>
         <w:t>F01: Scenario Setup</w:t>
       </w:r>
@@ -20205,7 +19894,7 @@
         <w:pStyle w:val="Heading2"/>
         <w:keepNext/>
       </w:pPr>
-      <w:bookmarkStart w:id="30" w:name="_Toc242440004"/>
+      <w:bookmarkStart w:id="30" w:name="_Toc242459817"/>
       <w:r>
         <w:t>F02: Lore Entry Management</w:t>
       </w:r>
@@ -20382,7 +20071,7 @@
         <w:pStyle w:val="Heading2"/>
         <w:keepNext/>
       </w:pPr>
-      <w:bookmarkStart w:id="31" w:name="_Toc242440005"/>
+      <w:bookmarkStart w:id="31" w:name="_Toc242459818"/>
       <w:r>
         <w:t>F03: Character Management</w:t>
       </w:r>
@@ -20560,7 +20249,7 @@
         <w:pStyle w:val="Heading2"/>
         <w:keepNext/>
       </w:pPr>
-      <w:bookmarkStart w:id="32" w:name="_Toc242440006"/>
+      <w:bookmarkStart w:id="32" w:name="_Toc242459819"/>
       <w:r>
         <w:t>F04: Story Turn</w:t>
       </w:r>
@@ -20737,11 +20426,11 @@
         <w:pStyle w:val="Heading2"/>
         <w:keepNext/>
       </w:pPr>
-      <w:bookmarkStart w:id="34" w:name="_Toc242440008"/>
+      <w:bookmarkStart w:id="33" w:name="_Toc242459820"/>
       <w:r>
         <w:t>F05: Pivotal Events</w:t>
       </w:r>
-      <w:bookmarkEnd w:id="34"/>
+      <w:bookmarkEnd w:id="33"/>
     </w:p>
     <w:p>
       <w:pPr>
@@ -20893,7 +20582,6 @@
           <w:b/>
           <w:bCs/>
         </w:rPr>
-        <w:lastRenderedPageBreak/>
         <w:t>Execution</w:t>
       </w:r>
     </w:p>
@@ -20915,11 +20603,11 @@
         <w:pStyle w:val="Heading2"/>
         <w:keepNext/>
       </w:pPr>
-      <w:bookmarkStart w:id="35" w:name="_Toc242440009"/>
+      <w:bookmarkStart w:id="34" w:name="_Toc242459821"/>
       <w:r>
         <w:t>F06: Plot Steering</w:t>
       </w:r>
-      <w:bookmarkEnd w:id="35"/>
+      <w:bookmarkEnd w:id="34"/>
     </w:p>
     <w:p>
       <w:pPr>
@@ -21071,6 +20759,7 @@
           <w:b/>
           <w:bCs/>
         </w:rPr>
+        <w:lastRenderedPageBreak/>
         <w:t>Execution</w:t>
       </w:r>
     </w:p>
@@ -21092,11 +20781,11 @@
         <w:pStyle w:val="Heading2"/>
         <w:keepNext/>
       </w:pPr>
-      <w:bookmarkStart w:id="36" w:name="_Toc242440010"/>
+      <w:bookmarkStart w:id="35" w:name="_Toc242459822"/>
       <w:r>
         <w:t>F07: Lore Proposals</w:t>
       </w:r>
-      <w:bookmarkEnd w:id="36"/>
+      <w:bookmarkEnd w:id="35"/>
     </w:p>
     <w:p>
       <w:pPr>
@@ -21269,11 +20958,11 @@
         <w:pStyle w:val="Heading2"/>
         <w:keepNext/>
       </w:pPr>
-      <w:bookmarkStart w:id="37" w:name="_Toc242440011"/>
+      <w:bookmarkStart w:id="36" w:name="_Toc242459823"/>
       <w:r>
         <w:t>F08: Consistency Check</w:t>
       </w:r>
-      <w:bookmarkEnd w:id="37"/>
+      <w:bookmarkEnd w:id="36"/>
     </w:p>
     <w:p>
       <w:pPr>
@@ -21425,7 +21114,6 @@
           <w:b/>
           <w:bCs/>
         </w:rPr>
-        <w:lastRenderedPageBreak/>
         <w:t>Execution</w:t>
       </w:r>
     </w:p>
@@ -21447,11 +21135,11 @@
         <w:pStyle w:val="Heading2"/>
         <w:keepNext/>
       </w:pPr>
-      <w:bookmarkStart w:id="38" w:name="_Toc242440012"/>
+      <w:bookmarkStart w:id="37" w:name="_Toc242459824"/>
       <w:r>
         <w:t>F09: Story Memory Summarization</w:t>
       </w:r>
-      <w:bookmarkEnd w:id="38"/>
+      <w:bookmarkEnd w:id="37"/>
     </w:p>
     <w:p>
       <w:pPr>
@@ -21603,6 +21291,7 @@
           <w:b/>
           <w:bCs/>
         </w:rPr>
+        <w:lastRenderedPageBreak/>
         <w:t>Execution</w:t>
       </w:r>
     </w:p>
@@ -21624,11 +21313,11 @@
         <w:pStyle w:val="Heading2"/>
         <w:keepNext/>
       </w:pPr>
-      <w:bookmarkStart w:id="39" w:name="_Toc242440013"/>
+      <w:bookmarkStart w:id="38" w:name="_Toc242459825"/>
       <w:r>
         <w:t>F10: Undo / Retry / Edit Turn</w:t>
       </w:r>
-      <w:bookmarkEnd w:id="39"/>
+      <w:bookmarkEnd w:id="38"/>
     </w:p>
     <w:p>
       <w:pPr>
@@ -21801,11 +21490,11 @@
         <w:pStyle w:val="Heading2"/>
         <w:keepNext/>
       </w:pPr>
-      <w:bookmarkStart w:id="40" w:name="_Toc242440014"/>
+      <w:bookmarkStart w:id="39" w:name="_Toc242459826"/>
       <w:r>
         <w:t>F11: Save and Load Session</w:t>
       </w:r>
-      <w:bookmarkEnd w:id="40"/>
+      <w:bookmarkEnd w:id="39"/>
     </w:p>
     <w:p>
       <w:pPr>
@@ -21957,7 +21646,6 @@
           <w:b/>
           <w:bCs/>
         </w:rPr>
-        <w:lastRenderedPageBreak/>
         <w:t>Execution</w:t>
       </w:r>
     </w:p>
@@ -21979,11 +21667,11 @@
         <w:pStyle w:val="Heading2"/>
         <w:keepNext/>
       </w:pPr>
-      <w:bookmarkStart w:id="41" w:name="_Toc242440015"/>
+      <w:bookmarkStart w:id="40" w:name="_Toc242459827"/>
       <w:r>
         <w:t>F12: Ending Generation</w:t>
       </w:r>
-      <w:bookmarkEnd w:id="41"/>
+      <w:bookmarkEnd w:id="40"/>
     </w:p>
     <w:p>
       <w:pPr>
@@ -22135,6 +21823,7 @@
           <w:b/>
           <w:bCs/>
         </w:rPr>
+        <w:lastRenderedPageBreak/>
         <w:t>Execution</w:t>
       </w:r>
     </w:p>

--- a/Stage1_Report.docx
+++ b/Stage1_Report.docx
@@ -1457,7 +1457,7 @@
                 <w:rStyle w:val="Hyperlink"/>
                 <w:noProof/>
               </w:rPr>
-              <w:t>6.1 UC01</w:t>
+              <w:t>6.1 UC01: Create a story</w:t>
             </w:r>
             <w:r>
               <w:rPr>
@@ -1523,7 +1523,7 @@
                 <w:rStyle w:val="Hyperlink"/>
                 <w:noProof/>
               </w:rPr>
-              <w:t>6.2 UC02</w:t>
+              <w:t>6.2 UC02: Manage lore</w:t>
             </w:r>
             <w:r>
               <w:rPr>
@@ -1589,7 +1589,7 @@
                 <w:rStyle w:val="Hyperlink"/>
                 <w:noProof/>
               </w:rPr>
-              <w:t>6.3 UC03</w:t>
+              <w:t>6.3 UC03: Manage characters</w:t>
             </w:r>
             <w:r>
               <w:rPr>
@@ -13986,67 +13986,52 @@
         <w:spacing w:after="120"/>
       </w:pPr>
       <w:r>
-        <w:rPr>
-          <w:i/>
-          <w:iCs/>
-          <w:color w:val="7A7A7A"/>
-        </w:rPr>
-        <w:t>[TODO: Use cases should collectively cover all major features.]</w:t>
-      </w:r>
-    </w:p>
-    <w:tbl>
-      <w:tblPr>
-        <w:tblW w:w="9360" w:type="dxa"/>
-        <w:tblBorders>
-          <w:top w:val="single" w:sz="4" w:space="0" w:color="auto"/>
-          <w:left w:val="single" w:sz="4" w:space="0" w:color="auto"/>
-          <w:bottom w:val="single" w:sz="4" w:space="0" w:color="auto"/>
-          <w:right w:val="single" w:sz="4" w:space="0" w:color="auto"/>
-          <w:insideH w:val="single" w:sz="4" w:space="0" w:color="auto"/>
-          <w:insideV w:val="single" w:sz="4" w:space="0" w:color="auto"/>
-        </w:tblBorders>
-        <w:tblCellMar>
-          <w:left w:w="10" w:type="dxa"/>
-          <w:right w:w="10" w:type="dxa"/>
-        </w:tblCellMar>
-        <w:tblLook w:val="0000" w:firstRow="0" w:lastRow="0" w:firstColumn="0" w:lastColumn="0" w:noHBand="0" w:noVBand="0"/>
-      </w:tblPr>
-      <w:tblGrid>
-        <w:gridCol w:w="9360"/>
-      </w:tblGrid>
-      <w:tr>
-        <w:tc>
-          <w:tcPr>
-            <w:tcW w:w="9360" w:type="dxa"/>
-            <w:tcBorders>
-              <w:top w:val="dashed" w:sz="6" w:space="0" w:color="A6A6A6"/>
-              <w:left w:val="dashed" w:sz="6" w:space="0" w:color="A6A6A6"/>
-              <w:bottom w:val="dashed" w:sz="6" w:space="0" w:color="A6A6A6"/>
-              <w:right w:val="dashed" w:sz="6" w:space="0" w:color="A6A6A6"/>
-            </w:tcBorders>
-            <w:tcMar>
-              <w:top w:w="700" w:type="dxa"/>
-              <w:left w:w="200" w:type="dxa"/>
-              <w:bottom w:w="700" w:type="dxa"/>
-              <w:right w:w="200" w:type="dxa"/>
-            </w:tcMar>
-          </w:tcPr>
-          <w:p>
-            <w:pPr>
-              <w:jc w:val="center"/>
-            </w:pPr>
-            <w:r>
-              <w:rPr>
-                <w:i/>
-                <w:iCs/>
-                <w:color w:val="7A7A7A"/>
-              </w:rPr>
-              <w:t>[TODO: insert UML use-case diagram here]</w:t>
-            </w:r>
-          </w:p>
-        </w:tc>
-      </w:tr>
-    </w:tbl>
+        <w:t xml:space="preserve">Eight use cases cover all twelve features. Each numbered use case is something the user sets out to do. The shaded use cases are behaviour that runs inside them: four are included, and one extends UC01 when the user chooses to generate a scenario.</w:t>
+      </w:r>
+    </w:p>
+    <w:p>
+      <w:pPr>
+        <w:keepNext/>
+        <w:spacing w:before="60" w:after="0"/>
+        <w:jc w:val="center"/>
+      </w:pPr>
+      <w:r>
+        <w:drawing>
+          <wp:inline xmlns:wp="http://schemas.openxmlformats.org/drawingml/2006/wordprocessingDrawing" distT="0" distB="0" distL="0" distR="0">
+            <wp:extent cx="5943600" cy="4702048"/>
+            <wp:docPr id="910" name="Use-case diagram" descr="Use-case diagram: the user takes part in eight use cases; Claude, the AI service, takes part in the ones that call the model."/>
+            <wp:cNvGraphicFramePr>
+              <a:graphicFrameLocks xmlns:a="http://schemas.openxmlformats.org/drawingml/2006/main" noChangeAspect="1"/>
+            </wp:cNvGraphicFramePr>
+            <a:graphic xmlns:a="http://schemas.openxmlformats.org/drawingml/2006/main">
+              <a:graphicData uri="http://schemas.openxmlformats.org/drawingml/2006/picture">
+                <pic:pic xmlns:pic="http://schemas.openxmlformats.org/drawingml/2006/picture">
+                  <pic:nvPicPr>
+                    <pic:cNvPr id="910" name="image10.png"/>
+                    <pic:cNvPicPr/>
+                  </pic:nvPicPr>
+                  <pic:blipFill>
+                    <a:blip r:embed="rIdFig10"/>
+                    <a:stretch>
+                      <a:fillRect/>
+                    </a:stretch>
+                  </pic:blipFill>
+                  <pic:spPr>
+                    <a:xfrm>
+                      <a:off x="0" y="0"/>
+                      <a:ext cx="5943600" cy="4702048"/>
+                    </a:xfrm>
+                    <a:prstGeom prst="rect">
+                      <a:avLst/>
+                    </a:prstGeom>
+                  </pic:spPr>
+                </pic:pic>
+              </a:graphicData>
+            </a:graphic>
+          </wp:inline>
+        </w:drawing>
+      </w:r>
+    </w:p>
     <w:p>
       <w:pPr>
         <w:spacing w:before="120" w:after="200"/>
@@ -14059,7 +14044,7 @@
           <w:sz w:val="20"/>
           <w:szCs w:val="20"/>
         </w:rPr>
-        <w:t>Figure 10. Use-case diagram</w:t>
+        <w:t>Figure 10. Use-case diagram. Shaded use cases are included in, or extend, the numbered ones.</w:t>
       </w:r>
     </w:p>
     <w:p>
@@ -14204,12 +14189,7 @@
           </w:tcPr>
           <w:p>
             <w:r>
-              <w:rPr>
-                <w:i/>
-                <w:iCs/>
-                <w:color w:val="7A7A7A"/>
-              </w:rPr>
-              <w:t>[TODO: e.g. primary user]</w:t>
+              <w:t xml:space="preserve">User</w:t>
             </w:r>
           </w:p>
         </w:tc>
@@ -14231,12 +14211,7 @@
           </w:tcPr>
           <w:p>
             <w:r>
-              <w:rPr>
-                <w:i/>
-                <w:iCs/>
-                <w:color w:val="7A7A7A"/>
-              </w:rPr>
-              <w:t>[TODO: primary / external service / AI service]</w:t>
+              <w:t xml:space="preserve">Primary actor</w:t>
             </w:r>
           </w:p>
         </w:tc>
@@ -14258,12 +14233,7 @@
           </w:tcPr>
           <w:p>
             <w:r>
-              <w:rPr>
-                <w:i/>
-                <w:iCs/>
-                <w:color w:val="7A7A7A"/>
-              </w:rPr>
-              <w:t>[TODO: role in the system]</w:t>
+              <w:t xml:space="preserve">A solo role-player who creates stories, plays turns, and manages the lore and characters.</w:t>
             </w:r>
           </w:p>
         </w:tc>
@@ -14290,12 +14260,7 @@
           </w:tcPr>
           <w:p>
             <w:r>
-              <w:rPr>
-                <w:i/>
-                <w:iCs/>
-                <w:color w:val="7A7A7A"/>
-              </w:rPr>
-              <w:t>[TODO: actor]</w:t>
+              <w:t xml:space="preserve">Claude</w:t>
             </w:r>
           </w:p>
         </w:tc>
@@ -14317,12 +14282,7 @@
           </w:tcPr>
           <w:p>
             <w:r>
-              <w:rPr>
-                <w:i/>
-                <w:iCs/>
-                <w:color w:val="7A7A7A"/>
-              </w:rPr>
-              <w:t>[TODO: kind]</w:t>
+              <w:t xml:space="preserve">AI service</w:t>
             </w:r>
           </w:p>
         </w:tc>
@@ -14344,98 +14304,7 @@
           </w:tcPr>
           <w:p>
             <w:r>
-              <w:rPr>
-                <w:i/>
-                <w:iCs/>
-                <w:color w:val="7A7A7A"/>
-              </w:rPr>
-              <w:t>[TODO: description]</w:t>
-            </w:r>
-          </w:p>
-        </w:tc>
-      </w:tr>
-      <w:tr>
-        <w:trPr>
-          <w:cantSplit/>
-        </w:trPr>
-        <w:tc>
-          <w:tcPr>
-            <w:tcW w:w="2400" w:type="dxa"/>
-            <w:tcBorders>
-              <w:top w:val="single" w:sz="4" w:space="0" w:color="BFBFBF"/>
-              <w:left w:val="single" w:sz="4" w:space="0" w:color="BFBFBF"/>
-              <w:bottom w:val="single" w:sz="4" w:space="0" w:color="BFBFBF"/>
-              <w:right w:val="single" w:sz="4" w:space="0" w:color="BFBFBF"/>
-            </w:tcBorders>
-            <w:tcMar>
-              <w:top w:w="70" w:type="dxa"/>
-              <w:left w:w="110" w:type="dxa"/>
-              <w:bottom w:w="70" w:type="dxa"/>
-              <w:right w:w="110" w:type="dxa"/>
-            </w:tcMar>
-          </w:tcPr>
-          <w:p>
-            <w:r>
-              <w:rPr>
-                <w:i/>
-                <w:iCs/>
-                <w:color w:val="7A7A7A"/>
-              </w:rPr>
-              <w:t>[TODO: actor]</w:t>
-            </w:r>
-          </w:p>
-        </w:tc>
-        <w:tc>
-          <w:tcPr>
-            <w:tcW w:w="2200" w:type="dxa"/>
-            <w:tcBorders>
-              <w:top w:val="single" w:sz="4" w:space="0" w:color="BFBFBF"/>
-              <w:left w:val="single" w:sz="4" w:space="0" w:color="BFBFBF"/>
-              <w:bottom w:val="single" w:sz="4" w:space="0" w:color="BFBFBF"/>
-              <w:right w:val="single" w:sz="4" w:space="0" w:color="BFBFBF"/>
-            </w:tcBorders>
-            <w:tcMar>
-              <w:top w:w="70" w:type="dxa"/>
-              <w:left w:w="110" w:type="dxa"/>
-              <w:bottom w:w="70" w:type="dxa"/>
-              <w:right w:w="110" w:type="dxa"/>
-            </w:tcMar>
-          </w:tcPr>
-          <w:p>
-            <w:r>
-              <w:rPr>
-                <w:i/>
-                <w:iCs/>
-                <w:color w:val="7A7A7A"/>
-              </w:rPr>
-              <w:t>[TODO: kind]</w:t>
-            </w:r>
-          </w:p>
-        </w:tc>
-        <w:tc>
-          <w:tcPr>
-            <w:tcW w:w="4760" w:type="dxa"/>
-            <w:tcBorders>
-              <w:top w:val="single" w:sz="4" w:space="0" w:color="BFBFBF"/>
-              <w:left w:val="single" w:sz="4" w:space="0" w:color="BFBFBF"/>
-              <w:bottom w:val="single" w:sz="4" w:space="0" w:color="BFBFBF"/>
-              <w:right w:val="single" w:sz="4" w:space="0" w:color="BFBFBF"/>
-            </w:tcBorders>
-            <w:tcMar>
-              <w:top w:w="70" w:type="dxa"/>
-              <w:left w:w="110" w:type="dxa"/>
-              <w:bottom w:w="70" w:type="dxa"/>
-              <w:right w:w="110" w:type="dxa"/>
-            </w:tcMar>
-          </w:tcPr>
-          <w:p>
-            <w:r>
-              <w:rPr>
-                <w:i/>
-                <w:iCs/>
-                <w:color w:val="7A7A7A"/>
-              </w:rPr>
-              <w:t>[TODO: description]</w:t>
+              <w:t xml:space="preserve">Claude Sonnet 5.5, reached through the adapter. It writes scenarios, pivotal events, narration, summaries, recaps and endings, and requests tool calls.</w:t>
             </w:r>
           </w:p>
         </w:tc>
@@ -14458,7 +14327,7 @@
         <w:spacing w:after="120"/>
       </w:pPr>
       <w:r>
-        <w:t>One block per major use case. Copy a block to add more.</w:t>
+        <w:t xml:space="preserve">Alternative and exception flows are numbered by the step of the main scenario they branch from. A feature in brackets marks the step where that feature does its work.</w:t>
       </w:r>
     </w:p>
     <w:p>
@@ -14468,7 +14337,7 @@
       </w:pPr>
       <w:bookmarkStart w:id="20" w:name="_Toc242459807"/>
       <w:r>
-        <w:t>6.1 UC01</w:t>
+        <w:t>6.1 UC01: Create a story</w:t>
       </w:r>
       <w:bookmarkEnd w:id="20"/>
     </w:p>
@@ -14596,12 +14465,7 @@
           </w:tcPr>
           <w:p>
             <w:r>
-              <w:rPr>
-                <w:i/>
-                <w:iCs/>
-                <w:color w:val="7A7A7A"/>
-              </w:rPr>
-              <w:t>[TODO: name]</w:t>
+              <w:t xml:space="preserve">Create a story</w:t>
             </w:r>
           </w:p>
         </w:tc>
@@ -14655,12 +14519,7 @@
           </w:tcPr>
           <w:p>
             <w:r>
-              <w:rPr>
-                <w:i/>
-                <w:iCs/>
-                <w:color w:val="7A7A7A"/>
-              </w:rPr>
-              <w:t>[TODO: actors]</w:t>
+              <w:t xml:space="preserve">User (primary), Claude (AI service)</w:t>
             </w:r>
           </w:p>
         </w:tc>
@@ -14714,12 +14573,7 @@
           </w:tcPr>
           <w:p>
             <w:r>
-              <w:rPr>
-                <w:i/>
-                <w:iCs/>
-                <w:color w:val="7A7A7A"/>
-              </w:rPr>
-              <w:t>[TODO: goal]</w:t>
+              <w:t xml:space="preserve">Start a new story from a scenario the user wrote or had generated.</w:t>
             </w:r>
           </w:p>
         </w:tc>
@@ -14773,12 +14627,7 @@
           </w:tcPr>
           <w:p>
             <w:r>
-              <w:rPr>
-                <w:i/>
-                <w:iCs/>
-                <w:color w:val="7A7A7A"/>
-              </w:rPr>
-              <w:t>[TODO: what must be true before it starts]</w:t>
+              <w:t xml:space="preserve">The application is open.</w:t>
             </w:r>
           </w:p>
         </w:tc>
@@ -14832,12 +14681,7 @@
           </w:tcPr>
           <w:p>
             <w:r>
-              <w:rPr>
-                <w:i/>
-                <w:iCs/>
-                <w:color w:val="7A7A7A"/>
-              </w:rPr>
-              <w:t>[TODO: what starts it]</w:t>
+              <w:t xml:space="preserve">The user clicks the plus button in the story list.</w:t>
             </w:r>
           </w:p>
         </w:tc>
@@ -14891,12 +14735,37 @@
           </w:tcPr>
           <w:p>
             <w:r>
-              <w:rPr>
-                <w:i/>
-                <w:iCs/>
-                <w:color w:val="7A7A7A"/>
-              </w:rPr>
-              <w:t>[TODO: numbered steps]</w:t>
+              <w:t xml:space="preserve">1. The user opens the new-story form.</w:t>
+            </w:r>
+          </w:p>
+          <w:p>
+            <w:r>
+              <w:t xml:space="preserve">2. The user fills in the scenario fields (title, premise, tone, setting, opening situation) and, optionally, a plot basis.</w:t>
+            </w:r>
+          </w:p>
+          <w:p>
+            <w:r>
+              <w:t xml:space="preserve">3. The user presses Start.</w:t>
+            </w:r>
+          </w:p>
+          <w:p>
+            <w:r>
+              <w:t xml:space="preserve">4. The application validates the fields.</w:t>
+            </w:r>
+          </w:p>
+          <w:p>
+            <w:r>
+              <w:t xml:space="preserve">5. The application creates the scenario and a new story.</w:t>
+            </w:r>
+          </w:p>
+          <w:p>
+            <w:r>
+              <w:t xml:space="preserve">6. The agent plans the hidden pivotal events from the scenario and the plot basis (F05).</w:t>
+            </w:r>
+          </w:p>
+          <w:p>
+            <w:r>
+              <w:t xml:space="preserve">7. The story screen opens, ready for the first turn.</w:t>
             </w:r>
           </w:p>
         </w:tc>
@@ -14950,12 +14819,27 @@
           </w:tcPr>
           <w:p>
             <w:r>
-              <w:rPr>
-                <w:i/>
-                <w:iCs/>
-                <w:color w:val="7A7A7A"/>
-              </w:rPr>
-              <w:t>[TODO: numbered against the main-scenario step they branch from]</w:t>
+              <w:t xml:space="preserve">2a. The user generates the scenario from a prompt: the user enters a short prompt and presses Generate, and the agent returns a draft that fills the form. The user edits it or generates again, and the flow continues at step 3.</w:t>
+            </w:r>
+          </w:p>
+          <w:p>
+            <w:r>
+              <w:t xml:space="preserve">2b. Claude declines the prompt, or the call fails: a message is shown, and the user can rephrase or fill in the form by hand.</w:t>
+            </w:r>
+          </w:p>
+          <w:p>
+            <w:r>
+              <w:t xml:space="preserve">4a. A mandatory field (premise or setting) is empty: a message names the field, and the flow returns to step 2.</w:t>
+            </w:r>
+          </w:p>
+          <w:p>
+            <w:r>
+              <w:t xml:space="preserve">4b. The title is empty: the application makes one.</w:t>
+            </w:r>
+          </w:p>
+          <w:p>
+            <w:r>
+              <w:t xml:space="preserve">6a. Planning the pivotal events fails: a message is shown and the story is not started. The user can try again or change the scenario.</w:t>
             </w:r>
           </w:p>
         </w:tc>
@@ -15009,12 +14893,12 @@
           </w:tcPr>
           <w:p>
             <w:r>
-              <w:rPr>
-                <w:i/>
-                <w:iCs/>
-                <w:color w:val="7A7A7A"/>
-              </w:rPr>
-              <w:t>[TODO: what is true afterwards]</w:t>
+              <w:t xml:space="preserve">A new story exists with its scenario and a hidden list of pending pivotal events.</w:t>
+            </w:r>
+          </w:p>
+          <w:p>
+            <w:r>
+              <w:t xml:space="preserve">That story is the open story.</w:t>
             </w:r>
           </w:p>
         </w:tc>
@@ -15068,12 +14952,12 @@
           </w:tcPr>
           <w:p>
             <w:r>
-              <w:rPr>
-                <w:i/>
-                <w:iCs/>
-                <w:color w:val="7A7A7A"/>
-              </w:rPr>
-              <w:t>[TODO: F## list]</w:t>
+              <w:t xml:space="preserve">F01: Scenario Setup</w:t>
+            </w:r>
+          </w:p>
+          <w:p>
+            <w:r>
+              <w:t xml:space="preserve">F05: Pivotal Events</w:t>
             </w:r>
           </w:p>
         </w:tc>
@@ -15091,7 +14975,7 @@
       </w:pPr>
       <w:bookmarkStart w:id="21" w:name="_Toc242459808"/>
       <w:r>
-        <w:t>6.2 UC02</w:t>
+        <w:t>6.2 UC02: Manage lore</w:t>
       </w:r>
       <w:bookmarkEnd w:id="21"/>
     </w:p>
@@ -15219,12 +15103,7 @@
           </w:tcPr>
           <w:p>
             <w:r>
-              <w:rPr>
-                <w:i/>
-                <w:iCs/>
-                <w:color w:val="7A7A7A"/>
-              </w:rPr>
-              <w:t>[TODO: name]</w:t>
+              <w:t xml:space="preserve">Manage lore</w:t>
             </w:r>
           </w:p>
         </w:tc>
@@ -15278,12 +15157,7 @@
           </w:tcPr>
           <w:p>
             <w:r>
-              <w:rPr>
-                <w:i/>
-                <w:iCs/>
-                <w:color w:val="7A7A7A"/>
-              </w:rPr>
-              <w:t>[TODO: actors]</w:t>
+              <w:t xml:space="preserve">User (primary)</w:t>
             </w:r>
           </w:p>
         </w:tc>
@@ -15337,12 +15211,7 @@
           </w:tcPr>
           <w:p>
             <w:r>
-              <w:rPr>
-                <w:i/>
-                <w:iCs/>
-                <w:color w:val="7A7A7A"/>
-              </w:rPr>
-              <w:t>[TODO: goal]</w:t>
+              <w:t xml:space="preserve">Keep the story’s lore up to date so the agent can draw on it, and mark the facts that must not be contradicted.</w:t>
             </w:r>
           </w:p>
         </w:tc>
@@ -15396,12 +15265,7 @@
           </w:tcPr>
           <w:p>
             <w:r>
-              <w:rPr>
-                <w:i/>
-                <w:iCs/>
-                <w:color w:val="7A7A7A"/>
-              </w:rPr>
-              <w:t>[TODO: what must be true before it starts]</w:t>
+              <w:t xml:space="preserve">A story is open.</w:t>
             </w:r>
           </w:p>
         </w:tc>
@@ -15455,12 +15319,7 @@
           </w:tcPr>
           <w:p>
             <w:r>
-              <w:rPr>
-                <w:i/>
-                <w:iCs/>
-                <w:color w:val="7A7A7A"/>
-              </w:rPr>
-              <w:t>[TODO: what starts it]</w:t>
+              <w:t xml:space="preserve">The user opens the Lore panel.</w:t>
             </w:r>
           </w:p>
         </w:tc>
@@ -15514,12 +15373,37 @@
           </w:tcPr>
           <w:p>
             <w:r>
-              <w:rPr>
-                <w:i/>
-                <w:iCs/>
-                <w:color w:val="7A7A7A"/>
-              </w:rPr>
-              <w:t>[TODO: numbered steps]</w:t>
+              <w:t xml:space="preserve">1. The Lore panel lists the story’s lore entries.</w:t>
+            </w:r>
+          </w:p>
+          <w:p>
+            <w:r>
+              <w:t xml:space="preserve">2. The user presses the add button, or clicks an existing entry.</w:t>
+            </w:r>
+          </w:p>
+          <w:p>
+            <w:r>
+              <w:t xml:space="preserve">3. The form opens, empty for a new entry or filled in for an existing one.</w:t>
+            </w:r>
+          </w:p>
+          <w:p>
+            <w:r>
+              <w:t xml:space="preserve">4. The user enters or changes the title, content and tags, and sets whether the entry is pinned.</w:t>
+            </w:r>
+          </w:p>
+          <w:p>
+            <w:r>
+              <w:t xml:space="preserve">5. The user saves.</w:t>
+            </w:r>
+          </w:p>
+          <w:p>
+            <w:r>
+              <w:t xml:space="preserve">6. The application validates the entry and stores it in the lore book.</w:t>
+            </w:r>
+          </w:p>
+          <w:p>
+            <w:r>
+              <w:t xml:space="preserve">7. The list refreshes to show the entry.</w:t>
             </w:r>
           </w:p>
         </w:tc>
@@ -15573,12 +15457,12 @@
           </w:tcPr>
           <w:p>
             <w:r>
-              <w:rPr>
-                <w:i/>
-                <w:iCs/>
-                <w:color w:val="7A7A7A"/>
-              </w:rPr>
-              <w:t>[TODO: numbered against the main-scenario step they branch from]</w:t>
+              <w:t xml:space="preserve">2a. The user searches instead: the user types a query in the search box and the list shows the matching entries. If nothing matches, an empty list is shown with a message.</w:t>
+            </w:r>
+          </w:p>
+          <w:p>
+            <w:r>
+              <w:t xml:space="preserve">6a. The title or content is empty: a message names the field, and the flow returns to step 4.</w:t>
             </w:r>
           </w:p>
         </w:tc>
@@ -15632,12 +15516,12 @@
           </w:tcPr>
           <w:p>
             <w:r>
-              <w:rPr>
-                <w:i/>
-                <w:iCs/>
-                <w:color w:val="7A7A7A"/>
-              </w:rPr>
-              <w:t>[TODO: what is true afterwards]</w:t>
+              <w:t xml:space="preserve">The lore book contains the new or changed entry.</w:t>
+            </w:r>
+          </w:p>
+          <w:p>
+            <w:r>
+              <w:t xml:space="preserve">A pinned entry is treated as a canon fact from the next turn on.</w:t>
             </w:r>
           </w:p>
         </w:tc>
@@ -15691,12 +15575,7 @@
           </w:tcPr>
           <w:p>
             <w:r>
-              <w:rPr>
-                <w:i/>
-                <w:iCs/>
-                <w:color w:val="7A7A7A"/>
-              </w:rPr>
-              <w:t>[TODO: F## list]</w:t>
+              <w:t xml:space="preserve">F02: Lore Entry Management</w:t>
             </w:r>
           </w:p>
         </w:tc>
@@ -15714,7 +15593,7 @@
       </w:pPr>
       <w:bookmarkStart w:id="22" w:name="_Toc242459809"/>
       <w:r>
-        <w:t>6.3 UC03</w:t>
+        <w:t>6.3 UC03: Manage characters</w:t>
       </w:r>
       <w:bookmarkEnd w:id="22"/>
     </w:p>
@@ -15843,12 +15722,7 @@
           </w:tcPr>
           <w:p>
             <w:r>
-              <w:rPr>
-                <w:i/>
-                <w:iCs/>
-                <w:color w:val="7A7A7A"/>
-              </w:rPr>
-              <w:t>[TODO: name]</w:t>
+              <w:t xml:space="preserve">Manage characters</w:t>
             </w:r>
           </w:p>
         </w:tc>
@@ -15902,12 +15776,7 @@
           </w:tcPr>
           <w:p>
             <w:r>
-              <w:rPr>
-                <w:i/>
-                <w:iCs/>
-                <w:color w:val="7A7A7A"/>
-              </w:rPr>
-              <w:t>[TODO: actors]</w:t>
+              <w:t xml:space="preserve">User (primary)</w:t>
             </w:r>
           </w:p>
         </w:tc>
@@ -15961,12 +15830,7 @@
           </w:tcPr>
           <w:p>
             <w:r>
-              <w:rPr>
-                <w:i/>
-                <w:iCs/>
-                <w:color w:val="7A7A7A"/>
-              </w:rPr>
-              <w:t>[TODO: goal]</w:t>
+              <w:t xml:space="preserve">Record who is in the story and how they relate to one another.</w:t>
             </w:r>
           </w:p>
         </w:tc>
@@ -16020,12 +15884,7 @@
           </w:tcPr>
           <w:p>
             <w:r>
-              <w:rPr>
-                <w:i/>
-                <w:iCs/>
-                <w:color w:val="7A7A7A"/>
-              </w:rPr>
-              <w:t>[TODO: what must be true before it starts]</w:t>
+              <w:t xml:space="preserve">A story is open.</w:t>
             </w:r>
           </w:p>
         </w:tc>
@@ -16079,12 +15938,7 @@
           </w:tcPr>
           <w:p>
             <w:r>
-              <w:rPr>
-                <w:i/>
-                <w:iCs/>
-                <w:color w:val="7A7A7A"/>
-              </w:rPr>
-              <w:t>[TODO: what starts it]</w:t>
+              <w:t xml:space="preserve">The user opens the Characters panel.</w:t>
             </w:r>
           </w:p>
         </w:tc>
@@ -16138,12 +15992,42 @@
           </w:tcPr>
           <w:p>
             <w:r>
-              <w:rPr>
-                <w:i/>
-                <w:iCs/>
-                <w:color w:val="7A7A7A"/>
-              </w:rPr>
-              <w:t>[TODO: numbered steps]</w:t>
+              <w:t xml:space="preserve">1. The Characters panel lists the story’s characters by name.</w:t>
+            </w:r>
+          </w:p>
+          <w:p>
+            <w:r>
+              <w:t xml:space="preserve">2. The user presses the add button, or clicks an existing character.</w:t>
+            </w:r>
+          </w:p>
+          <w:p>
+            <w:r>
+              <w:t xml:space="preserve">3. The form opens, empty for a new character or filled in for an existing one.</w:t>
+            </w:r>
+          </w:p>
+          <w:p>
+            <w:r>
+              <w:t xml:space="preserve">4. The user enters or changes the name, description and traits.</w:t>
+            </w:r>
+          </w:p>
+          <w:p>
+            <w:r>
+              <w:t xml:space="preserve">5. The user adds a relationship by choosing another character and entering a type and optional notes.</w:t>
+            </w:r>
+          </w:p>
+          <w:p>
+            <w:r>
+              <w:t xml:space="preserve">6. The user saves.</w:t>
+            </w:r>
+          </w:p>
+          <w:p>
+            <w:r>
+              <w:t xml:space="preserve">7. The application validates the character and stores it with the story.</w:t>
+            </w:r>
+          </w:p>
+          <w:p>
+            <w:r>
+              <w:t xml:space="preserve">8. The list refreshes to show the character.</w:t>
             </w:r>
           </w:p>
         </w:tc>
@@ -16197,12 +16081,17 @@
           </w:tcPr>
           <w:p>
             <w:r>
-              <w:rPr>
-                <w:i/>
-                <w:iCs/>
-                <w:color w:val="7A7A7A"/>
-              </w:rPr>
-              <w:t>[TODO: numbered against the main-scenario step they branch from]</w:t>
+              <w:t xml:space="preserve">5a. The user adds no relationship: the flow continues at step 6.</w:t>
+            </w:r>
+          </w:p>
+          <w:p>
+            <w:r>
+              <w:t xml:space="preserve">7a. The name is empty, or already used by another character: a message is shown, and the flow returns to step 4.</w:t>
+            </w:r>
+          </w:p>
+          <w:p>
+            <w:r>
+              <w:t xml:space="preserve">7b. A relationship has no target, or points at the character itself: a message is shown, and the flow returns to step 5.</w:t>
             </w:r>
           </w:p>
         </w:tc>
@@ -16256,12 +16145,12 @@
           </w:tcPr>
           <w:p>
             <w:r>
-              <w:rPr>
-                <w:i/>
-                <w:iCs/>
-                <w:color w:val="7A7A7A"/>
-              </w:rPr>
-              <w:t>[TODO: what is true afterwards]</w:t>
+              <w:t xml:space="preserve">The story contains the new or changed character with its relationships.</w:t>
+            </w:r>
+          </w:p>
+          <w:p>
+            <w:r>
+              <w:t xml:space="preserve">Each relationship is recorded in one direction only.</w:t>
             </w:r>
           </w:p>
         </w:tc>
@@ -16315,12 +16204,3152 @@
           </w:tcPr>
           <w:p>
             <w:r>
-              <w:rPr>
-                <w:i/>
-                <w:iCs/>
-                <w:color w:val="7A7A7A"/>
-              </w:rPr>
-              <w:t>[TODO: F## list]</w:t>
+              <w:t xml:space="preserve">F03: Character Management</w:t>
+            </w:r>
+          </w:p>
+        </w:tc>
+      </w:tr>
+    </w:tbl>
+    <w:p>
+      <w:pPr>
+        <w:spacing w:after="120"/>
+      </w:pPr>
+    </w:p>
+    <w:p>
+      <w:pPr>
+        <w:pStyle w:val="Heading2"/>
+        <w:keepNext/>
+      </w:pPr>
+      <w:r>
+        <w:t>6.4 UC04: Take a story turn</w:t>
+      </w:r>
+    </w:p>
+    <w:tbl>
+      <w:tblPr>
+        <w:tblW w:w="9360" w:type="dxa"/>
+        <w:tblBorders>
+          <w:top w:val="single" w:sz="4" w:space="0" w:color="auto"/>
+          <w:left w:val="single" w:sz="4" w:space="0" w:color="auto"/>
+          <w:bottom w:val="single" w:sz="4" w:space="0" w:color="auto"/>
+          <w:right w:val="single" w:sz="4" w:space="0" w:color="auto"/>
+          <w:insideH w:val="single" w:sz="4" w:space="0" w:color="auto"/>
+          <w:insideV w:val="single" w:sz="4" w:space="0" w:color="auto"/>
+        </w:tblBorders>
+        <w:tblCellMar>
+          <w:left w:w="10" w:type="dxa"/>
+          <w:right w:w="10" w:type="dxa"/>
+        </w:tblCellMar>
+        <w:tblLook w:val="0000" w:firstRow="0" w:lastRow="0" w:firstColumn="0" w:lastColumn="0" w:noHBand="0" w:noVBand="0"/>
+      </w:tblPr>
+      <w:tblGrid>
+        <w:gridCol w:w="2500"/>
+        <w:gridCol w:w="6860"/>
+      </w:tblGrid>
+      <w:tr>
+        <w:trPr>
+          <w:cantSplit/>
+        </w:trPr>
+        <w:tc>
+          <w:tcPr>
+            <w:tcW w:w="2500" w:type="dxa"/>
+            <w:tcBorders>
+              <w:top w:val="single" w:sz="4" w:space="0" w:color="BFBFBF"/>
+              <w:left w:val="single" w:sz="4" w:space="0" w:color="BFBFBF"/>
+              <w:bottom w:val="single" w:sz="4" w:space="0" w:color="BFBFBF"/>
+              <w:right w:val="single" w:sz="4" w:space="0" w:color="BFBFBF"/>
+            </w:tcBorders>
+            <w:shd w:val="clear" w:color="auto" w:fill="F2F2F2"/>
+            <w:tcMar>
+              <w:top w:w="70" w:type="dxa"/>
+              <w:left w:w="110" w:type="dxa"/>
+              <w:bottom w:w="70" w:type="dxa"/>
+              <w:right w:w="110" w:type="dxa"/>
+            </w:tcMar>
+          </w:tcPr>
+          <w:p>
+            <w:r>
+              <w:rPr>
+                <w:b/>
+                <w:bCs/>
+              </w:rPr>
+              <w:t>Use Case ID</w:t>
+            </w:r>
+          </w:p>
+        </w:tc>
+        <w:tc>
+          <w:tcPr>
+            <w:tcW w:w="6860" w:type="dxa"/>
+            <w:tcBorders>
+              <w:top w:val="single" w:sz="4" w:space="0" w:color="BFBFBF"/>
+              <w:left w:val="single" w:sz="4" w:space="0" w:color="BFBFBF"/>
+              <w:bottom w:val="single" w:sz="4" w:space="0" w:color="BFBFBF"/>
+              <w:right w:val="single" w:sz="4" w:space="0" w:color="BFBFBF"/>
+            </w:tcBorders>
+            <w:tcMar>
+              <w:top w:w="70" w:type="dxa"/>
+              <w:left w:w="110" w:type="dxa"/>
+              <w:bottom w:w="70" w:type="dxa"/>
+              <w:right w:w="110" w:type="dxa"/>
+            </w:tcMar>
+          </w:tcPr>
+          <w:p>
+            <w:r>
+              <w:t>UC04</w:t>
+            </w:r>
+          </w:p>
+        </w:tc>
+      </w:tr>
+      <w:tr>
+        <w:trPr>
+          <w:cantSplit/>
+        </w:trPr>
+        <w:tc>
+          <w:tcPr>
+            <w:tcW w:w="2500" w:type="dxa"/>
+            <w:tcBorders>
+              <w:top w:val="single" w:sz="4" w:space="0" w:color="BFBFBF"/>
+              <w:left w:val="single" w:sz="4" w:space="0" w:color="BFBFBF"/>
+              <w:bottom w:val="single" w:sz="4" w:space="0" w:color="BFBFBF"/>
+              <w:right w:val="single" w:sz="4" w:space="0" w:color="BFBFBF"/>
+            </w:tcBorders>
+            <w:shd w:val="clear" w:color="auto" w:fill="F2F2F2"/>
+            <w:tcMar>
+              <w:top w:w="70" w:type="dxa"/>
+              <w:left w:w="110" w:type="dxa"/>
+              <w:bottom w:w="70" w:type="dxa"/>
+              <w:right w:w="110" w:type="dxa"/>
+            </w:tcMar>
+          </w:tcPr>
+          <w:p>
+            <w:r>
+              <w:rPr>
+                <w:b/>
+                <w:bCs/>
+              </w:rPr>
+              <w:lastRenderedPageBreak/>
+              <w:t>Use Case Name</w:t>
+            </w:r>
+          </w:p>
+        </w:tc>
+        <w:tc>
+          <w:tcPr>
+            <w:tcW w:w="6860" w:type="dxa"/>
+            <w:tcBorders>
+              <w:top w:val="single" w:sz="4" w:space="0" w:color="BFBFBF"/>
+              <w:left w:val="single" w:sz="4" w:space="0" w:color="BFBFBF"/>
+              <w:bottom w:val="single" w:sz="4" w:space="0" w:color="BFBFBF"/>
+              <w:right w:val="single" w:sz="4" w:space="0" w:color="BFBFBF"/>
+            </w:tcBorders>
+            <w:tcMar>
+              <w:top w:w="70" w:type="dxa"/>
+              <w:left w:w="110" w:type="dxa"/>
+              <w:bottom w:w="70" w:type="dxa"/>
+              <w:right w:w="110" w:type="dxa"/>
+            </w:tcMar>
+          </w:tcPr>
+          <w:p>
+            <w:r>
+              <w:t xml:space="preserve">Take a story turn</w:t>
+            </w:r>
+          </w:p>
+        </w:tc>
+      </w:tr>
+      <w:tr>
+        <w:trPr>
+          <w:cantSplit/>
+        </w:trPr>
+        <w:tc>
+          <w:tcPr>
+            <w:tcW w:w="2500" w:type="dxa"/>
+            <w:tcBorders>
+              <w:top w:val="single" w:sz="4" w:space="0" w:color="BFBFBF"/>
+              <w:left w:val="single" w:sz="4" w:space="0" w:color="BFBFBF"/>
+              <w:bottom w:val="single" w:sz="4" w:space="0" w:color="BFBFBF"/>
+              <w:right w:val="single" w:sz="4" w:space="0" w:color="BFBFBF"/>
+            </w:tcBorders>
+            <w:shd w:val="clear" w:color="auto" w:fill="F2F2F2"/>
+            <w:tcMar>
+              <w:top w:w="70" w:type="dxa"/>
+              <w:left w:w="110" w:type="dxa"/>
+              <w:bottom w:w="70" w:type="dxa"/>
+              <w:right w:w="110" w:type="dxa"/>
+            </w:tcMar>
+          </w:tcPr>
+          <w:p>
+            <w:r>
+              <w:rPr>
+                <w:b/>
+                <w:bCs/>
+              </w:rPr>
+              <w:t>Actor(s)</w:t>
+            </w:r>
+          </w:p>
+        </w:tc>
+        <w:tc>
+          <w:tcPr>
+            <w:tcW w:w="6860" w:type="dxa"/>
+            <w:tcBorders>
+              <w:top w:val="single" w:sz="4" w:space="0" w:color="BFBFBF"/>
+              <w:left w:val="single" w:sz="4" w:space="0" w:color="BFBFBF"/>
+              <w:bottom w:val="single" w:sz="4" w:space="0" w:color="BFBFBF"/>
+              <w:right w:val="single" w:sz="4" w:space="0" w:color="BFBFBF"/>
+            </w:tcBorders>
+            <w:tcMar>
+              <w:top w:w="70" w:type="dxa"/>
+              <w:left w:w="110" w:type="dxa"/>
+              <w:bottom w:w="70" w:type="dxa"/>
+              <w:right w:w="110" w:type="dxa"/>
+            </w:tcMar>
+          </w:tcPr>
+          <w:p>
+            <w:r>
+              <w:t xml:space="preserve">User (primary), Claude (AI service)</w:t>
+            </w:r>
+          </w:p>
+        </w:tc>
+      </w:tr>
+      <w:tr>
+        <w:trPr>
+          <w:cantSplit/>
+        </w:trPr>
+        <w:tc>
+          <w:tcPr>
+            <w:tcW w:w="2500" w:type="dxa"/>
+            <w:tcBorders>
+              <w:top w:val="single" w:sz="4" w:space="0" w:color="BFBFBF"/>
+              <w:left w:val="single" w:sz="4" w:space="0" w:color="BFBFBF"/>
+              <w:bottom w:val="single" w:sz="4" w:space="0" w:color="BFBFBF"/>
+              <w:right w:val="single" w:sz="4" w:space="0" w:color="BFBFBF"/>
+            </w:tcBorders>
+            <w:shd w:val="clear" w:color="auto" w:fill="F2F2F2"/>
+            <w:tcMar>
+              <w:top w:w="70" w:type="dxa"/>
+              <w:left w:w="110" w:type="dxa"/>
+              <w:bottom w:w="70" w:type="dxa"/>
+              <w:right w:w="110" w:type="dxa"/>
+            </w:tcMar>
+          </w:tcPr>
+          <w:p>
+            <w:r>
+              <w:rPr>
+                <w:b/>
+                <w:bCs/>
+              </w:rPr>
+              <w:t>Goal</w:t>
+            </w:r>
+          </w:p>
+        </w:tc>
+        <w:tc>
+          <w:tcPr>
+            <w:tcW w:w="6860" w:type="dxa"/>
+            <w:tcBorders>
+              <w:top w:val="single" w:sz="4" w:space="0" w:color="BFBFBF"/>
+              <w:left w:val="single" w:sz="4" w:space="0" w:color="BFBFBF"/>
+              <w:bottom w:val="single" w:sz="4" w:space="0" w:color="BFBFBF"/>
+              <w:right w:val="single" w:sz="4" w:space="0" w:color="BFBFBF"/>
+            </w:tcBorders>
+            <w:tcMar>
+              <w:top w:w="70" w:type="dxa"/>
+              <w:left w:w="110" w:type="dxa"/>
+              <w:bottom w:w="70" w:type="dxa"/>
+              <w:right w:w="110" w:type="dxa"/>
+            </w:tcMar>
+          </w:tcPr>
+          <w:p>
+            <w:r>
+              <w:t xml:space="preserve">Move the story forward by one turn in response to the user’s input.</w:t>
+            </w:r>
+          </w:p>
+        </w:tc>
+      </w:tr>
+      <w:tr>
+        <w:trPr>
+          <w:cantSplit/>
+        </w:trPr>
+        <w:tc>
+          <w:tcPr>
+            <w:tcW w:w="2500" w:type="dxa"/>
+            <w:tcBorders>
+              <w:top w:val="single" w:sz="4" w:space="0" w:color="BFBFBF"/>
+              <w:left w:val="single" w:sz="4" w:space="0" w:color="BFBFBF"/>
+              <w:bottom w:val="single" w:sz="4" w:space="0" w:color="BFBFBF"/>
+              <w:right w:val="single" w:sz="4" w:space="0" w:color="BFBFBF"/>
+            </w:tcBorders>
+            <w:shd w:val="clear" w:color="auto" w:fill="F2F2F2"/>
+            <w:tcMar>
+              <w:top w:w="70" w:type="dxa"/>
+              <w:left w:w="110" w:type="dxa"/>
+              <w:bottom w:w="70" w:type="dxa"/>
+              <w:right w:w="110" w:type="dxa"/>
+            </w:tcMar>
+          </w:tcPr>
+          <w:p>
+            <w:r>
+              <w:rPr>
+                <w:b/>
+                <w:bCs/>
+              </w:rPr>
+              <w:t>Preconditions</w:t>
+            </w:r>
+          </w:p>
+        </w:tc>
+        <w:tc>
+          <w:tcPr>
+            <w:tcW w:w="6860" w:type="dxa"/>
+            <w:tcBorders>
+              <w:top w:val="single" w:sz="4" w:space="0" w:color="BFBFBF"/>
+              <w:left w:val="single" w:sz="4" w:space="0" w:color="BFBFBF"/>
+              <w:bottom w:val="single" w:sz="4" w:space="0" w:color="BFBFBF"/>
+              <w:right w:val="single" w:sz="4" w:space="0" w:color="BFBFBF"/>
+            </w:tcBorders>
+            <w:tcMar>
+              <w:top w:w="70" w:type="dxa"/>
+              <w:left w:w="110" w:type="dxa"/>
+              <w:bottom w:w="70" w:type="dxa"/>
+              <w:right w:w="110" w:type="dxa"/>
+            </w:tcMar>
+          </w:tcPr>
+          <w:p>
+            <w:r>
+              <w:t xml:space="preserve">A story is open.</w:t>
+            </w:r>
+          </w:p>
+        </w:tc>
+      </w:tr>
+      <w:tr>
+        <w:trPr>
+          <w:cantSplit/>
+        </w:trPr>
+        <w:tc>
+          <w:tcPr>
+            <w:tcW w:w="2500" w:type="dxa"/>
+            <w:tcBorders>
+              <w:top w:val="single" w:sz="4" w:space="0" w:color="BFBFBF"/>
+              <w:left w:val="single" w:sz="4" w:space="0" w:color="BFBFBF"/>
+              <w:bottom w:val="single" w:sz="4" w:space="0" w:color="BFBFBF"/>
+              <w:right w:val="single" w:sz="4" w:space="0" w:color="BFBFBF"/>
+            </w:tcBorders>
+            <w:shd w:val="clear" w:color="auto" w:fill="F2F2F2"/>
+            <w:tcMar>
+              <w:top w:w="70" w:type="dxa"/>
+              <w:left w:w="110" w:type="dxa"/>
+              <w:bottom w:w="70" w:type="dxa"/>
+              <w:right w:w="110" w:type="dxa"/>
+            </w:tcMar>
+          </w:tcPr>
+          <w:p>
+            <w:r>
+              <w:rPr>
+                <w:b/>
+                <w:bCs/>
+              </w:rPr>
+              <w:t>Trigger</w:t>
+            </w:r>
+          </w:p>
+        </w:tc>
+        <w:tc>
+          <w:tcPr>
+            <w:tcW w:w="6860" w:type="dxa"/>
+            <w:tcBorders>
+              <w:top w:val="single" w:sz="4" w:space="0" w:color="BFBFBF"/>
+              <w:left w:val="single" w:sz="4" w:space="0" w:color="BFBFBF"/>
+              <w:bottom w:val="single" w:sz="4" w:space="0" w:color="BFBFBF"/>
+              <w:right w:val="single" w:sz="4" w:space="0" w:color="BFBFBF"/>
+            </w:tcBorders>
+            <w:tcMar>
+              <w:top w:w="70" w:type="dxa"/>
+              <w:left w:w="110" w:type="dxa"/>
+              <w:bottom w:w="70" w:type="dxa"/>
+              <w:right w:w="110" w:type="dxa"/>
+            </w:tcMar>
+          </w:tcPr>
+          <w:p>
+            <w:r>
+              <w:t xml:space="preserve">The user submits input from the story screen.</w:t>
+            </w:r>
+          </w:p>
+        </w:tc>
+      </w:tr>
+      <w:tr>
+        <w:trPr>
+          <w:cantSplit/>
+        </w:trPr>
+        <w:tc>
+          <w:tcPr>
+            <w:tcW w:w="2500" w:type="dxa"/>
+            <w:tcBorders>
+              <w:top w:val="single" w:sz="4" w:space="0" w:color="BFBFBF"/>
+              <w:left w:val="single" w:sz="4" w:space="0" w:color="BFBFBF"/>
+              <w:bottom w:val="single" w:sz="4" w:space="0" w:color="BFBFBF"/>
+              <w:right w:val="single" w:sz="4" w:space="0" w:color="BFBFBF"/>
+            </w:tcBorders>
+            <w:shd w:val="clear" w:color="auto" w:fill="F2F2F2"/>
+            <w:tcMar>
+              <w:top w:w="70" w:type="dxa"/>
+              <w:left w:w="110" w:type="dxa"/>
+              <w:bottom w:w="70" w:type="dxa"/>
+              <w:right w:w="110" w:type="dxa"/>
+            </w:tcMar>
+          </w:tcPr>
+          <w:p>
+            <w:r>
+              <w:rPr>
+                <w:b/>
+                <w:bCs/>
+              </w:rPr>
+              <w:t>Main Success Scenario</w:t>
+            </w:r>
+          </w:p>
+        </w:tc>
+        <w:tc>
+          <w:tcPr>
+            <w:tcW w:w="6860" w:type="dxa"/>
+            <w:tcBorders>
+              <w:top w:val="single" w:sz="4" w:space="0" w:color="BFBFBF"/>
+              <w:left w:val="single" w:sz="4" w:space="0" w:color="BFBFBF"/>
+              <w:bottom w:val="single" w:sz="4" w:space="0" w:color="BFBFBF"/>
+              <w:right w:val="single" w:sz="4" w:space="0" w:color="BFBFBF"/>
+            </w:tcBorders>
+            <w:tcMar>
+              <w:top w:w="70" w:type="dxa"/>
+              <w:left w:w="110" w:type="dxa"/>
+              <w:bottom w:w="70" w:type="dxa"/>
+              <w:right w:w="110" w:type="dxa"/>
+            </w:tcMar>
+          </w:tcPr>
+          <w:p>
+            <w:r>
+              <w:t xml:space="preserve">1. The user types input and chooses a mode (Do, Say or Story).</w:t>
+            </w:r>
+          </w:p>
+          <w:p>
+            <w:r>
+              <w:t xml:space="preserve">2. The user presses Send.</w:t>
+            </w:r>
+          </w:p>
+          <w:p>
+            <w:r>
+              <w:t xml:space="preserve">3. The application frames the input according to the mode.</w:t>
+            </w:r>
+          </w:p>
+          <w:p>
+            <w:r>
+              <w:t xml:space="preserve">4. The agent looks up the relevant lore entries and characters through tool calls, which the application validates and runs.</w:t>
+            </w:r>
+          </w:p>
+          <w:p>
+            <w:r>
+              <w:t xml:space="preserve">5. The agent draws on the story summary and the recent turns (F09).</w:t>
+            </w:r>
+          </w:p>
+          <w:p>
+            <w:r>
+              <w:t xml:space="preserve">6. The agent compares the input with the next pending pivotal event and decides to continue towards it, nudge the story back, or revise the pending events (F06).</w:t>
+            </w:r>
+          </w:p>
+          <w:p>
+            <w:r>
+              <w:t xml:space="preserve">7. The agent writes the narration.</w:t>
+            </w:r>
+          </w:p>
+          <w:p>
+            <w:r>
+              <w:t xml:space="preserve">8. The agent checks the narration against the lore and the pinned canon facts (F08).</w:t>
+            </w:r>
+          </w:p>
+          <w:p>
+            <w:r>
+              <w:t xml:space="preserve">9. The application saves the turn, with the lore entries it used.</w:t>
+            </w:r>
+          </w:p>
+          <w:p>
+            <w:r>
+              <w:t xml:space="preserve">10. The story screen shows the narration, the lore entries used, and any warnings.</w:t>
+            </w:r>
+          </w:p>
+        </w:tc>
+      </w:tr>
+      <w:tr>
+        <w:trPr>
+          <w:cantSplit/>
+        </w:trPr>
+        <w:tc>
+          <w:tcPr>
+            <w:tcW w:w="2500" w:type="dxa"/>
+            <w:tcBorders>
+              <w:top w:val="single" w:sz="4" w:space="0" w:color="BFBFBF"/>
+              <w:left w:val="single" w:sz="4" w:space="0" w:color="BFBFBF"/>
+              <w:bottom w:val="single" w:sz="4" w:space="0" w:color="BFBFBF"/>
+              <w:right w:val="single" w:sz="4" w:space="0" w:color="BFBFBF"/>
+            </w:tcBorders>
+            <w:shd w:val="clear" w:color="auto" w:fill="F2F2F2"/>
+            <w:tcMar>
+              <w:top w:w="70" w:type="dxa"/>
+              <w:left w:w="110" w:type="dxa"/>
+              <w:bottom w:w="70" w:type="dxa"/>
+              <w:right w:w="110" w:type="dxa"/>
+            </w:tcMar>
+          </w:tcPr>
+          <w:p>
+            <w:r>
+              <w:rPr>
+                <w:b/>
+                <w:bCs/>
+              </w:rPr>
+              <w:t>Alternative / Exception Flows</w:t>
+            </w:r>
+          </w:p>
+        </w:tc>
+        <w:tc>
+          <w:tcPr>
+            <w:tcW w:w="6860" w:type="dxa"/>
+            <w:tcBorders>
+              <w:top w:val="single" w:sz="4" w:space="0" w:color="BFBFBF"/>
+              <w:left w:val="single" w:sz="4" w:space="0" w:color="BFBFBF"/>
+              <w:bottom w:val="single" w:sz="4" w:space="0" w:color="BFBFBF"/>
+              <w:right w:val="single" w:sz="4" w:space="0" w:color="BFBFBF"/>
+            </w:tcBorders>
+            <w:tcMar>
+              <w:top w:w="70" w:type="dxa"/>
+              <w:left w:w="110" w:type="dxa"/>
+              <w:bottom w:w="70" w:type="dxa"/>
+              <w:right w:w="110" w:type="dxa"/>
+            </w:tcMar>
+          </w:tcPr>
+          <w:p>
+            <w:r>
+              <w:t xml:space="preserve">2a. The input is empty: a message is shown and nothing is sent.</w:t>
+            </w:r>
+          </w:p>
+          <w:p>
+            <w:r>
+              <w:t xml:space="preserve">4a. Nothing relevant is found: the agent continues without lore.</w:t>
+            </w:r>
+          </w:p>
+          <w:p>
+            <w:r>
+              <w:t xml:space="preserve">4b. A tool request is invalid: the application rejects it and reports the error to the agent, and the turn continues.</w:t>
+            </w:r>
+          </w:p>
+          <w:p>
+            <w:r>
+              <w:t xml:space="preserve">7a. Claude declines, or the call fails: a message is shown, no turn is added, and the input stays in the text box.</w:t>
+            </w:r>
+          </w:p>
+          <w:p>
+            <w:r>
+              <w:t xml:space="preserve">7b. The agent notices a new fact worth keeping: it proposes a lore entry, which joins the proposals list as pending (see UC05).</w:t>
+            </w:r>
+          </w:p>
+          <w:p>
+            <w:r>
+              <w:t xml:space="preserve">8a. A contradiction is found: it is recorded on the turn and shown as a warning. The narration is not blocked.</w:t>
+            </w:r>
+          </w:p>
+          <w:p>
+            <w:r>
+              <w:t xml:space="preserve">8b. The check itself fails: the narration is shown with a note that it was not checked.</w:t>
+            </w:r>
+          </w:p>
+          <w:p>
+            <w:r>
+              <w:t xml:space="preserve">9a. The story has grown past the recent-turn limit: the agent summarizes the older turns and the summary is saved (F09).</w:t>
+            </w:r>
+          </w:p>
+          <w:p>
+            <w:r>
+              <w:t xml:space="preserve">10a. All pivotal events have been reached: the agent suggests ending the story (see UC08).</w:t>
+            </w:r>
+          </w:p>
+        </w:tc>
+      </w:tr>
+      <w:tr>
+        <w:trPr>
+          <w:cantSplit/>
+        </w:trPr>
+        <w:tc>
+          <w:tcPr>
+            <w:tcW w:w="2500" w:type="dxa"/>
+            <w:tcBorders>
+              <w:top w:val="single" w:sz="4" w:space="0" w:color="BFBFBF"/>
+              <w:left w:val="single" w:sz="4" w:space="0" w:color="BFBFBF"/>
+              <w:bottom w:val="single" w:sz="4" w:space="0" w:color="BFBFBF"/>
+              <w:right w:val="single" w:sz="4" w:space="0" w:color="BFBFBF"/>
+            </w:tcBorders>
+            <w:shd w:val="clear" w:color="auto" w:fill="F2F2F2"/>
+            <w:tcMar>
+              <w:top w:w="70" w:type="dxa"/>
+              <w:left w:w="110" w:type="dxa"/>
+              <w:bottom w:w="70" w:type="dxa"/>
+              <w:right w:w="110" w:type="dxa"/>
+            </w:tcMar>
+          </w:tcPr>
+          <w:p>
+            <w:r>
+              <w:rPr>
+                <w:b/>
+                <w:bCs/>
+              </w:rPr>
+              <w:t>Postconditions</w:t>
+            </w:r>
+          </w:p>
+        </w:tc>
+        <w:tc>
+          <w:tcPr>
+            <w:tcW w:w="6860" w:type="dxa"/>
+            <w:tcBorders>
+              <w:top w:val="single" w:sz="4" w:space="0" w:color="BFBFBF"/>
+              <w:left w:val="single" w:sz="4" w:space="0" w:color="BFBFBF"/>
+              <w:bottom w:val="single" w:sz="4" w:space="0" w:color="BFBFBF"/>
+              <w:right w:val="single" w:sz="4" w:space="0" w:color="BFBFBF"/>
+            </w:tcBorders>
+            <w:tcMar>
+              <w:top w:w="70" w:type="dxa"/>
+              <w:left w:w="110" w:type="dxa"/>
+              <w:bottom w:w="70" w:type="dxa"/>
+              <w:right w:w="110" w:type="dxa"/>
+            </w:tcMar>
+          </w:tcPr>
+          <w:p>
+            <w:r>
+              <w:t xml:space="preserve">The story has one more turn.</w:t>
+            </w:r>
+          </w:p>
+          <w:p>
+            <w:r>
+              <w:t xml:space="preserve">The pivotal events reflect any change made during the turn.</w:t>
+            </w:r>
+          </w:p>
+          <w:p>
+            <w:r>
+              <w:t xml:space="preserve">Any proposals or warnings raised are visible to the user.</w:t>
+            </w:r>
+          </w:p>
+        </w:tc>
+      </w:tr>
+      <w:tr>
+        <w:trPr>
+          <w:cantSplit/>
+        </w:trPr>
+        <w:tc>
+          <w:tcPr>
+            <w:tcW w:w="2500" w:type="dxa"/>
+            <w:tcBorders>
+              <w:top w:val="single" w:sz="4" w:space="0" w:color="BFBFBF"/>
+              <w:left w:val="single" w:sz="4" w:space="0" w:color="BFBFBF"/>
+              <w:bottom w:val="single" w:sz="4" w:space="0" w:color="BFBFBF"/>
+              <w:right w:val="single" w:sz="4" w:space="0" w:color="BFBFBF"/>
+            </w:tcBorders>
+            <w:shd w:val="clear" w:color="auto" w:fill="F2F2F2"/>
+            <w:tcMar>
+              <w:top w:w="70" w:type="dxa"/>
+              <w:left w:w="110" w:type="dxa"/>
+              <w:bottom w:w="70" w:type="dxa"/>
+              <w:right w:w="110" w:type="dxa"/>
+            </w:tcMar>
+          </w:tcPr>
+          <w:p>
+            <w:r>
+              <w:rPr>
+                <w:b/>
+                <w:bCs/>
+              </w:rPr>
+              <w:t>Related Feature(s)</w:t>
+            </w:r>
+          </w:p>
+        </w:tc>
+        <w:tc>
+          <w:tcPr>
+            <w:tcW w:w="6860" w:type="dxa"/>
+            <w:tcBorders>
+              <w:top w:val="single" w:sz="4" w:space="0" w:color="BFBFBF"/>
+              <w:left w:val="single" w:sz="4" w:space="0" w:color="BFBFBF"/>
+              <w:bottom w:val="single" w:sz="4" w:space="0" w:color="BFBFBF"/>
+              <w:right w:val="single" w:sz="4" w:space="0" w:color="BFBFBF"/>
+            </w:tcBorders>
+            <w:tcMar>
+              <w:top w:w="70" w:type="dxa"/>
+              <w:left w:w="110" w:type="dxa"/>
+              <w:bottom w:w="70" w:type="dxa"/>
+              <w:right w:w="110" w:type="dxa"/>
+            </w:tcMar>
+          </w:tcPr>
+          <w:p>
+            <w:r>
+              <w:t xml:space="preserve">F04: Story Turn</w:t>
+            </w:r>
+          </w:p>
+          <w:p>
+            <w:r>
+              <w:t xml:space="preserve">F06: Plot Steering</w:t>
+            </w:r>
+          </w:p>
+          <w:p>
+            <w:r>
+              <w:t xml:space="preserve">F08: Consistency Check</w:t>
+            </w:r>
+          </w:p>
+          <w:p>
+            <w:r>
+              <w:t xml:space="preserve">F09: Story Memory Summarization</w:t>
+            </w:r>
+          </w:p>
+        </w:tc>
+      </w:tr>
+    </w:tbl>
+    <w:p>
+      <w:pPr>
+        <w:spacing w:after="120"/>
+      </w:pPr>
+    </w:p>
+    <w:p>
+      <w:pPr>
+        <w:pStyle w:val="Heading2"/>
+        <w:keepNext/>
+      </w:pPr>
+      <w:r>
+        <w:t>6.5 UC05: Review lore proposals</w:t>
+      </w:r>
+    </w:p>
+    <w:tbl>
+      <w:tblPr>
+        <w:tblW w:w="9360" w:type="dxa"/>
+        <w:tblBorders>
+          <w:top w:val="single" w:sz="4" w:space="0" w:color="auto"/>
+          <w:left w:val="single" w:sz="4" w:space="0" w:color="auto"/>
+          <w:bottom w:val="single" w:sz="4" w:space="0" w:color="auto"/>
+          <w:right w:val="single" w:sz="4" w:space="0" w:color="auto"/>
+          <w:insideH w:val="single" w:sz="4" w:space="0" w:color="auto"/>
+          <w:insideV w:val="single" w:sz="4" w:space="0" w:color="auto"/>
+        </w:tblBorders>
+        <w:tblCellMar>
+          <w:left w:w="10" w:type="dxa"/>
+          <w:right w:w="10" w:type="dxa"/>
+        </w:tblCellMar>
+        <w:tblLook w:val="0000" w:firstRow="0" w:lastRow="0" w:firstColumn="0" w:lastColumn="0" w:noHBand="0" w:noVBand="0"/>
+      </w:tblPr>
+      <w:tblGrid>
+        <w:gridCol w:w="2500"/>
+        <w:gridCol w:w="6860"/>
+      </w:tblGrid>
+      <w:tr>
+        <w:trPr>
+          <w:cantSplit/>
+        </w:trPr>
+        <w:tc>
+          <w:tcPr>
+            <w:tcW w:w="2500" w:type="dxa"/>
+            <w:tcBorders>
+              <w:top w:val="single" w:sz="4" w:space="0" w:color="BFBFBF"/>
+              <w:left w:val="single" w:sz="4" w:space="0" w:color="BFBFBF"/>
+              <w:bottom w:val="single" w:sz="4" w:space="0" w:color="BFBFBF"/>
+              <w:right w:val="single" w:sz="4" w:space="0" w:color="BFBFBF"/>
+            </w:tcBorders>
+            <w:shd w:val="clear" w:color="auto" w:fill="F2F2F2"/>
+            <w:tcMar>
+              <w:top w:w="70" w:type="dxa"/>
+              <w:left w:w="110" w:type="dxa"/>
+              <w:bottom w:w="70" w:type="dxa"/>
+              <w:right w:w="110" w:type="dxa"/>
+            </w:tcMar>
+          </w:tcPr>
+          <w:p>
+            <w:r>
+              <w:rPr>
+                <w:b/>
+                <w:bCs/>
+              </w:rPr>
+              <w:t>Use Case ID</w:t>
+            </w:r>
+          </w:p>
+        </w:tc>
+        <w:tc>
+          <w:tcPr>
+            <w:tcW w:w="6860" w:type="dxa"/>
+            <w:tcBorders>
+              <w:top w:val="single" w:sz="4" w:space="0" w:color="BFBFBF"/>
+              <w:left w:val="single" w:sz="4" w:space="0" w:color="BFBFBF"/>
+              <w:bottom w:val="single" w:sz="4" w:space="0" w:color="BFBFBF"/>
+              <w:right w:val="single" w:sz="4" w:space="0" w:color="BFBFBF"/>
+            </w:tcBorders>
+            <w:tcMar>
+              <w:top w:w="70" w:type="dxa"/>
+              <w:left w:w="110" w:type="dxa"/>
+              <w:bottom w:w="70" w:type="dxa"/>
+              <w:right w:w="110" w:type="dxa"/>
+            </w:tcMar>
+          </w:tcPr>
+          <w:p>
+            <w:r>
+              <w:t>UC05</w:t>
+            </w:r>
+          </w:p>
+        </w:tc>
+      </w:tr>
+      <w:tr>
+        <w:trPr>
+          <w:cantSplit/>
+        </w:trPr>
+        <w:tc>
+          <w:tcPr>
+            <w:tcW w:w="2500" w:type="dxa"/>
+            <w:tcBorders>
+              <w:top w:val="single" w:sz="4" w:space="0" w:color="BFBFBF"/>
+              <w:left w:val="single" w:sz="4" w:space="0" w:color="BFBFBF"/>
+              <w:bottom w:val="single" w:sz="4" w:space="0" w:color="BFBFBF"/>
+              <w:right w:val="single" w:sz="4" w:space="0" w:color="BFBFBF"/>
+            </w:tcBorders>
+            <w:shd w:val="clear" w:color="auto" w:fill="F2F2F2"/>
+            <w:tcMar>
+              <w:top w:w="70" w:type="dxa"/>
+              <w:left w:w="110" w:type="dxa"/>
+              <w:bottom w:w="70" w:type="dxa"/>
+              <w:right w:w="110" w:type="dxa"/>
+            </w:tcMar>
+          </w:tcPr>
+          <w:p>
+            <w:r>
+              <w:rPr>
+                <w:b/>
+                <w:bCs/>
+              </w:rPr>
+              <w:lastRenderedPageBreak/>
+              <w:t>Use Case Name</w:t>
+            </w:r>
+          </w:p>
+        </w:tc>
+        <w:tc>
+          <w:tcPr>
+            <w:tcW w:w="6860" w:type="dxa"/>
+            <w:tcBorders>
+              <w:top w:val="single" w:sz="4" w:space="0" w:color="BFBFBF"/>
+              <w:left w:val="single" w:sz="4" w:space="0" w:color="BFBFBF"/>
+              <w:bottom w:val="single" w:sz="4" w:space="0" w:color="BFBFBF"/>
+              <w:right w:val="single" w:sz="4" w:space="0" w:color="BFBFBF"/>
+            </w:tcBorders>
+            <w:tcMar>
+              <w:top w:w="70" w:type="dxa"/>
+              <w:left w:w="110" w:type="dxa"/>
+              <w:bottom w:w="70" w:type="dxa"/>
+              <w:right w:w="110" w:type="dxa"/>
+            </w:tcMar>
+          </w:tcPr>
+          <w:p>
+            <w:r>
+              <w:t xml:space="preserve">Review lore proposals</w:t>
+            </w:r>
+          </w:p>
+        </w:tc>
+      </w:tr>
+      <w:tr>
+        <w:trPr>
+          <w:cantSplit/>
+        </w:trPr>
+        <w:tc>
+          <w:tcPr>
+            <w:tcW w:w="2500" w:type="dxa"/>
+            <w:tcBorders>
+              <w:top w:val="single" w:sz="4" w:space="0" w:color="BFBFBF"/>
+              <w:left w:val="single" w:sz="4" w:space="0" w:color="BFBFBF"/>
+              <w:bottom w:val="single" w:sz="4" w:space="0" w:color="BFBFBF"/>
+              <w:right w:val="single" w:sz="4" w:space="0" w:color="BFBFBF"/>
+            </w:tcBorders>
+            <w:shd w:val="clear" w:color="auto" w:fill="F2F2F2"/>
+            <w:tcMar>
+              <w:top w:w="70" w:type="dxa"/>
+              <w:left w:w="110" w:type="dxa"/>
+              <w:bottom w:w="70" w:type="dxa"/>
+              <w:right w:w="110" w:type="dxa"/>
+            </w:tcMar>
+          </w:tcPr>
+          <w:p>
+            <w:r>
+              <w:rPr>
+                <w:b/>
+                <w:bCs/>
+              </w:rPr>
+              <w:t>Actor(s)</w:t>
+            </w:r>
+          </w:p>
+        </w:tc>
+        <w:tc>
+          <w:tcPr>
+            <w:tcW w:w="6860" w:type="dxa"/>
+            <w:tcBorders>
+              <w:top w:val="single" w:sz="4" w:space="0" w:color="BFBFBF"/>
+              <w:left w:val="single" w:sz="4" w:space="0" w:color="BFBFBF"/>
+              <w:bottom w:val="single" w:sz="4" w:space="0" w:color="BFBFBF"/>
+              <w:right w:val="single" w:sz="4" w:space="0" w:color="BFBFBF"/>
+            </w:tcBorders>
+            <w:tcMar>
+              <w:top w:w="70" w:type="dxa"/>
+              <w:left w:w="110" w:type="dxa"/>
+              <w:bottom w:w="70" w:type="dxa"/>
+              <w:right w:w="110" w:type="dxa"/>
+            </w:tcMar>
+          </w:tcPr>
+          <w:p>
+            <w:r>
+              <w:t xml:space="preserve">User (primary)</w:t>
+            </w:r>
+          </w:p>
+        </w:tc>
+      </w:tr>
+      <w:tr>
+        <w:trPr>
+          <w:cantSplit/>
+        </w:trPr>
+        <w:tc>
+          <w:tcPr>
+            <w:tcW w:w="2500" w:type="dxa"/>
+            <w:tcBorders>
+              <w:top w:val="single" w:sz="4" w:space="0" w:color="BFBFBF"/>
+              <w:left w:val="single" w:sz="4" w:space="0" w:color="BFBFBF"/>
+              <w:bottom w:val="single" w:sz="4" w:space="0" w:color="BFBFBF"/>
+              <w:right w:val="single" w:sz="4" w:space="0" w:color="BFBFBF"/>
+            </w:tcBorders>
+            <w:shd w:val="clear" w:color="auto" w:fill="F2F2F2"/>
+            <w:tcMar>
+              <w:top w:w="70" w:type="dxa"/>
+              <w:left w:w="110" w:type="dxa"/>
+              <w:bottom w:w="70" w:type="dxa"/>
+              <w:right w:w="110" w:type="dxa"/>
+            </w:tcMar>
+          </w:tcPr>
+          <w:p>
+            <w:r>
+              <w:rPr>
+                <w:b/>
+                <w:bCs/>
+              </w:rPr>
+              <w:t>Goal</w:t>
+            </w:r>
+          </w:p>
+        </w:tc>
+        <w:tc>
+          <w:tcPr>
+            <w:tcW w:w="6860" w:type="dxa"/>
+            <w:tcBorders>
+              <w:top w:val="single" w:sz="4" w:space="0" w:color="BFBFBF"/>
+              <w:left w:val="single" w:sz="4" w:space="0" w:color="BFBFBF"/>
+              <w:bottom w:val="single" w:sz="4" w:space="0" w:color="BFBFBF"/>
+              <w:right w:val="single" w:sz="4" w:space="0" w:color="BFBFBF"/>
+            </w:tcBorders>
+            <w:tcMar>
+              <w:top w:w="70" w:type="dxa"/>
+              <w:left w:w="110" w:type="dxa"/>
+              <w:bottom w:w="70" w:type="dxa"/>
+              <w:right w:w="110" w:type="dxa"/>
+            </w:tcMar>
+          </w:tcPr>
+          <w:p>
+            <w:r>
+              <w:t xml:space="preserve">Decide which of the agent’s suggested lore entries become part of the story’s lore.</w:t>
+            </w:r>
+          </w:p>
+        </w:tc>
+      </w:tr>
+      <w:tr>
+        <w:trPr>
+          <w:cantSplit/>
+        </w:trPr>
+        <w:tc>
+          <w:tcPr>
+            <w:tcW w:w="2500" w:type="dxa"/>
+            <w:tcBorders>
+              <w:top w:val="single" w:sz="4" w:space="0" w:color="BFBFBF"/>
+              <w:left w:val="single" w:sz="4" w:space="0" w:color="BFBFBF"/>
+              <w:bottom w:val="single" w:sz="4" w:space="0" w:color="BFBFBF"/>
+              <w:right w:val="single" w:sz="4" w:space="0" w:color="BFBFBF"/>
+            </w:tcBorders>
+            <w:shd w:val="clear" w:color="auto" w:fill="F2F2F2"/>
+            <w:tcMar>
+              <w:top w:w="70" w:type="dxa"/>
+              <w:left w:w="110" w:type="dxa"/>
+              <w:bottom w:w="70" w:type="dxa"/>
+              <w:right w:w="110" w:type="dxa"/>
+            </w:tcMar>
+          </w:tcPr>
+          <w:p>
+            <w:r>
+              <w:rPr>
+                <w:b/>
+                <w:bCs/>
+              </w:rPr>
+              <w:t>Preconditions</w:t>
+            </w:r>
+          </w:p>
+        </w:tc>
+        <w:tc>
+          <w:tcPr>
+            <w:tcW w:w="6860" w:type="dxa"/>
+            <w:tcBorders>
+              <w:top w:val="single" w:sz="4" w:space="0" w:color="BFBFBF"/>
+              <w:left w:val="single" w:sz="4" w:space="0" w:color="BFBFBF"/>
+              <w:bottom w:val="single" w:sz="4" w:space="0" w:color="BFBFBF"/>
+              <w:right w:val="single" w:sz="4" w:space="0" w:color="BFBFBF"/>
+            </w:tcBorders>
+            <w:tcMar>
+              <w:top w:w="70" w:type="dxa"/>
+              <w:left w:w="110" w:type="dxa"/>
+              <w:bottom w:w="70" w:type="dxa"/>
+              <w:right w:w="110" w:type="dxa"/>
+            </w:tcMar>
+          </w:tcPr>
+          <w:p>
+            <w:r>
+              <w:t xml:space="preserve">A story is open.</w:t>
+            </w:r>
+          </w:p>
+          <w:p>
+            <w:r>
+              <w:t xml:space="preserve">At least one proposal is pending.</w:t>
+            </w:r>
+          </w:p>
+        </w:tc>
+      </w:tr>
+      <w:tr>
+        <w:trPr>
+          <w:cantSplit/>
+        </w:trPr>
+        <w:tc>
+          <w:tcPr>
+            <w:tcW w:w="2500" w:type="dxa"/>
+            <w:tcBorders>
+              <w:top w:val="single" w:sz="4" w:space="0" w:color="BFBFBF"/>
+              <w:left w:val="single" w:sz="4" w:space="0" w:color="BFBFBF"/>
+              <w:bottom w:val="single" w:sz="4" w:space="0" w:color="BFBFBF"/>
+              <w:right w:val="single" w:sz="4" w:space="0" w:color="BFBFBF"/>
+            </w:tcBorders>
+            <w:shd w:val="clear" w:color="auto" w:fill="F2F2F2"/>
+            <w:tcMar>
+              <w:top w:w="70" w:type="dxa"/>
+              <w:left w:w="110" w:type="dxa"/>
+              <w:bottom w:w="70" w:type="dxa"/>
+              <w:right w:w="110" w:type="dxa"/>
+            </w:tcMar>
+          </w:tcPr>
+          <w:p>
+            <w:r>
+              <w:rPr>
+                <w:b/>
+                <w:bCs/>
+              </w:rPr>
+              <w:t>Trigger</w:t>
+            </w:r>
+          </w:p>
+        </w:tc>
+        <w:tc>
+          <w:tcPr>
+            <w:tcW w:w="6860" w:type="dxa"/>
+            <w:tcBorders>
+              <w:top w:val="single" w:sz="4" w:space="0" w:color="BFBFBF"/>
+              <w:left w:val="single" w:sz="4" w:space="0" w:color="BFBFBF"/>
+              <w:bottom w:val="single" w:sz="4" w:space="0" w:color="BFBFBF"/>
+              <w:right w:val="single" w:sz="4" w:space="0" w:color="BFBFBF"/>
+            </w:tcBorders>
+            <w:tcMar>
+              <w:top w:w="70" w:type="dxa"/>
+              <w:left w:w="110" w:type="dxa"/>
+              <w:bottom w:w="70" w:type="dxa"/>
+              <w:right w:w="110" w:type="dxa"/>
+            </w:tcMar>
+          </w:tcPr>
+          <w:p>
+            <w:r>
+              <w:t xml:space="preserve">The user opens the proposals list in the Lore panel.</w:t>
+            </w:r>
+          </w:p>
+        </w:tc>
+      </w:tr>
+      <w:tr>
+        <w:trPr>
+          <w:cantSplit/>
+        </w:trPr>
+        <w:tc>
+          <w:tcPr>
+            <w:tcW w:w="2500" w:type="dxa"/>
+            <w:tcBorders>
+              <w:top w:val="single" w:sz="4" w:space="0" w:color="BFBFBF"/>
+              <w:left w:val="single" w:sz="4" w:space="0" w:color="BFBFBF"/>
+              <w:bottom w:val="single" w:sz="4" w:space="0" w:color="BFBFBF"/>
+              <w:right w:val="single" w:sz="4" w:space="0" w:color="BFBFBF"/>
+            </w:tcBorders>
+            <w:shd w:val="clear" w:color="auto" w:fill="F2F2F2"/>
+            <w:tcMar>
+              <w:top w:w="70" w:type="dxa"/>
+              <w:left w:w="110" w:type="dxa"/>
+              <w:bottom w:w="70" w:type="dxa"/>
+              <w:right w:w="110" w:type="dxa"/>
+            </w:tcMar>
+          </w:tcPr>
+          <w:p>
+            <w:r>
+              <w:rPr>
+                <w:b/>
+                <w:bCs/>
+              </w:rPr>
+              <w:t>Main Success Scenario</w:t>
+            </w:r>
+          </w:p>
+        </w:tc>
+        <w:tc>
+          <w:tcPr>
+            <w:tcW w:w="6860" w:type="dxa"/>
+            <w:tcBorders>
+              <w:top w:val="single" w:sz="4" w:space="0" w:color="BFBFBF"/>
+              <w:left w:val="single" w:sz="4" w:space="0" w:color="BFBFBF"/>
+              <w:bottom w:val="single" w:sz="4" w:space="0" w:color="BFBFBF"/>
+              <w:right w:val="single" w:sz="4" w:space="0" w:color="BFBFBF"/>
+            </w:tcBorders>
+            <w:tcMar>
+              <w:top w:w="70" w:type="dxa"/>
+              <w:left w:w="110" w:type="dxa"/>
+              <w:bottom w:w="70" w:type="dxa"/>
+              <w:right w:w="110" w:type="dxa"/>
+            </w:tcMar>
+          </w:tcPr>
+          <w:p>
+            <w:r>
+              <w:t xml:space="preserve">1. The proposals list shows each pending proposal with its title and content.</w:t>
+            </w:r>
+          </w:p>
+          <w:p>
+            <w:r>
+              <w:t xml:space="preserve">2. The user reads a proposal and presses Approve.</w:t>
+            </w:r>
+          </w:p>
+          <w:p>
+            <w:r>
+              <w:t xml:space="preserve">3. The application adds it to the lore book as a new entry and marks the proposal as approved.</w:t>
+            </w:r>
+          </w:p>
+          <w:p>
+            <w:r>
+              <w:t xml:space="preserve">4. The Lore panel refreshes, and the count of waiting proposals goes down.</w:t>
+            </w:r>
+          </w:p>
+        </w:tc>
+      </w:tr>
+      <w:tr>
+        <w:trPr>
+          <w:cantSplit/>
+        </w:trPr>
+        <w:tc>
+          <w:tcPr>
+            <w:tcW w:w="2500" w:type="dxa"/>
+            <w:tcBorders>
+              <w:top w:val="single" w:sz="4" w:space="0" w:color="BFBFBF"/>
+              <w:left w:val="single" w:sz="4" w:space="0" w:color="BFBFBF"/>
+              <w:bottom w:val="single" w:sz="4" w:space="0" w:color="BFBFBF"/>
+              <w:right w:val="single" w:sz="4" w:space="0" w:color="BFBFBF"/>
+            </w:tcBorders>
+            <w:shd w:val="clear" w:color="auto" w:fill="F2F2F2"/>
+            <w:tcMar>
+              <w:top w:w="70" w:type="dxa"/>
+              <w:left w:w="110" w:type="dxa"/>
+              <w:bottom w:w="70" w:type="dxa"/>
+              <w:right w:w="110" w:type="dxa"/>
+            </w:tcMar>
+          </w:tcPr>
+          <w:p>
+            <w:r>
+              <w:rPr>
+                <w:b/>
+                <w:bCs/>
+              </w:rPr>
+              <w:t>Alternative / Exception Flows</w:t>
+            </w:r>
+          </w:p>
+        </w:tc>
+        <w:tc>
+          <w:tcPr>
+            <w:tcW w:w="6860" w:type="dxa"/>
+            <w:tcBorders>
+              <w:top w:val="single" w:sz="4" w:space="0" w:color="BFBFBF"/>
+              <w:left w:val="single" w:sz="4" w:space="0" w:color="BFBFBF"/>
+              <w:bottom w:val="single" w:sz="4" w:space="0" w:color="BFBFBF"/>
+              <w:right w:val="single" w:sz="4" w:space="0" w:color="BFBFBF"/>
+            </w:tcBorders>
+            <w:tcMar>
+              <w:top w:w="70" w:type="dxa"/>
+              <w:left w:w="110" w:type="dxa"/>
+              <w:bottom w:w="70" w:type="dxa"/>
+              <w:right w:w="110" w:type="dxa"/>
+            </w:tcMar>
+          </w:tcPr>
+          <w:p>
+            <w:r>
+              <w:t xml:space="preserve">2a. The user presses Reject: the proposal is marked as rejected and nothing is added.</w:t>
+            </w:r>
+          </w:p>
+          <w:p>
+            <w:r>
+              <w:t xml:space="preserve">2b. The user leaves the proposal unanswered: it stays pending and the story continues.</w:t>
+            </w:r>
+          </w:p>
+          <w:p>
+            <w:r>
+              <w:t xml:space="preserve">3a. The user wants different wording: after approving, the user edits the entry (see UC02).</w:t>
+            </w:r>
+          </w:p>
+        </w:tc>
+      </w:tr>
+      <w:tr>
+        <w:trPr>
+          <w:cantSplit/>
+        </w:trPr>
+        <w:tc>
+          <w:tcPr>
+            <w:tcW w:w="2500" w:type="dxa"/>
+            <w:tcBorders>
+              <w:top w:val="single" w:sz="4" w:space="0" w:color="BFBFBF"/>
+              <w:left w:val="single" w:sz="4" w:space="0" w:color="BFBFBF"/>
+              <w:bottom w:val="single" w:sz="4" w:space="0" w:color="BFBFBF"/>
+              <w:right w:val="single" w:sz="4" w:space="0" w:color="BFBFBF"/>
+            </w:tcBorders>
+            <w:shd w:val="clear" w:color="auto" w:fill="F2F2F2"/>
+            <w:tcMar>
+              <w:top w:w="70" w:type="dxa"/>
+              <w:left w:w="110" w:type="dxa"/>
+              <w:bottom w:w="70" w:type="dxa"/>
+              <w:right w:w="110" w:type="dxa"/>
+            </w:tcMar>
+          </w:tcPr>
+          <w:p>
+            <w:r>
+              <w:rPr>
+                <w:b/>
+                <w:bCs/>
+              </w:rPr>
+              <w:t>Postconditions</w:t>
+            </w:r>
+          </w:p>
+        </w:tc>
+        <w:tc>
+          <w:tcPr>
+            <w:tcW w:w="6860" w:type="dxa"/>
+            <w:tcBorders>
+              <w:top w:val="single" w:sz="4" w:space="0" w:color="BFBFBF"/>
+              <w:left w:val="single" w:sz="4" w:space="0" w:color="BFBFBF"/>
+              <w:bottom w:val="single" w:sz="4" w:space="0" w:color="BFBFBF"/>
+              <w:right w:val="single" w:sz="4" w:space="0" w:color="BFBFBF"/>
+            </w:tcBorders>
+            <w:tcMar>
+              <w:top w:w="70" w:type="dxa"/>
+              <w:left w:w="110" w:type="dxa"/>
+              <w:bottom w:w="70" w:type="dxa"/>
+              <w:right w:w="110" w:type="dxa"/>
+            </w:tcMar>
+          </w:tcPr>
+          <w:p>
+            <w:r>
+              <w:t xml:space="preserve">Each proposal the user answered is approved or rejected.</w:t>
+            </w:r>
+          </w:p>
+          <w:p>
+            <w:r>
+              <w:t xml:space="preserve">Approved proposals are lore entries, available to the agent from the next turn.</w:t>
+            </w:r>
+          </w:p>
+        </w:tc>
+      </w:tr>
+      <w:tr>
+        <w:trPr>
+          <w:cantSplit/>
+        </w:trPr>
+        <w:tc>
+          <w:tcPr>
+            <w:tcW w:w="2500" w:type="dxa"/>
+            <w:tcBorders>
+              <w:top w:val="single" w:sz="4" w:space="0" w:color="BFBFBF"/>
+              <w:left w:val="single" w:sz="4" w:space="0" w:color="BFBFBF"/>
+              <w:bottom w:val="single" w:sz="4" w:space="0" w:color="BFBFBF"/>
+              <w:right w:val="single" w:sz="4" w:space="0" w:color="BFBFBF"/>
+            </w:tcBorders>
+            <w:shd w:val="clear" w:color="auto" w:fill="F2F2F2"/>
+            <w:tcMar>
+              <w:top w:w="70" w:type="dxa"/>
+              <w:left w:w="110" w:type="dxa"/>
+              <w:bottom w:w="70" w:type="dxa"/>
+              <w:right w:w="110" w:type="dxa"/>
+            </w:tcMar>
+          </w:tcPr>
+          <w:p>
+            <w:r>
+              <w:rPr>
+                <w:b/>
+                <w:bCs/>
+              </w:rPr>
+              <w:t>Related Feature(s)</w:t>
+            </w:r>
+          </w:p>
+        </w:tc>
+        <w:tc>
+          <w:tcPr>
+            <w:tcW w:w="6860" w:type="dxa"/>
+            <w:tcBorders>
+              <w:top w:val="single" w:sz="4" w:space="0" w:color="BFBFBF"/>
+              <w:left w:val="single" w:sz="4" w:space="0" w:color="BFBFBF"/>
+              <w:bottom w:val="single" w:sz="4" w:space="0" w:color="BFBFBF"/>
+              <w:right w:val="single" w:sz="4" w:space="0" w:color="BFBFBF"/>
+            </w:tcBorders>
+            <w:tcMar>
+              <w:top w:w="70" w:type="dxa"/>
+              <w:left w:w="110" w:type="dxa"/>
+              <w:bottom w:w="70" w:type="dxa"/>
+              <w:right w:w="110" w:type="dxa"/>
+            </w:tcMar>
+          </w:tcPr>
+          <w:p>
+            <w:r>
+              <w:t xml:space="preserve">F07: Lore Proposals</w:t>
+            </w:r>
+          </w:p>
+        </w:tc>
+      </w:tr>
+    </w:tbl>
+    <w:p>
+      <w:pPr>
+        <w:spacing w:after="120"/>
+      </w:pPr>
+    </w:p>
+    <w:p>
+      <w:pPr>
+        <w:pStyle w:val="Heading2"/>
+        <w:keepNext/>
+      </w:pPr>
+      <w:r>
+        <w:t>6.6 UC06: Undo, retry or edit a turn</w:t>
+      </w:r>
+    </w:p>
+    <w:tbl>
+      <w:tblPr>
+        <w:tblW w:w="9360" w:type="dxa"/>
+        <w:tblBorders>
+          <w:top w:val="single" w:sz="4" w:space="0" w:color="auto"/>
+          <w:left w:val="single" w:sz="4" w:space="0" w:color="auto"/>
+          <w:bottom w:val="single" w:sz="4" w:space="0" w:color="auto"/>
+          <w:right w:val="single" w:sz="4" w:space="0" w:color="auto"/>
+          <w:insideH w:val="single" w:sz="4" w:space="0" w:color="auto"/>
+          <w:insideV w:val="single" w:sz="4" w:space="0" w:color="auto"/>
+        </w:tblBorders>
+        <w:tblCellMar>
+          <w:left w:w="10" w:type="dxa"/>
+          <w:right w:w="10" w:type="dxa"/>
+        </w:tblCellMar>
+        <w:tblLook w:val="0000" w:firstRow="0" w:lastRow="0" w:firstColumn="0" w:lastColumn="0" w:noHBand="0" w:noVBand="0"/>
+      </w:tblPr>
+      <w:tblGrid>
+        <w:gridCol w:w="2500"/>
+        <w:gridCol w:w="6860"/>
+      </w:tblGrid>
+      <w:tr>
+        <w:trPr>
+          <w:cantSplit/>
+        </w:trPr>
+        <w:tc>
+          <w:tcPr>
+            <w:tcW w:w="2500" w:type="dxa"/>
+            <w:tcBorders>
+              <w:top w:val="single" w:sz="4" w:space="0" w:color="BFBFBF"/>
+              <w:left w:val="single" w:sz="4" w:space="0" w:color="BFBFBF"/>
+              <w:bottom w:val="single" w:sz="4" w:space="0" w:color="BFBFBF"/>
+              <w:right w:val="single" w:sz="4" w:space="0" w:color="BFBFBF"/>
+            </w:tcBorders>
+            <w:shd w:val="clear" w:color="auto" w:fill="F2F2F2"/>
+            <w:tcMar>
+              <w:top w:w="70" w:type="dxa"/>
+              <w:left w:w="110" w:type="dxa"/>
+              <w:bottom w:w="70" w:type="dxa"/>
+              <w:right w:w="110" w:type="dxa"/>
+            </w:tcMar>
+          </w:tcPr>
+          <w:p>
+            <w:r>
+              <w:rPr>
+                <w:b/>
+                <w:bCs/>
+              </w:rPr>
+              <w:t>Use Case ID</w:t>
+            </w:r>
+          </w:p>
+        </w:tc>
+        <w:tc>
+          <w:tcPr>
+            <w:tcW w:w="6860" w:type="dxa"/>
+            <w:tcBorders>
+              <w:top w:val="single" w:sz="4" w:space="0" w:color="BFBFBF"/>
+              <w:left w:val="single" w:sz="4" w:space="0" w:color="BFBFBF"/>
+              <w:bottom w:val="single" w:sz="4" w:space="0" w:color="BFBFBF"/>
+              <w:right w:val="single" w:sz="4" w:space="0" w:color="BFBFBF"/>
+            </w:tcBorders>
+            <w:tcMar>
+              <w:top w:w="70" w:type="dxa"/>
+              <w:left w:w="110" w:type="dxa"/>
+              <w:bottom w:w="70" w:type="dxa"/>
+              <w:right w:w="110" w:type="dxa"/>
+            </w:tcMar>
+          </w:tcPr>
+          <w:p>
+            <w:r>
+              <w:t>UC06</w:t>
+            </w:r>
+          </w:p>
+        </w:tc>
+      </w:tr>
+      <w:tr>
+        <w:trPr>
+          <w:cantSplit/>
+        </w:trPr>
+        <w:tc>
+          <w:tcPr>
+            <w:tcW w:w="2500" w:type="dxa"/>
+            <w:tcBorders>
+              <w:top w:val="single" w:sz="4" w:space="0" w:color="BFBFBF"/>
+              <w:left w:val="single" w:sz="4" w:space="0" w:color="BFBFBF"/>
+              <w:bottom w:val="single" w:sz="4" w:space="0" w:color="BFBFBF"/>
+              <w:right w:val="single" w:sz="4" w:space="0" w:color="BFBFBF"/>
+            </w:tcBorders>
+            <w:shd w:val="clear" w:color="auto" w:fill="F2F2F2"/>
+            <w:tcMar>
+              <w:top w:w="70" w:type="dxa"/>
+              <w:left w:w="110" w:type="dxa"/>
+              <w:bottom w:w="70" w:type="dxa"/>
+              <w:right w:w="110" w:type="dxa"/>
+            </w:tcMar>
+          </w:tcPr>
+          <w:p>
+            <w:r>
+              <w:rPr>
+                <w:b/>
+                <w:bCs/>
+              </w:rPr>
+              <w:lastRenderedPageBreak/>
+              <w:t>Use Case Name</w:t>
+            </w:r>
+          </w:p>
+        </w:tc>
+        <w:tc>
+          <w:tcPr>
+            <w:tcW w:w="6860" w:type="dxa"/>
+            <w:tcBorders>
+              <w:top w:val="single" w:sz="4" w:space="0" w:color="BFBFBF"/>
+              <w:left w:val="single" w:sz="4" w:space="0" w:color="BFBFBF"/>
+              <w:bottom w:val="single" w:sz="4" w:space="0" w:color="BFBFBF"/>
+              <w:right w:val="single" w:sz="4" w:space="0" w:color="BFBFBF"/>
+            </w:tcBorders>
+            <w:tcMar>
+              <w:top w:w="70" w:type="dxa"/>
+              <w:left w:w="110" w:type="dxa"/>
+              <w:bottom w:w="70" w:type="dxa"/>
+              <w:right w:w="110" w:type="dxa"/>
+            </w:tcMar>
+          </w:tcPr>
+          <w:p>
+            <w:r>
+              <w:t xml:space="preserve">Undo, retry or edit a turn</w:t>
+            </w:r>
+          </w:p>
+        </w:tc>
+      </w:tr>
+      <w:tr>
+        <w:trPr>
+          <w:cantSplit/>
+        </w:trPr>
+        <w:tc>
+          <w:tcPr>
+            <w:tcW w:w="2500" w:type="dxa"/>
+            <w:tcBorders>
+              <w:top w:val="single" w:sz="4" w:space="0" w:color="BFBFBF"/>
+              <w:left w:val="single" w:sz="4" w:space="0" w:color="BFBFBF"/>
+              <w:bottom w:val="single" w:sz="4" w:space="0" w:color="BFBFBF"/>
+              <w:right w:val="single" w:sz="4" w:space="0" w:color="BFBFBF"/>
+            </w:tcBorders>
+            <w:shd w:val="clear" w:color="auto" w:fill="F2F2F2"/>
+            <w:tcMar>
+              <w:top w:w="70" w:type="dxa"/>
+              <w:left w:w="110" w:type="dxa"/>
+              <w:bottom w:w="70" w:type="dxa"/>
+              <w:right w:w="110" w:type="dxa"/>
+            </w:tcMar>
+          </w:tcPr>
+          <w:p>
+            <w:r>
+              <w:rPr>
+                <w:b/>
+                <w:bCs/>
+              </w:rPr>
+              <w:t>Actor(s)</w:t>
+            </w:r>
+          </w:p>
+        </w:tc>
+        <w:tc>
+          <w:tcPr>
+            <w:tcW w:w="6860" w:type="dxa"/>
+            <w:tcBorders>
+              <w:top w:val="single" w:sz="4" w:space="0" w:color="BFBFBF"/>
+              <w:left w:val="single" w:sz="4" w:space="0" w:color="BFBFBF"/>
+              <w:bottom w:val="single" w:sz="4" w:space="0" w:color="BFBFBF"/>
+              <w:right w:val="single" w:sz="4" w:space="0" w:color="BFBFBF"/>
+            </w:tcBorders>
+            <w:tcMar>
+              <w:top w:w="70" w:type="dxa"/>
+              <w:left w:w="110" w:type="dxa"/>
+              <w:bottom w:w="70" w:type="dxa"/>
+              <w:right w:w="110" w:type="dxa"/>
+            </w:tcMar>
+          </w:tcPr>
+          <w:p>
+            <w:r>
+              <w:t xml:space="preserve">User (primary)</w:t>
+            </w:r>
+          </w:p>
+        </w:tc>
+      </w:tr>
+      <w:tr>
+        <w:trPr>
+          <w:cantSplit/>
+        </w:trPr>
+        <w:tc>
+          <w:tcPr>
+            <w:tcW w:w="2500" w:type="dxa"/>
+            <w:tcBorders>
+              <w:top w:val="single" w:sz="4" w:space="0" w:color="BFBFBF"/>
+              <w:left w:val="single" w:sz="4" w:space="0" w:color="BFBFBF"/>
+              <w:bottom w:val="single" w:sz="4" w:space="0" w:color="BFBFBF"/>
+              <w:right w:val="single" w:sz="4" w:space="0" w:color="BFBFBF"/>
+            </w:tcBorders>
+            <w:shd w:val="clear" w:color="auto" w:fill="F2F2F2"/>
+            <w:tcMar>
+              <w:top w:w="70" w:type="dxa"/>
+              <w:left w:w="110" w:type="dxa"/>
+              <w:bottom w:w="70" w:type="dxa"/>
+              <w:right w:w="110" w:type="dxa"/>
+            </w:tcMar>
+          </w:tcPr>
+          <w:p>
+            <w:r>
+              <w:rPr>
+                <w:b/>
+                <w:bCs/>
+              </w:rPr>
+              <w:t>Goal</w:t>
+            </w:r>
+          </w:p>
+        </w:tc>
+        <w:tc>
+          <w:tcPr>
+            <w:tcW w:w="6860" w:type="dxa"/>
+            <w:tcBorders>
+              <w:top w:val="single" w:sz="4" w:space="0" w:color="BFBFBF"/>
+              <w:left w:val="single" w:sz="4" w:space="0" w:color="BFBFBF"/>
+              <w:bottom w:val="single" w:sz="4" w:space="0" w:color="BFBFBF"/>
+              <w:right w:val="single" w:sz="4" w:space="0" w:color="BFBFBF"/>
+            </w:tcBorders>
+            <w:tcMar>
+              <w:top w:w="70" w:type="dxa"/>
+              <w:left w:w="110" w:type="dxa"/>
+              <w:bottom w:w="70" w:type="dxa"/>
+              <w:right w:w="110" w:type="dxa"/>
+            </w:tcMar>
+          </w:tcPr>
+          <w:p>
+            <w:r>
+              <w:t xml:space="preserve">Correct the most recent turn.</w:t>
+            </w:r>
+          </w:p>
+        </w:tc>
+      </w:tr>
+      <w:tr>
+        <w:trPr>
+          <w:cantSplit/>
+        </w:trPr>
+        <w:tc>
+          <w:tcPr>
+            <w:tcW w:w="2500" w:type="dxa"/>
+            <w:tcBorders>
+              <w:top w:val="single" w:sz="4" w:space="0" w:color="BFBFBF"/>
+              <w:left w:val="single" w:sz="4" w:space="0" w:color="BFBFBF"/>
+              <w:bottom w:val="single" w:sz="4" w:space="0" w:color="BFBFBF"/>
+              <w:right w:val="single" w:sz="4" w:space="0" w:color="BFBFBF"/>
+            </w:tcBorders>
+            <w:shd w:val="clear" w:color="auto" w:fill="F2F2F2"/>
+            <w:tcMar>
+              <w:top w:w="70" w:type="dxa"/>
+              <w:left w:w="110" w:type="dxa"/>
+              <w:bottom w:w="70" w:type="dxa"/>
+              <w:right w:w="110" w:type="dxa"/>
+            </w:tcMar>
+          </w:tcPr>
+          <w:p>
+            <w:r>
+              <w:rPr>
+                <w:b/>
+                <w:bCs/>
+              </w:rPr>
+              <w:t>Preconditions</w:t>
+            </w:r>
+          </w:p>
+        </w:tc>
+        <w:tc>
+          <w:tcPr>
+            <w:tcW w:w="6860" w:type="dxa"/>
+            <w:tcBorders>
+              <w:top w:val="single" w:sz="4" w:space="0" w:color="BFBFBF"/>
+              <w:left w:val="single" w:sz="4" w:space="0" w:color="BFBFBF"/>
+              <w:bottom w:val="single" w:sz="4" w:space="0" w:color="BFBFBF"/>
+              <w:right w:val="single" w:sz="4" w:space="0" w:color="BFBFBF"/>
+            </w:tcBorders>
+            <w:tcMar>
+              <w:top w:w="70" w:type="dxa"/>
+              <w:left w:w="110" w:type="dxa"/>
+              <w:bottom w:w="70" w:type="dxa"/>
+              <w:right w:w="110" w:type="dxa"/>
+            </w:tcMar>
+          </w:tcPr>
+          <w:p>
+            <w:r>
+              <w:t xml:space="preserve">A story is open.</w:t>
+            </w:r>
+          </w:p>
+          <w:p>
+            <w:r>
+              <w:t xml:space="preserve">The story has at least one turn.</w:t>
+            </w:r>
+          </w:p>
+        </w:tc>
+      </w:tr>
+      <w:tr>
+        <w:trPr>
+          <w:cantSplit/>
+        </w:trPr>
+        <w:tc>
+          <w:tcPr>
+            <w:tcW w:w="2500" w:type="dxa"/>
+            <w:tcBorders>
+              <w:top w:val="single" w:sz="4" w:space="0" w:color="BFBFBF"/>
+              <w:left w:val="single" w:sz="4" w:space="0" w:color="BFBFBF"/>
+              <w:bottom w:val="single" w:sz="4" w:space="0" w:color="BFBFBF"/>
+              <w:right w:val="single" w:sz="4" w:space="0" w:color="BFBFBF"/>
+            </w:tcBorders>
+            <w:shd w:val="clear" w:color="auto" w:fill="F2F2F2"/>
+            <w:tcMar>
+              <w:top w:w="70" w:type="dxa"/>
+              <w:left w:w="110" w:type="dxa"/>
+              <w:bottom w:w="70" w:type="dxa"/>
+              <w:right w:w="110" w:type="dxa"/>
+            </w:tcMar>
+          </w:tcPr>
+          <w:p>
+            <w:r>
+              <w:rPr>
+                <w:b/>
+                <w:bCs/>
+              </w:rPr>
+              <w:t>Trigger</w:t>
+            </w:r>
+          </w:p>
+        </w:tc>
+        <w:tc>
+          <w:tcPr>
+            <w:tcW w:w="6860" w:type="dxa"/>
+            <w:tcBorders>
+              <w:top w:val="single" w:sz="4" w:space="0" w:color="BFBFBF"/>
+              <w:left w:val="single" w:sz="4" w:space="0" w:color="BFBFBF"/>
+              <w:bottom w:val="single" w:sz="4" w:space="0" w:color="BFBFBF"/>
+              <w:right w:val="single" w:sz="4" w:space="0" w:color="BFBFBF"/>
+            </w:tcBorders>
+            <w:tcMar>
+              <w:top w:w="70" w:type="dxa"/>
+              <w:left w:w="110" w:type="dxa"/>
+              <w:bottom w:w="70" w:type="dxa"/>
+              <w:right w:w="110" w:type="dxa"/>
+            </w:tcMar>
+          </w:tcPr>
+          <w:p>
+            <w:r>
+              <w:t xml:space="preserve">The user presses Undo, Retry or Edit under the most recent turn.</w:t>
+            </w:r>
+          </w:p>
+        </w:tc>
+      </w:tr>
+      <w:tr>
+        <w:trPr>
+          <w:cantSplit/>
+        </w:trPr>
+        <w:tc>
+          <w:tcPr>
+            <w:tcW w:w="2500" w:type="dxa"/>
+            <w:tcBorders>
+              <w:top w:val="single" w:sz="4" w:space="0" w:color="BFBFBF"/>
+              <w:left w:val="single" w:sz="4" w:space="0" w:color="BFBFBF"/>
+              <w:bottom w:val="single" w:sz="4" w:space="0" w:color="BFBFBF"/>
+              <w:right w:val="single" w:sz="4" w:space="0" w:color="BFBFBF"/>
+            </w:tcBorders>
+            <w:shd w:val="clear" w:color="auto" w:fill="F2F2F2"/>
+            <w:tcMar>
+              <w:top w:w="70" w:type="dxa"/>
+              <w:left w:w="110" w:type="dxa"/>
+              <w:bottom w:w="70" w:type="dxa"/>
+              <w:right w:w="110" w:type="dxa"/>
+            </w:tcMar>
+          </w:tcPr>
+          <w:p>
+            <w:r>
+              <w:rPr>
+                <w:b/>
+                <w:bCs/>
+              </w:rPr>
+              <w:t>Main Success Scenario</w:t>
+            </w:r>
+          </w:p>
+        </w:tc>
+        <w:tc>
+          <w:tcPr>
+            <w:tcW w:w="6860" w:type="dxa"/>
+            <w:tcBorders>
+              <w:top w:val="single" w:sz="4" w:space="0" w:color="BFBFBF"/>
+              <w:left w:val="single" w:sz="4" w:space="0" w:color="BFBFBF"/>
+              <w:bottom w:val="single" w:sz="4" w:space="0" w:color="BFBFBF"/>
+              <w:right w:val="single" w:sz="4" w:space="0" w:color="BFBFBF"/>
+            </w:tcBorders>
+            <w:tcMar>
+              <w:top w:w="70" w:type="dxa"/>
+              <w:left w:w="110" w:type="dxa"/>
+              <w:bottom w:w="70" w:type="dxa"/>
+              <w:right w:w="110" w:type="dxa"/>
+            </w:tcMar>
+          </w:tcPr>
+          <w:p>
+            <w:r>
+              <w:t xml:space="preserve">1. The user presses Undo.</w:t>
+            </w:r>
+          </w:p>
+          <w:p>
+            <w:r>
+              <w:t xml:space="preserve">2. The application removes the most recent turn.</w:t>
+            </w:r>
+          </w:p>
+          <w:p>
+            <w:r>
+              <w:t xml:space="preserve">3. The application restores the pivotal events to how they were before that turn.</w:t>
+            </w:r>
+          </w:p>
+          <w:p>
+            <w:r>
+              <w:t xml:space="preserve">4. The story screen refreshes.</w:t>
+            </w:r>
+          </w:p>
+        </w:tc>
+      </w:tr>
+      <w:tr>
+        <w:trPr>
+          <w:cantSplit/>
+        </w:trPr>
+        <w:tc>
+          <w:tcPr>
+            <w:tcW w:w="2500" w:type="dxa"/>
+            <w:tcBorders>
+              <w:top w:val="single" w:sz="4" w:space="0" w:color="BFBFBF"/>
+              <w:left w:val="single" w:sz="4" w:space="0" w:color="BFBFBF"/>
+              <w:bottom w:val="single" w:sz="4" w:space="0" w:color="BFBFBF"/>
+              <w:right w:val="single" w:sz="4" w:space="0" w:color="BFBFBF"/>
+            </w:tcBorders>
+            <w:shd w:val="clear" w:color="auto" w:fill="F2F2F2"/>
+            <w:tcMar>
+              <w:top w:w="70" w:type="dxa"/>
+              <w:left w:w="110" w:type="dxa"/>
+              <w:bottom w:w="70" w:type="dxa"/>
+              <w:right w:w="110" w:type="dxa"/>
+            </w:tcMar>
+          </w:tcPr>
+          <w:p>
+            <w:r>
+              <w:rPr>
+                <w:b/>
+                <w:bCs/>
+              </w:rPr>
+              <w:t>Alternative / Exception Flows</w:t>
+            </w:r>
+          </w:p>
+        </w:tc>
+        <w:tc>
+          <w:tcPr>
+            <w:tcW w:w="6860" w:type="dxa"/>
+            <w:tcBorders>
+              <w:top w:val="single" w:sz="4" w:space="0" w:color="BFBFBF"/>
+              <w:left w:val="single" w:sz="4" w:space="0" w:color="BFBFBF"/>
+              <w:bottom w:val="single" w:sz="4" w:space="0" w:color="BFBFBF"/>
+              <w:right w:val="single" w:sz="4" w:space="0" w:color="BFBFBF"/>
+            </w:tcBorders>
+            <w:tcMar>
+              <w:top w:w="70" w:type="dxa"/>
+              <w:left w:w="110" w:type="dxa"/>
+              <w:bottom w:w="70" w:type="dxa"/>
+              <w:right w:w="110" w:type="dxa"/>
+            </w:tcMar>
+          </w:tcPr>
+          <w:p>
+            <w:r>
+              <w:t xml:space="preserve">1a. The user presses Retry: the application undoes the turn (steps 2 and 3), then sends the same input again as a new turn. The flow continues as UC04 from step 3.</w:t>
+            </w:r>
+          </w:p>
+          <w:p>
+            <w:r>
+              <w:t xml:space="preserve">1b. The user presses Edit: the narration becomes an editable text box. The user changes the text and presses Save, the application replaces the narration, and the story screen refreshes.</w:t>
+            </w:r>
+          </w:p>
+          <w:p>
+            <w:r>
+              <w:t xml:space="preserve">1c. The retried turn fails: the turn stays undone, a message is shown, and the input is put back in the text box.</w:t>
+            </w:r>
+          </w:p>
+          <w:p>
+            <w:r>
+              <w:t xml:space="preserve">1d. The edited text is empty: a message is shown and the narration is unchanged. If the user cancels the edit, nothing changes.</w:t>
+            </w:r>
+          </w:p>
+          <w:p>
+            <w:r>
+              <w:t xml:space="preserve">2a. The last action was an edit: undo restores the original narration and does not remove the turn.</w:t>
+            </w:r>
+          </w:p>
+        </w:tc>
+      </w:tr>
+      <w:tr>
+        <w:trPr>
+          <w:cantSplit/>
+        </w:trPr>
+        <w:tc>
+          <w:tcPr>
+            <w:tcW w:w="2500" w:type="dxa"/>
+            <w:tcBorders>
+              <w:top w:val="single" w:sz="4" w:space="0" w:color="BFBFBF"/>
+              <w:left w:val="single" w:sz="4" w:space="0" w:color="BFBFBF"/>
+              <w:bottom w:val="single" w:sz="4" w:space="0" w:color="BFBFBF"/>
+              <w:right w:val="single" w:sz="4" w:space="0" w:color="BFBFBF"/>
+            </w:tcBorders>
+            <w:shd w:val="clear" w:color="auto" w:fill="F2F2F2"/>
+            <w:tcMar>
+              <w:top w:w="70" w:type="dxa"/>
+              <w:left w:w="110" w:type="dxa"/>
+              <w:bottom w:w="70" w:type="dxa"/>
+              <w:right w:w="110" w:type="dxa"/>
+            </w:tcMar>
+          </w:tcPr>
+          <w:p>
+            <w:r>
+              <w:rPr>
+                <w:b/>
+                <w:bCs/>
+              </w:rPr>
+              <w:t>Postconditions</w:t>
+            </w:r>
+          </w:p>
+        </w:tc>
+        <w:tc>
+          <w:tcPr>
+            <w:tcW w:w="6860" w:type="dxa"/>
+            <w:tcBorders>
+              <w:top w:val="single" w:sz="4" w:space="0" w:color="BFBFBF"/>
+              <w:left w:val="single" w:sz="4" w:space="0" w:color="BFBFBF"/>
+              <w:bottom w:val="single" w:sz="4" w:space="0" w:color="BFBFBF"/>
+              <w:right w:val="single" w:sz="4" w:space="0" w:color="BFBFBF"/>
+            </w:tcBorders>
+            <w:tcMar>
+              <w:top w:w="70" w:type="dxa"/>
+              <w:left w:w="110" w:type="dxa"/>
+              <w:bottom w:w="70" w:type="dxa"/>
+              <w:right w:w="110" w:type="dxa"/>
+            </w:tcMar>
+          </w:tcPr>
+          <w:p>
+            <w:r>
+              <w:t xml:space="preserve">The most recent turn is removed, replaced by a newly generated one, or carries the user’s text.</w:t>
+            </w:r>
+          </w:p>
+          <w:p>
+            <w:r>
+              <w:t xml:space="preserve">Proposals raised during an undone turn remain in the proposals list.</w:t>
+            </w:r>
+          </w:p>
+        </w:tc>
+      </w:tr>
+      <w:tr>
+        <w:trPr>
+          <w:cantSplit/>
+        </w:trPr>
+        <w:tc>
+          <w:tcPr>
+            <w:tcW w:w="2500" w:type="dxa"/>
+            <w:tcBorders>
+              <w:top w:val="single" w:sz="4" w:space="0" w:color="BFBFBF"/>
+              <w:left w:val="single" w:sz="4" w:space="0" w:color="BFBFBF"/>
+              <w:bottom w:val="single" w:sz="4" w:space="0" w:color="BFBFBF"/>
+              <w:right w:val="single" w:sz="4" w:space="0" w:color="BFBFBF"/>
+            </w:tcBorders>
+            <w:shd w:val="clear" w:color="auto" w:fill="F2F2F2"/>
+            <w:tcMar>
+              <w:top w:w="70" w:type="dxa"/>
+              <w:left w:w="110" w:type="dxa"/>
+              <w:bottom w:w="70" w:type="dxa"/>
+              <w:right w:w="110" w:type="dxa"/>
+            </w:tcMar>
+          </w:tcPr>
+          <w:p>
+            <w:r>
+              <w:rPr>
+                <w:b/>
+                <w:bCs/>
+              </w:rPr>
+              <w:t>Related Feature(s)</w:t>
+            </w:r>
+          </w:p>
+        </w:tc>
+        <w:tc>
+          <w:tcPr>
+            <w:tcW w:w="6860" w:type="dxa"/>
+            <w:tcBorders>
+              <w:top w:val="single" w:sz="4" w:space="0" w:color="BFBFBF"/>
+              <w:left w:val="single" w:sz="4" w:space="0" w:color="BFBFBF"/>
+              <w:bottom w:val="single" w:sz="4" w:space="0" w:color="BFBFBF"/>
+              <w:right w:val="single" w:sz="4" w:space="0" w:color="BFBFBF"/>
+            </w:tcBorders>
+            <w:tcMar>
+              <w:top w:w="70" w:type="dxa"/>
+              <w:left w:w="110" w:type="dxa"/>
+              <w:bottom w:w="70" w:type="dxa"/>
+              <w:right w:w="110" w:type="dxa"/>
+            </w:tcMar>
+          </w:tcPr>
+          <w:p>
+            <w:r>
+              <w:t xml:space="preserve">F10: Undo / Retry / Edit Turn</w:t>
+            </w:r>
+          </w:p>
+        </w:tc>
+      </w:tr>
+    </w:tbl>
+    <w:p>
+      <w:pPr>
+        <w:spacing w:after="120"/>
+      </w:pPr>
+    </w:p>
+    <w:p>
+      <w:pPr>
+        <w:pStyle w:val="Heading2"/>
+        <w:keepNext/>
+      </w:pPr>
+      <w:r>
+        <w:t>6.7 UC07: Save and load a story</w:t>
+      </w:r>
+    </w:p>
+    <w:tbl>
+      <w:tblPr>
+        <w:tblW w:w="9360" w:type="dxa"/>
+        <w:tblBorders>
+          <w:top w:val="single" w:sz="4" w:space="0" w:color="auto"/>
+          <w:left w:val="single" w:sz="4" w:space="0" w:color="auto"/>
+          <w:bottom w:val="single" w:sz="4" w:space="0" w:color="auto"/>
+          <w:right w:val="single" w:sz="4" w:space="0" w:color="auto"/>
+          <w:insideH w:val="single" w:sz="4" w:space="0" w:color="auto"/>
+          <w:insideV w:val="single" w:sz="4" w:space="0" w:color="auto"/>
+        </w:tblBorders>
+        <w:tblCellMar>
+          <w:left w:w="10" w:type="dxa"/>
+          <w:right w:w="10" w:type="dxa"/>
+        </w:tblCellMar>
+        <w:tblLook w:val="0000" w:firstRow="0" w:lastRow="0" w:firstColumn="0" w:lastColumn="0" w:noHBand="0" w:noVBand="0"/>
+      </w:tblPr>
+      <w:tblGrid>
+        <w:gridCol w:w="2500"/>
+        <w:gridCol w:w="6860"/>
+      </w:tblGrid>
+      <w:tr>
+        <w:trPr>
+          <w:cantSplit/>
+        </w:trPr>
+        <w:tc>
+          <w:tcPr>
+            <w:tcW w:w="2500" w:type="dxa"/>
+            <w:tcBorders>
+              <w:top w:val="single" w:sz="4" w:space="0" w:color="BFBFBF"/>
+              <w:left w:val="single" w:sz="4" w:space="0" w:color="BFBFBF"/>
+              <w:bottom w:val="single" w:sz="4" w:space="0" w:color="BFBFBF"/>
+              <w:right w:val="single" w:sz="4" w:space="0" w:color="BFBFBF"/>
+            </w:tcBorders>
+            <w:shd w:val="clear" w:color="auto" w:fill="F2F2F2"/>
+            <w:tcMar>
+              <w:top w:w="70" w:type="dxa"/>
+              <w:left w:w="110" w:type="dxa"/>
+              <w:bottom w:w="70" w:type="dxa"/>
+              <w:right w:w="110" w:type="dxa"/>
+            </w:tcMar>
+          </w:tcPr>
+          <w:p>
+            <w:r>
+              <w:rPr>
+                <w:b/>
+                <w:bCs/>
+              </w:rPr>
+              <w:t>Use Case ID</w:t>
+            </w:r>
+          </w:p>
+        </w:tc>
+        <w:tc>
+          <w:tcPr>
+            <w:tcW w:w="6860" w:type="dxa"/>
+            <w:tcBorders>
+              <w:top w:val="single" w:sz="4" w:space="0" w:color="BFBFBF"/>
+              <w:left w:val="single" w:sz="4" w:space="0" w:color="BFBFBF"/>
+              <w:bottom w:val="single" w:sz="4" w:space="0" w:color="BFBFBF"/>
+              <w:right w:val="single" w:sz="4" w:space="0" w:color="BFBFBF"/>
+            </w:tcBorders>
+            <w:tcMar>
+              <w:top w:w="70" w:type="dxa"/>
+              <w:left w:w="110" w:type="dxa"/>
+              <w:bottom w:w="70" w:type="dxa"/>
+              <w:right w:w="110" w:type="dxa"/>
+            </w:tcMar>
+          </w:tcPr>
+          <w:p>
+            <w:r>
+              <w:t>UC07</w:t>
+            </w:r>
+          </w:p>
+        </w:tc>
+      </w:tr>
+      <w:tr>
+        <w:trPr>
+          <w:cantSplit/>
+        </w:trPr>
+        <w:tc>
+          <w:tcPr>
+            <w:tcW w:w="2500" w:type="dxa"/>
+            <w:tcBorders>
+              <w:top w:val="single" w:sz="4" w:space="0" w:color="BFBFBF"/>
+              <w:left w:val="single" w:sz="4" w:space="0" w:color="BFBFBF"/>
+              <w:bottom w:val="single" w:sz="4" w:space="0" w:color="BFBFBF"/>
+              <w:right w:val="single" w:sz="4" w:space="0" w:color="BFBFBF"/>
+            </w:tcBorders>
+            <w:shd w:val="clear" w:color="auto" w:fill="F2F2F2"/>
+            <w:tcMar>
+              <w:top w:w="70" w:type="dxa"/>
+              <w:left w:w="110" w:type="dxa"/>
+              <w:bottom w:w="70" w:type="dxa"/>
+              <w:right w:w="110" w:type="dxa"/>
+            </w:tcMar>
+          </w:tcPr>
+          <w:p>
+            <w:r>
+              <w:rPr>
+                <w:b/>
+                <w:bCs/>
+              </w:rPr>
+              <w:lastRenderedPageBreak/>
+              <w:t>Use Case Name</w:t>
+            </w:r>
+          </w:p>
+        </w:tc>
+        <w:tc>
+          <w:tcPr>
+            <w:tcW w:w="6860" w:type="dxa"/>
+            <w:tcBorders>
+              <w:top w:val="single" w:sz="4" w:space="0" w:color="BFBFBF"/>
+              <w:left w:val="single" w:sz="4" w:space="0" w:color="BFBFBF"/>
+              <w:bottom w:val="single" w:sz="4" w:space="0" w:color="BFBFBF"/>
+              <w:right w:val="single" w:sz="4" w:space="0" w:color="BFBFBF"/>
+            </w:tcBorders>
+            <w:tcMar>
+              <w:top w:w="70" w:type="dxa"/>
+              <w:left w:w="110" w:type="dxa"/>
+              <w:bottom w:w="70" w:type="dxa"/>
+              <w:right w:w="110" w:type="dxa"/>
+            </w:tcMar>
+          </w:tcPr>
+          <w:p>
+            <w:r>
+              <w:t xml:space="preserve">Save and load a story</w:t>
+            </w:r>
+          </w:p>
+        </w:tc>
+      </w:tr>
+      <w:tr>
+        <w:trPr>
+          <w:cantSplit/>
+        </w:trPr>
+        <w:tc>
+          <w:tcPr>
+            <w:tcW w:w="2500" w:type="dxa"/>
+            <w:tcBorders>
+              <w:top w:val="single" w:sz="4" w:space="0" w:color="BFBFBF"/>
+              <w:left w:val="single" w:sz="4" w:space="0" w:color="BFBFBF"/>
+              <w:bottom w:val="single" w:sz="4" w:space="0" w:color="BFBFBF"/>
+              <w:right w:val="single" w:sz="4" w:space="0" w:color="BFBFBF"/>
+            </w:tcBorders>
+            <w:shd w:val="clear" w:color="auto" w:fill="F2F2F2"/>
+            <w:tcMar>
+              <w:top w:w="70" w:type="dxa"/>
+              <w:left w:w="110" w:type="dxa"/>
+              <w:bottom w:w="70" w:type="dxa"/>
+              <w:right w:w="110" w:type="dxa"/>
+            </w:tcMar>
+          </w:tcPr>
+          <w:p>
+            <w:r>
+              <w:rPr>
+                <w:b/>
+                <w:bCs/>
+              </w:rPr>
+              <w:t>Actor(s)</w:t>
+            </w:r>
+          </w:p>
+        </w:tc>
+        <w:tc>
+          <w:tcPr>
+            <w:tcW w:w="6860" w:type="dxa"/>
+            <w:tcBorders>
+              <w:top w:val="single" w:sz="4" w:space="0" w:color="BFBFBF"/>
+              <w:left w:val="single" w:sz="4" w:space="0" w:color="BFBFBF"/>
+              <w:bottom w:val="single" w:sz="4" w:space="0" w:color="BFBFBF"/>
+              <w:right w:val="single" w:sz="4" w:space="0" w:color="BFBFBF"/>
+            </w:tcBorders>
+            <w:tcMar>
+              <w:top w:w="70" w:type="dxa"/>
+              <w:left w:w="110" w:type="dxa"/>
+              <w:bottom w:w="70" w:type="dxa"/>
+              <w:right w:w="110" w:type="dxa"/>
+            </w:tcMar>
+          </w:tcPr>
+          <w:p>
+            <w:r>
+              <w:t xml:space="preserve">User (primary), Claude (AI service)</w:t>
+            </w:r>
+          </w:p>
+        </w:tc>
+      </w:tr>
+      <w:tr>
+        <w:trPr>
+          <w:cantSplit/>
+        </w:trPr>
+        <w:tc>
+          <w:tcPr>
+            <w:tcW w:w="2500" w:type="dxa"/>
+            <w:tcBorders>
+              <w:top w:val="single" w:sz="4" w:space="0" w:color="BFBFBF"/>
+              <w:left w:val="single" w:sz="4" w:space="0" w:color="BFBFBF"/>
+              <w:bottom w:val="single" w:sz="4" w:space="0" w:color="BFBFBF"/>
+              <w:right w:val="single" w:sz="4" w:space="0" w:color="BFBFBF"/>
+            </w:tcBorders>
+            <w:shd w:val="clear" w:color="auto" w:fill="F2F2F2"/>
+            <w:tcMar>
+              <w:top w:w="70" w:type="dxa"/>
+              <w:left w:w="110" w:type="dxa"/>
+              <w:bottom w:w="70" w:type="dxa"/>
+              <w:right w:w="110" w:type="dxa"/>
+            </w:tcMar>
+          </w:tcPr>
+          <w:p>
+            <w:r>
+              <w:rPr>
+                <w:b/>
+                <w:bCs/>
+              </w:rPr>
+              <w:t>Goal</w:t>
+            </w:r>
+          </w:p>
+        </w:tc>
+        <w:tc>
+          <w:tcPr>
+            <w:tcW w:w="6860" w:type="dxa"/>
+            <w:tcBorders>
+              <w:top w:val="single" w:sz="4" w:space="0" w:color="BFBFBF"/>
+              <w:left w:val="single" w:sz="4" w:space="0" w:color="BFBFBF"/>
+              <w:bottom w:val="single" w:sz="4" w:space="0" w:color="BFBFBF"/>
+              <w:right w:val="single" w:sz="4" w:space="0" w:color="BFBFBF"/>
+            </w:tcBorders>
+            <w:tcMar>
+              <w:top w:w="70" w:type="dxa"/>
+              <w:left w:w="110" w:type="dxa"/>
+              <w:bottom w:w="70" w:type="dxa"/>
+              <w:right w:w="110" w:type="dxa"/>
+            </w:tcMar>
+          </w:tcPr>
+          <w:p>
+            <w:r>
+              <w:t xml:space="preserve">Keep a story between sessions and pick it up again later.</w:t>
+            </w:r>
+          </w:p>
+        </w:tc>
+      </w:tr>
+      <w:tr>
+        <w:trPr>
+          <w:cantSplit/>
+        </w:trPr>
+        <w:tc>
+          <w:tcPr>
+            <w:tcW w:w="2500" w:type="dxa"/>
+            <w:tcBorders>
+              <w:top w:val="single" w:sz="4" w:space="0" w:color="BFBFBF"/>
+              <w:left w:val="single" w:sz="4" w:space="0" w:color="BFBFBF"/>
+              <w:bottom w:val="single" w:sz="4" w:space="0" w:color="BFBFBF"/>
+              <w:right w:val="single" w:sz="4" w:space="0" w:color="BFBFBF"/>
+            </w:tcBorders>
+            <w:shd w:val="clear" w:color="auto" w:fill="F2F2F2"/>
+            <w:tcMar>
+              <w:top w:w="70" w:type="dxa"/>
+              <w:left w:w="110" w:type="dxa"/>
+              <w:bottom w:w="70" w:type="dxa"/>
+              <w:right w:w="110" w:type="dxa"/>
+            </w:tcMar>
+          </w:tcPr>
+          <w:p>
+            <w:r>
+              <w:rPr>
+                <w:b/>
+                <w:bCs/>
+              </w:rPr>
+              <w:t>Preconditions</w:t>
+            </w:r>
+          </w:p>
+        </w:tc>
+        <w:tc>
+          <w:tcPr>
+            <w:tcW w:w="6860" w:type="dxa"/>
+            <w:tcBorders>
+              <w:top w:val="single" w:sz="4" w:space="0" w:color="BFBFBF"/>
+              <w:left w:val="single" w:sz="4" w:space="0" w:color="BFBFBF"/>
+              <w:bottom w:val="single" w:sz="4" w:space="0" w:color="BFBFBF"/>
+              <w:right w:val="single" w:sz="4" w:space="0" w:color="BFBFBF"/>
+            </w:tcBorders>
+            <w:tcMar>
+              <w:top w:w="70" w:type="dxa"/>
+              <w:left w:w="110" w:type="dxa"/>
+              <w:bottom w:w="70" w:type="dxa"/>
+              <w:right w:w="110" w:type="dxa"/>
+            </w:tcMar>
+          </w:tcPr>
+          <w:p>
+            <w:r>
+              <w:t xml:space="preserve">To save: a story is open.</w:t>
+            </w:r>
+          </w:p>
+          <w:p>
+            <w:r>
+              <w:t xml:space="preserve">To load: at least one saved story exists.</w:t>
+            </w:r>
+          </w:p>
+        </w:tc>
+      </w:tr>
+      <w:tr>
+        <w:trPr>
+          <w:cantSplit/>
+        </w:trPr>
+        <w:tc>
+          <w:tcPr>
+            <w:tcW w:w="2500" w:type="dxa"/>
+            <w:tcBorders>
+              <w:top w:val="single" w:sz="4" w:space="0" w:color="BFBFBF"/>
+              <w:left w:val="single" w:sz="4" w:space="0" w:color="BFBFBF"/>
+              <w:bottom w:val="single" w:sz="4" w:space="0" w:color="BFBFBF"/>
+              <w:right w:val="single" w:sz="4" w:space="0" w:color="BFBFBF"/>
+            </w:tcBorders>
+            <w:shd w:val="clear" w:color="auto" w:fill="F2F2F2"/>
+            <w:tcMar>
+              <w:top w:w="70" w:type="dxa"/>
+              <w:left w:w="110" w:type="dxa"/>
+              <w:bottom w:w="70" w:type="dxa"/>
+              <w:right w:w="110" w:type="dxa"/>
+            </w:tcMar>
+          </w:tcPr>
+          <w:p>
+            <w:r>
+              <w:rPr>
+                <w:b/>
+                <w:bCs/>
+              </w:rPr>
+              <w:t>Trigger</w:t>
+            </w:r>
+          </w:p>
+        </w:tc>
+        <w:tc>
+          <w:tcPr>
+            <w:tcW w:w="6860" w:type="dxa"/>
+            <w:tcBorders>
+              <w:top w:val="single" w:sz="4" w:space="0" w:color="BFBFBF"/>
+              <w:left w:val="single" w:sz="4" w:space="0" w:color="BFBFBF"/>
+              <w:bottom w:val="single" w:sz="4" w:space="0" w:color="BFBFBF"/>
+              <w:right w:val="single" w:sz="4" w:space="0" w:color="BFBFBF"/>
+            </w:tcBorders>
+            <w:tcMar>
+              <w:top w:w="70" w:type="dxa"/>
+              <w:left w:w="110" w:type="dxa"/>
+              <w:bottom w:w="70" w:type="dxa"/>
+              <w:right w:w="110" w:type="dxa"/>
+            </w:tcMar>
+          </w:tcPr>
+          <w:p>
+            <w:r>
+              <w:t xml:space="preserve">The user presses Save on the story screen, or clicks a story in the story list.</w:t>
+            </w:r>
+          </w:p>
+        </w:tc>
+      </w:tr>
+      <w:tr>
+        <w:trPr>
+          <w:cantSplit/>
+        </w:trPr>
+        <w:tc>
+          <w:tcPr>
+            <w:tcW w:w="2500" w:type="dxa"/>
+            <w:tcBorders>
+              <w:top w:val="single" w:sz="4" w:space="0" w:color="BFBFBF"/>
+              <w:left w:val="single" w:sz="4" w:space="0" w:color="BFBFBF"/>
+              <w:bottom w:val="single" w:sz="4" w:space="0" w:color="BFBFBF"/>
+              <w:right w:val="single" w:sz="4" w:space="0" w:color="BFBFBF"/>
+            </w:tcBorders>
+            <w:shd w:val="clear" w:color="auto" w:fill="F2F2F2"/>
+            <w:tcMar>
+              <w:top w:w="70" w:type="dxa"/>
+              <w:left w:w="110" w:type="dxa"/>
+              <w:bottom w:w="70" w:type="dxa"/>
+              <w:right w:w="110" w:type="dxa"/>
+            </w:tcMar>
+          </w:tcPr>
+          <w:p>
+            <w:r>
+              <w:rPr>
+                <w:b/>
+                <w:bCs/>
+              </w:rPr>
+              <w:t>Main Success Scenario</w:t>
+            </w:r>
+          </w:p>
+        </w:tc>
+        <w:tc>
+          <w:tcPr>
+            <w:tcW w:w="6860" w:type="dxa"/>
+            <w:tcBorders>
+              <w:top w:val="single" w:sz="4" w:space="0" w:color="BFBFBF"/>
+              <w:left w:val="single" w:sz="4" w:space="0" w:color="BFBFBF"/>
+              <w:bottom w:val="single" w:sz="4" w:space="0" w:color="BFBFBF"/>
+              <w:right w:val="single" w:sz="4" w:space="0" w:color="BFBFBF"/>
+            </w:tcBorders>
+            <w:tcMar>
+              <w:top w:w="70" w:type="dxa"/>
+              <w:left w:w="110" w:type="dxa"/>
+              <w:bottom w:w="70" w:type="dxa"/>
+              <w:right w:w="110" w:type="dxa"/>
+            </w:tcMar>
+          </w:tcPr>
+          <w:p>
+            <w:r>
+              <w:t xml:space="preserve">1. The user presses Save.</w:t>
+            </w:r>
+          </w:p>
+          <w:p>
+            <w:r>
+              <w:t xml:space="preserve">2. The application writes the whole story (scenario, lore, characters, pivotal events, turns, proposals and summary) to a file.</w:t>
+            </w:r>
+          </w:p>
+          <w:p>
+            <w:r>
+              <w:t xml:space="preserve">3. A confirmation is shown.</w:t>
+            </w:r>
+          </w:p>
+        </w:tc>
+      </w:tr>
+      <w:tr>
+        <w:trPr>
+          <w:cantSplit/>
+        </w:trPr>
+        <w:tc>
+          <w:tcPr>
+            <w:tcW w:w="2500" w:type="dxa"/>
+            <w:tcBorders>
+              <w:top w:val="single" w:sz="4" w:space="0" w:color="BFBFBF"/>
+              <w:left w:val="single" w:sz="4" w:space="0" w:color="BFBFBF"/>
+              <w:bottom w:val="single" w:sz="4" w:space="0" w:color="BFBFBF"/>
+              <w:right w:val="single" w:sz="4" w:space="0" w:color="BFBFBF"/>
+            </w:tcBorders>
+            <w:shd w:val="clear" w:color="auto" w:fill="F2F2F2"/>
+            <w:tcMar>
+              <w:top w:w="70" w:type="dxa"/>
+              <w:left w:w="110" w:type="dxa"/>
+              <w:bottom w:w="70" w:type="dxa"/>
+              <w:right w:w="110" w:type="dxa"/>
+            </w:tcMar>
+          </w:tcPr>
+          <w:p>
+            <w:r>
+              <w:rPr>
+                <w:b/>
+                <w:bCs/>
+              </w:rPr>
+              <w:t>Alternative / Exception Flows</w:t>
+            </w:r>
+          </w:p>
+        </w:tc>
+        <w:tc>
+          <w:tcPr>
+            <w:tcW w:w="6860" w:type="dxa"/>
+            <w:tcBorders>
+              <w:top w:val="single" w:sz="4" w:space="0" w:color="BFBFBF"/>
+              <w:left w:val="single" w:sz="4" w:space="0" w:color="BFBFBF"/>
+              <w:bottom w:val="single" w:sz="4" w:space="0" w:color="BFBFBF"/>
+              <w:right w:val="single" w:sz="4" w:space="0" w:color="BFBFBF"/>
+            </w:tcBorders>
+            <w:tcMar>
+              <w:top w:w="70" w:type="dxa"/>
+              <w:left w:w="110" w:type="dxa"/>
+              <w:bottom w:w="70" w:type="dxa"/>
+              <w:right w:w="110" w:type="dxa"/>
+            </w:tcMar>
+          </w:tcPr>
+          <w:p>
+            <w:r>
+              <w:t xml:space="preserve">1a. The user loads a story: the user clicks a saved story in the story list. The application reads its file and restores the story, the agent writes a recap from the summary and the recent turns (F09), and the story screen shows the recap and the story, ready to continue from the last turn.</w:t>
+            </w:r>
+          </w:p>
+          <w:p>
+            <w:r>
+              <w:t xml:space="preserve">1b. Another story is open with unsaved changes when loading: the user is asked to save it first.</w:t>
+            </w:r>
+          </w:p>
+          <w:p>
+            <w:r>
+              <w:t xml:space="preserve">1c. The file to load is missing or damaged: a message is shown and the user is returned to the story list.</w:t>
+            </w:r>
+          </w:p>
+          <w:p>
+            <w:r>
+              <w:t xml:space="preserve">1d. The recap fails: the story still loads, without a recap.</w:t>
+            </w:r>
+          </w:p>
+          <w:p>
+            <w:r>
+              <w:t xml:space="preserve">2a. The file cannot be written: a message is shown and the story stays open.</w:t>
+            </w:r>
+          </w:p>
+        </w:tc>
+      </w:tr>
+      <w:tr>
+        <w:trPr>
+          <w:cantSplit/>
+        </w:trPr>
+        <w:tc>
+          <w:tcPr>
+            <w:tcW w:w="2500" w:type="dxa"/>
+            <w:tcBorders>
+              <w:top w:val="single" w:sz="4" w:space="0" w:color="BFBFBF"/>
+              <w:left w:val="single" w:sz="4" w:space="0" w:color="BFBFBF"/>
+              <w:bottom w:val="single" w:sz="4" w:space="0" w:color="BFBFBF"/>
+              <w:right w:val="single" w:sz="4" w:space="0" w:color="BFBFBF"/>
+            </w:tcBorders>
+            <w:shd w:val="clear" w:color="auto" w:fill="F2F2F2"/>
+            <w:tcMar>
+              <w:top w:w="70" w:type="dxa"/>
+              <w:left w:w="110" w:type="dxa"/>
+              <w:bottom w:w="70" w:type="dxa"/>
+              <w:right w:w="110" w:type="dxa"/>
+            </w:tcMar>
+          </w:tcPr>
+          <w:p>
+            <w:r>
+              <w:rPr>
+                <w:b/>
+                <w:bCs/>
+              </w:rPr>
+              <w:t>Postconditions</w:t>
+            </w:r>
+          </w:p>
+        </w:tc>
+        <w:tc>
+          <w:tcPr>
+            <w:tcW w:w="6860" w:type="dxa"/>
+            <w:tcBorders>
+              <w:top w:val="single" w:sz="4" w:space="0" w:color="BFBFBF"/>
+              <w:left w:val="single" w:sz="4" w:space="0" w:color="BFBFBF"/>
+              <w:bottom w:val="single" w:sz="4" w:space="0" w:color="BFBFBF"/>
+              <w:right w:val="single" w:sz="4" w:space="0" w:color="BFBFBF"/>
+            </w:tcBorders>
+            <w:tcMar>
+              <w:top w:w="70" w:type="dxa"/>
+              <w:left w:w="110" w:type="dxa"/>
+              <w:bottom w:w="70" w:type="dxa"/>
+              <w:right w:w="110" w:type="dxa"/>
+            </w:tcMar>
+          </w:tcPr>
+          <w:p>
+            <w:r>
+              <w:t xml:space="preserve">After saving: a file holds the story as it was at that moment.</w:t>
+            </w:r>
+          </w:p>
+          <w:p>
+            <w:r>
+              <w:t xml:space="preserve">After loading: that story is the open story.</w:t>
+            </w:r>
+          </w:p>
+          <w:p>
+            <w:r>
+              <w:t xml:space="preserve">Undo history is not kept across a save and load.</w:t>
+            </w:r>
+          </w:p>
+        </w:tc>
+      </w:tr>
+      <w:tr>
+        <w:trPr>
+          <w:cantSplit/>
+        </w:trPr>
+        <w:tc>
+          <w:tcPr>
+            <w:tcW w:w="2500" w:type="dxa"/>
+            <w:tcBorders>
+              <w:top w:val="single" w:sz="4" w:space="0" w:color="BFBFBF"/>
+              <w:left w:val="single" w:sz="4" w:space="0" w:color="BFBFBF"/>
+              <w:bottom w:val="single" w:sz="4" w:space="0" w:color="BFBFBF"/>
+              <w:right w:val="single" w:sz="4" w:space="0" w:color="BFBFBF"/>
+            </w:tcBorders>
+            <w:shd w:val="clear" w:color="auto" w:fill="F2F2F2"/>
+            <w:tcMar>
+              <w:top w:w="70" w:type="dxa"/>
+              <w:left w:w="110" w:type="dxa"/>
+              <w:bottom w:w="70" w:type="dxa"/>
+              <w:right w:w="110" w:type="dxa"/>
+            </w:tcMar>
+          </w:tcPr>
+          <w:p>
+            <w:r>
+              <w:rPr>
+                <w:b/>
+                <w:bCs/>
+              </w:rPr>
+              <w:t>Related Feature(s)</w:t>
+            </w:r>
+          </w:p>
+        </w:tc>
+        <w:tc>
+          <w:tcPr>
+            <w:tcW w:w="6860" w:type="dxa"/>
+            <w:tcBorders>
+              <w:top w:val="single" w:sz="4" w:space="0" w:color="BFBFBF"/>
+              <w:left w:val="single" w:sz="4" w:space="0" w:color="BFBFBF"/>
+              <w:bottom w:val="single" w:sz="4" w:space="0" w:color="BFBFBF"/>
+              <w:right w:val="single" w:sz="4" w:space="0" w:color="BFBFBF"/>
+            </w:tcBorders>
+            <w:tcMar>
+              <w:top w:w="70" w:type="dxa"/>
+              <w:left w:w="110" w:type="dxa"/>
+              <w:bottom w:w="70" w:type="dxa"/>
+              <w:right w:w="110" w:type="dxa"/>
+            </w:tcMar>
+          </w:tcPr>
+          <w:p>
+            <w:r>
+              <w:t xml:space="preserve">F11: Save and Load Session</w:t>
+            </w:r>
+          </w:p>
+          <w:p>
+            <w:r>
+              <w:t xml:space="preserve">F09: Story Memory Summarization</w:t>
+            </w:r>
+          </w:p>
+        </w:tc>
+      </w:tr>
+    </w:tbl>
+    <w:p>
+      <w:pPr>
+        <w:spacing w:after="120"/>
+      </w:pPr>
+    </w:p>
+    <w:p>
+      <w:pPr>
+        <w:pStyle w:val="Heading2"/>
+        <w:keepNext/>
+      </w:pPr>
+      <w:r>
+        <w:t>6.8 UC08: End the story</w:t>
+      </w:r>
+    </w:p>
+    <w:tbl>
+      <w:tblPr>
+        <w:tblW w:w="9360" w:type="dxa"/>
+        <w:tblBorders>
+          <w:top w:val="single" w:sz="4" w:space="0" w:color="auto"/>
+          <w:left w:val="single" w:sz="4" w:space="0" w:color="auto"/>
+          <w:bottom w:val="single" w:sz="4" w:space="0" w:color="auto"/>
+          <w:right w:val="single" w:sz="4" w:space="0" w:color="auto"/>
+          <w:insideH w:val="single" w:sz="4" w:space="0" w:color="auto"/>
+          <w:insideV w:val="single" w:sz="4" w:space="0" w:color="auto"/>
+        </w:tblBorders>
+        <w:tblCellMar>
+          <w:left w:w="10" w:type="dxa"/>
+          <w:right w:w="10" w:type="dxa"/>
+        </w:tblCellMar>
+        <w:tblLook w:val="0000" w:firstRow="0" w:lastRow="0" w:firstColumn="0" w:lastColumn="0" w:noHBand="0" w:noVBand="0"/>
+      </w:tblPr>
+      <w:tblGrid>
+        <w:gridCol w:w="2500"/>
+        <w:gridCol w:w="6860"/>
+      </w:tblGrid>
+      <w:tr>
+        <w:trPr>
+          <w:cantSplit/>
+        </w:trPr>
+        <w:tc>
+          <w:tcPr>
+            <w:tcW w:w="2500" w:type="dxa"/>
+            <w:tcBorders>
+              <w:top w:val="single" w:sz="4" w:space="0" w:color="BFBFBF"/>
+              <w:left w:val="single" w:sz="4" w:space="0" w:color="BFBFBF"/>
+              <w:bottom w:val="single" w:sz="4" w:space="0" w:color="BFBFBF"/>
+              <w:right w:val="single" w:sz="4" w:space="0" w:color="BFBFBF"/>
+            </w:tcBorders>
+            <w:shd w:val="clear" w:color="auto" w:fill="F2F2F2"/>
+            <w:tcMar>
+              <w:top w:w="70" w:type="dxa"/>
+              <w:left w:w="110" w:type="dxa"/>
+              <w:bottom w:w="70" w:type="dxa"/>
+              <w:right w:w="110" w:type="dxa"/>
+            </w:tcMar>
+          </w:tcPr>
+          <w:p>
+            <w:r>
+              <w:rPr>
+                <w:b/>
+                <w:bCs/>
+              </w:rPr>
+              <w:t>Use Case ID</w:t>
+            </w:r>
+          </w:p>
+        </w:tc>
+        <w:tc>
+          <w:tcPr>
+            <w:tcW w:w="6860" w:type="dxa"/>
+            <w:tcBorders>
+              <w:top w:val="single" w:sz="4" w:space="0" w:color="BFBFBF"/>
+              <w:left w:val="single" w:sz="4" w:space="0" w:color="BFBFBF"/>
+              <w:bottom w:val="single" w:sz="4" w:space="0" w:color="BFBFBF"/>
+              <w:right w:val="single" w:sz="4" w:space="0" w:color="BFBFBF"/>
+            </w:tcBorders>
+            <w:tcMar>
+              <w:top w:w="70" w:type="dxa"/>
+              <w:left w:w="110" w:type="dxa"/>
+              <w:bottom w:w="70" w:type="dxa"/>
+              <w:right w:w="110" w:type="dxa"/>
+            </w:tcMar>
+          </w:tcPr>
+          <w:p>
+            <w:r>
+              <w:t>UC08</w:t>
+            </w:r>
+          </w:p>
+        </w:tc>
+      </w:tr>
+      <w:tr>
+        <w:trPr>
+          <w:cantSplit/>
+        </w:trPr>
+        <w:tc>
+          <w:tcPr>
+            <w:tcW w:w="2500" w:type="dxa"/>
+            <w:tcBorders>
+              <w:top w:val="single" w:sz="4" w:space="0" w:color="BFBFBF"/>
+              <w:left w:val="single" w:sz="4" w:space="0" w:color="BFBFBF"/>
+              <w:bottom w:val="single" w:sz="4" w:space="0" w:color="BFBFBF"/>
+              <w:right w:val="single" w:sz="4" w:space="0" w:color="BFBFBF"/>
+            </w:tcBorders>
+            <w:shd w:val="clear" w:color="auto" w:fill="F2F2F2"/>
+            <w:tcMar>
+              <w:top w:w="70" w:type="dxa"/>
+              <w:left w:w="110" w:type="dxa"/>
+              <w:bottom w:w="70" w:type="dxa"/>
+              <w:right w:w="110" w:type="dxa"/>
+            </w:tcMar>
+          </w:tcPr>
+          <w:p>
+            <w:r>
+              <w:rPr>
+                <w:b/>
+                <w:bCs/>
+              </w:rPr>
+              <w:lastRenderedPageBreak/>
+              <w:t>Use Case Name</w:t>
+            </w:r>
+          </w:p>
+        </w:tc>
+        <w:tc>
+          <w:tcPr>
+            <w:tcW w:w="6860" w:type="dxa"/>
+            <w:tcBorders>
+              <w:top w:val="single" w:sz="4" w:space="0" w:color="BFBFBF"/>
+              <w:left w:val="single" w:sz="4" w:space="0" w:color="BFBFBF"/>
+              <w:bottom w:val="single" w:sz="4" w:space="0" w:color="BFBFBF"/>
+              <w:right w:val="single" w:sz="4" w:space="0" w:color="BFBFBF"/>
+            </w:tcBorders>
+            <w:tcMar>
+              <w:top w:w="70" w:type="dxa"/>
+              <w:left w:w="110" w:type="dxa"/>
+              <w:bottom w:w="70" w:type="dxa"/>
+              <w:right w:w="110" w:type="dxa"/>
+            </w:tcMar>
+          </w:tcPr>
+          <w:p>
+            <w:r>
+              <w:t xml:space="preserve">End the story</w:t>
+            </w:r>
+          </w:p>
+        </w:tc>
+      </w:tr>
+      <w:tr>
+        <w:trPr>
+          <w:cantSplit/>
+        </w:trPr>
+        <w:tc>
+          <w:tcPr>
+            <w:tcW w:w="2500" w:type="dxa"/>
+            <w:tcBorders>
+              <w:top w:val="single" w:sz="4" w:space="0" w:color="BFBFBF"/>
+              <w:left w:val="single" w:sz="4" w:space="0" w:color="BFBFBF"/>
+              <w:bottom w:val="single" w:sz="4" w:space="0" w:color="BFBFBF"/>
+              <w:right w:val="single" w:sz="4" w:space="0" w:color="BFBFBF"/>
+            </w:tcBorders>
+            <w:shd w:val="clear" w:color="auto" w:fill="F2F2F2"/>
+            <w:tcMar>
+              <w:top w:w="70" w:type="dxa"/>
+              <w:left w:w="110" w:type="dxa"/>
+              <w:bottom w:w="70" w:type="dxa"/>
+              <w:right w:w="110" w:type="dxa"/>
+            </w:tcMar>
+          </w:tcPr>
+          <w:p>
+            <w:r>
+              <w:rPr>
+                <w:b/>
+                <w:bCs/>
+              </w:rPr>
+              <w:t>Actor(s)</w:t>
+            </w:r>
+          </w:p>
+        </w:tc>
+        <w:tc>
+          <w:tcPr>
+            <w:tcW w:w="6860" w:type="dxa"/>
+            <w:tcBorders>
+              <w:top w:val="single" w:sz="4" w:space="0" w:color="BFBFBF"/>
+              <w:left w:val="single" w:sz="4" w:space="0" w:color="BFBFBF"/>
+              <w:bottom w:val="single" w:sz="4" w:space="0" w:color="BFBFBF"/>
+              <w:right w:val="single" w:sz="4" w:space="0" w:color="BFBFBF"/>
+            </w:tcBorders>
+            <w:tcMar>
+              <w:top w:w="70" w:type="dxa"/>
+              <w:left w:w="110" w:type="dxa"/>
+              <w:bottom w:w="70" w:type="dxa"/>
+              <w:right w:w="110" w:type="dxa"/>
+            </w:tcMar>
+          </w:tcPr>
+          <w:p>
+            <w:r>
+              <w:t xml:space="preserve">User (primary), Claude (AI service)</w:t>
+            </w:r>
+          </w:p>
+        </w:tc>
+      </w:tr>
+      <w:tr>
+        <w:trPr>
+          <w:cantSplit/>
+        </w:trPr>
+        <w:tc>
+          <w:tcPr>
+            <w:tcW w:w="2500" w:type="dxa"/>
+            <w:tcBorders>
+              <w:top w:val="single" w:sz="4" w:space="0" w:color="BFBFBF"/>
+              <w:left w:val="single" w:sz="4" w:space="0" w:color="BFBFBF"/>
+              <w:bottom w:val="single" w:sz="4" w:space="0" w:color="BFBFBF"/>
+              <w:right w:val="single" w:sz="4" w:space="0" w:color="BFBFBF"/>
+            </w:tcBorders>
+            <w:shd w:val="clear" w:color="auto" w:fill="F2F2F2"/>
+            <w:tcMar>
+              <w:top w:w="70" w:type="dxa"/>
+              <w:left w:w="110" w:type="dxa"/>
+              <w:bottom w:w="70" w:type="dxa"/>
+              <w:right w:w="110" w:type="dxa"/>
+            </w:tcMar>
+          </w:tcPr>
+          <w:p>
+            <w:r>
+              <w:rPr>
+                <w:b/>
+                <w:bCs/>
+              </w:rPr>
+              <w:t>Goal</w:t>
+            </w:r>
+          </w:p>
+        </w:tc>
+        <w:tc>
+          <w:tcPr>
+            <w:tcW w:w="6860" w:type="dxa"/>
+            <w:tcBorders>
+              <w:top w:val="single" w:sz="4" w:space="0" w:color="BFBFBF"/>
+              <w:left w:val="single" w:sz="4" w:space="0" w:color="BFBFBF"/>
+              <w:bottom w:val="single" w:sz="4" w:space="0" w:color="BFBFBF"/>
+              <w:right w:val="single" w:sz="4" w:space="0" w:color="BFBFBF"/>
+            </w:tcBorders>
+            <w:tcMar>
+              <w:top w:w="70" w:type="dxa"/>
+              <w:left w:w="110" w:type="dxa"/>
+              <w:bottom w:w="70" w:type="dxa"/>
+              <w:right w:w="110" w:type="dxa"/>
+            </w:tcMar>
+          </w:tcPr>
+          <w:p>
+            <w:r>
+              <w:t xml:space="preserve">Bring the story to a close with an ending that fits what has happened.</w:t>
+            </w:r>
+          </w:p>
+        </w:tc>
+      </w:tr>
+      <w:tr>
+        <w:trPr>
+          <w:cantSplit/>
+        </w:trPr>
+        <w:tc>
+          <w:tcPr>
+            <w:tcW w:w="2500" w:type="dxa"/>
+            <w:tcBorders>
+              <w:top w:val="single" w:sz="4" w:space="0" w:color="BFBFBF"/>
+              <w:left w:val="single" w:sz="4" w:space="0" w:color="BFBFBF"/>
+              <w:bottom w:val="single" w:sz="4" w:space="0" w:color="BFBFBF"/>
+              <w:right w:val="single" w:sz="4" w:space="0" w:color="BFBFBF"/>
+            </w:tcBorders>
+            <w:shd w:val="clear" w:color="auto" w:fill="F2F2F2"/>
+            <w:tcMar>
+              <w:top w:w="70" w:type="dxa"/>
+              <w:left w:w="110" w:type="dxa"/>
+              <w:bottom w:w="70" w:type="dxa"/>
+              <w:right w:w="110" w:type="dxa"/>
+            </w:tcMar>
+          </w:tcPr>
+          <w:p>
+            <w:r>
+              <w:rPr>
+                <w:b/>
+                <w:bCs/>
+              </w:rPr>
+              <w:t>Preconditions</w:t>
+            </w:r>
+          </w:p>
+        </w:tc>
+        <w:tc>
+          <w:tcPr>
+            <w:tcW w:w="6860" w:type="dxa"/>
+            <w:tcBorders>
+              <w:top w:val="single" w:sz="4" w:space="0" w:color="BFBFBF"/>
+              <w:left w:val="single" w:sz="4" w:space="0" w:color="BFBFBF"/>
+              <w:bottom w:val="single" w:sz="4" w:space="0" w:color="BFBFBF"/>
+              <w:right w:val="single" w:sz="4" w:space="0" w:color="BFBFBF"/>
+            </w:tcBorders>
+            <w:tcMar>
+              <w:top w:w="70" w:type="dxa"/>
+              <w:left w:w="110" w:type="dxa"/>
+              <w:bottom w:w="70" w:type="dxa"/>
+              <w:right w:w="110" w:type="dxa"/>
+            </w:tcMar>
+          </w:tcPr>
+          <w:p>
+            <w:r>
+              <w:t xml:space="preserve">A story is open.</w:t>
+            </w:r>
+          </w:p>
+        </w:tc>
+      </w:tr>
+      <w:tr>
+        <w:trPr>
+          <w:cantSplit/>
+        </w:trPr>
+        <w:tc>
+          <w:tcPr>
+            <w:tcW w:w="2500" w:type="dxa"/>
+            <w:tcBorders>
+              <w:top w:val="single" w:sz="4" w:space="0" w:color="BFBFBF"/>
+              <w:left w:val="single" w:sz="4" w:space="0" w:color="BFBFBF"/>
+              <w:bottom w:val="single" w:sz="4" w:space="0" w:color="BFBFBF"/>
+              <w:right w:val="single" w:sz="4" w:space="0" w:color="BFBFBF"/>
+            </w:tcBorders>
+            <w:shd w:val="clear" w:color="auto" w:fill="F2F2F2"/>
+            <w:tcMar>
+              <w:top w:w="70" w:type="dxa"/>
+              <w:left w:w="110" w:type="dxa"/>
+              <w:bottom w:w="70" w:type="dxa"/>
+              <w:right w:w="110" w:type="dxa"/>
+            </w:tcMar>
+          </w:tcPr>
+          <w:p>
+            <w:r>
+              <w:rPr>
+                <w:b/>
+                <w:bCs/>
+              </w:rPr>
+              <w:t>Trigger</w:t>
+            </w:r>
+          </w:p>
+        </w:tc>
+        <w:tc>
+          <w:tcPr>
+            <w:tcW w:w="6860" w:type="dxa"/>
+            <w:tcBorders>
+              <w:top w:val="single" w:sz="4" w:space="0" w:color="BFBFBF"/>
+              <w:left w:val="single" w:sz="4" w:space="0" w:color="BFBFBF"/>
+              <w:bottom w:val="single" w:sz="4" w:space="0" w:color="BFBFBF"/>
+              <w:right w:val="single" w:sz="4" w:space="0" w:color="BFBFBF"/>
+            </w:tcBorders>
+            <w:tcMar>
+              <w:top w:w="70" w:type="dxa"/>
+              <w:left w:w="110" w:type="dxa"/>
+              <w:bottom w:w="70" w:type="dxa"/>
+              <w:right w:w="110" w:type="dxa"/>
+            </w:tcMar>
+          </w:tcPr>
+          <w:p>
+            <w:r>
+              <w:t xml:space="preserve">The user presses End Story, or accepts the agent’s suggestion to end.</w:t>
+            </w:r>
+          </w:p>
+        </w:tc>
+      </w:tr>
+      <w:tr>
+        <w:trPr>
+          <w:cantSplit/>
+        </w:trPr>
+        <w:tc>
+          <w:tcPr>
+            <w:tcW w:w="2500" w:type="dxa"/>
+            <w:tcBorders>
+              <w:top w:val="single" w:sz="4" w:space="0" w:color="BFBFBF"/>
+              <w:left w:val="single" w:sz="4" w:space="0" w:color="BFBFBF"/>
+              <w:bottom w:val="single" w:sz="4" w:space="0" w:color="BFBFBF"/>
+              <w:right w:val="single" w:sz="4" w:space="0" w:color="BFBFBF"/>
+            </w:tcBorders>
+            <w:shd w:val="clear" w:color="auto" w:fill="F2F2F2"/>
+            <w:tcMar>
+              <w:top w:w="70" w:type="dxa"/>
+              <w:left w:w="110" w:type="dxa"/>
+              <w:bottom w:w="70" w:type="dxa"/>
+              <w:right w:w="110" w:type="dxa"/>
+            </w:tcMar>
+          </w:tcPr>
+          <w:p>
+            <w:r>
+              <w:rPr>
+                <w:b/>
+                <w:bCs/>
+              </w:rPr>
+              <w:t>Main Success Scenario</w:t>
+            </w:r>
+          </w:p>
+        </w:tc>
+        <w:tc>
+          <w:tcPr>
+            <w:tcW w:w="6860" w:type="dxa"/>
+            <w:tcBorders>
+              <w:top w:val="single" w:sz="4" w:space="0" w:color="BFBFBF"/>
+              <w:left w:val="single" w:sz="4" w:space="0" w:color="BFBFBF"/>
+              <w:bottom w:val="single" w:sz="4" w:space="0" w:color="BFBFBF"/>
+              <w:right w:val="single" w:sz="4" w:space="0" w:color="BFBFBF"/>
+            </w:tcBorders>
+            <w:tcMar>
+              <w:top w:w="70" w:type="dxa"/>
+              <w:left w:w="110" w:type="dxa"/>
+              <w:bottom w:w="70" w:type="dxa"/>
+              <w:right w:w="110" w:type="dxa"/>
+            </w:tcMar>
+          </w:tcPr>
+          <w:p>
+            <w:r>
+              <w:t xml:space="preserve">1. The user presses End Story.</w:t>
+            </w:r>
+          </w:p>
+          <w:p>
+            <w:r>
+              <w:t xml:space="preserve">2. The agent writes an ending from the pivotal events, the lore and the story so far.</w:t>
+            </w:r>
+          </w:p>
+          <w:p>
+            <w:r>
+              <w:t xml:space="preserve">3. The story screen shows the ending at the end of the story.</w:t>
+            </w:r>
+          </w:p>
+        </w:tc>
+      </w:tr>
+      <w:tr>
+        <w:trPr>
+          <w:cantSplit/>
+        </w:trPr>
+        <w:tc>
+          <w:tcPr>
+            <w:tcW w:w="2500" w:type="dxa"/>
+            <w:tcBorders>
+              <w:top w:val="single" w:sz="4" w:space="0" w:color="BFBFBF"/>
+              <w:left w:val="single" w:sz="4" w:space="0" w:color="BFBFBF"/>
+              <w:bottom w:val="single" w:sz="4" w:space="0" w:color="BFBFBF"/>
+              <w:right w:val="single" w:sz="4" w:space="0" w:color="BFBFBF"/>
+            </w:tcBorders>
+            <w:shd w:val="clear" w:color="auto" w:fill="F2F2F2"/>
+            <w:tcMar>
+              <w:top w:w="70" w:type="dxa"/>
+              <w:left w:w="110" w:type="dxa"/>
+              <w:bottom w:w="70" w:type="dxa"/>
+              <w:right w:w="110" w:type="dxa"/>
+            </w:tcMar>
+          </w:tcPr>
+          <w:p>
+            <w:r>
+              <w:rPr>
+                <w:b/>
+                <w:bCs/>
+              </w:rPr>
+              <w:t>Alternative / Exception Flows</w:t>
+            </w:r>
+          </w:p>
+        </w:tc>
+        <w:tc>
+          <w:tcPr>
+            <w:tcW w:w="6860" w:type="dxa"/>
+            <w:tcBorders>
+              <w:top w:val="single" w:sz="4" w:space="0" w:color="BFBFBF"/>
+              <w:left w:val="single" w:sz="4" w:space="0" w:color="BFBFBF"/>
+              <w:bottom w:val="single" w:sz="4" w:space="0" w:color="BFBFBF"/>
+              <w:right w:val="single" w:sz="4" w:space="0" w:color="BFBFBF"/>
+            </w:tcBorders>
+            <w:tcMar>
+              <w:top w:w="70" w:type="dxa"/>
+              <w:left w:w="110" w:type="dxa"/>
+              <w:bottom w:w="70" w:type="dxa"/>
+              <w:right w:w="110" w:type="dxa"/>
+            </w:tcMar>
+          </w:tcPr>
+          <w:p>
+            <w:r>
+              <w:t xml:space="preserve">1a. The agent suggests ending, because all pivotal events have been reached: the user accepts and the flow continues at step 2, or dismisses the suggestion and the story continues.</w:t>
+            </w:r>
+          </w:p>
+          <w:p>
+            <w:r>
+              <w:t xml:space="preserve">1b. Pivotal events are still pending: the user is asked to confirm, and on confirmation the agent writes an ending from the current point.</w:t>
+            </w:r>
+          </w:p>
+          <w:p>
+            <w:r>
+              <w:t xml:space="preserve">2a. Claude declines, or the call fails: a message is shown, the story is unchanged, and the user can try again.</w:t>
+            </w:r>
+          </w:p>
+        </w:tc>
+      </w:tr>
+      <w:tr>
+        <w:trPr>
+          <w:cantSplit/>
+        </w:trPr>
+        <w:tc>
+          <w:tcPr>
+            <w:tcW w:w="2500" w:type="dxa"/>
+            <w:tcBorders>
+              <w:top w:val="single" w:sz="4" w:space="0" w:color="BFBFBF"/>
+              <w:left w:val="single" w:sz="4" w:space="0" w:color="BFBFBF"/>
+              <w:bottom w:val="single" w:sz="4" w:space="0" w:color="BFBFBF"/>
+              <w:right w:val="single" w:sz="4" w:space="0" w:color="BFBFBF"/>
+            </w:tcBorders>
+            <w:shd w:val="clear" w:color="auto" w:fill="F2F2F2"/>
+            <w:tcMar>
+              <w:top w:w="70" w:type="dxa"/>
+              <w:left w:w="110" w:type="dxa"/>
+              <w:bottom w:w="70" w:type="dxa"/>
+              <w:right w:w="110" w:type="dxa"/>
+            </w:tcMar>
+          </w:tcPr>
+          <w:p>
+            <w:r>
+              <w:rPr>
+                <w:b/>
+                <w:bCs/>
+              </w:rPr>
+              <w:t>Postconditions</w:t>
+            </w:r>
+          </w:p>
+        </w:tc>
+        <w:tc>
+          <w:tcPr>
+            <w:tcW w:w="6860" w:type="dxa"/>
+            <w:tcBorders>
+              <w:top w:val="single" w:sz="4" w:space="0" w:color="BFBFBF"/>
+              <w:left w:val="single" w:sz="4" w:space="0" w:color="BFBFBF"/>
+              <w:bottom w:val="single" w:sz="4" w:space="0" w:color="BFBFBF"/>
+              <w:right w:val="single" w:sz="4" w:space="0" w:color="BFBFBF"/>
+            </w:tcBorders>
+            <w:tcMar>
+              <w:top w:w="70" w:type="dxa"/>
+              <w:left w:w="110" w:type="dxa"/>
+              <w:bottom w:w="70" w:type="dxa"/>
+              <w:right w:w="110" w:type="dxa"/>
+            </w:tcMar>
+          </w:tcPr>
+          <w:p>
+            <w:r>
+              <w:t xml:space="preserve">The story has a closing passage.</w:t>
+            </w:r>
+          </w:p>
+        </w:tc>
+      </w:tr>
+      <w:tr>
+        <w:trPr>
+          <w:cantSplit/>
+        </w:trPr>
+        <w:tc>
+          <w:tcPr>
+            <w:tcW w:w="2500" w:type="dxa"/>
+            <w:tcBorders>
+              <w:top w:val="single" w:sz="4" w:space="0" w:color="BFBFBF"/>
+              <w:left w:val="single" w:sz="4" w:space="0" w:color="BFBFBF"/>
+              <w:bottom w:val="single" w:sz="4" w:space="0" w:color="BFBFBF"/>
+              <w:right w:val="single" w:sz="4" w:space="0" w:color="BFBFBF"/>
+            </w:tcBorders>
+            <w:shd w:val="clear" w:color="auto" w:fill="F2F2F2"/>
+            <w:tcMar>
+              <w:top w:w="70" w:type="dxa"/>
+              <w:left w:w="110" w:type="dxa"/>
+              <w:bottom w:w="70" w:type="dxa"/>
+              <w:right w:w="110" w:type="dxa"/>
+            </w:tcMar>
+          </w:tcPr>
+          <w:p>
+            <w:r>
+              <w:rPr>
+                <w:b/>
+                <w:bCs/>
+              </w:rPr>
+              <w:t>Related Feature(s)</w:t>
+            </w:r>
+          </w:p>
+        </w:tc>
+        <w:tc>
+          <w:tcPr>
+            <w:tcW w:w="6860" w:type="dxa"/>
+            <w:tcBorders>
+              <w:top w:val="single" w:sz="4" w:space="0" w:color="BFBFBF"/>
+              <w:left w:val="single" w:sz="4" w:space="0" w:color="BFBFBF"/>
+              <w:bottom w:val="single" w:sz="4" w:space="0" w:color="BFBFBF"/>
+              <w:right w:val="single" w:sz="4" w:space="0" w:color="BFBFBF"/>
+            </w:tcBorders>
+            <w:tcMar>
+              <w:top w:w="70" w:type="dxa"/>
+              <w:left w:w="110" w:type="dxa"/>
+              <w:bottom w:w="70" w:type="dxa"/>
+              <w:right w:w="110" w:type="dxa"/>
+            </w:tcMar>
+          </w:tcPr>
+          <w:p>
+            <w:r>
+              <w:t xml:space="preserve">F12: Ending Generation</w:t>
             </w:r>
           </w:p>
         </w:tc>
@@ -17164,12 +20193,7 @@
           </w:tcPr>
           <w:p>
             <w:r>
-              <w:rPr>
-                <w:i/>
-                <w:iCs/>
-                <w:color w:val="7A7A7A"/>
-              </w:rPr>
-              <w:t>[TODO: UC##]</w:t>
+              <w:t xml:space="preserve">UC01 Create a story</w:t>
             </w:r>
           </w:p>
         </w:tc>
@@ -17382,12 +20406,7 @@
           </w:tcPr>
           <w:p>
             <w:r>
-              <w:rPr>
-                <w:i/>
-                <w:iCs/>
-                <w:color w:val="7A7A7A"/>
-              </w:rPr>
-              <w:t>[TODO: UC##]</w:t>
+              <w:t xml:space="preserve">UC02 Manage lore</w:t>
             </w:r>
           </w:p>
         </w:tc>
@@ -17600,12 +20619,7 @@
           </w:tcPr>
           <w:p>
             <w:r>
-              <w:rPr>
-                <w:i/>
-                <w:iCs/>
-                <w:color w:val="7A7A7A"/>
-              </w:rPr>
-              <w:t>[TODO: UC##]</w:t>
+              <w:t xml:space="preserve">UC03 Manage characters</w:t>
             </w:r>
           </w:p>
         </w:tc>
@@ -17818,12 +20832,7 @@
           </w:tcPr>
           <w:p>
             <w:r>
-              <w:rPr>
-                <w:i/>
-                <w:iCs/>
-                <w:color w:val="7A7A7A"/>
-              </w:rPr>
-              <w:t>[TODO: UC##]</w:t>
+              <w:t xml:space="preserve">UC04 Take a story turn</w:t>
             </w:r>
           </w:p>
         </w:tc>
@@ -18036,12 +21045,7 @@
           </w:tcPr>
           <w:p>
             <w:r>
-              <w:rPr>
-                <w:i/>
-                <w:iCs/>
-                <w:color w:val="7A7A7A"/>
-              </w:rPr>
-              <w:t>[TODO: UC##]</w:t>
+              <w:t xml:space="preserve">UC01 Create a story</w:t>
             </w:r>
           </w:p>
         </w:tc>
@@ -18254,12 +21258,7 @@
           </w:tcPr>
           <w:p>
             <w:r>
-              <w:rPr>
-                <w:i/>
-                <w:iCs/>
-                <w:color w:val="7A7A7A"/>
-              </w:rPr>
-              <w:t>[TODO: UC##]</w:t>
+              <w:t xml:space="preserve">UC04 Take a story turn</w:t>
             </w:r>
           </w:p>
         </w:tc>
@@ -18472,12 +21471,7 @@
           </w:tcPr>
           <w:p>
             <w:r>
-              <w:rPr>
-                <w:i/>
-                <w:iCs/>
-                <w:color w:val="7A7A7A"/>
-              </w:rPr>
-              <w:t>[TODO: UC##]</w:t>
+              <w:t xml:space="preserve">UC05 Review lore proposals</w:t>
             </w:r>
           </w:p>
         </w:tc>
@@ -18690,12 +21684,7 @@
           </w:tcPr>
           <w:p>
             <w:r>
-              <w:rPr>
-                <w:i/>
-                <w:iCs/>
-                <w:color w:val="7A7A7A"/>
-              </w:rPr>
-              <w:t>[TODO: UC##]</w:t>
+              <w:t xml:space="preserve">UC04 Take a story turn</w:t>
             </w:r>
           </w:p>
         </w:tc>
@@ -18908,12 +21897,12 @@
           </w:tcPr>
           <w:p>
             <w:r>
-              <w:rPr>
-                <w:i/>
-                <w:iCs/>
-                <w:color w:val="7A7A7A"/>
-              </w:rPr>
-              <w:t>[TODO: UC##]</w:t>
+              <w:t xml:space="preserve">UC04 Take a story turn</w:t>
+            </w:r>
+          </w:p>
+          <w:p>
+            <w:r>
+              <w:t xml:space="preserve">UC07 Save and load a story</w:t>
             </w:r>
           </w:p>
         </w:tc>
@@ -19126,12 +22115,7 @@
           </w:tcPr>
           <w:p>
             <w:r>
-              <w:rPr>
-                <w:i/>
-                <w:iCs/>
-                <w:color w:val="7A7A7A"/>
-              </w:rPr>
-              <w:t>[TODO: UC##]</w:t>
+              <w:t xml:space="preserve">UC06 Undo, retry or edit a turn</w:t>
             </w:r>
           </w:p>
         </w:tc>
@@ -19344,12 +22328,7 @@
           </w:tcPr>
           <w:p>
             <w:r>
-              <w:rPr>
-                <w:i/>
-                <w:iCs/>
-                <w:color w:val="7A7A7A"/>
-              </w:rPr>
-              <w:t>[TODO: UC##]</w:t>
+              <w:t xml:space="preserve">UC07 Save and load a story</w:t>
             </w:r>
           </w:p>
         </w:tc>
@@ -19563,12 +22542,7 @@
           </w:tcPr>
           <w:p>
             <w:r>
-              <w:rPr>
-                <w:i/>
-                <w:iCs/>
-                <w:color w:val="7A7A7A"/>
-              </w:rPr>
-              <w:t>[TODO: UC##]</w:t>
+              <w:t xml:space="preserve">UC08 End the story</w:t>
             </w:r>
           </w:p>
         </w:tc>
